--- a/Report Draft/Appendix-C-Methodology-Tables.docx
+++ b/Report Draft/Appendix-C-Methodology-Tables.docx
@@ -2145,7 +2145,7 @@
                 <w:sz w:val="18"/>
                 <w:szCs w:val="18"/>
               </w:rPr>
-              <w:t xml:space="preserve">Log RV lags and the daily return, over the lookback window</w:t>
+              <w:t xml:space="preserve">Log RV lags and the open-to-close return, over the lookback window</w:t>
             </w:r>
           </w:p>
         </w:tc>
@@ -2421,7 +2421,7 @@
                 <w:sz w:val="18"/>
                 <w:szCs w:val="18"/>
               </w:rPr>
-              <w:t xml:space="preserve">The control's inputs plus an implied-volatility index</w:t>
+              <w:t xml:space="preserve">The control's inputs plus an implied-volatility index, in logs</w:t>
             </w:r>
           </w:p>
         </w:tc>

--- a/Report Draft/Appendix-C-Methodology-Tables.docx
+++ b/Report Draft/Appendix-C-Methodology-Tables.docx
@@ -3569,7 +3569,7 @@
         <w:pStyle w:val="Caption"/>
       </w:pPr>
       <w:r>
-        <w:t>Table C.3  Hyperparameters: meaning, candidates, selection and expected effect. Selected values are reported in Chapter 4, being outcomes of the procedure.</w:t>
+        <w:t xml:space="preserve">Table C.3  Hyperparameters: meaning, candidates, selection and expected effect. Selected values are reported in Chapter 4, being outcomes of the procedure. The three swept quantities give eighteen configurations; their ranges bracket what they control — the lookback grid spans HAR-RV's twenty-two-day reach, the width grid the capacity a sample of this size can identify, and the two learning rates the conventional range for this optimiser.</w:t>
       </w:r>
     </w:p>
     <w:tbl>
@@ -3880,7 +3880,7 @@
                 <w:sz w:val="17"/>
                 <w:szCs w:val="17"/>
               </w:rPr>
-              <w:t xml:space="preserve">3 values, 10–40</w:t>
+              <w:t xml:space="preserve">10, 20, 40</w:t>
             </w:r>
           </w:p>
         </w:tc>
@@ -3913,7 +3913,7 @@
                 <w:sz w:val="17"/>
                 <w:szCs w:val="17"/>
               </w:rPr>
-              <w:t xml:space="preserve">Grid, validation loss</w:t>
+              <w:t xml:space="preserve">Grid, validation QLIKE</w:t>
             </w:r>
           </w:p>
         </w:tc>
@@ -4051,7 +4051,7 @@
                 <w:sz w:val="17"/>
                 <w:szCs w:val="17"/>
               </w:rPr>
-              <w:t xml:space="preserve">3 values, 32–128</w:t>
+              <w:t xml:space="preserve">32, 64, 128</w:t>
             </w:r>
           </w:p>
         </w:tc>
@@ -4084,7 +4084,7 @@
                 <w:sz w:val="17"/>
                 <w:szCs w:val="17"/>
               </w:rPr>
-              <w:t xml:space="preserve">Grid, validation loss</w:t>
+              <w:t xml:space="preserve">Grid, validation QLIKE</w:t>
             </w:r>
           </w:p>
         </w:tc>
@@ -4222,7 +4222,7 @@
                 <w:sz w:val="17"/>
                 <w:szCs w:val="17"/>
               </w:rPr>
-              <w:t xml:space="preserve">2 values, 1e-4 to 1e-3</w:t>
+              <w:t xml:space="preserve">1e-3, 1e-4</w:t>
             </w:r>
           </w:p>
         </w:tc>
@@ -4255,7 +4255,7 @@
                 <w:sz w:val="17"/>
                 <w:szCs w:val="17"/>
               </w:rPr>
-              <w:t xml:space="preserve">Grid, validation loss</w:t>
+              <w:t xml:space="preserve">Grid, validation QLIKE</w:t>
             </w:r>
           </w:p>
         </w:tc>
@@ -6990,7 +6990,7 @@
                 <w:sz w:val="18"/>
                 <w:szCs w:val="18"/>
               </w:rPr>
-              <w:t>Single precision; a few megabytes at any width in the Appendix C.3 grid</w:t>
+              <w:t xml:space="preserve">Single precision; under a megabyte at any width in the Appendix C.3 grid</w:t>
             </w:r>
           </w:p>
         </w:tc>
@@ -7134,7 +7134,7 @@
                 <w:sz w:val="18"/>
                 <w:szCs w:val="18"/>
               </w:rPr>
-              <w:t xml:space="preserve">Accelerator</w:t>
+              <w:t xml:space="preserve">Working memory</w:t>
             </w:r>
           </w:p>
         </w:tc>
@@ -7167,7 +7167,7 @@
                 <w:sz w:val="18"/>
                 <w:szCs w:val="18"/>
               </w:rPr>
-              <w:t xml:space="preserve">None</w:t>
+              <w:t xml:space="preserve">Under 512 MB</w:t>
             </w:r>
           </w:p>
         </w:tc>
@@ -7200,7 +7200,7 @@
                 <w:sz w:val="18"/>
                 <w:szCs w:val="18"/>
               </w:rPr>
-              <w:t xml:space="preserve">CPU throughout</w:t>
+              <w:t xml:space="preserve">The deep-learning framework's own footprint dominates; parameters and data together are under two megabytes. Chapter 4 reports the measured peak</w:t>
             </w:r>
           </w:p>
         </w:tc>
@@ -7239,7 +7239,7 @@
                 <w:sz w:val="18"/>
                 <w:szCs w:val="18"/>
               </w:rPr>
-              <w:t xml:space="preserve">End-to-end runtime</w:t>
+              <w:t xml:space="preserve">Accelerator</w:t>
             </w:r>
           </w:p>
         </w:tc>
@@ -7272,7 +7272,7 @@
                 <w:sz w:val="18"/>
                 <w:szCs w:val="18"/>
               </w:rPr>
-              <w:t>Minutes rather than hours on the configuration above</w:t>
+              <w:t xml:space="preserve">None</w:t>
             </w:r>
           </w:p>
         </w:tc>
@@ -7305,7 +7305,7 @@
                 <w:sz w:val="18"/>
                 <w:szCs w:val="18"/>
               </w:rPr>
-              <w:t>Chapter 4 reports the measured wall-clock, hyperparameter search included</w:t>
+              <w:t xml:space="preserve">CPU throughout</w:t>
             </w:r>
           </w:p>
         </w:tc>
@@ -7344,6 +7344,111 @@
                 <w:sz w:val="18"/>
                 <w:szCs w:val="18"/>
               </w:rPr>
+              <w:t xml:space="preserve">End-to-end runtime</w:t>
+            </w:r>
+          </w:p>
+        </w:tc>
+        <w:tc>
+          <w:tcPr>
+            <w:tcW w:type="dxa" w:w="2200"/>
+            <w:tcBorders>
+              <w:top w:val="none" w:color="FFFFFF" w:sz="0"/>
+              <w:left w:val="none" w:color="FFFFFF" w:sz="0"/>
+              <w:bottom w:val="single" w:color="BFBFBF" w:sz="4"/>
+              <w:right w:val="none" w:color="FFFFFF" w:sz="0"/>
+            </w:tcBorders>
+            <w:tcMar>
+              <w:top w:type="dxa" w:w="70"/>
+              <w:left w:type="dxa" w:w="110"/>
+              <w:bottom w:type="dxa" w:w="70"/>
+              <w:right w:type="dxa" w:w="110"/>
+            </w:tcMar>
+          </w:tcPr>
+          <w:p>
+            <w:pPr>
+              <w:spacing w:after="0" w:line="260"/>
+            </w:pPr>
+            <w:r>
+              <w:rPr>
+                <w:rFonts w:ascii="Calibri" w:cs="Calibri" w:eastAsia="Calibri" w:hAnsi="Calibri"/>
+                <w:b w:val="false"/>
+                <w:bCs w:val="false"/>
+                <w:color w:val="444444"/>
+                <w:sz w:val="18"/>
+                <w:szCs w:val="18"/>
+              </w:rPr>
+              <w:t>Minutes rather than hours on the configuration above</w:t>
+            </w:r>
+          </w:p>
+        </w:tc>
+        <w:tc>
+          <w:tcPr>
+            <w:tcW w:type="dxa" w:w="4826"/>
+            <w:tcBorders>
+              <w:top w:val="none" w:color="FFFFFF" w:sz="0"/>
+              <w:left w:val="none" w:color="FFFFFF" w:sz="0"/>
+              <w:bottom w:val="single" w:color="BFBFBF" w:sz="4"/>
+              <w:right w:val="none" w:color="FFFFFF" w:sz="0"/>
+            </w:tcBorders>
+            <w:tcMar>
+              <w:top w:type="dxa" w:w="70"/>
+              <w:left w:type="dxa" w:w="110"/>
+              <w:bottom w:type="dxa" w:w="70"/>
+              <w:right w:type="dxa" w:w="110"/>
+            </w:tcMar>
+          </w:tcPr>
+          <w:p>
+            <w:pPr>
+              <w:spacing w:after="0" w:line="260"/>
+            </w:pPr>
+            <w:r>
+              <w:rPr>
+                <w:rFonts w:ascii="Calibri" w:cs="Calibri" w:eastAsia="Calibri" w:hAnsi="Calibri"/>
+                <w:b w:val="false"/>
+                <w:bCs w:val="false"/>
+                <w:color w:val="444444"/>
+                <w:sz w:val="18"/>
+                <w:szCs w:val="18"/>
+              </w:rPr>
+              <w:t>Chapter 4 reports the measured wall-clock, hyperparameter search included</w:t>
+            </w:r>
+          </w:p>
+        </w:tc>
+      </w:tr>
+      <w:tr>
+        <w:trPr>
+          <w:cantSplit/>
+          <w:tblHeader w:val="false"/>
+        </w:trPr>
+        <w:tc>
+          <w:tcPr>
+            <w:tcW w:type="dxa" w:w="2000"/>
+            <w:tcBorders>
+              <w:top w:val="none" w:color="FFFFFF" w:sz="0"/>
+              <w:left w:val="none" w:color="FFFFFF" w:sz="0"/>
+              <w:bottom w:val="single" w:color="BFBFBF" w:sz="4"/>
+              <w:right w:val="none" w:color="FFFFFF" w:sz="0"/>
+            </w:tcBorders>
+            <w:tcMar>
+              <w:top w:type="dxa" w:w="70"/>
+              <w:left w:type="dxa" w:w="110"/>
+              <w:bottom w:type="dxa" w:w="70"/>
+              <w:right w:type="dxa" w:w="110"/>
+            </w:tcMar>
+          </w:tcPr>
+          <w:p>
+            <w:pPr>
+              <w:spacing w:after="0" w:line="260"/>
+            </w:pPr>
+            <w:r>
+              <w:rPr>
+                <w:rFonts w:ascii="Calibri" w:cs="Calibri" w:eastAsia="Calibri" w:hAnsi="Calibri"/>
+                <w:b w:val="false"/>
+                <w:bCs w:val="false"/>
+                <w:color w:val="444444"/>
+                <w:sz w:val="18"/>
+                <w:szCs w:val="18"/>
+              </w:rPr>
               <w:t xml:space="preserve">Inference</w:t>
             </w:r>
           </w:p>
@@ -7411,6 +7516,426 @@
                 <w:szCs w:val="18"/>
               </w:rPr>
               <w:t xml:space="preserve">The binding cost is input data, not computation</w:t>
+            </w:r>
+          </w:p>
+        </w:tc>
+      </w:tr>
+      <w:tr>
+        <w:trPr>
+          <w:cantSplit/>
+          <w:tblHeader w:val="false"/>
+        </w:trPr>
+        <w:tc>
+          <w:tcPr>
+            <w:tcW w:type="dxa" w:w="2000"/>
+            <w:tcBorders>
+              <w:top w:val="none" w:color="FFFFFF" w:sz="0"/>
+              <w:left w:val="none" w:color="FFFFFF" w:sz="0"/>
+              <w:bottom w:val="single" w:color="BFBFBF" w:sz="4"/>
+              <w:right w:val="none" w:color="FFFFFF" w:sz="0"/>
+            </w:tcBorders>
+            <w:tcMar>
+              <w:top w:type="dxa" w:w="70"/>
+              <w:left w:type="dxa" w:w="110"/>
+              <w:bottom w:type="dxa" w:w="70"/>
+              <w:right w:type="dxa" w:w="110"/>
+            </w:tcMar>
+          </w:tcPr>
+          <w:p>
+            <w:pPr>
+              <w:spacing w:after="0" w:line="260"/>
+            </w:pPr>
+            <w:r>
+              <w:rPr>
+                <w:rFonts w:ascii="Calibri" w:cs="Calibri" w:eastAsia="Calibri" w:hAnsi="Calibri"/>
+                <w:b w:val="false"/>
+                <w:bCs w:val="false"/>
+                <w:color w:val="444444"/>
+                <w:sz w:val="18"/>
+                <w:szCs w:val="18"/>
+              </w:rPr>
+              <w:t xml:space="preserve">Software</w:t>
+            </w:r>
+          </w:p>
+        </w:tc>
+        <w:tc>
+          <w:tcPr>
+            <w:tcW w:type="dxa" w:w="2200"/>
+            <w:tcBorders>
+              <w:top w:val="none" w:color="FFFFFF" w:sz="0"/>
+              <w:left w:val="none" w:color="FFFFFF" w:sz="0"/>
+              <w:bottom w:val="single" w:color="BFBFBF" w:sz="4"/>
+              <w:right w:val="none" w:color="FFFFFF" w:sz="0"/>
+            </w:tcBorders>
+            <w:tcMar>
+              <w:top w:type="dxa" w:w="70"/>
+              <w:left w:type="dxa" w:w="110"/>
+              <w:bottom w:type="dxa" w:w="70"/>
+              <w:right w:type="dxa" w:w="110"/>
+            </w:tcMar>
+          </w:tcPr>
+          <w:p>
+            <w:pPr>
+              <w:spacing w:after="0" w:line="260"/>
+            </w:pPr>
+            <w:r>
+              <w:rPr>
+                <w:rFonts w:ascii="Calibri" w:cs="Calibri" w:eastAsia="Calibri" w:hAnsi="Calibri"/>
+                <w:b w:val="false"/>
+                <w:bCs w:val="false"/>
+                <w:color w:val="444444"/>
+                <w:sz w:val="18"/>
+                <w:szCs w:val="18"/>
+              </w:rPr>
+              <w:t xml:space="preserve">Python 3.12 with the pinned dependency set; no accelerator libraries</w:t>
+            </w:r>
+          </w:p>
+        </w:tc>
+        <w:tc>
+          <w:tcPr>
+            <w:tcW w:type="dxa" w:w="4826"/>
+            <w:tcBorders>
+              <w:top w:val="none" w:color="FFFFFF" w:sz="0"/>
+              <w:left w:val="none" w:color="FFFFFF" w:sz="0"/>
+              <w:bottom w:val="single" w:color="BFBFBF" w:sz="4"/>
+              <w:right w:val="none" w:color="FFFFFF" w:sz="0"/>
+            </w:tcBorders>
+            <w:tcMar>
+              <w:top w:type="dxa" w:w="70"/>
+              <w:left w:type="dxa" w:w="110"/>
+              <w:bottom w:type="dxa" w:w="70"/>
+              <w:right w:type="dxa" w:w="110"/>
+            </w:tcMar>
+          </w:tcPr>
+          <w:p>
+            <w:pPr>
+              <w:spacing w:after="0" w:line="260"/>
+            </w:pPr>
+            <w:r>
+              <w:rPr>
+                <w:rFonts w:ascii="Calibri" w:cs="Calibri" w:eastAsia="Calibri" w:hAnsi="Calibri"/>
+                <w:b w:val="false"/>
+                <w:bCs w:val="false"/>
+                <w:color w:val="444444"/>
+                <w:sz w:val="18"/>
+                <w:szCs w:val="18"/>
+              </w:rPr>
+              <w:t xml:space="preserve">The interpreter version is part of the specification (Section 3.8)</w:t>
+            </w:r>
+          </w:p>
+        </w:tc>
+      </w:tr>
+      <w:tr>
+        <w:trPr>
+          <w:cantSplit/>
+          <w:tblHeader w:val="false"/>
+        </w:trPr>
+        <w:tc>
+          <w:tcPr>
+            <w:tcW w:type="dxa" w:w="2000"/>
+            <w:tcBorders>
+              <w:top w:val="none" w:color="FFFFFF" w:sz="0"/>
+              <w:left w:val="none" w:color="FFFFFF" w:sz="0"/>
+              <w:bottom w:val="single" w:color="BFBFBF" w:sz="4"/>
+              <w:right w:val="none" w:color="FFFFFF" w:sz="0"/>
+            </w:tcBorders>
+            <w:tcMar>
+              <w:top w:type="dxa" w:w="70"/>
+              <w:left w:type="dxa" w:w="110"/>
+              <w:bottom w:type="dxa" w:w="70"/>
+              <w:right w:type="dxa" w:w="110"/>
+            </w:tcMar>
+          </w:tcPr>
+          <w:p>
+            <w:pPr>
+              <w:spacing w:after="0" w:line="260"/>
+            </w:pPr>
+            <w:r>
+              <w:rPr>
+                <w:rFonts w:ascii="Calibri" w:cs="Calibri" w:eastAsia="Calibri" w:hAnsi="Calibri"/>
+                <w:b w:val="false"/>
+                <w:bCs w:val="false"/>
+                <w:color w:val="444444"/>
+                <w:sz w:val="18"/>
+                <w:szCs w:val="18"/>
+              </w:rPr>
+              <w:t xml:space="preserve">Network access</w:t>
+            </w:r>
+          </w:p>
+        </w:tc>
+        <w:tc>
+          <w:tcPr>
+            <w:tcW w:type="dxa" w:w="2200"/>
+            <w:tcBorders>
+              <w:top w:val="none" w:color="FFFFFF" w:sz="0"/>
+              <w:left w:val="none" w:color="FFFFFF" w:sz="0"/>
+              <w:bottom w:val="single" w:color="BFBFBF" w:sz="4"/>
+              <w:right w:val="none" w:color="FFFFFF" w:sz="0"/>
+            </w:tcBorders>
+            <w:tcMar>
+              <w:top w:type="dxa" w:w="70"/>
+              <w:left w:type="dxa" w:w="110"/>
+              <w:bottom w:type="dxa" w:w="70"/>
+              <w:right w:type="dxa" w:w="110"/>
+            </w:tcMar>
+          </w:tcPr>
+          <w:p>
+            <w:pPr>
+              <w:spacing w:after="0" w:line="260"/>
+            </w:pPr>
+            <w:r>
+              <w:rPr>
+                <w:rFonts w:ascii="Calibri" w:cs="Calibri" w:eastAsia="Calibri" w:hAnsi="Calibri"/>
+                <w:b w:val="false"/>
+                <w:bCs w:val="false"/>
+                <w:color w:val="444444"/>
+                <w:sz w:val="18"/>
+                <w:szCs w:val="18"/>
+              </w:rPr>
+              <w:t xml:space="preserve">Once, to acquire and cache the inputs; none thereafter</w:t>
+            </w:r>
+          </w:p>
+        </w:tc>
+        <w:tc>
+          <w:tcPr>
+            <w:tcW w:type="dxa" w:w="4826"/>
+            <w:tcBorders>
+              <w:top w:val="none" w:color="FFFFFF" w:sz="0"/>
+              <w:left w:val="none" w:color="FFFFFF" w:sz="0"/>
+              <w:bottom w:val="single" w:color="BFBFBF" w:sz="4"/>
+              <w:right w:val="none" w:color="FFFFFF" w:sz="0"/>
+            </w:tcBorders>
+            <w:tcMar>
+              <w:top w:type="dxa" w:w="70"/>
+              <w:left w:type="dxa" w:w="110"/>
+              <w:bottom w:type="dxa" w:w="70"/>
+              <w:right w:type="dxa" w:w="110"/>
+            </w:tcMar>
+          </w:tcPr>
+          <w:p>
+            <w:pPr>
+              <w:spacing w:after="0" w:line="260"/>
+            </w:pPr>
+            <w:r>
+              <w:rPr>
+                <w:rFonts w:ascii="Calibri" w:cs="Calibri" w:eastAsia="Calibri" w:hAnsi="Calibri"/>
+                <w:b w:val="false"/>
+                <w:bCs w:val="false"/>
+                <w:color w:val="444444"/>
+                <w:sz w:val="18"/>
+                <w:szCs w:val="18"/>
+              </w:rPr>
+              <w:t xml:space="preserve">A discontinued realised-measure library must be archived, not fetched on demand</w:t>
+            </w:r>
+          </w:p>
+        </w:tc>
+      </w:tr>
+      <w:tr>
+        <w:trPr>
+          <w:cantSplit/>
+          <w:tblHeader w:val="false"/>
+        </w:trPr>
+        <w:tc>
+          <w:tcPr>
+            <w:tcW w:type="dxa" w:w="2000"/>
+            <w:tcBorders>
+              <w:top w:val="none" w:color="FFFFFF" w:sz="0"/>
+              <w:left w:val="none" w:color="FFFFFF" w:sz="0"/>
+              <w:bottom w:val="single" w:color="BFBFBF" w:sz="4"/>
+              <w:right w:val="none" w:color="FFFFFF" w:sz="0"/>
+            </w:tcBorders>
+            <w:tcMar>
+              <w:top w:type="dxa" w:w="70"/>
+              <w:left w:type="dxa" w:w="110"/>
+              <w:bottom w:type="dxa" w:w="70"/>
+              <w:right w:type="dxa" w:w="110"/>
+            </w:tcMar>
+          </w:tcPr>
+          <w:p>
+            <w:pPr>
+              <w:spacing w:after="0" w:line="260"/>
+            </w:pPr>
+            <w:r>
+              <w:rPr>
+                <w:rFonts w:ascii="Calibri" w:cs="Calibri" w:eastAsia="Calibri" w:hAnsi="Calibri"/>
+                <w:b w:val="false"/>
+                <w:bCs w:val="false"/>
+                <w:color w:val="444444"/>
+                <w:sz w:val="18"/>
+                <w:szCs w:val="18"/>
+              </w:rPr>
+              <w:t xml:space="preserve">Storage</w:t>
+            </w:r>
+          </w:p>
+        </w:tc>
+        <w:tc>
+          <w:tcPr>
+            <w:tcW w:type="dxa" w:w="2200"/>
+            <w:tcBorders>
+              <w:top w:val="none" w:color="FFFFFF" w:sz="0"/>
+              <w:left w:val="none" w:color="FFFFFF" w:sz="0"/>
+              <w:bottom w:val="single" w:color="BFBFBF" w:sz="4"/>
+              <w:right w:val="none" w:color="FFFFFF" w:sz="0"/>
+            </w:tcBorders>
+            <w:tcMar>
+              <w:top w:type="dxa" w:w="70"/>
+              <w:left w:type="dxa" w:w="110"/>
+              <w:bottom w:type="dxa" w:w="70"/>
+              <w:right w:type="dxa" w:w="110"/>
+            </w:tcMar>
+          </w:tcPr>
+          <w:p>
+            <w:pPr>
+              <w:spacing w:after="0" w:line="260"/>
+            </w:pPr>
+            <w:r>
+              <w:rPr>
+                <w:rFonts w:ascii="Calibri" w:cs="Calibri" w:eastAsia="Calibri" w:hAnsi="Calibri"/>
+                <w:b w:val="false"/>
+                <w:bCs w:val="false"/>
+                <w:color w:val="444444"/>
+                <w:sz w:val="18"/>
+                <w:szCs w:val="18"/>
+              </w:rPr>
+              <w:t xml:space="preserve">Under 100 MB for the cached inputs and every published artefact</w:t>
+            </w:r>
+          </w:p>
+        </w:tc>
+        <w:tc>
+          <w:tcPr>
+            <w:tcW w:type="dxa" w:w="4826"/>
+            <w:tcBorders>
+              <w:top w:val="none" w:color="FFFFFF" w:sz="0"/>
+              <w:left w:val="none" w:color="FFFFFF" w:sz="0"/>
+              <w:bottom w:val="single" w:color="BFBFBF" w:sz="4"/>
+              <w:right w:val="none" w:color="FFFFFF" w:sz="0"/>
+            </w:tcBorders>
+            <w:tcMar>
+              <w:top w:type="dxa" w:w="70"/>
+              <w:left w:type="dxa" w:w="110"/>
+              <w:bottom w:type="dxa" w:w="70"/>
+              <w:right w:type="dxa" w:w="110"/>
+            </w:tcMar>
+          </w:tcPr>
+          <w:p>
+            <w:pPr>
+              <w:spacing w:after="0" w:line="260"/>
+            </w:pPr>
+            <w:r>
+              <w:rPr>
+                <w:rFonts w:ascii="Calibri" w:cs="Calibri" w:eastAsia="Calibri" w:hAnsi="Calibri"/>
+                <w:b w:val="false"/>
+                <w:bCs w:val="false"/>
+                <w:color w:val="444444"/>
+                <w:sz w:val="18"/>
+                <w:szCs w:val="18"/>
+              </w:rPr>
+              <w:t xml:space="preserve">Dominated by the raw realised-measure file, not by model outputs</w:t>
+            </w:r>
+          </w:p>
+        </w:tc>
+      </w:tr>
+      <w:tr>
+        <w:trPr>
+          <w:cantSplit/>
+          <w:tblHeader w:val="false"/>
+        </w:trPr>
+        <w:tc>
+          <w:tcPr>
+            <w:tcW w:type="dxa" w:w="2000"/>
+            <w:tcBorders>
+              <w:top w:val="none" w:color="FFFFFF" w:sz="0"/>
+              <w:left w:val="none" w:color="FFFFFF" w:sz="0"/>
+              <w:bottom w:val="single" w:color="BFBFBF" w:sz="4"/>
+              <w:right w:val="none" w:color="FFFFFF" w:sz="0"/>
+            </w:tcBorders>
+            <w:tcMar>
+              <w:top w:type="dxa" w:w="70"/>
+              <w:left w:type="dxa" w:w="110"/>
+              <w:bottom w:type="dxa" w:w="70"/>
+              <w:right w:type="dxa" w:w="110"/>
+            </w:tcMar>
+          </w:tcPr>
+          <w:p>
+            <w:pPr>
+              <w:spacing w:after="0" w:line="260"/>
+            </w:pPr>
+            <w:r>
+              <w:rPr>
+                <w:rFonts w:ascii="Calibri" w:cs="Calibri" w:eastAsia="Calibri" w:hAnsi="Calibri"/>
+                <w:b w:val="false"/>
+                <w:bCs w:val="false"/>
+                <w:color w:val="444444"/>
+                <w:sz w:val="18"/>
+                <w:szCs w:val="18"/>
+              </w:rPr>
+              <w:t xml:space="preserve">Availability</w:t>
+            </w:r>
+          </w:p>
+        </w:tc>
+        <w:tc>
+          <w:tcPr>
+            <w:tcW w:type="dxa" w:w="2200"/>
+            <w:tcBorders>
+              <w:top w:val="none" w:color="FFFFFF" w:sz="0"/>
+              <w:left w:val="none" w:color="FFFFFF" w:sz="0"/>
+              <w:bottom w:val="single" w:color="BFBFBF" w:sz="4"/>
+              <w:right w:val="none" w:color="FFFFFF" w:sz="0"/>
+            </w:tcBorders>
+            <w:tcMar>
+              <w:top w:type="dxa" w:w="70"/>
+              <w:left w:type="dxa" w:w="110"/>
+              <w:bottom w:type="dxa" w:w="70"/>
+              <w:right w:type="dxa" w:w="110"/>
+            </w:tcMar>
+          </w:tcPr>
+          <w:p>
+            <w:pPr>
+              <w:spacing w:after="0" w:line="260"/>
+            </w:pPr>
+            <w:r>
+              <w:rPr>
+                <w:rFonts w:ascii="Calibri" w:cs="Calibri" w:eastAsia="Calibri" w:hAnsi="Calibri"/>
+                <w:b w:val="false"/>
+                <w:bCs w:val="false"/>
+                <w:color w:val="444444"/>
+                <w:sz w:val="18"/>
+                <w:szCs w:val="18"/>
+              </w:rPr>
+              <w:t xml:space="preserve">A public repository</w:t>
+            </w:r>
+          </w:p>
+        </w:tc>
+        <w:tc>
+          <w:tcPr>
+            <w:tcW w:type="dxa" w:w="4826"/>
+            <w:tcBorders>
+              <w:top w:val="none" w:color="FFFFFF" w:sz="0"/>
+              <w:left w:val="none" w:color="FFFFFF" w:sz="0"/>
+              <w:bottom w:val="single" w:color="BFBFBF" w:sz="4"/>
+              <w:right w:val="none" w:color="FFFFFF" w:sz="0"/>
+            </w:tcBorders>
+            <w:tcMar>
+              <w:top w:type="dxa" w:w="70"/>
+              <w:left w:type="dxa" w:w="110"/>
+              <w:bottom w:type="dxa" w:w="70"/>
+              <w:right w:type="dxa" w:w="110"/>
+            </w:tcMar>
+          </w:tcPr>
+          <w:p>
+            <w:pPr>
+              <w:spacing w:after="0" w:line="260"/>
+            </w:pPr>
+            <w:r>
+              <w:rPr>
+                <w:rFonts w:ascii="Calibri" w:cs="Calibri" w:eastAsia="Calibri" w:hAnsi="Calibri"/>
+                <w:b w:val="false"/>
+                <w:bCs w:val="false"/>
+                <w:color w:val="444444"/>
+                <w:sz w:val="18"/>
+                <w:szCs w:val="18"/>
+              </w:rPr>
+              <w:t xml:space="preserve">github.com/BOBMSH/Regime-Aware-Deep-Learning-for-Volatility-Forecasting-with-Uncertainty-Quantification — implementation, configurations, pinned dependencies and one script that regenerates every artefact in dependency order; Chapter 4 names the commit the reported values were produced from</w:t>
             </w:r>
           </w:p>
         </w:tc>

--- a/Report Draft/Appendix-C-Methodology-Tables.docx
+++ b/Report Draft/Appendix-C-Methodology-Tables.docx
@@ -3569,7 +3569,7 @@
         <w:pStyle w:val="Caption"/>
       </w:pPr>
       <w:r>
-        <w:t xml:space="preserve">Table C.3  Hyperparameters: meaning, candidates, selection and expected effect. Selected values are reported in Chapter 4, being outcomes of the procedure. The three swept quantities give eighteen configurations; their ranges bracket what they control — the lookback grid spans HAR-RV's twenty-two-day reach, the width grid the capacity a sample of this size can identify, and the two learning rates the conventional range for this optimiser.</w:t>
+        <w:t xml:space="preserve">Table C.3  Hyperparameters: meaning, candidates, selection and expected effect. The first five rows govern the regime estimator of Section 3.3, the rest the networks of Sections 3.4 to 3.6. Selected values are reported in Chapter 4, being outcomes of the procedure. The three swept quantities give eighteen configurations; their ranges bracket what they control — the lookback grid spans HAR-RV's twenty-two-day reach, the width grid the capacity a sample of this size can identify, and the two learning rates the conventional range for this optimiser.</w:t>
       </w:r>
     </w:p>
     <w:tbl>
@@ -3763,6 +3763,861 @@
                 <w:szCs w:val="17"/>
               </w:rPr>
               <w:t xml:space="preserve">Expected effect of increasing it</w:t>
+            </w:r>
+          </w:p>
+        </w:tc>
+      </w:tr>
+      <w:tr>
+        <w:trPr>
+          <w:cantSplit/>
+          <w:tblHeader w:val="false"/>
+        </w:trPr>
+        <w:tc>
+          <w:tcPr>
+            <w:tcW w:type="dxa" w:w="1560"/>
+            <w:tcBorders>
+              <w:top w:val="none" w:color="FFFFFF" w:sz="0"/>
+              <w:left w:val="none" w:color="FFFFFF" w:sz="0"/>
+              <w:bottom w:val="single" w:color="BFBFBF" w:sz="4"/>
+              <w:right w:val="none" w:color="FFFFFF" w:sz="0"/>
+            </w:tcBorders>
+            <w:tcMar>
+              <w:top w:type="dxa" w:w="70"/>
+              <w:left w:type="dxa" w:w="110"/>
+              <w:bottom w:type="dxa" w:w="70"/>
+              <w:right w:type="dxa" w:w="110"/>
+            </w:tcMar>
+          </w:tcPr>
+          <w:p>
+            <w:pPr>
+              <w:spacing w:after="0" w:line="260"/>
+            </w:pPr>
+            <w:r>
+              <w:rPr>
+                <w:rFonts w:ascii="Calibri" w:cs="Calibri" w:eastAsia="Calibri" w:hAnsi="Calibri"/>
+                <w:b w:val="false"/>
+                <w:bCs w:val="false"/>
+                <w:color w:val="444444"/>
+                <w:sz w:val="17"/>
+                <w:szCs w:val="17"/>
+              </w:rPr>
+              <w:t xml:space="preserve">Jump penalty</w:t>
+            </w:r>
+          </w:p>
+        </w:tc>
+        <w:tc>
+          <w:tcPr>
+            <w:tcW w:type="dxa" w:w="1800"/>
+            <w:tcBorders>
+              <w:top w:val="none" w:color="FFFFFF" w:sz="0"/>
+              <w:left w:val="none" w:color="FFFFFF" w:sz="0"/>
+              <w:bottom w:val="single" w:color="BFBFBF" w:sz="4"/>
+              <w:right w:val="none" w:color="FFFFFF" w:sz="0"/>
+            </w:tcBorders>
+            <w:tcMar>
+              <w:top w:type="dxa" w:w="70"/>
+              <w:left w:type="dxa" w:w="110"/>
+              <w:bottom w:type="dxa" w:w="70"/>
+              <w:right w:type="dxa" w:w="110"/>
+            </w:tcMar>
+          </w:tcPr>
+          <w:p>
+            <w:pPr>
+              <w:spacing w:after="0" w:line="260"/>
+            </w:pPr>
+            <w:r>
+              <w:rPr>
+                <w:rFonts w:ascii="Calibri" w:cs="Calibri" w:eastAsia="Calibri" w:hAnsi="Calibri"/>
+                <w:b w:val="false"/>
+                <w:bCs w:val="false"/>
+                <w:color w:val="444444"/>
+                <w:sz w:val="17"/>
+                <w:szCs w:val="17"/>
+              </w:rPr>
+              <w:t xml:space="preserve">The cost charged whenever the state path changes (Equation 3.2)</w:t>
+            </w:r>
+          </w:p>
+        </w:tc>
+        <w:tc>
+          <w:tcPr>
+            <w:tcW w:type="dxa" w:w="1120"/>
+            <w:tcBorders>
+              <w:top w:val="none" w:color="FFFFFF" w:sz="0"/>
+              <w:left w:val="none" w:color="FFFFFF" w:sz="0"/>
+              <w:bottom w:val="single" w:color="BFBFBF" w:sz="4"/>
+              <w:right w:val="none" w:color="FFFFFF" w:sz="0"/>
+            </w:tcBorders>
+            <w:tcMar>
+              <w:top w:type="dxa" w:w="70"/>
+              <w:left w:type="dxa" w:w="110"/>
+              <w:bottom w:type="dxa" w:w="70"/>
+              <w:right w:type="dxa" w:w="110"/>
+            </w:tcMar>
+          </w:tcPr>
+          <w:p>
+            <w:pPr>
+              <w:spacing w:after="0" w:line="260"/>
+            </w:pPr>
+            <w:r>
+              <w:rPr>
+                <w:rFonts w:ascii="Calibri" w:cs="Calibri" w:eastAsia="Calibri" w:hAnsi="Calibri"/>
+                <w:b w:val="false"/>
+                <w:bCs w:val="false"/>
+                <w:color w:val="444444"/>
+                <w:sz w:val="17"/>
+                <w:szCs w:val="17"/>
+              </w:rPr>
+              <w:t xml:space="preserve">1, 3, 10, 30, 100, 300</w:t>
+            </w:r>
+          </w:p>
+        </w:tc>
+        <w:tc>
+          <w:tcPr>
+            <w:tcW w:type="dxa" w:w="1220"/>
+            <w:tcBorders>
+              <w:top w:val="none" w:color="FFFFFF" w:sz="0"/>
+              <w:left w:val="none" w:color="FFFFFF" w:sz="0"/>
+              <w:bottom w:val="single" w:color="BFBFBF" w:sz="4"/>
+              <w:right w:val="none" w:color="FFFFFF" w:sz="0"/>
+            </w:tcBorders>
+            <w:tcMar>
+              <w:top w:type="dxa" w:w="70"/>
+              <w:left w:type="dxa" w:w="110"/>
+              <w:bottom w:type="dxa" w:w="70"/>
+              <w:right w:type="dxa" w:w="110"/>
+            </w:tcMar>
+          </w:tcPr>
+          <w:p>
+            <w:pPr>
+              <w:spacing w:after="0" w:line="260"/>
+            </w:pPr>
+            <w:r>
+              <w:rPr>
+                <w:rFonts w:ascii="Calibri" w:cs="Calibri" w:eastAsia="Calibri" w:hAnsi="Calibri"/>
+                <w:b w:val="false"/>
+                <w:bCs w:val="false"/>
+                <w:color w:val="444444"/>
+                <w:sz w:val="17"/>
+                <w:szCs w:val="17"/>
+              </w:rPr>
+              <w:t xml:space="preserve">Smallest value clearing the persistence floor, on training rows</w:t>
+            </w:r>
+          </w:p>
+        </w:tc>
+        <w:tc>
+          <w:tcPr>
+            <w:tcW w:type="dxa" w:w="3326"/>
+            <w:tcBorders>
+              <w:top w:val="none" w:color="FFFFFF" w:sz="0"/>
+              <w:left w:val="none" w:color="FFFFFF" w:sz="0"/>
+              <w:bottom w:val="single" w:color="BFBFBF" w:sz="4"/>
+              <w:right w:val="none" w:color="FFFFFF" w:sz="0"/>
+            </w:tcBorders>
+            <w:tcMar>
+              <w:top w:type="dxa" w:w="70"/>
+              <w:left w:type="dxa" w:w="110"/>
+              <w:bottom w:type="dxa" w:w="70"/>
+              <w:right w:type="dxa" w:w="110"/>
+            </w:tcMar>
+          </w:tcPr>
+          <w:p>
+            <w:pPr>
+              <w:spacing w:after="0" w:line="260"/>
+            </w:pPr>
+            <w:r>
+              <w:rPr>
+                <w:rFonts w:ascii="Calibri" w:cs="Calibri" w:eastAsia="Calibri" w:hAnsi="Calibri"/>
+                <w:b w:val="false"/>
+                <w:bCs w:val="false"/>
+                <w:color w:val="444444"/>
+                <w:sz w:val="17"/>
+                <w:szCs w:val="17"/>
+              </w:rPr>
+              <w:t xml:space="preserve">Buys persistence at the cost of responsiveness; at zero the objective is atemporal clustering</w:t>
+            </w:r>
+          </w:p>
+        </w:tc>
+      </w:tr>
+      <w:tr>
+        <w:trPr>
+          <w:cantSplit/>
+          <w:tblHeader w:val="false"/>
+        </w:trPr>
+        <w:tc>
+          <w:tcPr>
+            <w:tcW w:type="dxa" w:w="1560"/>
+            <w:tcBorders>
+              <w:top w:val="none" w:color="FFFFFF" w:sz="0"/>
+              <w:left w:val="none" w:color="FFFFFF" w:sz="0"/>
+              <w:bottom w:val="single" w:color="BFBFBF" w:sz="4"/>
+              <w:right w:val="none" w:color="FFFFFF" w:sz="0"/>
+            </w:tcBorders>
+            <w:tcMar>
+              <w:top w:type="dxa" w:w="70"/>
+              <w:left w:type="dxa" w:w="110"/>
+              <w:bottom w:type="dxa" w:w="70"/>
+              <w:right w:type="dxa" w:w="110"/>
+            </w:tcMar>
+          </w:tcPr>
+          <w:p>
+            <w:pPr>
+              <w:spacing w:after="0" w:line="260"/>
+            </w:pPr>
+            <w:r>
+              <w:rPr>
+                <w:rFonts w:ascii="Calibri" w:cs="Calibri" w:eastAsia="Calibri" w:hAnsi="Calibri"/>
+                <w:b w:val="false"/>
+                <w:bCs w:val="false"/>
+                <w:color w:val="444444"/>
+                <w:sz w:val="17"/>
+                <w:szCs w:val="17"/>
+              </w:rPr>
+              <w:t xml:space="preserve">Persistence floor</w:t>
+            </w:r>
+          </w:p>
+        </w:tc>
+        <w:tc>
+          <w:tcPr>
+            <w:tcW w:type="dxa" w:w="1800"/>
+            <w:tcBorders>
+              <w:top w:val="none" w:color="FFFFFF" w:sz="0"/>
+              <w:left w:val="none" w:color="FFFFFF" w:sz="0"/>
+              <w:bottom w:val="single" w:color="BFBFBF" w:sz="4"/>
+              <w:right w:val="none" w:color="FFFFFF" w:sz="0"/>
+            </w:tcBorders>
+            <w:tcMar>
+              <w:top w:type="dxa" w:w="70"/>
+              <w:left w:type="dxa" w:w="110"/>
+              <w:bottom w:type="dxa" w:w="70"/>
+              <w:right w:type="dxa" w:w="110"/>
+            </w:tcMar>
+          </w:tcPr>
+          <w:p>
+            <w:pPr>
+              <w:spacing w:after="0" w:line="260"/>
+            </w:pPr>
+            <w:r>
+              <w:rPr>
+                <w:rFonts w:ascii="Calibri" w:cs="Calibri" w:eastAsia="Calibri" w:hAnsi="Calibri"/>
+                <w:b w:val="false"/>
+                <w:bCs w:val="false"/>
+                <w:color w:val="444444"/>
+                <w:sz w:val="17"/>
+                <w:szCs w:val="17"/>
+              </w:rPr>
+              <w:t xml:space="preserve">The mean state duration the selected penalty must achieve</w:t>
+            </w:r>
+          </w:p>
+        </w:tc>
+        <w:tc>
+          <w:tcPr>
+            <w:tcW w:type="dxa" w:w="1120"/>
+            <w:tcBorders>
+              <w:top w:val="none" w:color="FFFFFF" w:sz="0"/>
+              <w:left w:val="none" w:color="FFFFFF" w:sz="0"/>
+              <w:bottom w:val="single" w:color="BFBFBF" w:sz="4"/>
+              <w:right w:val="none" w:color="FFFFFF" w:sz="0"/>
+            </w:tcBorders>
+            <w:tcMar>
+              <w:top w:type="dxa" w:w="70"/>
+              <w:left w:type="dxa" w:w="110"/>
+              <w:bottom w:type="dxa" w:w="70"/>
+              <w:right w:type="dxa" w:w="110"/>
+            </w:tcMar>
+          </w:tcPr>
+          <w:p>
+            <w:pPr>
+              <w:spacing w:after="0" w:line="260"/>
+            </w:pPr>
+            <w:r>
+              <w:rPr>
+                <w:rFonts w:ascii="Calibri" w:cs="Calibri" w:eastAsia="Calibri" w:hAnsi="Calibri"/>
+                <w:b w:val="false"/>
+                <w:bCs w:val="false"/>
+                <w:color w:val="444444"/>
+                <w:sz w:val="17"/>
+                <w:szCs w:val="17"/>
+              </w:rPr>
+              <w:t xml:space="preserve">Fixed</w:t>
+            </w:r>
+          </w:p>
+        </w:tc>
+        <w:tc>
+          <w:tcPr>
+            <w:tcW w:type="dxa" w:w="1220"/>
+            <w:tcBorders>
+              <w:top w:val="none" w:color="FFFFFF" w:sz="0"/>
+              <w:left w:val="none" w:color="FFFFFF" w:sz="0"/>
+              <w:bottom w:val="single" w:color="BFBFBF" w:sz="4"/>
+              <w:right w:val="none" w:color="FFFFFF" w:sz="0"/>
+            </w:tcBorders>
+            <w:tcMar>
+              <w:top w:type="dxa" w:w="70"/>
+              <w:left w:type="dxa" w:w="110"/>
+              <w:bottom w:type="dxa" w:w="70"/>
+              <w:right w:type="dxa" w:w="110"/>
+            </w:tcMar>
+          </w:tcPr>
+          <w:p>
+            <w:pPr>
+              <w:spacing w:after="0" w:line="260"/>
+            </w:pPr>
+            <w:r>
+              <w:rPr>
+                <w:rFonts w:ascii="Calibri" w:cs="Calibri" w:eastAsia="Calibri" w:hAnsi="Calibri"/>
+                <w:b w:val="false"/>
+                <w:bCs w:val="false"/>
+                <w:color w:val="444444"/>
+                <w:sz w:val="17"/>
+                <w:szCs w:val="17"/>
+              </w:rPr>
+              <w:t xml:space="preserve">Set in advance, with the grid and the rule</w:t>
+            </w:r>
+          </w:p>
+        </w:tc>
+        <w:tc>
+          <w:tcPr>
+            <w:tcW w:type="dxa" w:w="3326"/>
+            <w:tcBorders>
+              <w:top w:val="none" w:color="FFFFFF" w:sz="0"/>
+              <w:left w:val="none" w:color="FFFFFF" w:sz="0"/>
+              <w:bottom w:val="single" w:color="BFBFBF" w:sz="4"/>
+              <w:right w:val="none" w:color="FFFFFF" w:sz="0"/>
+            </w:tcBorders>
+            <w:tcMar>
+              <w:top w:type="dxa" w:w="70"/>
+              <w:left w:type="dxa" w:w="110"/>
+              <w:bottom w:type="dxa" w:w="70"/>
+              <w:right w:type="dxa" w:w="110"/>
+            </w:tcMar>
+          </w:tcPr>
+          <w:p>
+            <w:pPr>
+              <w:spacing w:after="0" w:line="260"/>
+            </w:pPr>
+            <w:r>
+              <w:rPr>
+                <w:rFonts w:ascii="Calibri" w:cs="Calibri" w:eastAsia="Calibri" w:hAnsi="Calibri"/>
+                <w:b w:val="false"/>
+                <w:bCs w:val="false"/>
+                <w:color w:val="444444"/>
+                <w:sz w:val="17"/>
+                <w:szCs w:val="17"/>
+              </w:rPr>
+              <w:t xml:space="preserve">Forces a smoother path; too long a floor suppresses genuine short-lived regimes</w:t>
+            </w:r>
+          </w:p>
+        </w:tc>
+      </w:tr>
+      <w:tr>
+        <w:trPr>
+          <w:cantSplit/>
+          <w:tblHeader w:val="false"/>
+        </w:trPr>
+        <w:tc>
+          <w:tcPr>
+            <w:tcW w:type="dxa" w:w="1560"/>
+            <w:tcBorders>
+              <w:top w:val="none" w:color="FFFFFF" w:sz="0"/>
+              <w:left w:val="none" w:color="FFFFFF" w:sz="0"/>
+              <w:bottom w:val="single" w:color="BFBFBF" w:sz="4"/>
+              <w:right w:val="none" w:color="FFFFFF" w:sz="0"/>
+            </w:tcBorders>
+            <w:tcMar>
+              <w:top w:type="dxa" w:w="70"/>
+              <w:left w:type="dxa" w:w="110"/>
+              <w:bottom w:type="dxa" w:w="70"/>
+              <w:right w:type="dxa" w:w="110"/>
+            </w:tcMar>
+          </w:tcPr>
+          <w:p>
+            <w:pPr>
+              <w:spacing w:after="0" w:line="260"/>
+            </w:pPr>
+            <w:r>
+              <w:rPr>
+                <w:rFonts w:ascii="Calibri" w:cs="Calibri" w:eastAsia="Calibri" w:hAnsi="Calibri"/>
+                <w:b w:val="false"/>
+                <w:bCs w:val="false"/>
+                <w:color w:val="444444"/>
+                <w:sz w:val="17"/>
+                <w:szCs w:val="17"/>
+              </w:rPr>
+              <w:t xml:space="preserve">State count</w:t>
+            </w:r>
+          </w:p>
+        </w:tc>
+        <w:tc>
+          <w:tcPr>
+            <w:tcW w:type="dxa" w:w="1800"/>
+            <w:tcBorders>
+              <w:top w:val="none" w:color="FFFFFF" w:sz="0"/>
+              <w:left w:val="none" w:color="FFFFFF" w:sz="0"/>
+              <w:bottom w:val="single" w:color="BFBFBF" w:sz="4"/>
+              <w:right w:val="none" w:color="FFFFFF" w:sz="0"/>
+            </w:tcBorders>
+            <w:tcMar>
+              <w:top w:type="dxa" w:w="70"/>
+              <w:left w:type="dxa" w:w="110"/>
+              <w:bottom w:type="dxa" w:w="70"/>
+              <w:right w:type="dxa" w:w="110"/>
+            </w:tcMar>
+          </w:tcPr>
+          <w:p>
+            <w:pPr>
+              <w:spacing w:after="0" w:line="260"/>
+            </w:pPr>
+            <w:r>
+              <w:rPr>
+                <w:rFonts w:ascii="Calibri" w:cs="Calibri" w:eastAsia="Calibri" w:hAnsi="Calibri"/>
+                <w:b w:val="false"/>
+                <w:bCs w:val="false"/>
+                <w:color w:val="444444"/>
+                <w:sz w:val="17"/>
+                <w:szCs w:val="17"/>
+              </w:rPr>
+              <w:t xml:space="preserve">Number of latent market states</w:t>
+            </w:r>
+          </w:p>
+        </w:tc>
+        <w:tc>
+          <w:tcPr>
+            <w:tcW w:type="dxa" w:w="1120"/>
+            <w:tcBorders>
+              <w:top w:val="none" w:color="FFFFFF" w:sz="0"/>
+              <w:left w:val="none" w:color="FFFFFF" w:sz="0"/>
+              <w:bottom w:val="single" w:color="BFBFBF" w:sz="4"/>
+              <w:right w:val="none" w:color="FFFFFF" w:sz="0"/>
+            </w:tcBorders>
+            <w:tcMar>
+              <w:top w:type="dxa" w:w="70"/>
+              <w:left w:type="dxa" w:w="110"/>
+              <w:bottom w:type="dxa" w:w="70"/>
+              <w:right w:type="dxa" w:w="110"/>
+            </w:tcMar>
+          </w:tcPr>
+          <w:p>
+            <w:pPr>
+              <w:spacing w:after="0" w:line="260"/>
+            </w:pPr>
+            <w:r>
+              <w:rPr>
+                <w:rFonts w:ascii="Calibri" w:cs="Calibri" w:eastAsia="Calibri" w:hAnsi="Calibri"/>
+                <w:b w:val="false"/>
+                <w:bCs w:val="false"/>
+                <w:color w:val="444444"/>
+                <w:sz w:val="17"/>
+                <w:szCs w:val="17"/>
+              </w:rPr>
+              <w:t xml:space="preserve">2, 3, 4</w:t>
+            </w:r>
+          </w:p>
+        </w:tc>
+        <w:tc>
+          <w:tcPr>
+            <w:tcW w:type="dxa" w:w="1220"/>
+            <w:tcBorders>
+              <w:top w:val="none" w:color="FFFFFF" w:sz="0"/>
+              <w:left w:val="none" w:color="FFFFFF" w:sz="0"/>
+              <w:bottom w:val="single" w:color="BFBFBF" w:sz="4"/>
+              <w:right w:val="none" w:color="FFFFFF" w:sz="0"/>
+            </w:tcBorders>
+            <w:tcMar>
+              <w:top w:type="dxa" w:w="70"/>
+              <w:left w:type="dxa" w:w="110"/>
+              <w:bottom w:type="dxa" w:w="70"/>
+              <w:right w:type="dxa" w:w="110"/>
+            </w:tcMar>
+          </w:tcPr>
+          <w:p>
+            <w:pPr>
+              <w:spacing w:after="0" w:line="260"/>
+            </w:pPr>
+            <w:r>
+              <w:rPr>
+                <w:rFonts w:ascii="Calibri" w:cs="Calibri" w:eastAsia="Calibri" w:hAnsi="Calibri"/>
+                <w:b w:val="false"/>
+                <w:bCs w:val="false"/>
+                <w:color w:val="444444"/>
+                <w:sz w:val="17"/>
+                <w:szCs w:val="17"/>
+              </w:rPr>
+              <w:t xml:space="preserve">Fixed at three; the criterion is a sensitivity, not the selector</w:t>
+            </w:r>
+          </w:p>
+        </w:tc>
+        <w:tc>
+          <w:tcPr>
+            <w:tcW w:type="dxa" w:w="3326"/>
+            <w:tcBorders>
+              <w:top w:val="none" w:color="FFFFFF" w:sz="0"/>
+              <w:left w:val="none" w:color="FFFFFF" w:sz="0"/>
+              <w:bottom w:val="single" w:color="BFBFBF" w:sz="4"/>
+              <w:right w:val="none" w:color="FFFFFF" w:sz="0"/>
+            </w:tcBorders>
+            <w:tcMar>
+              <w:top w:type="dxa" w:w="70"/>
+              <w:left w:type="dxa" w:w="110"/>
+              <w:bottom w:type="dxa" w:w="70"/>
+              <w:right w:type="dxa" w:w="110"/>
+            </w:tcMar>
+          </w:tcPr>
+          <w:p>
+            <w:pPr>
+              <w:spacing w:after="0" w:line="260"/>
+            </w:pPr>
+            <w:r>
+              <w:rPr>
+                <w:rFonts w:ascii="Calibri" w:cs="Calibri" w:eastAsia="Calibri" w:hAnsi="Calibri"/>
+                <w:b w:val="false"/>
+                <w:bCs w:val="false"/>
+                <w:color w:val="444444"/>
+                <w:sz w:val="17"/>
+                <w:szCs w:val="17"/>
+              </w:rPr>
+              <w:t xml:space="preserve">Dilutes interpretation and invites overfitting at this sample size; Section 3.3 gives the interpretability grounds for fixing it</w:t>
+            </w:r>
+          </w:p>
+        </w:tc>
+      </w:tr>
+      <w:tr>
+        <w:trPr>
+          <w:cantSplit/>
+          <w:tblHeader w:val="false"/>
+        </w:trPr>
+        <w:tc>
+          <w:tcPr>
+            <w:tcW w:type="dxa" w:w="1560"/>
+            <w:tcBorders>
+              <w:top w:val="none" w:color="FFFFFF" w:sz="0"/>
+              <w:left w:val="none" w:color="FFFFFF" w:sz="0"/>
+              <w:bottom w:val="single" w:color="BFBFBF" w:sz="4"/>
+              <w:right w:val="none" w:color="FFFFFF" w:sz="0"/>
+            </w:tcBorders>
+            <w:tcMar>
+              <w:top w:type="dxa" w:w="70"/>
+              <w:left w:type="dxa" w:w="110"/>
+              <w:bottom w:type="dxa" w:w="70"/>
+              <w:right w:type="dxa" w:w="110"/>
+            </w:tcMar>
+          </w:tcPr>
+          <w:p>
+            <w:pPr>
+              <w:spacing w:after="0" w:line="260"/>
+            </w:pPr>
+            <w:r>
+              <w:rPr>
+                <w:rFonts w:ascii="Calibri" w:cs="Calibri" w:eastAsia="Calibri" w:hAnsi="Calibri"/>
+                <w:b w:val="false"/>
+                <w:bCs w:val="false"/>
+                <w:color w:val="444444"/>
+                <w:sz w:val="17"/>
+                <w:szCs w:val="17"/>
+              </w:rPr>
+              <w:t xml:space="preserve">Emission covariance</w:t>
+            </w:r>
+          </w:p>
+        </w:tc>
+        <w:tc>
+          <w:tcPr>
+            <w:tcW w:type="dxa" w:w="1800"/>
+            <w:tcBorders>
+              <w:top w:val="none" w:color="FFFFFF" w:sz="0"/>
+              <w:left w:val="none" w:color="FFFFFF" w:sz="0"/>
+              <w:bottom w:val="single" w:color="BFBFBF" w:sz="4"/>
+              <w:right w:val="none" w:color="FFFFFF" w:sz="0"/>
+            </w:tcBorders>
+            <w:tcMar>
+              <w:top w:type="dxa" w:w="70"/>
+              <w:left w:type="dxa" w:w="110"/>
+              <w:bottom w:type="dxa" w:w="70"/>
+              <w:right w:type="dxa" w:w="110"/>
+            </w:tcMar>
+          </w:tcPr>
+          <w:p>
+            <w:pPr>
+              <w:spacing w:after="0" w:line="260"/>
+            </w:pPr>
+            <w:r>
+              <w:rPr>
+                <w:rFonts w:ascii="Calibri" w:cs="Calibri" w:eastAsia="Calibri" w:hAnsi="Calibri"/>
+                <w:b w:val="false"/>
+                <w:bCs w:val="false"/>
+                <w:color w:val="444444"/>
+                <w:sz w:val="17"/>
+                <w:szCs w:val="17"/>
+              </w:rPr>
+              <w:t xml:space="preserve">The shape of each state's Gaussian</w:t>
+            </w:r>
+          </w:p>
+        </w:tc>
+        <w:tc>
+          <w:tcPr>
+            <w:tcW w:type="dxa" w:w="1120"/>
+            <w:tcBorders>
+              <w:top w:val="none" w:color="FFFFFF" w:sz="0"/>
+              <w:left w:val="none" w:color="FFFFFF" w:sz="0"/>
+              <w:bottom w:val="single" w:color="BFBFBF" w:sz="4"/>
+              <w:right w:val="none" w:color="FFFFFF" w:sz="0"/>
+            </w:tcBorders>
+            <w:tcMar>
+              <w:top w:type="dxa" w:w="70"/>
+              <w:left w:type="dxa" w:w="110"/>
+              <w:bottom w:type="dxa" w:w="70"/>
+              <w:right w:type="dxa" w:w="110"/>
+            </w:tcMar>
+          </w:tcPr>
+          <w:p>
+            <w:pPr>
+              <w:spacing w:after="0" w:line="260"/>
+            </w:pPr>
+            <w:r>
+              <w:rPr>
+                <w:rFonts w:ascii="Calibri" w:cs="Calibri" w:eastAsia="Calibri" w:hAnsi="Calibri"/>
+                <w:b w:val="false"/>
+                <w:bCs w:val="false"/>
+                <w:color w:val="444444"/>
+                <w:sz w:val="17"/>
+                <w:szCs w:val="17"/>
+              </w:rPr>
+              <w:t xml:space="preserve">Fixed, unrestricted</w:t>
+            </w:r>
+          </w:p>
+        </w:tc>
+        <w:tc>
+          <w:tcPr>
+            <w:tcW w:type="dxa" w:w="1220"/>
+            <w:tcBorders>
+              <w:top w:val="none" w:color="FFFFFF" w:sz="0"/>
+              <w:left w:val="none" w:color="FFFFFF" w:sz="0"/>
+              <w:bottom w:val="single" w:color="BFBFBF" w:sz="4"/>
+              <w:right w:val="none" w:color="FFFFFF" w:sz="0"/>
+            </w:tcBorders>
+            <w:tcMar>
+              <w:top w:type="dxa" w:w="70"/>
+              <w:left w:type="dxa" w:w="110"/>
+              <w:bottom w:type="dxa" w:w="70"/>
+              <w:right w:type="dxa" w:w="110"/>
+            </w:tcMar>
+          </w:tcPr>
+          <w:p>
+            <w:pPr>
+              <w:spacing w:after="0" w:line="260"/>
+            </w:pPr>
+            <w:r>
+              <w:rPr>
+                <w:rFonts w:ascii="Calibri" w:cs="Calibri" w:eastAsia="Calibri" w:hAnsi="Calibri"/>
+                <w:b w:val="false"/>
+                <w:bCs w:val="false"/>
+                <w:color w:val="444444"/>
+                <w:sz w:val="17"/>
+                <w:szCs w:val="17"/>
+              </w:rPr>
+              <w:t xml:space="preserve">Not swept</w:t>
+            </w:r>
+          </w:p>
+        </w:tc>
+        <w:tc>
+          <w:tcPr>
+            <w:tcW w:type="dxa" w:w="3326"/>
+            <w:tcBorders>
+              <w:top w:val="none" w:color="FFFFFF" w:sz="0"/>
+              <w:left w:val="none" w:color="FFFFFF" w:sz="0"/>
+              <w:bottom w:val="single" w:color="BFBFBF" w:sz="4"/>
+              <w:right w:val="none" w:color="FFFFFF" w:sz="0"/>
+            </w:tcBorders>
+            <w:tcMar>
+              <w:top w:type="dxa" w:w="70"/>
+              <w:left w:type="dxa" w:w="110"/>
+              <w:bottom w:type="dxa" w:w="70"/>
+              <w:right w:type="dxa" w:w="110"/>
+            </w:tcMar>
+          </w:tcPr>
+          <w:p>
+            <w:pPr>
+              <w:spacing w:after="0" w:line="260"/>
+            </w:pPr>
+            <w:r>
+              <w:rPr>
+                <w:rFonts w:ascii="Calibri" w:cs="Calibri" w:eastAsia="Calibri" w:hAnsi="Calibri"/>
+                <w:b w:val="false"/>
+                <w:bCs w:val="false"/>
+                <w:color w:val="444444"/>
+                <w:sz w:val="17"/>
+                <w:szCs w:val="17"/>
+              </w:rPr>
+              <w:t xml:space="preserve">A diagonal form would constrain each state's shape and change the criterion's parameter count</w:t>
+            </w:r>
+          </w:p>
+        </w:tc>
+      </w:tr>
+      <w:tr>
+        <w:trPr>
+          <w:cantSplit/>
+          <w:tblHeader w:val="false"/>
+        </w:trPr>
+        <w:tc>
+          <w:tcPr>
+            <w:tcW w:type="dxa" w:w="1560"/>
+            <w:tcBorders>
+              <w:top w:val="none" w:color="FFFFFF" w:sz="0"/>
+              <w:left w:val="none" w:color="FFFFFF" w:sz="0"/>
+              <w:bottom w:val="single" w:color="BFBFBF" w:sz="4"/>
+              <w:right w:val="none" w:color="FFFFFF" w:sz="0"/>
+            </w:tcBorders>
+            <w:tcMar>
+              <w:top w:type="dxa" w:w="70"/>
+              <w:left w:type="dxa" w:w="110"/>
+              <w:bottom w:type="dxa" w:w="70"/>
+              <w:right w:type="dxa" w:w="110"/>
+            </w:tcMar>
+          </w:tcPr>
+          <w:p>
+            <w:pPr>
+              <w:spacing w:after="0" w:line="260"/>
+            </w:pPr>
+            <w:r>
+              <w:rPr>
+                <w:rFonts w:ascii="Calibri" w:cs="Calibri" w:eastAsia="Calibri" w:hAnsi="Calibri"/>
+                <w:b w:val="false"/>
+                <w:bCs w:val="false"/>
+                <w:color w:val="444444"/>
+                <w:sz w:val="17"/>
+                <w:szCs w:val="17"/>
+              </w:rPr>
+              <w:t xml:space="preserve">Estimator restarts</w:t>
+            </w:r>
+          </w:p>
+        </w:tc>
+        <w:tc>
+          <w:tcPr>
+            <w:tcW w:type="dxa" w:w="1800"/>
+            <w:tcBorders>
+              <w:top w:val="none" w:color="FFFFFF" w:sz="0"/>
+              <w:left w:val="none" w:color="FFFFFF" w:sz="0"/>
+              <w:bottom w:val="single" w:color="BFBFBF" w:sz="4"/>
+              <w:right w:val="none" w:color="FFFFFF" w:sz="0"/>
+            </w:tcBorders>
+            <w:tcMar>
+              <w:top w:type="dxa" w:w="70"/>
+              <w:left w:type="dxa" w:w="110"/>
+              <w:bottom w:type="dxa" w:w="70"/>
+              <w:right w:type="dxa" w:w="110"/>
+            </w:tcMar>
+          </w:tcPr>
+          <w:p>
+            <w:pPr>
+              <w:spacing w:after="0" w:line="260"/>
+            </w:pPr>
+            <w:r>
+              <w:rPr>
+                <w:rFonts w:ascii="Calibri" w:cs="Calibri" w:eastAsia="Calibri" w:hAnsi="Calibri"/>
+                <w:b w:val="false"/>
+                <w:bCs w:val="false"/>
+                <w:color w:val="444444"/>
+                <w:sz w:val="17"/>
+                <w:szCs w:val="17"/>
+              </w:rPr>
+              <w:t xml:space="preserve">Random initialisations of a non-convex fit</w:t>
+            </w:r>
+          </w:p>
+        </w:tc>
+        <w:tc>
+          <w:tcPr>
+            <w:tcW w:type="dxa" w:w="1120"/>
+            <w:tcBorders>
+              <w:top w:val="none" w:color="FFFFFF" w:sz="0"/>
+              <w:left w:val="none" w:color="FFFFFF" w:sz="0"/>
+              <w:bottom w:val="single" w:color="BFBFBF" w:sz="4"/>
+              <w:right w:val="none" w:color="FFFFFF" w:sz="0"/>
+            </w:tcBorders>
+            <w:tcMar>
+              <w:top w:type="dxa" w:w="70"/>
+              <w:left w:type="dxa" w:w="110"/>
+              <w:bottom w:type="dxa" w:w="70"/>
+              <w:right w:type="dxa" w:w="110"/>
+            </w:tcMar>
+          </w:tcPr>
+          <w:p>
+            <w:pPr>
+              <w:spacing w:after="0" w:line="260"/>
+            </w:pPr>
+            <w:r>
+              <w:rPr>
+                <w:rFonts w:ascii="Calibri" w:cs="Calibri" w:eastAsia="Calibri" w:hAnsi="Calibri"/>
+                <w:b w:val="false"/>
+                <w:bCs w:val="false"/>
+                <w:color w:val="444444"/>
+                <w:sz w:val="17"/>
+                <w:szCs w:val="17"/>
+              </w:rPr>
+              <w:t xml:space="preserve">Fixed</w:t>
+            </w:r>
+          </w:p>
+        </w:tc>
+        <w:tc>
+          <w:tcPr>
+            <w:tcW w:type="dxa" w:w="1220"/>
+            <w:tcBorders>
+              <w:top w:val="none" w:color="FFFFFF" w:sz="0"/>
+              <w:left w:val="none" w:color="FFFFFF" w:sz="0"/>
+              <w:bottom w:val="single" w:color="BFBFBF" w:sz="4"/>
+              <w:right w:val="none" w:color="FFFFFF" w:sz="0"/>
+            </w:tcBorders>
+            <w:tcMar>
+              <w:top w:type="dxa" w:w="70"/>
+              <w:left w:type="dxa" w:w="110"/>
+              <w:bottom w:type="dxa" w:w="70"/>
+              <w:right w:type="dxa" w:w="110"/>
+            </w:tcMar>
+          </w:tcPr>
+          <w:p>
+            <w:pPr>
+              <w:spacing w:after="0" w:line="260"/>
+            </w:pPr>
+            <w:r>
+              <w:rPr>
+                <w:rFonts w:ascii="Calibri" w:cs="Calibri" w:eastAsia="Calibri" w:hAnsi="Calibri"/>
+                <w:b w:val="false"/>
+                <w:bCs w:val="false"/>
+                <w:color w:val="444444"/>
+                <w:sz w:val="17"/>
+                <w:szCs w:val="17"/>
+              </w:rPr>
+              <w:t xml:space="preserve">Not swept; the best fit is kept</w:t>
+            </w:r>
+          </w:p>
+        </w:tc>
+        <w:tc>
+          <w:tcPr>
+            <w:tcW w:type="dxa" w:w="3326"/>
+            <w:tcBorders>
+              <w:top w:val="none" w:color="FFFFFF" w:sz="0"/>
+              <w:left w:val="none" w:color="FFFFFF" w:sz="0"/>
+              <w:bottom w:val="single" w:color="BFBFBF" w:sz="4"/>
+              <w:right w:val="none" w:color="FFFFFF" w:sz="0"/>
+            </w:tcBorders>
+            <w:tcMar>
+              <w:top w:type="dxa" w:w="70"/>
+              <w:left w:type="dxa" w:w="110"/>
+              <w:bottom w:type="dxa" w:w="70"/>
+              <w:right w:type="dxa" w:w="110"/>
+            </w:tcMar>
+          </w:tcPr>
+          <w:p>
+            <w:pPr>
+              <w:spacing w:after="0" w:line="260"/>
+            </w:pPr>
+            <w:r>
+              <w:rPr>
+                <w:rFonts w:ascii="Calibri" w:cs="Calibri" w:eastAsia="Calibri" w:hAnsi="Calibri"/>
+                <w:b w:val="false"/>
+                <w:bCs w:val="false"/>
+                <w:color w:val="444444"/>
+                <w:sz w:val="17"/>
+                <w:szCs w:val="17"/>
+              </w:rPr>
+              <w:t xml:space="preserve">Lowers the chance of a poor local optimum at linear cost; the keep-rule is highest likelihood for the maximum-likelihood fit and lowest objective for the penalised path</w:t>
             </w:r>
           </w:p>
         </w:tc>

--- a/Report Draft/Appendix-C-Methodology-Tables.docx
+++ b/Report Draft/Appendix-C-Methodology-Tables.docx
@@ -33,12 +33,13 @@
           <w:sz w:val="26"/>
           <w:szCs w:val="26"/>
         </w:rPr>
-        <w:t>Appendix C: Methodology specification tables</w:t>
+        <w:t xml:space="preserve">Appendix C: Specification and supporting tables</w:t>
       </w:r>
     </w:p>
     <w:p>
       <w:pPr>
         <w:pStyle w:val="Caption"/>
+        <w:keepNext/>
       </w:pPr>
       <w:r>
         <w:t>Table C.1  Notation: the symbols that appear in more than one section of Chapter 3. Each symbol carries this meaning throughout the chapter; symbols local to a single equation are defined where they appear, and no symbol here is reused for a second quantity.</w:t>
@@ -1328,6 +1329,7 @@
     <w:p>
       <w:pPr>
         <w:pStyle w:val="Caption"/>
+        <w:keepNext/>
       </w:pPr>
       <w:r>
         <w:t>Table C.2  The model board: what each model is, what it sees, and what it isolates. Roles are those of Table 3.1, and these names are used unchanged in every subsequent chapter. An ablation exists to attribute an effect rather than to compete; a sensitivity is one forecast read a second way, and is never ranked.</w:t>
@@ -3567,9 +3569,10 @@
     <w:p>
       <w:pPr>
         <w:pStyle w:val="Caption"/>
+        <w:keepNext/>
       </w:pPr>
       <w:r>
-        <w:t xml:space="preserve">Table C.3  Hyperparameters: meaning, candidates, selection and expected effect. The first five rows govern the regime estimator of Section 3.3, the rest the networks of Sections 3.4 to 3.6. Selected values are reported in Chapter 4, being outcomes of the procedure. The three swept quantities give eighteen configurations; their ranges bracket what they control — the lookback grid spans HAR-RV's twenty-two-day reach, the width grid the capacity a sample of this size can identify, and the two learning rates the conventional range for this optimiser.</w:t>
+        <w:t xml:space="preserve">Table C.3  Hyperparameters: meaning, candidates, selection and expected effect. The first five rows govern the regime estimator of Section 3.3, the rest the networks of Sections 3.4 to 3.6. Selected values are reported in Section 4.4 and Table C.6, being outcomes of the procedure. The three swept quantities give eighteen configurations; their ranges bracket what they control — the lookback grid spans HAR-RV's twenty-two-day reach, the width grid the capacity a sample of this size can identify, and the two learning rates the conventional range for this optimiser.</w:t>
       </w:r>
     </w:p>
     <w:tbl>
@@ -6691,6 +6694,7 @@
     <w:p>
       <w:pPr>
         <w:pStyle w:val="Caption"/>
+        <w:keepNext/>
       </w:pPr>
       <w:r>
         <w:t>Table C.4  Settings of the evaluation procedures. Table 3.4 states what each procedure establishes and cites its source; this table fixes the values at which each was run.</w:t>
@@ -7510,6 +7514,7 @@
     <w:p>
       <w:pPr>
         <w:pStyle w:val="Caption"/>
+        <w:keepNext/>
       </w:pPr>
       <w:r>
         <w:t>Table C.5  Minimum computational requirements, derived from the architectures of Section 3.4.</w:t>
@@ -8791,6 +8796,5063 @@
                 <w:szCs w:val="18"/>
               </w:rPr>
               <w:t xml:space="preserve">github.com/BOBMSH/Regime-Aware-Deep-Learning-for-Volatility-Forecasting-with-Uncertainty-Quantification — implementation, configurations, pinned dependencies and one script that regenerates every artefact in dependency order; Chapter 4 names the commit the reported values were produced from</w:t>
+            </w:r>
+          </w:p>
+        </w:tc>
+      </w:tr>
+    </w:tbl>
+    <w:p>
+      <w:pPr>
+        <w:pStyle w:val="Caption"/>
+        <w:keepNext/>
+      </w:pPr>
+      <w:r>
+        <w:t xml:space="preserve">Table C.6  The configuration selected by the procedure of Section 3.6, and the measured cost of running the study at it. Candidates and the selection rule are in Table C.3; the epoch figures record that early stopping, not the ceiling, ended every fit.</w:t>
+      </w:r>
+    </w:p>
+    <w:tbl>
+      <w:tblPr>
+        <w:tblW w:type="dxa" w:w="9026"/>
+        <w:tblBorders>
+          <w:top w:val="single" w:color="auto" w:sz="4"/>
+          <w:left w:val="single" w:color="auto" w:sz="4"/>
+          <w:bottom w:val="single" w:color="auto" w:sz="4"/>
+          <w:right w:val="single" w:color="auto" w:sz="4"/>
+          <w:insideH w:val="single" w:color="auto" w:sz="4"/>
+          <w:insideV w:val="single" w:color="auto" w:sz="4"/>
+        </w:tblBorders>
+      </w:tblPr>
+      <w:tblGrid>
+        <w:gridCol w:w="3300"/>
+        <w:gridCol w:w="5726"/>
+      </w:tblGrid>
+      <w:tr>
+        <w:trPr>
+          <w:cantSplit/>
+          <w:tblHeader/>
+        </w:trPr>
+        <w:tc>
+          <w:tcPr>
+            <w:tcW w:type="dxa" w:w="3300"/>
+            <w:tcBorders>
+              <w:top w:val="single" w:color="111111" w:sz="4"/>
+              <w:left w:val="none" w:color="FFFFFF" w:sz="0"/>
+              <w:bottom w:val="single" w:color="111111" w:sz="4"/>
+              <w:right w:val="none" w:color="FFFFFF" w:sz="0"/>
+            </w:tcBorders>
+            <w:shd w:fill="F2F2F2" w:color="auto" w:val="clear"/>
+            <w:tcMar>
+              <w:top w:type="dxa" w:w="70"/>
+              <w:left w:type="dxa" w:w="110"/>
+              <w:bottom w:type="dxa" w:w="70"/>
+              <w:right w:type="dxa" w:w="110"/>
+            </w:tcMar>
+          </w:tcPr>
+          <w:p>
+            <w:pPr>
+              <w:spacing w:after="0" w:line="260"/>
+            </w:pPr>
+            <w:r>
+              <w:rPr>
+                <w:rFonts w:ascii="Calibri" w:cs="Calibri" w:eastAsia="Calibri" w:hAnsi="Calibri"/>
+                <w:b/>
+                <w:bCs/>
+                <w:color w:val="111111"/>
+                <w:sz w:val="19"/>
+                <w:szCs w:val="19"/>
+              </w:rPr>
+              <w:t xml:space="preserve">Quantity</w:t>
+            </w:r>
+          </w:p>
+        </w:tc>
+        <w:tc>
+          <w:tcPr>
+            <w:tcW w:type="dxa" w:w="5726"/>
+            <w:tcBorders>
+              <w:top w:val="single" w:color="111111" w:sz="4"/>
+              <w:left w:val="none" w:color="FFFFFF" w:sz="0"/>
+              <w:bottom w:val="single" w:color="111111" w:sz="4"/>
+              <w:right w:val="none" w:color="FFFFFF" w:sz="0"/>
+            </w:tcBorders>
+            <w:shd w:fill="F2F2F2" w:color="auto" w:val="clear"/>
+            <w:tcMar>
+              <w:top w:type="dxa" w:w="70"/>
+              <w:left w:type="dxa" w:w="110"/>
+              <w:bottom w:type="dxa" w:w="70"/>
+              <w:right w:type="dxa" w:w="110"/>
+            </w:tcMar>
+          </w:tcPr>
+          <w:p>
+            <w:pPr>
+              <w:spacing w:after="0" w:line="260"/>
+            </w:pPr>
+            <w:r>
+              <w:rPr>
+                <w:rFonts w:ascii="Calibri" w:cs="Calibri" w:eastAsia="Calibri" w:hAnsi="Calibri"/>
+                <w:b/>
+                <w:bCs/>
+                <w:color w:val="111111"/>
+                <w:sz w:val="19"/>
+                <w:szCs w:val="19"/>
+              </w:rPr>
+              <w:t xml:space="preserve">Value</w:t>
+            </w:r>
+          </w:p>
+        </w:tc>
+      </w:tr>
+      <w:tr>
+        <w:trPr>
+          <w:cantSplit/>
+          <w:tblHeader w:val="false"/>
+        </w:trPr>
+        <w:tc>
+          <w:tcPr>
+            <w:tcW w:type="dxa" w:w="3300"/>
+            <w:tcBorders>
+              <w:top w:val="none" w:color="FFFFFF" w:sz="0"/>
+              <w:left w:val="none" w:color="FFFFFF" w:sz="0"/>
+              <w:bottom w:val="single" w:color="BFBFBF" w:sz="4"/>
+              <w:right w:val="none" w:color="FFFFFF" w:sz="0"/>
+            </w:tcBorders>
+            <w:tcMar>
+              <w:top w:type="dxa" w:w="70"/>
+              <w:left w:type="dxa" w:w="110"/>
+              <w:bottom w:type="dxa" w:w="70"/>
+              <w:right w:type="dxa" w:w="110"/>
+            </w:tcMar>
+          </w:tcPr>
+          <w:p>
+            <w:pPr>
+              <w:spacing w:after="0" w:line="260"/>
+            </w:pPr>
+            <w:r>
+              <w:rPr>
+                <w:rFonts w:ascii="Calibri" w:cs="Calibri" w:eastAsia="Calibri" w:hAnsi="Calibri"/>
+                <w:b w:val="false"/>
+                <w:bCs w:val="false"/>
+                <w:color w:val="444444"/>
+                <w:sz w:val="19"/>
+                <w:szCs w:val="19"/>
+              </w:rPr>
+              <w:t xml:space="preserve">Hidden width</w:t>
+            </w:r>
+          </w:p>
+        </w:tc>
+        <w:tc>
+          <w:tcPr>
+            <w:tcW w:type="dxa" w:w="5726"/>
+            <w:tcBorders>
+              <w:top w:val="none" w:color="FFFFFF" w:sz="0"/>
+              <w:left w:val="none" w:color="FFFFFF" w:sz="0"/>
+              <w:bottom w:val="single" w:color="BFBFBF" w:sz="4"/>
+              <w:right w:val="none" w:color="FFFFFF" w:sz="0"/>
+            </w:tcBorders>
+            <w:tcMar>
+              <w:top w:type="dxa" w:w="70"/>
+              <w:left w:type="dxa" w:w="110"/>
+              <w:bottom w:type="dxa" w:w="70"/>
+              <w:right w:type="dxa" w:w="110"/>
+            </w:tcMar>
+          </w:tcPr>
+          <w:p>
+            <w:pPr>
+              <w:spacing w:after="0" w:line="260"/>
+            </w:pPr>
+            <w:r>
+              <w:rPr>
+                <w:rFonts w:ascii="Calibri" w:cs="Calibri" w:eastAsia="Calibri" w:hAnsi="Calibri"/>
+                <w:b w:val="false"/>
+                <w:bCs w:val="false"/>
+                <w:color w:val="444444"/>
+                <w:sz w:val="19"/>
+                <w:szCs w:val="19"/>
+              </w:rPr>
+              <w:t xml:space="preserve">128</w:t>
+            </w:r>
+          </w:p>
+        </w:tc>
+      </w:tr>
+      <w:tr>
+        <w:trPr>
+          <w:cantSplit/>
+          <w:tblHeader w:val="false"/>
+        </w:trPr>
+        <w:tc>
+          <w:tcPr>
+            <w:tcW w:type="dxa" w:w="3300"/>
+            <w:tcBorders>
+              <w:top w:val="none" w:color="FFFFFF" w:sz="0"/>
+              <w:left w:val="none" w:color="FFFFFF" w:sz="0"/>
+              <w:bottom w:val="single" w:color="BFBFBF" w:sz="4"/>
+              <w:right w:val="none" w:color="FFFFFF" w:sz="0"/>
+            </w:tcBorders>
+            <w:tcMar>
+              <w:top w:type="dxa" w:w="70"/>
+              <w:left w:type="dxa" w:w="110"/>
+              <w:bottom w:type="dxa" w:w="70"/>
+              <w:right w:type="dxa" w:w="110"/>
+            </w:tcMar>
+          </w:tcPr>
+          <w:p>
+            <w:pPr>
+              <w:spacing w:after="0" w:line="260"/>
+            </w:pPr>
+            <w:r>
+              <w:rPr>
+                <w:rFonts w:ascii="Calibri" w:cs="Calibri" w:eastAsia="Calibri" w:hAnsi="Calibri"/>
+                <w:b w:val="false"/>
+                <w:bCs w:val="false"/>
+                <w:color w:val="444444"/>
+                <w:sz w:val="19"/>
+                <w:szCs w:val="19"/>
+              </w:rPr>
+              <w:t xml:space="preserve">Lookback</w:t>
+            </w:r>
+          </w:p>
+        </w:tc>
+        <w:tc>
+          <w:tcPr>
+            <w:tcW w:type="dxa" w:w="5726"/>
+            <w:tcBorders>
+              <w:top w:val="none" w:color="FFFFFF" w:sz="0"/>
+              <w:left w:val="none" w:color="FFFFFF" w:sz="0"/>
+              <w:bottom w:val="single" w:color="BFBFBF" w:sz="4"/>
+              <w:right w:val="none" w:color="FFFFFF" w:sz="0"/>
+            </w:tcBorders>
+            <w:tcMar>
+              <w:top w:type="dxa" w:w="70"/>
+              <w:left w:type="dxa" w:w="110"/>
+              <w:bottom w:type="dxa" w:w="70"/>
+              <w:right w:type="dxa" w:w="110"/>
+            </w:tcMar>
+          </w:tcPr>
+          <w:p>
+            <w:pPr>
+              <w:spacing w:after="0" w:line="260"/>
+            </w:pPr>
+            <w:r>
+              <w:rPr>
+                <w:rFonts w:ascii="Calibri" w:cs="Calibri" w:eastAsia="Calibri" w:hAnsi="Calibri"/>
+                <w:b w:val="false"/>
+                <w:bCs w:val="false"/>
+                <w:color w:val="444444"/>
+                <w:sz w:val="19"/>
+                <w:szCs w:val="19"/>
+              </w:rPr>
+              <w:t xml:space="preserve">10 trading days</w:t>
+            </w:r>
+          </w:p>
+        </w:tc>
+      </w:tr>
+      <w:tr>
+        <w:trPr>
+          <w:cantSplit/>
+          <w:tblHeader w:val="false"/>
+        </w:trPr>
+        <w:tc>
+          <w:tcPr>
+            <w:tcW w:type="dxa" w:w="3300"/>
+            <w:tcBorders>
+              <w:top w:val="none" w:color="FFFFFF" w:sz="0"/>
+              <w:left w:val="none" w:color="FFFFFF" w:sz="0"/>
+              <w:bottom w:val="single" w:color="BFBFBF" w:sz="4"/>
+              <w:right w:val="none" w:color="FFFFFF" w:sz="0"/>
+            </w:tcBorders>
+            <w:tcMar>
+              <w:top w:type="dxa" w:w="70"/>
+              <w:left w:type="dxa" w:w="110"/>
+              <w:bottom w:type="dxa" w:w="70"/>
+              <w:right w:type="dxa" w:w="110"/>
+            </w:tcMar>
+          </w:tcPr>
+          <w:p>
+            <w:pPr>
+              <w:spacing w:after="0" w:line="260"/>
+            </w:pPr>
+            <w:r>
+              <w:rPr>
+                <w:rFonts w:ascii="Calibri" w:cs="Calibri" w:eastAsia="Calibri" w:hAnsi="Calibri"/>
+                <w:b w:val="false"/>
+                <w:bCs w:val="false"/>
+                <w:color w:val="444444"/>
+                <w:sz w:val="19"/>
+                <w:szCs w:val="19"/>
+              </w:rPr>
+              <w:t xml:space="preserve">Learning rate</w:t>
+            </w:r>
+          </w:p>
+        </w:tc>
+        <w:tc>
+          <w:tcPr>
+            <w:tcW w:type="dxa" w:w="5726"/>
+            <w:tcBorders>
+              <w:top w:val="none" w:color="FFFFFF" w:sz="0"/>
+              <w:left w:val="none" w:color="FFFFFF" w:sz="0"/>
+              <w:bottom w:val="single" w:color="BFBFBF" w:sz="4"/>
+              <w:right w:val="none" w:color="FFFFFF" w:sz="0"/>
+            </w:tcBorders>
+            <w:tcMar>
+              <w:top w:type="dxa" w:w="70"/>
+              <w:left w:type="dxa" w:w="110"/>
+              <w:bottom w:type="dxa" w:w="70"/>
+              <w:right w:type="dxa" w:w="110"/>
+            </w:tcMar>
+          </w:tcPr>
+          <w:p>
+            <w:pPr>
+              <w:spacing w:after="0" w:line="260"/>
+            </w:pPr>
+            <w:r>
+              <w:rPr>
+                <w:rFonts w:ascii="Calibri" w:cs="Calibri" w:eastAsia="Calibri" w:hAnsi="Calibri"/>
+                <w:b w:val="false"/>
+                <w:bCs w:val="false"/>
+                <w:color w:val="444444"/>
+                <w:sz w:val="19"/>
+                <w:szCs w:val="19"/>
+              </w:rPr>
+              <w:t xml:space="preserve">1e-3</w:t>
+            </w:r>
+          </w:p>
+        </w:tc>
+      </w:tr>
+      <w:tr>
+        <w:trPr>
+          <w:cantSplit/>
+          <w:tblHeader w:val="false"/>
+        </w:trPr>
+        <w:tc>
+          <w:tcPr>
+            <w:tcW w:type="dxa" w:w="3300"/>
+            <w:tcBorders>
+              <w:top w:val="none" w:color="FFFFFF" w:sz="0"/>
+              <w:left w:val="none" w:color="FFFFFF" w:sz="0"/>
+              <w:bottom w:val="single" w:color="BFBFBF" w:sz="4"/>
+              <w:right w:val="none" w:color="FFFFFF" w:sz="0"/>
+            </w:tcBorders>
+            <w:tcMar>
+              <w:top w:type="dxa" w:w="70"/>
+              <w:left w:type="dxa" w:w="110"/>
+              <w:bottom w:type="dxa" w:w="70"/>
+              <w:right w:type="dxa" w:w="110"/>
+            </w:tcMar>
+          </w:tcPr>
+          <w:p>
+            <w:pPr>
+              <w:spacing w:after="0" w:line="260"/>
+            </w:pPr>
+            <w:r>
+              <w:rPr>
+                <w:rFonts w:ascii="Calibri" w:cs="Calibri" w:eastAsia="Calibri" w:hAnsi="Calibri"/>
+                <w:b w:val="false"/>
+                <w:bCs w:val="false"/>
+                <w:color w:val="444444"/>
+                <w:sz w:val="19"/>
+                <w:szCs w:val="19"/>
+              </w:rPr>
+              <w:t xml:space="preserve">Configurations evaluated</w:t>
+            </w:r>
+          </w:p>
+        </w:tc>
+        <w:tc>
+          <w:tcPr>
+            <w:tcW w:type="dxa" w:w="5726"/>
+            <w:tcBorders>
+              <w:top w:val="none" w:color="FFFFFF" w:sz="0"/>
+              <w:left w:val="none" w:color="FFFFFF" w:sz="0"/>
+              <w:bottom w:val="single" w:color="BFBFBF" w:sz="4"/>
+              <w:right w:val="none" w:color="FFFFFF" w:sz="0"/>
+            </w:tcBorders>
+            <w:tcMar>
+              <w:top w:type="dxa" w:w="70"/>
+              <w:left w:type="dxa" w:w="110"/>
+              <w:bottom w:type="dxa" w:w="70"/>
+              <w:right w:type="dxa" w:w="110"/>
+            </w:tcMar>
+          </w:tcPr>
+          <w:p>
+            <w:pPr>
+              <w:spacing w:after="0" w:line="260"/>
+            </w:pPr>
+            <w:r>
+              <w:rPr>
+                <w:rFonts w:ascii="Calibri" w:cs="Calibri" w:eastAsia="Calibri" w:hAnsi="Calibri"/>
+                <w:b w:val="false"/>
+                <w:bCs w:val="false"/>
+                <w:color w:val="444444"/>
+                <w:sz w:val="19"/>
+                <w:szCs w:val="19"/>
+              </w:rPr>
+              <w:t xml:space="preserve">18</w:t>
+            </w:r>
+          </w:p>
+        </w:tc>
+      </w:tr>
+      <w:tr>
+        <w:trPr>
+          <w:cantSplit/>
+          <w:tblHeader w:val="false"/>
+        </w:trPr>
+        <w:tc>
+          <w:tcPr>
+            <w:tcW w:type="dxa" w:w="3300"/>
+            <w:tcBorders>
+              <w:top w:val="none" w:color="FFFFFF" w:sz="0"/>
+              <w:left w:val="none" w:color="FFFFFF" w:sz="0"/>
+              <w:bottom w:val="single" w:color="BFBFBF" w:sz="4"/>
+              <w:right w:val="none" w:color="FFFFFF" w:sz="0"/>
+            </w:tcBorders>
+            <w:tcMar>
+              <w:top w:type="dxa" w:w="70"/>
+              <w:left w:type="dxa" w:w="110"/>
+              <w:bottom w:type="dxa" w:w="70"/>
+              <w:right w:type="dxa" w:w="110"/>
+            </w:tcMar>
+          </w:tcPr>
+          <w:p>
+            <w:pPr>
+              <w:spacing w:after="0" w:line="260"/>
+            </w:pPr>
+            <w:r>
+              <w:rPr>
+                <w:rFonts w:ascii="Calibri" w:cs="Calibri" w:eastAsia="Calibri" w:hAnsi="Calibri"/>
+                <w:b w:val="false"/>
+                <w:bCs w:val="false"/>
+                <w:color w:val="444444"/>
+                <w:sz w:val="19"/>
+                <w:szCs w:val="19"/>
+              </w:rPr>
+              <w:t xml:space="preserve">Validation QLIKE at the selection</w:t>
+            </w:r>
+          </w:p>
+        </w:tc>
+        <w:tc>
+          <w:tcPr>
+            <w:tcW w:type="dxa" w:w="5726"/>
+            <w:tcBorders>
+              <w:top w:val="none" w:color="FFFFFF" w:sz="0"/>
+              <w:left w:val="none" w:color="FFFFFF" w:sz="0"/>
+              <w:bottom w:val="single" w:color="BFBFBF" w:sz="4"/>
+              <w:right w:val="none" w:color="FFFFFF" w:sz="0"/>
+            </w:tcBorders>
+            <w:tcMar>
+              <w:top w:type="dxa" w:w="70"/>
+              <w:left w:type="dxa" w:w="110"/>
+              <w:bottom w:type="dxa" w:w="70"/>
+              <w:right w:type="dxa" w:w="110"/>
+            </w:tcMar>
+          </w:tcPr>
+          <w:p>
+            <w:pPr>
+              <w:spacing w:after="0" w:line="260"/>
+            </w:pPr>
+            <w:r>
+              <w:rPr>
+                <w:rFonts w:ascii="Calibri" w:cs="Calibri" w:eastAsia="Calibri" w:hAnsi="Calibri"/>
+                <w:b w:val="false"/>
+                <w:bCs w:val="false"/>
+                <w:color w:val="444444"/>
+                <w:sz w:val="19"/>
+                <w:szCs w:val="19"/>
+              </w:rPr>
+              <w:t xml:space="preserve">0.2343</w:t>
+            </w:r>
+          </w:p>
+        </w:tc>
+      </w:tr>
+      <w:tr>
+        <w:trPr>
+          <w:cantSplit/>
+          <w:tblHeader w:val="false"/>
+        </w:trPr>
+        <w:tc>
+          <w:tcPr>
+            <w:tcW w:type="dxa" w:w="3300"/>
+            <w:tcBorders>
+              <w:top w:val="none" w:color="FFFFFF" w:sz="0"/>
+              <w:left w:val="none" w:color="FFFFFF" w:sz="0"/>
+              <w:bottom w:val="single" w:color="BFBFBF" w:sz="4"/>
+              <w:right w:val="none" w:color="FFFFFF" w:sz="0"/>
+            </w:tcBorders>
+            <w:tcMar>
+              <w:top w:type="dxa" w:w="70"/>
+              <w:left w:type="dxa" w:w="110"/>
+              <w:bottom w:type="dxa" w:w="70"/>
+              <w:right w:type="dxa" w:w="110"/>
+            </w:tcMar>
+          </w:tcPr>
+          <w:p>
+            <w:pPr>
+              <w:spacing w:after="0" w:line="260"/>
+            </w:pPr>
+            <w:r>
+              <w:rPr>
+                <w:rFonts w:ascii="Calibri" w:cs="Calibri" w:eastAsia="Calibri" w:hAnsi="Calibri"/>
+                <w:b w:val="false"/>
+                <w:bCs w:val="false"/>
+                <w:color w:val="444444"/>
+                <w:sz w:val="19"/>
+                <w:szCs w:val="19"/>
+              </w:rPr>
+              <w:t xml:space="preserve">Epochs, selected configuration in the search</w:t>
+            </w:r>
+          </w:p>
+        </w:tc>
+        <w:tc>
+          <w:tcPr>
+            <w:tcW w:type="dxa" w:w="5726"/>
+            <w:tcBorders>
+              <w:top w:val="none" w:color="FFFFFF" w:sz="0"/>
+              <w:left w:val="none" w:color="FFFFFF" w:sz="0"/>
+              <w:bottom w:val="single" w:color="BFBFBF" w:sz="4"/>
+              <w:right w:val="none" w:color="FFFFFF" w:sz="0"/>
+            </w:tcBorders>
+            <w:tcMar>
+              <w:top w:type="dxa" w:w="70"/>
+              <w:left w:type="dxa" w:w="110"/>
+              <w:bottom w:type="dxa" w:w="70"/>
+              <w:right w:type="dxa" w:w="110"/>
+            </w:tcMar>
+          </w:tcPr>
+          <w:p>
+            <w:pPr>
+              <w:spacing w:after="0" w:line="260"/>
+            </w:pPr>
+            <w:r>
+              <w:rPr>
+                <w:rFonts w:ascii="Calibri" w:cs="Calibri" w:eastAsia="Calibri" w:hAnsi="Calibri"/>
+                <w:b w:val="false"/>
+                <w:bCs w:val="false"/>
+                <w:color w:val="444444"/>
+                <w:sz w:val="19"/>
+                <w:szCs w:val="19"/>
+              </w:rPr>
+              <w:t xml:space="preserve">32, against a ceiling of 150</w:t>
+            </w:r>
+          </w:p>
+        </w:tc>
+      </w:tr>
+      <w:tr>
+        <w:trPr>
+          <w:cantSplit/>
+          <w:tblHeader w:val="false"/>
+        </w:trPr>
+        <w:tc>
+          <w:tcPr>
+            <w:tcW w:type="dxa" w:w="3300"/>
+            <w:tcBorders>
+              <w:top w:val="none" w:color="FFFFFF" w:sz="0"/>
+              <w:left w:val="none" w:color="FFFFFF" w:sz="0"/>
+              <w:bottom w:val="single" w:color="BFBFBF" w:sz="4"/>
+              <w:right w:val="none" w:color="FFFFFF" w:sz="0"/>
+            </w:tcBorders>
+            <w:tcMar>
+              <w:top w:type="dxa" w:w="70"/>
+              <w:left w:type="dxa" w:w="110"/>
+              <w:bottom w:type="dxa" w:w="70"/>
+              <w:right w:type="dxa" w:w="110"/>
+            </w:tcMar>
+          </w:tcPr>
+          <w:p>
+            <w:pPr>
+              <w:spacing w:after="0" w:line="260"/>
+            </w:pPr>
+            <w:r>
+              <w:rPr>
+                <w:rFonts w:ascii="Calibri" w:cs="Calibri" w:eastAsia="Calibri" w:hAnsi="Calibri"/>
+                <w:b w:val="false"/>
+                <w:bCs w:val="false"/>
+                <w:color w:val="444444"/>
+                <w:sz w:val="19"/>
+                <w:szCs w:val="19"/>
+              </w:rPr>
+              <w:t xml:space="preserve">Epochs, frozen fits</w:t>
+            </w:r>
+          </w:p>
+        </w:tc>
+        <w:tc>
+          <w:tcPr>
+            <w:tcW w:type="dxa" w:w="5726"/>
+            <w:tcBorders>
+              <w:top w:val="none" w:color="FFFFFF" w:sz="0"/>
+              <w:left w:val="none" w:color="FFFFFF" w:sz="0"/>
+              <w:bottom w:val="single" w:color="BFBFBF" w:sz="4"/>
+              <w:right w:val="none" w:color="FFFFFF" w:sz="0"/>
+            </w:tcBorders>
+            <w:tcMar>
+              <w:top w:type="dxa" w:w="70"/>
+              <w:left w:type="dxa" w:w="110"/>
+              <w:bottom w:type="dxa" w:w="70"/>
+              <w:right w:type="dxa" w:w="110"/>
+            </w:tcMar>
+          </w:tcPr>
+          <w:p>
+            <w:pPr>
+              <w:spacing w:after="0" w:line="260"/>
+            </w:pPr>
+            <w:r>
+              <w:rPr>
+                <w:rFonts w:ascii="Calibri" w:cs="Calibri" w:eastAsia="Calibri" w:hAnsi="Calibri"/>
+                <w:b w:val="false"/>
+                <w:bCs w:val="false"/>
+                <w:color w:val="444444"/>
+                <w:sz w:val="19"/>
+                <w:szCs w:val="19"/>
+              </w:rPr>
+              <w:t xml:space="preserve">23; the three experts 23, 29 and 28, against a ceiling of 90</w:t>
+            </w:r>
+          </w:p>
+        </w:tc>
+      </w:tr>
+      <w:tr>
+        <w:trPr>
+          <w:cantSplit/>
+          <w:tblHeader w:val="false"/>
+        </w:trPr>
+        <w:tc>
+          <w:tcPr>
+            <w:tcW w:type="dxa" w:w="3300"/>
+            <w:tcBorders>
+              <w:top w:val="none" w:color="FFFFFF" w:sz="0"/>
+              <w:left w:val="none" w:color="FFFFFF" w:sz="0"/>
+              <w:bottom w:val="single" w:color="BFBFBF" w:sz="4"/>
+              <w:right w:val="none" w:color="FFFFFF" w:sz="0"/>
+            </w:tcBorders>
+            <w:tcMar>
+              <w:top w:type="dxa" w:w="70"/>
+              <w:left w:type="dxa" w:w="110"/>
+              <w:bottom w:type="dxa" w:w="70"/>
+              <w:right w:type="dxa" w:w="110"/>
+            </w:tcMar>
+          </w:tcPr>
+          <w:p>
+            <w:pPr>
+              <w:spacing w:after="0" w:line="260"/>
+            </w:pPr>
+            <w:r>
+              <w:rPr>
+                <w:rFonts w:ascii="Calibri" w:cs="Calibri" w:eastAsia="Calibri" w:hAnsi="Calibri"/>
+                <w:b w:val="false"/>
+                <w:bCs w:val="false"/>
+                <w:color w:val="444444"/>
+                <w:sz w:val="19"/>
+                <w:szCs w:val="19"/>
+              </w:rPr>
+              <w:t xml:space="preserve">Trainable parameters</w:t>
+            </w:r>
+          </w:p>
+        </w:tc>
+        <w:tc>
+          <w:tcPr>
+            <w:tcW w:type="dxa" w:w="5726"/>
+            <w:tcBorders>
+              <w:top w:val="none" w:color="FFFFFF" w:sz="0"/>
+              <w:left w:val="none" w:color="FFFFFF" w:sz="0"/>
+              <w:bottom w:val="single" w:color="BFBFBF" w:sz="4"/>
+              <w:right w:val="none" w:color="FFFFFF" w:sz="0"/>
+            </w:tcBorders>
+            <w:tcMar>
+              <w:top w:type="dxa" w:w="70"/>
+              <w:left w:type="dxa" w:w="110"/>
+              <w:bottom w:type="dxa" w:w="70"/>
+              <w:right w:type="dxa" w:w="110"/>
+            </w:tcMar>
+          </w:tcPr>
+          <w:p>
+            <w:pPr>
+              <w:spacing w:after="0" w:line="260"/>
+            </w:pPr>
+            <w:r>
+              <w:rPr>
+                <w:rFonts w:ascii="Calibri" w:cs="Calibri" w:eastAsia="Calibri" w:hAnsi="Calibri"/>
+                <w:b w:val="false"/>
+                <w:bCs w:val="false"/>
+                <w:color w:val="444444"/>
+                <w:sz w:val="19"/>
+                <w:szCs w:val="19"/>
+              </w:rPr>
+              <w:t xml:space="preserve">67,713 for a single network; 203,139 for the mixture</w:t>
+            </w:r>
+          </w:p>
+        </w:tc>
+      </w:tr>
+      <w:tr>
+        <w:trPr>
+          <w:cantSplit/>
+          <w:tblHeader w:val="false"/>
+        </w:trPr>
+        <w:tc>
+          <w:tcPr>
+            <w:tcW w:type="dxa" w:w="3300"/>
+            <w:tcBorders>
+              <w:top w:val="none" w:color="FFFFFF" w:sz="0"/>
+              <w:left w:val="none" w:color="FFFFFF" w:sz="0"/>
+              <w:bottom w:val="single" w:color="BFBFBF" w:sz="4"/>
+              <w:right w:val="none" w:color="FFFFFF" w:sz="0"/>
+            </w:tcBorders>
+            <w:tcMar>
+              <w:top w:type="dxa" w:w="70"/>
+              <w:left w:type="dxa" w:w="110"/>
+              <w:bottom w:type="dxa" w:w="70"/>
+              <w:right w:type="dxa" w:w="110"/>
+            </w:tcMar>
+          </w:tcPr>
+          <w:p>
+            <w:pPr>
+              <w:spacing w:after="0" w:line="260"/>
+            </w:pPr>
+            <w:r>
+              <w:rPr>
+                <w:rFonts w:ascii="Calibri" w:cs="Calibri" w:eastAsia="Calibri" w:hAnsi="Calibri"/>
+                <w:b w:val="false"/>
+                <w:bCs w:val="false"/>
+                <w:color w:val="444444"/>
+                <w:sz w:val="19"/>
+                <w:szCs w:val="19"/>
+              </w:rPr>
+              <w:t xml:space="preserve">End-to-end wall-clock</w:t>
+            </w:r>
+          </w:p>
+        </w:tc>
+        <w:tc>
+          <w:tcPr>
+            <w:tcW w:type="dxa" w:w="5726"/>
+            <w:tcBorders>
+              <w:top w:val="none" w:color="FFFFFF" w:sz="0"/>
+              <w:left w:val="none" w:color="FFFFFF" w:sz="0"/>
+              <w:bottom w:val="single" w:color="BFBFBF" w:sz="4"/>
+              <w:right w:val="none" w:color="FFFFFF" w:sz="0"/>
+            </w:tcBorders>
+            <w:tcMar>
+              <w:top w:type="dxa" w:w="70"/>
+              <w:left w:type="dxa" w:w="110"/>
+              <w:bottom w:type="dxa" w:w="70"/>
+              <w:right w:type="dxa" w:w="110"/>
+            </w:tcMar>
+          </w:tcPr>
+          <w:p>
+            <w:pPr>
+              <w:spacing w:after="0" w:line="260"/>
+            </w:pPr>
+            <w:r>
+              <w:rPr>
+                <w:rFonts w:ascii="Calibri" w:cs="Calibri" w:eastAsia="Calibri" w:hAnsi="Calibri"/>
+                <w:b w:val="false"/>
+                <w:bCs w:val="false"/>
+                <w:color w:val="444444"/>
+                <w:sz w:val="19"/>
+                <w:szCs w:val="19"/>
+              </w:rPr>
+              <w:t xml:space="preserve">836 seconds, of which the search is 378</w:t>
+            </w:r>
+          </w:p>
+        </w:tc>
+      </w:tr>
+      <w:tr>
+        <w:trPr>
+          <w:cantSplit/>
+          <w:tblHeader w:val="false"/>
+        </w:trPr>
+        <w:tc>
+          <w:tcPr>
+            <w:tcW w:type="dxa" w:w="3300"/>
+            <w:tcBorders>
+              <w:top w:val="none" w:color="FFFFFF" w:sz="0"/>
+              <w:left w:val="none" w:color="FFFFFF" w:sz="0"/>
+              <w:bottom w:val="single" w:color="BFBFBF" w:sz="4"/>
+              <w:right w:val="none" w:color="FFFFFF" w:sz="0"/>
+            </w:tcBorders>
+            <w:tcMar>
+              <w:top w:type="dxa" w:w="70"/>
+              <w:left w:type="dxa" w:w="110"/>
+              <w:bottom w:type="dxa" w:w="70"/>
+              <w:right w:type="dxa" w:w="110"/>
+            </w:tcMar>
+          </w:tcPr>
+          <w:p>
+            <w:pPr>
+              <w:spacing w:after="0" w:line="260"/>
+            </w:pPr>
+            <w:r>
+              <w:rPr>
+                <w:rFonts w:ascii="Calibri" w:cs="Calibri" w:eastAsia="Calibri" w:hAnsi="Calibri"/>
+                <w:b w:val="false"/>
+                <w:bCs w:val="false"/>
+                <w:color w:val="444444"/>
+                <w:sz w:val="19"/>
+                <w:szCs w:val="19"/>
+              </w:rPr>
+              <w:t xml:space="preserve">Peak working memory</w:t>
+            </w:r>
+          </w:p>
+        </w:tc>
+        <w:tc>
+          <w:tcPr>
+            <w:tcW w:type="dxa" w:w="5726"/>
+            <w:tcBorders>
+              <w:top w:val="none" w:color="FFFFFF" w:sz="0"/>
+              <w:left w:val="none" w:color="FFFFFF" w:sz="0"/>
+              <w:bottom w:val="single" w:color="BFBFBF" w:sz="4"/>
+              <w:right w:val="none" w:color="FFFFFF" w:sz="0"/>
+            </w:tcBorders>
+            <w:tcMar>
+              <w:top w:type="dxa" w:w="70"/>
+              <w:left w:type="dxa" w:w="110"/>
+              <w:bottom w:type="dxa" w:w="70"/>
+              <w:right w:type="dxa" w:w="110"/>
+            </w:tcMar>
+          </w:tcPr>
+          <w:p>
+            <w:pPr>
+              <w:spacing w:after="0" w:line="260"/>
+            </w:pPr>
+            <w:r>
+              <w:rPr>
+                <w:rFonts w:ascii="Calibri" w:cs="Calibri" w:eastAsia="Calibri" w:hAnsi="Calibri"/>
+                <w:b w:val="false"/>
+                <w:bCs w:val="false"/>
+                <w:color w:val="444444"/>
+                <w:sz w:val="19"/>
+                <w:szCs w:val="19"/>
+              </w:rPr>
+              <w:t xml:space="preserve">390 MB</w:t>
+            </w:r>
+          </w:p>
+        </w:tc>
+      </w:tr>
+      <w:tr>
+        <w:trPr>
+          <w:cantSplit/>
+          <w:tblHeader w:val="false"/>
+        </w:trPr>
+        <w:tc>
+          <w:tcPr>
+            <w:tcW w:type="dxa" w:w="3300"/>
+            <w:tcBorders>
+              <w:top w:val="none" w:color="FFFFFF" w:sz="0"/>
+              <w:left w:val="none" w:color="FFFFFF" w:sz="0"/>
+              <w:bottom w:val="single" w:color="BFBFBF" w:sz="4"/>
+              <w:right w:val="none" w:color="FFFFFF" w:sz="0"/>
+            </w:tcBorders>
+            <w:tcMar>
+              <w:top w:type="dxa" w:w="70"/>
+              <w:left w:type="dxa" w:w="110"/>
+              <w:bottom w:type="dxa" w:w="70"/>
+              <w:right w:type="dxa" w:w="110"/>
+            </w:tcMar>
+          </w:tcPr>
+          <w:p>
+            <w:pPr>
+              <w:spacing w:after="0" w:line="260"/>
+            </w:pPr>
+            <w:r>
+              <w:rPr>
+                <w:rFonts w:ascii="Calibri" w:cs="Calibri" w:eastAsia="Calibri" w:hAnsi="Calibri"/>
+                <w:b w:val="false"/>
+                <w:bCs w:val="false"/>
+                <w:color w:val="444444"/>
+                <w:sz w:val="19"/>
+                <w:szCs w:val="19"/>
+              </w:rPr>
+              <w:t xml:space="preserve">Accelerator</w:t>
+            </w:r>
+          </w:p>
+        </w:tc>
+        <w:tc>
+          <w:tcPr>
+            <w:tcW w:type="dxa" w:w="5726"/>
+            <w:tcBorders>
+              <w:top w:val="none" w:color="FFFFFF" w:sz="0"/>
+              <w:left w:val="none" w:color="FFFFFF" w:sz="0"/>
+              <w:bottom w:val="single" w:color="BFBFBF" w:sz="4"/>
+              <w:right w:val="none" w:color="FFFFFF" w:sz="0"/>
+            </w:tcBorders>
+            <w:tcMar>
+              <w:top w:type="dxa" w:w="70"/>
+              <w:left w:type="dxa" w:w="110"/>
+              <w:bottom w:type="dxa" w:w="70"/>
+              <w:right w:type="dxa" w:w="110"/>
+            </w:tcMar>
+          </w:tcPr>
+          <w:p>
+            <w:pPr>
+              <w:spacing w:after="0" w:line="260"/>
+            </w:pPr>
+            <w:r>
+              <w:rPr>
+                <w:rFonts w:ascii="Calibri" w:cs="Calibri" w:eastAsia="Calibri" w:hAnsi="Calibri"/>
+                <w:b w:val="false"/>
+                <w:bCs w:val="false"/>
+                <w:color w:val="444444"/>
+                <w:sz w:val="19"/>
+                <w:szCs w:val="19"/>
+              </w:rPr>
+              <w:t xml:space="preserve">None; four processor cores</w:t>
+            </w:r>
+          </w:p>
+        </w:tc>
+      </w:tr>
+    </w:tbl>
+    <w:p>
+      <w:pPr>
+        <w:pStyle w:val="Caption"/>
+        <w:keepNext/>
+      </w:pPr>
+      <w:r>
+        <w:t xml:space="preserve">Table C.7  Selection of the jump penalty on training rows, by the persistence rule of Section 3.3. The selected value is the smallest on the pre-registered grid that clears the floor; Section 4.5 reports the finer sweep around it.</w:t>
+      </w:r>
+    </w:p>
+    <w:tbl>
+      <w:tblPr>
+        <w:tblW w:type="dxa" w:w="9026"/>
+        <w:tblBorders>
+          <w:top w:val="single" w:color="auto" w:sz="4"/>
+          <w:left w:val="single" w:color="auto" w:sz="4"/>
+          <w:bottom w:val="single" w:color="auto" w:sz="4"/>
+          <w:right w:val="single" w:color="auto" w:sz="4"/>
+          <w:insideH w:val="single" w:color="auto" w:sz="4"/>
+          <w:insideV w:val="single" w:color="auto" w:sz="4"/>
+        </w:tblBorders>
+      </w:tblPr>
+      <w:tblGrid>
+        <w:gridCol w:w="1500"/>
+        <w:gridCol w:w="1500"/>
+        <w:gridCol w:w="2500"/>
+        <w:gridCol w:w="3526"/>
+      </w:tblGrid>
+      <w:tr>
+        <w:trPr>
+          <w:cantSplit/>
+          <w:tblHeader/>
+        </w:trPr>
+        <w:tc>
+          <w:tcPr>
+            <w:tcW w:type="dxa" w:w="1500"/>
+            <w:tcBorders>
+              <w:top w:val="single" w:color="111111" w:sz="4"/>
+              <w:left w:val="none" w:color="FFFFFF" w:sz="0"/>
+              <w:bottom w:val="single" w:color="111111" w:sz="4"/>
+              <w:right w:val="none" w:color="FFFFFF" w:sz="0"/>
+            </w:tcBorders>
+            <w:shd w:fill="F2F2F2" w:color="auto" w:val="clear"/>
+            <w:tcMar>
+              <w:top w:type="dxa" w:w="70"/>
+              <w:left w:type="dxa" w:w="110"/>
+              <w:bottom w:type="dxa" w:w="70"/>
+              <w:right w:type="dxa" w:w="110"/>
+            </w:tcMar>
+          </w:tcPr>
+          <w:p>
+            <w:pPr>
+              <w:spacing w:after="0" w:line="260"/>
+            </w:pPr>
+            <w:r>
+              <w:rPr>
+                <w:rFonts w:ascii="Calibri" w:cs="Calibri" w:eastAsia="Calibri" w:hAnsi="Calibri"/>
+                <w:b/>
+                <w:bCs/>
+                <w:color w:val="111111"/>
+                <w:sz w:val="18"/>
+                <w:szCs w:val="18"/>
+              </w:rPr>
+              <w:t xml:space="preserve">Penalty</w:t>
+            </w:r>
+          </w:p>
+        </w:tc>
+        <w:tc>
+          <w:tcPr>
+            <w:tcW w:type="dxa" w:w="1500"/>
+            <w:tcBorders>
+              <w:top w:val="single" w:color="111111" w:sz="4"/>
+              <w:left w:val="none" w:color="FFFFFF" w:sz="0"/>
+              <w:bottom w:val="single" w:color="111111" w:sz="4"/>
+              <w:right w:val="none" w:color="FFFFFF" w:sz="0"/>
+            </w:tcBorders>
+            <w:shd w:fill="F2F2F2" w:color="auto" w:val="clear"/>
+            <w:tcMar>
+              <w:top w:type="dxa" w:w="70"/>
+              <w:left w:type="dxa" w:w="110"/>
+              <w:bottom w:type="dxa" w:w="70"/>
+              <w:right w:type="dxa" w:w="110"/>
+            </w:tcMar>
+          </w:tcPr>
+          <w:p>
+            <w:pPr>
+              <w:spacing w:after="0" w:line="260"/>
+            </w:pPr>
+            <w:r>
+              <w:rPr>
+                <w:rFonts w:ascii="Calibri" w:cs="Calibri" w:eastAsia="Calibri" w:hAnsi="Calibri"/>
+                <w:b/>
+                <w:bCs/>
+                <w:color w:val="111111"/>
+                <w:sz w:val="18"/>
+                <w:szCs w:val="18"/>
+              </w:rPr>
+              <w:t xml:space="preserve">Switches</w:t>
+            </w:r>
+          </w:p>
+        </w:tc>
+        <w:tc>
+          <w:tcPr>
+            <w:tcW w:type="dxa" w:w="2500"/>
+            <w:tcBorders>
+              <w:top w:val="single" w:color="111111" w:sz="4"/>
+              <w:left w:val="none" w:color="FFFFFF" w:sz="0"/>
+              <w:bottom w:val="single" w:color="111111" w:sz="4"/>
+              <w:right w:val="none" w:color="FFFFFF" w:sz="0"/>
+            </w:tcBorders>
+            <w:shd w:fill="F2F2F2" w:color="auto" w:val="clear"/>
+            <w:tcMar>
+              <w:top w:type="dxa" w:w="70"/>
+              <w:left w:type="dxa" w:w="110"/>
+              <w:bottom w:type="dxa" w:w="70"/>
+              <w:right w:type="dxa" w:w="110"/>
+            </w:tcMar>
+          </w:tcPr>
+          <w:p>
+            <w:pPr>
+              <w:spacing w:after="0" w:line="260"/>
+            </w:pPr>
+            <w:r>
+              <w:rPr>
+                <w:rFonts w:ascii="Calibri" w:cs="Calibri" w:eastAsia="Calibri" w:hAnsi="Calibri"/>
+                <w:b/>
+                <w:bCs/>
+                <w:color w:val="111111"/>
+                <w:sz w:val="18"/>
+                <w:szCs w:val="18"/>
+              </w:rPr>
+              <w:t xml:space="preserve">Mean duration, days</w:t>
+            </w:r>
+          </w:p>
+        </w:tc>
+        <w:tc>
+          <w:tcPr>
+            <w:tcW w:type="dxa" w:w="3526"/>
+            <w:tcBorders>
+              <w:top w:val="single" w:color="111111" w:sz="4"/>
+              <w:left w:val="none" w:color="FFFFFF" w:sz="0"/>
+              <w:bottom w:val="single" w:color="111111" w:sz="4"/>
+              <w:right w:val="none" w:color="FFFFFF" w:sz="0"/>
+            </w:tcBorders>
+            <w:shd w:fill="F2F2F2" w:color="auto" w:val="clear"/>
+            <w:tcMar>
+              <w:top w:type="dxa" w:w="70"/>
+              <w:left w:type="dxa" w:w="110"/>
+              <w:bottom w:type="dxa" w:w="70"/>
+              <w:right w:type="dxa" w:w="110"/>
+            </w:tcMar>
+          </w:tcPr>
+          <w:p>
+            <w:pPr>
+              <w:spacing w:after="0" w:line="260"/>
+            </w:pPr>
+            <w:r>
+              <w:rPr>
+                <w:rFonts w:ascii="Calibri" w:cs="Calibri" w:eastAsia="Calibri" w:hAnsi="Calibri"/>
+                <w:b/>
+                <w:bCs/>
+                <w:color w:val="111111"/>
+                <w:sz w:val="18"/>
+                <w:szCs w:val="18"/>
+              </w:rPr>
+              <w:t xml:space="preserve">Clears the floor</w:t>
+            </w:r>
+          </w:p>
+        </w:tc>
+      </w:tr>
+      <w:tr>
+        <w:trPr>
+          <w:cantSplit/>
+          <w:tblHeader w:val="false"/>
+        </w:trPr>
+        <w:tc>
+          <w:tcPr>
+            <w:tcW w:type="dxa" w:w="1500"/>
+            <w:tcBorders>
+              <w:top w:val="none" w:color="FFFFFF" w:sz="0"/>
+              <w:left w:val="none" w:color="FFFFFF" w:sz="0"/>
+              <w:bottom w:val="single" w:color="BFBFBF" w:sz="4"/>
+              <w:right w:val="none" w:color="FFFFFF" w:sz="0"/>
+            </w:tcBorders>
+            <w:tcMar>
+              <w:top w:type="dxa" w:w="70"/>
+              <w:left w:type="dxa" w:w="110"/>
+              <w:bottom w:type="dxa" w:w="70"/>
+              <w:right w:type="dxa" w:w="110"/>
+            </w:tcMar>
+          </w:tcPr>
+          <w:p>
+            <w:pPr>
+              <w:spacing w:after="0" w:line="260"/>
+            </w:pPr>
+            <w:r>
+              <w:rPr>
+                <w:rFonts w:ascii="Calibri" w:cs="Calibri" w:eastAsia="Calibri" w:hAnsi="Calibri"/>
+                <w:b w:val="false"/>
+                <w:bCs w:val="false"/>
+                <w:color w:val="444444"/>
+                <w:sz w:val="18"/>
+                <w:szCs w:val="18"/>
+              </w:rPr>
+              <w:t xml:space="preserve">1</w:t>
+            </w:r>
+          </w:p>
+        </w:tc>
+        <w:tc>
+          <w:tcPr>
+            <w:tcW w:type="dxa" w:w="1500"/>
+            <w:tcBorders>
+              <w:top w:val="none" w:color="FFFFFF" w:sz="0"/>
+              <w:left w:val="none" w:color="FFFFFF" w:sz="0"/>
+              <w:bottom w:val="single" w:color="BFBFBF" w:sz="4"/>
+              <w:right w:val="none" w:color="FFFFFF" w:sz="0"/>
+            </w:tcBorders>
+            <w:tcMar>
+              <w:top w:type="dxa" w:w="70"/>
+              <w:left w:type="dxa" w:w="110"/>
+              <w:bottom w:type="dxa" w:w="70"/>
+              <w:right w:type="dxa" w:w="110"/>
+            </w:tcMar>
+          </w:tcPr>
+          <w:p>
+            <w:pPr>
+              <w:spacing w:after="0" w:line="260"/>
+            </w:pPr>
+            <w:r>
+              <w:rPr>
+                <w:rFonts w:ascii="Calibri" w:cs="Calibri" w:eastAsia="Calibri" w:hAnsi="Calibri"/>
+                <w:b w:val="false"/>
+                <w:bCs w:val="false"/>
+                <w:color w:val="444444"/>
+                <w:sz w:val="18"/>
+                <w:szCs w:val="18"/>
+              </w:rPr>
+              <w:t xml:space="preserve">1,196</w:t>
+            </w:r>
+          </w:p>
+        </w:tc>
+        <w:tc>
+          <w:tcPr>
+            <w:tcW w:type="dxa" w:w="2500"/>
+            <w:tcBorders>
+              <w:top w:val="none" w:color="FFFFFF" w:sz="0"/>
+              <w:left w:val="none" w:color="FFFFFF" w:sz="0"/>
+              <w:bottom w:val="single" w:color="BFBFBF" w:sz="4"/>
+              <w:right w:val="none" w:color="FFFFFF" w:sz="0"/>
+            </w:tcBorders>
+            <w:tcMar>
+              <w:top w:type="dxa" w:w="70"/>
+              <w:left w:type="dxa" w:w="110"/>
+              <w:bottom w:type="dxa" w:w="70"/>
+              <w:right w:type="dxa" w:w="110"/>
+            </w:tcMar>
+          </w:tcPr>
+          <w:p>
+            <w:pPr>
+              <w:spacing w:after="0" w:line="260"/>
+            </w:pPr>
+            <w:r>
+              <w:rPr>
+                <w:rFonts w:ascii="Calibri" w:cs="Calibri" w:eastAsia="Calibri" w:hAnsi="Calibri"/>
+                <w:b w:val="false"/>
+                <w:bCs w:val="false"/>
+                <w:color w:val="444444"/>
+                <w:sz w:val="18"/>
+                <w:szCs w:val="18"/>
+              </w:rPr>
+              <w:t xml:space="preserve">3.3</w:t>
+            </w:r>
+          </w:p>
+        </w:tc>
+        <w:tc>
+          <w:tcPr>
+            <w:tcW w:type="dxa" w:w="3526"/>
+            <w:tcBorders>
+              <w:top w:val="none" w:color="FFFFFF" w:sz="0"/>
+              <w:left w:val="none" w:color="FFFFFF" w:sz="0"/>
+              <w:bottom w:val="single" w:color="BFBFBF" w:sz="4"/>
+              <w:right w:val="none" w:color="FFFFFF" w:sz="0"/>
+            </w:tcBorders>
+            <w:tcMar>
+              <w:top w:type="dxa" w:w="70"/>
+              <w:left w:type="dxa" w:w="110"/>
+              <w:bottom w:type="dxa" w:w="70"/>
+              <w:right w:type="dxa" w:w="110"/>
+            </w:tcMar>
+          </w:tcPr>
+          <w:p>
+            <w:pPr>
+              <w:spacing w:after="0" w:line="260"/>
+            </w:pPr>
+            <w:r>
+              <w:rPr>
+                <w:rFonts w:ascii="Calibri" w:cs="Calibri" w:eastAsia="Calibri" w:hAnsi="Calibri"/>
+                <w:b w:val="false"/>
+                <w:bCs w:val="false"/>
+                <w:color w:val="444444"/>
+                <w:sz w:val="18"/>
+                <w:szCs w:val="18"/>
+              </w:rPr>
+              <w:t xml:space="preserve">No</w:t>
+            </w:r>
+          </w:p>
+        </w:tc>
+      </w:tr>
+      <w:tr>
+        <w:trPr>
+          <w:cantSplit/>
+          <w:tblHeader w:val="false"/>
+        </w:trPr>
+        <w:tc>
+          <w:tcPr>
+            <w:tcW w:type="dxa" w:w="1500"/>
+            <w:tcBorders>
+              <w:top w:val="none" w:color="FFFFFF" w:sz="0"/>
+              <w:left w:val="none" w:color="FFFFFF" w:sz="0"/>
+              <w:bottom w:val="single" w:color="BFBFBF" w:sz="4"/>
+              <w:right w:val="none" w:color="FFFFFF" w:sz="0"/>
+            </w:tcBorders>
+            <w:tcMar>
+              <w:top w:type="dxa" w:w="70"/>
+              <w:left w:type="dxa" w:w="110"/>
+              <w:bottom w:type="dxa" w:w="70"/>
+              <w:right w:type="dxa" w:w="110"/>
+            </w:tcMar>
+          </w:tcPr>
+          <w:p>
+            <w:pPr>
+              <w:spacing w:after="0" w:line="260"/>
+            </w:pPr>
+            <w:r>
+              <w:rPr>
+                <w:rFonts w:ascii="Calibri" w:cs="Calibri" w:eastAsia="Calibri" w:hAnsi="Calibri"/>
+                <w:b w:val="false"/>
+                <w:bCs w:val="false"/>
+                <w:color w:val="444444"/>
+                <w:sz w:val="18"/>
+                <w:szCs w:val="18"/>
+              </w:rPr>
+              <w:t xml:space="preserve">3</w:t>
+            </w:r>
+          </w:p>
+        </w:tc>
+        <w:tc>
+          <w:tcPr>
+            <w:tcW w:type="dxa" w:w="1500"/>
+            <w:tcBorders>
+              <w:top w:val="none" w:color="FFFFFF" w:sz="0"/>
+              <w:left w:val="none" w:color="FFFFFF" w:sz="0"/>
+              <w:bottom w:val="single" w:color="BFBFBF" w:sz="4"/>
+              <w:right w:val="none" w:color="FFFFFF" w:sz="0"/>
+            </w:tcBorders>
+            <w:tcMar>
+              <w:top w:type="dxa" w:w="70"/>
+              <w:left w:type="dxa" w:w="110"/>
+              <w:bottom w:type="dxa" w:w="70"/>
+              <w:right w:type="dxa" w:w="110"/>
+            </w:tcMar>
+          </w:tcPr>
+          <w:p>
+            <w:pPr>
+              <w:spacing w:after="0" w:line="260"/>
+            </w:pPr>
+            <w:r>
+              <w:rPr>
+                <w:rFonts w:ascii="Calibri" w:cs="Calibri" w:eastAsia="Calibri" w:hAnsi="Calibri"/>
+                <w:b w:val="false"/>
+                <w:bCs w:val="false"/>
+                <w:color w:val="444444"/>
+                <w:sz w:val="18"/>
+                <w:szCs w:val="18"/>
+              </w:rPr>
+              <w:t xml:space="preserve">76</w:t>
+            </w:r>
+          </w:p>
+        </w:tc>
+        <w:tc>
+          <w:tcPr>
+            <w:tcW w:type="dxa" w:w="2500"/>
+            <w:tcBorders>
+              <w:top w:val="none" w:color="FFFFFF" w:sz="0"/>
+              <w:left w:val="none" w:color="FFFFFF" w:sz="0"/>
+              <w:bottom w:val="single" w:color="BFBFBF" w:sz="4"/>
+              <w:right w:val="none" w:color="FFFFFF" w:sz="0"/>
+            </w:tcBorders>
+            <w:tcMar>
+              <w:top w:type="dxa" w:w="70"/>
+              <w:left w:type="dxa" w:w="110"/>
+              <w:bottom w:type="dxa" w:w="70"/>
+              <w:right w:type="dxa" w:w="110"/>
+            </w:tcMar>
+          </w:tcPr>
+          <w:p>
+            <w:pPr>
+              <w:spacing w:after="0" w:line="260"/>
+            </w:pPr>
+            <w:r>
+              <w:rPr>
+                <w:rFonts w:ascii="Calibri" w:cs="Calibri" w:eastAsia="Calibri" w:hAnsi="Calibri"/>
+                <w:b w:val="false"/>
+                <w:bCs w:val="false"/>
+                <w:color w:val="444444"/>
+                <w:sz w:val="18"/>
+                <w:szCs w:val="18"/>
+              </w:rPr>
+              <w:t xml:space="preserve">51.9</w:t>
+            </w:r>
+          </w:p>
+        </w:tc>
+        <w:tc>
+          <w:tcPr>
+            <w:tcW w:type="dxa" w:w="3526"/>
+            <w:tcBorders>
+              <w:top w:val="none" w:color="FFFFFF" w:sz="0"/>
+              <w:left w:val="none" w:color="FFFFFF" w:sz="0"/>
+              <w:bottom w:val="single" w:color="BFBFBF" w:sz="4"/>
+              <w:right w:val="none" w:color="FFFFFF" w:sz="0"/>
+            </w:tcBorders>
+            <w:tcMar>
+              <w:top w:type="dxa" w:w="70"/>
+              <w:left w:type="dxa" w:w="110"/>
+              <w:bottom w:type="dxa" w:w="70"/>
+              <w:right w:type="dxa" w:w="110"/>
+            </w:tcMar>
+          </w:tcPr>
+          <w:p>
+            <w:pPr>
+              <w:spacing w:after="0" w:line="260"/>
+            </w:pPr>
+            <w:r>
+              <w:rPr>
+                <w:rFonts w:ascii="Calibri" w:cs="Calibri" w:eastAsia="Calibri" w:hAnsi="Calibri"/>
+                <w:b w:val="false"/>
+                <w:bCs w:val="false"/>
+                <w:color w:val="444444"/>
+                <w:sz w:val="18"/>
+                <w:szCs w:val="18"/>
+              </w:rPr>
+              <w:t xml:space="preserve">Yes, and selected</w:t>
+            </w:r>
+          </w:p>
+        </w:tc>
+      </w:tr>
+      <w:tr>
+        <w:trPr>
+          <w:cantSplit/>
+          <w:tblHeader w:val="false"/>
+        </w:trPr>
+        <w:tc>
+          <w:tcPr>
+            <w:tcW w:type="dxa" w:w="1500"/>
+            <w:tcBorders>
+              <w:top w:val="none" w:color="FFFFFF" w:sz="0"/>
+              <w:left w:val="none" w:color="FFFFFF" w:sz="0"/>
+              <w:bottom w:val="single" w:color="BFBFBF" w:sz="4"/>
+              <w:right w:val="none" w:color="FFFFFF" w:sz="0"/>
+            </w:tcBorders>
+            <w:tcMar>
+              <w:top w:type="dxa" w:w="70"/>
+              <w:left w:type="dxa" w:w="110"/>
+              <w:bottom w:type="dxa" w:w="70"/>
+              <w:right w:type="dxa" w:w="110"/>
+            </w:tcMar>
+          </w:tcPr>
+          <w:p>
+            <w:pPr>
+              <w:spacing w:after="0" w:line="260"/>
+            </w:pPr>
+            <w:r>
+              <w:rPr>
+                <w:rFonts w:ascii="Calibri" w:cs="Calibri" w:eastAsia="Calibri" w:hAnsi="Calibri"/>
+                <w:b w:val="false"/>
+                <w:bCs w:val="false"/>
+                <w:color w:val="444444"/>
+                <w:sz w:val="18"/>
+                <w:szCs w:val="18"/>
+              </w:rPr>
+              <w:t xml:space="preserve">10</w:t>
+            </w:r>
+          </w:p>
+        </w:tc>
+        <w:tc>
+          <w:tcPr>
+            <w:tcW w:type="dxa" w:w="1500"/>
+            <w:tcBorders>
+              <w:top w:val="none" w:color="FFFFFF" w:sz="0"/>
+              <w:left w:val="none" w:color="FFFFFF" w:sz="0"/>
+              <w:bottom w:val="single" w:color="BFBFBF" w:sz="4"/>
+              <w:right w:val="none" w:color="FFFFFF" w:sz="0"/>
+            </w:tcBorders>
+            <w:tcMar>
+              <w:top w:type="dxa" w:w="70"/>
+              <w:left w:type="dxa" w:w="110"/>
+              <w:bottom w:type="dxa" w:w="70"/>
+              <w:right w:type="dxa" w:w="110"/>
+            </w:tcMar>
+          </w:tcPr>
+          <w:p>
+            <w:pPr>
+              <w:spacing w:after="0" w:line="260"/>
+            </w:pPr>
+            <w:r>
+              <w:rPr>
+                <w:rFonts w:ascii="Calibri" w:cs="Calibri" w:eastAsia="Calibri" w:hAnsi="Calibri"/>
+                <w:b w:val="false"/>
+                <w:bCs w:val="false"/>
+                <w:color w:val="444444"/>
+                <w:sz w:val="18"/>
+                <w:szCs w:val="18"/>
+              </w:rPr>
+              <w:t xml:space="preserve">10</w:t>
+            </w:r>
+          </w:p>
+        </w:tc>
+        <w:tc>
+          <w:tcPr>
+            <w:tcW w:type="dxa" w:w="2500"/>
+            <w:tcBorders>
+              <w:top w:val="none" w:color="FFFFFF" w:sz="0"/>
+              <w:left w:val="none" w:color="FFFFFF" w:sz="0"/>
+              <w:bottom w:val="single" w:color="BFBFBF" w:sz="4"/>
+              <w:right w:val="none" w:color="FFFFFF" w:sz="0"/>
+            </w:tcBorders>
+            <w:tcMar>
+              <w:top w:type="dxa" w:w="70"/>
+              <w:left w:type="dxa" w:w="110"/>
+              <w:bottom w:type="dxa" w:w="70"/>
+              <w:right w:type="dxa" w:w="110"/>
+            </w:tcMar>
+          </w:tcPr>
+          <w:p>
+            <w:pPr>
+              <w:spacing w:after="0" w:line="260"/>
+            </w:pPr>
+            <w:r>
+              <w:rPr>
+                <w:rFonts w:ascii="Calibri" w:cs="Calibri" w:eastAsia="Calibri" w:hAnsi="Calibri"/>
+                <w:b w:val="false"/>
+                <w:bCs w:val="false"/>
+                <w:color w:val="444444"/>
+                <w:sz w:val="18"/>
+                <w:szCs w:val="18"/>
+              </w:rPr>
+              <w:t xml:space="preserve">363.0</w:t>
+            </w:r>
+          </w:p>
+        </w:tc>
+        <w:tc>
+          <w:tcPr>
+            <w:tcW w:type="dxa" w:w="3526"/>
+            <w:tcBorders>
+              <w:top w:val="none" w:color="FFFFFF" w:sz="0"/>
+              <w:left w:val="none" w:color="FFFFFF" w:sz="0"/>
+              <w:bottom w:val="single" w:color="BFBFBF" w:sz="4"/>
+              <w:right w:val="none" w:color="FFFFFF" w:sz="0"/>
+            </w:tcBorders>
+            <w:tcMar>
+              <w:top w:type="dxa" w:w="70"/>
+              <w:left w:type="dxa" w:w="110"/>
+              <w:bottom w:type="dxa" w:w="70"/>
+              <w:right w:type="dxa" w:w="110"/>
+            </w:tcMar>
+          </w:tcPr>
+          <w:p>
+            <w:pPr>
+              <w:spacing w:after="0" w:line="260"/>
+            </w:pPr>
+            <w:r>
+              <w:rPr>
+                <w:rFonts w:ascii="Calibri" w:cs="Calibri" w:eastAsia="Calibri" w:hAnsi="Calibri"/>
+                <w:b w:val="false"/>
+                <w:bCs w:val="false"/>
+                <w:color w:val="444444"/>
+                <w:sz w:val="18"/>
+                <w:szCs w:val="18"/>
+              </w:rPr>
+              <w:t xml:space="preserve">Yes</w:t>
+            </w:r>
+          </w:p>
+        </w:tc>
+      </w:tr>
+      <w:tr>
+        <w:trPr>
+          <w:cantSplit/>
+          <w:tblHeader w:val="false"/>
+        </w:trPr>
+        <w:tc>
+          <w:tcPr>
+            <w:tcW w:type="dxa" w:w="1500"/>
+            <w:tcBorders>
+              <w:top w:val="none" w:color="FFFFFF" w:sz="0"/>
+              <w:left w:val="none" w:color="FFFFFF" w:sz="0"/>
+              <w:bottom w:val="single" w:color="BFBFBF" w:sz="4"/>
+              <w:right w:val="none" w:color="FFFFFF" w:sz="0"/>
+            </w:tcBorders>
+            <w:tcMar>
+              <w:top w:type="dxa" w:w="70"/>
+              <w:left w:type="dxa" w:w="110"/>
+              <w:bottom w:type="dxa" w:w="70"/>
+              <w:right w:type="dxa" w:w="110"/>
+            </w:tcMar>
+          </w:tcPr>
+          <w:p>
+            <w:pPr>
+              <w:spacing w:after="0" w:line="260"/>
+            </w:pPr>
+            <w:r>
+              <w:rPr>
+                <w:rFonts w:ascii="Calibri" w:cs="Calibri" w:eastAsia="Calibri" w:hAnsi="Calibri"/>
+                <w:b w:val="false"/>
+                <w:bCs w:val="false"/>
+                <w:color w:val="444444"/>
+                <w:sz w:val="18"/>
+                <w:szCs w:val="18"/>
+              </w:rPr>
+              <w:t xml:space="preserve">30</w:t>
+            </w:r>
+          </w:p>
+        </w:tc>
+        <w:tc>
+          <w:tcPr>
+            <w:tcW w:type="dxa" w:w="1500"/>
+            <w:tcBorders>
+              <w:top w:val="none" w:color="FFFFFF" w:sz="0"/>
+              <w:left w:val="none" w:color="FFFFFF" w:sz="0"/>
+              <w:bottom w:val="single" w:color="BFBFBF" w:sz="4"/>
+              <w:right w:val="none" w:color="FFFFFF" w:sz="0"/>
+            </w:tcBorders>
+            <w:tcMar>
+              <w:top w:type="dxa" w:w="70"/>
+              <w:left w:type="dxa" w:w="110"/>
+              <w:bottom w:type="dxa" w:w="70"/>
+              <w:right w:type="dxa" w:w="110"/>
+            </w:tcMar>
+          </w:tcPr>
+          <w:p>
+            <w:pPr>
+              <w:spacing w:after="0" w:line="260"/>
+            </w:pPr>
+            <w:r>
+              <w:rPr>
+                <w:rFonts w:ascii="Calibri" w:cs="Calibri" w:eastAsia="Calibri" w:hAnsi="Calibri"/>
+                <w:b w:val="false"/>
+                <w:bCs w:val="false"/>
+                <w:color w:val="444444"/>
+                <w:sz w:val="18"/>
+                <w:szCs w:val="18"/>
+              </w:rPr>
+              <w:t xml:space="preserve">6</w:t>
+            </w:r>
+          </w:p>
+        </w:tc>
+        <w:tc>
+          <w:tcPr>
+            <w:tcW w:type="dxa" w:w="2500"/>
+            <w:tcBorders>
+              <w:top w:val="none" w:color="FFFFFF" w:sz="0"/>
+              <w:left w:val="none" w:color="FFFFFF" w:sz="0"/>
+              <w:bottom w:val="single" w:color="BFBFBF" w:sz="4"/>
+              <w:right w:val="none" w:color="FFFFFF" w:sz="0"/>
+            </w:tcBorders>
+            <w:tcMar>
+              <w:top w:type="dxa" w:w="70"/>
+              <w:left w:type="dxa" w:w="110"/>
+              <w:bottom w:type="dxa" w:w="70"/>
+              <w:right w:type="dxa" w:w="110"/>
+            </w:tcMar>
+          </w:tcPr>
+          <w:p>
+            <w:pPr>
+              <w:spacing w:after="0" w:line="260"/>
+            </w:pPr>
+            <w:r>
+              <w:rPr>
+                <w:rFonts w:ascii="Calibri" w:cs="Calibri" w:eastAsia="Calibri" w:hAnsi="Calibri"/>
+                <w:b w:val="false"/>
+                <w:bCs w:val="false"/>
+                <w:color w:val="444444"/>
+                <w:sz w:val="18"/>
+                <w:szCs w:val="18"/>
+              </w:rPr>
+              <w:t xml:space="preserve">570.4</w:t>
+            </w:r>
+          </w:p>
+        </w:tc>
+        <w:tc>
+          <w:tcPr>
+            <w:tcW w:type="dxa" w:w="3526"/>
+            <w:tcBorders>
+              <w:top w:val="none" w:color="FFFFFF" w:sz="0"/>
+              <w:left w:val="none" w:color="FFFFFF" w:sz="0"/>
+              <w:bottom w:val="single" w:color="BFBFBF" w:sz="4"/>
+              <w:right w:val="none" w:color="FFFFFF" w:sz="0"/>
+            </w:tcBorders>
+            <w:tcMar>
+              <w:top w:type="dxa" w:w="70"/>
+              <w:left w:type="dxa" w:w="110"/>
+              <w:bottom w:type="dxa" w:w="70"/>
+              <w:right w:type="dxa" w:w="110"/>
+            </w:tcMar>
+          </w:tcPr>
+          <w:p>
+            <w:pPr>
+              <w:spacing w:after="0" w:line="260"/>
+            </w:pPr>
+            <w:r>
+              <w:rPr>
+                <w:rFonts w:ascii="Calibri" w:cs="Calibri" w:eastAsia="Calibri" w:hAnsi="Calibri"/>
+                <w:b w:val="false"/>
+                <w:bCs w:val="false"/>
+                <w:color w:val="444444"/>
+                <w:sz w:val="18"/>
+                <w:szCs w:val="18"/>
+              </w:rPr>
+              <w:t xml:space="preserve">Yes</w:t>
+            </w:r>
+          </w:p>
+        </w:tc>
+      </w:tr>
+      <w:tr>
+        <w:trPr>
+          <w:cantSplit/>
+          <w:tblHeader w:val="false"/>
+        </w:trPr>
+        <w:tc>
+          <w:tcPr>
+            <w:tcW w:type="dxa" w:w="1500"/>
+            <w:tcBorders>
+              <w:top w:val="none" w:color="FFFFFF" w:sz="0"/>
+              <w:left w:val="none" w:color="FFFFFF" w:sz="0"/>
+              <w:bottom w:val="single" w:color="BFBFBF" w:sz="4"/>
+              <w:right w:val="none" w:color="FFFFFF" w:sz="0"/>
+            </w:tcBorders>
+            <w:tcMar>
+              <w:top w:type="dxa" w:w="70"/>
+              <w:left w:type="dxa" w:w="110"/>
+              <w:bottom w:type="dxa" w:w="70"/>
+              <w:right w:type="dxa" w:w="110"/>
+            </w:tcMar>
+          </w:tcPr>
+          <w:p>
+            <w:pPr>
+              <w:spacing w:after="0" w:line="260"/>
+            </w:pPr>
+            <w:r>
+              <w:rPr>
+                <w:rFonts w:ascii="Calibri" w:cs="Calibri" w:eastAsia="Calibri" w:hAnsi="Calibri"/>
+                <w:b w:val="false"/>
+                <w:bCs w:val="false"/>
+                <w:color w:val="444444"/>
+                <w:sz w:val="18"/>
+                <w:szCs w:val="18"/>
+              </w:rPr>
+              <w:t xml:space="preserve">100</w:t>
+            </w:r>
+          </w:p>
+        </w:tc>
+        <w:tc>
+          <w:tcPr>
+            <w:tcW w:type="dxa" w:w="1500"/>
+            <w:tcBorders>
+              <w:top w:val="none" w:color="FFFFFF" w:sz="0"/>
+              <w:left w:val="none" w:color="FFFFFF" w:sz="0"/>
+              <w:bottom w:val="single" w:color="BFBFBF" w:sz="4"/>
+              <w:right w:val="none" w:color="FFFFFF" w:sz="0"/>
+            </w:tcBorders>
+            <w:tcMar>
+              <w:top w:type="dxa" w:w="70"/>
+              <w:left w:type="dxa" w:w="110"/>
+              <w:bottom w:type="dxa" w:w="70"/>
+              <w:right w:type="dxa" w:w="110"/>
+            </w:tcMar>
+          </w:tcPr>
+          <w:p>
+            <w:pPr>
+              <w:spacing w:after="0" w:line="260"/>
+            </w:pPr>
+            <w:r>
+              <w:rPr>
+                <w:rFonts w:ascii="Calibri" w:cs="Calibri" w:eastAsia="Calibri" w:hAnsi="Calibri"/>
+                <w:b w:val="false"/>
+                <w:bCs w:val="false"/>
+                <w:color w:val="444444"/>
+                <w:sz w:val="18"/>
+                <w:szCs w:val="18"/>
+              </w:rPr>
+              <w:t xml:space="preserve">3</w:t>
+            </w:r>
+          </w:p>
+        </w:tc>
+        <w:tc>
+          <w:tcPr>
+            <w:tcW w:type="dxa" w:w="2500"/>
+            <w:tcBorders>
+              <w:top w:val="none" w:color="FFFFFF" w:sz="0"/>
+              <w:left w:val="none" w:color="FFFFFF" w:sz="0"/>
+              <w:bottom w:val="single" w:color="BFBFBF" w:sz="4"/>
+              <w:right w:val="none" w:color="FFFFFF" w:sz="0"/>
+            </w:tcBorders>
+            <w:tcMar>
+              <w:top w:type="dxa" w:w="70"/>
+              <w:left w:type="dxa" w:w="110"/>
+              <w:bottom w:type="dxa" w:w="70"/>
+              <w:right w:type="dxa" w:w="110"/>
+            </w:tcMar>
+          </w:tcPr>
+          <w:p>
+            <w:pPr>
+              <w:spacing w:after="0" w:line="260"/>
+            </w:pPr>
+            <w:r>
+              <w:rPr>
+                <w:rFonts w:ascii="Calibri" w:cs="Calibri" w:eastAsia="Calibri" w:hAnsi="Calibri"/>
+                <w:b w:val="false"/>
+                <w:bCs w:val="false"/>
+                <w:color w:val="444444"/>
+                <w:sz w:val="18"/>
+                <w:szCs w:val="18"/>
+              </w:rPr>
+              <w:t xml:space="preserve">998.3</w:t>
+            </w:r>
+          </w:p>
+        </w:tc>
+        <w:tc>
+          <w:tcPr>
+            <w:tcW w:type="dxa" w:w="3526"/>
+            <w:tcBorders>
+              <w:top w:val="none" w:color="FFFFFF" w:sz="0"/>
+              <w:left w:val="none" w:color="FFFFFF" w:sz="0"/>
+              <w:bottom w:val="single" w:color="BFBFBF" w:sz="4"/>
+              <w:right w:val="none" w:color="FFFFFF" w:sz="0"/>
+            </w:tcBorders>
+            <w:tcMar>
+              <w:top w:type="dxa" w:w="70"/>
+              <w:left w:type="dxa" w:w="110"/>
+              <w:bottom w:type="dxa" w:w="70"/>
+              <w:right w:type="dxa" w:w="110"/>
+            </w:tcMar>
+          </w:tcPr>
+          <w:p>
+            <w:pPr>
+              <w:spacing w:after="0" w:line="260"/>
+            </w:pPr>
+            <w:r>
+              <w:rPr>
+                <w:rFonts w:ascii="Calibri" w:cs="Calibri" w:eastAsia="Calibri" w:hAnsi="Calibri"/>
+                <w:b w:val="false"/>
+                <w:bCs w:val="false"/>
+                <w:color w:val="444444"/>
+                <w:sz w:val="18"/>
+                <w:szCs w:val="18"/>
+              </w:rPr>
+              <w:t xml:space="preserve">Yes</w:t>
+            </w:r>
+          </w:p>
+        </w:tc>
+      </w:tr>
+      <w:tr>
+        <w:trPr>
+          <w:cantSplit/>
+          <w:tblHeader w:val="false"/>
+        </w:trPr>
+        <w:tc>
+          <w:tcPr>
+            <w:tcW w:type="dxa" w:w="1500"/>
+            <w:tcBorders>
+              <w:top w:val="none" w:color="FFFFFF" w:sz="0"/>
+              <w:left w:val="none" w:color="FFFFFF" w:sz="0"/>
+              <w:bottom w:val="single" w:color="BFBFBF" w:sz="4"/>
+              <w:right w:val="none" w:color="FFFFFF" w:sz="0"/>
+            </w:tcBorders>
+            <w:tcMar>
+              <w:top w:type="dxa" w:w="70"/>
+              <w:left w:type="dxa" w:w="110"/>
+              <w:bottom w:type="dxa" w:w="70"/>
+              <w:right w:type="dxa" w:w="110"/>
+            </w:tcMar>
+          </w:tcPr>
+          <w:p>
+            <w:pPr>
+              <w:spacing w:after="0" w:line="260"/>
+            </w:pPr>
+            <w:r>
+              <w:rPr>
+                <w:rFonts w:ascii="Calibri" w:cs="Calibri" w:eastAsia="Calibri" w:hAnsi="Calibri"/>
+                <w:b w:val="false"/>
+                <w:bCs w:val="false"/>
+                <w:color w:val="444444"/>
+                <w:sz w:val="18"/>
+                <w:szCs w:val="18"/>
+              </w:rPr>
+              <w:t xml:space="preserve">300</w:t>
+            </w:r>
+          </w:p>
+        </w:tc>
+        <w:tc>
+          <w:tcPr>
+            <w:tcW w:type="dxa" w:w="1500"/>
+            <w:tcBorders>
+              <w:top w:val="none" w:color="FFFFFF" w:sz="0"/>
+              <w:left w:val="none" w:color="FFFFFF" w:sz="0"/>
+              <w:bottom w:val="single" w:color="BFBFBF" w:sz="4"/>
+              <w:right w:val="none" w:color="FFFFFF" w:sz="0"/>
+            </w:tcBorders>
+            <w:tcMar>
+              <w:top w:type="dxa" w:w="70"/>
+              <w:left w:type="dxa" w:w="110"/>
+              <w:bottom w:type="dxa" w:w="70"/>
+              <w:right w:type="dxa" w:w="110"/>
+            </w:tcMar>
+          </w:tcPr>
+          <w:p>
+            <w:pPr>
+              <w:spacing w:after="0" w:line="260"/>
+            </w:pPr>
+            <w:r>
+              <w:rPr>
+                <w:rFonts w:ascii="Calibri" w:cs="Calibri" w:eastAsia="Calibri" w:hAnsi="Calibri"/>
+                <w:b w:val="false"/>
+                <w:bCs w:val="false"/>
+                <w:color w:val="444444"/>
+                <w:sz w:val="18"/>
+                <w:szCs w:val="18"/>
+              </w:rPr>
+              <w:t xml:space="preserve">0</w:t>
+            </w:r>
+          </w:p>
+        </w:tc>
+        <w:tc>
+          <w:tcPr>
+            <w:tcW w:type="dxa" w:w="2500"/>
+            <w:tcBorders>
+              <w:top w:val="none" w:color="FFFFFF" w:sz="0"/>
+              <w:left w:val="none" w:color="FFFFFF" w:sz="0"/>
+              <w:bottom w:val="single" w:color="BFBFBF" w:sz="4"/>
+              <w:right w:val="none" w:color="FFFFFF" w:sz="0"/>
+            </w:tcBorders>
+            <w:tcMar>
+              <w:top w:type="dxa" w:w="70"/>
+              <w:left w:type="dxa" w:w="110"/>
+              <w:bottom w:type="dxa" w:w="70"/>
+              <w:right w:type="dxa" w:w="110"/>
+            </w:tcMar>
+          </w:tcPr>
+          <w:p>
+            <w:pPr>
+              <w:spacing w:after="0" w:line="260"/>
+            </w:pPr>
+            <w:r>
+              <w:rPr>
+                <w:rFonts w:ascii="Calibri" w:cs="Calibri" w:eastAsia="Calibri" w:hAnsi="Calibri"/>
+                <w:b w:val="false"/>
+                <w:bCs w:val="false"/>
+                <w:color w:val="444444"/>
+                <w:sz w:val="18"/>
+                <w:szCs w:val="18"/>
+              </w:rPr>
+              <w:t xml:space="preserve">3,993.0</w:t>
+            </w:r>
+          </w:p>
+        </w:tc>
+        <w:tc>
+          <w:tcPr>
+            <w:tcW w:type="dxa" w:w="3526"/>
+            <w:tcBorders>
+              <w:top w:val="none" w:color="FFFFFF" w:sz="0"/>
+              <w:left w:val="none" w:color="FFFFFF" w:sz="0"/>
+              <w:bottom w:val="single" w:color="BFBFBF" w:sz="4"/>
+              <w:right w:val="none" w:color="FFFFFF" w:sz="0"/>
+            </w:tcBorders>
+            <w:tcMar>
+              <w:top w:type="dxa" w:w="70"/>
+              <w:left w:type="dxa" w:w="110"/>
+              <w:bottom w:type="dxa" w:w="70"/>
+              <w:right w:type="dxa" w:w="110"/>
+            </w:tcMar>
+          </w:tcPr>
+          <w:p>
+            <w:pPr>
+              <w:spacing w:after="0" w:line="260"/>
+            </w:pPr>
+            <w:r>
+              <w:rPr>
+                <w:rFonts w:ascii="Calibri" w:cs="Calibri" w:eastAsia="Calibri" w:hAnsi="Calibri"/>
+                <w:b w:val="false"/>
+                <w:bCs w:val="false"/>
+                <w:color w:val="444444"/>
+                <w:sz w:val="18"/>
+                <w:szCs w:val="18"/>
+              </w:rPr>
+              <w:t xml:space="preserve">Yes</w:t>
+            </w:r>
+          </w:p>
+        </w:tc>
+      </w:tr>
+    </w:tbl>
+    <w:p>
+      <w:pPr>
+        <w:pStyle w:val="Caption"/>
+        <w:keepNext/>
+      </w:pPr>
+      <w:r>
+        <w:t xml:space="preserve">Table C.8  The Bayesian information criterion over the candidate state counts, for both estimators. Reported as a sensitivity and not as the selector: the count is fixed at three in Section 3.3, and the two estimators do not agree on the minimum.</w:t>
+      </w:r>
+    </w:p>
+    <w:tbl>
+      <w:tblPr>
+        <w:tblW w:type="dxa" w:w="9026"/>
+        <w:tblBorders>
+          <w:top w:val="single" w:color="auto" w:sz="4"/>
+          <w:left w:val="single" w:color="auto" w:sz="4"/>
+          <w:bottom w:val="single" w:color="auto" w:sz="4"/>
+          <w:right w:val="single" w:color="auto" w:sz="4"/>
+          <w:insideH w:val="single" w:color="auto" w:sz="4"/>
+          <w:insideV w:val="single" w:color="auto" w:sz="4"/>
+        </w:tblBorders>
+      </w:tblPr>
+      <w:tblGrid>
+        <w:gridCol w:w="1600"/>
+        <w:gridCol w:w="3713"/>
+        <w:gridCol w:w="3713"/>
+      </w:tblGrid>
+      <w:tr>
+        <w:trPr>
+          <w:cantSplit/>
+          <w:tblHeader/>
+        </w:trPr>
+        <w:tc>
+          <w:tcPr>
+            <w:tcW w:type="dxa" w:w="1600"/>
+            <w:tcBorders>
+              <w:top w:val="single" w:color="111111" w:sz="4"/>
+              <w:left w:val="none" w:color="FFFFFF" w:sz="0"/>
+              <w:bottom w:val="single" w:color="111111" w:sz="4"/>
+              <w:right w:val="none" w:color="FFFFFF" w:sz="0"/>
+            </w:tcBorders>
+            <w:shd w:fill="F2F2F2" w:color="auto" w:val="clear"/>
+            <w:tcMar>
+              <w:top w:type="dxa" w:w="70"/>
+              <w:left w:type="dxa" w:w="110"/>
+              <w:bottom w:type="dxa" w:w="70"/>
+              <w:right w:type="dxa" w:w="110"/>
+            </w:tcMar>
+          </w:tcPr>
+          <w:p>
+            <w:pPr>
+              <w:spacing w:after="0" w:line="260"/>
+            </w:pPr>
+            <w:r>
+              <w:rPr>
+                <w:rFonts w:ascii="Calibri" w:cs="Calibri" w:eastAsia="Calibri" w:hAnsi="Calibri"/>
+                <w:b/>
+                <w:bCs/>
+                <w:color w:val="111111"/>
+                <w:sz w:val="17"/>
+                <w:szCs w:val="17"/>
+              </w:rPr>
+              <w:t xml:space="preserve">States</w:t>
+            </w:r>
+          </w:p>
+        </w:tc>
+        <w:tc>
+          <w:tcPr>
+            <w:tcW w:type="dxa" w:w="3713"/>
+            <w:tcBorders>
+              <w:top w:val="single" w:color="111111" w:sz="4"/>
+              <w:left w:val="none" w:color="FFFFFF" w:sz="0"/>
+              <w:bottom w:val="single" w:color="111111" w:sz="4"/>
+              <w:right w:val="none" w:color="FFFFFF" w:sz="0"/>
+            </w:tcBorders>
+            <w:shd w:fill="F2F2F2" w:color="auto" w:val="clear"/>
+            <w:tcMar>
+              <w:top w:type="dxa" w:w="70"/>
+              <w:left w:type="dxa" w:w="110"/>
+              <w:bottom w:type="dxa" w:w="70"/>
+              <w:right w:type="dxa" w:w="110"/>
+            </w:tcMar>
+          </w:tcPr>
+          <w:p>
+            <w:pPr>
+              <w:spacing w:after="0" w:line="260"/>
+            </w:pPr>
+            <w:r>
+              <w:rPr>
+                <w:rFonts w:ascii="Calibri" w:cs="Calibri" w:eastAsia="Calibri" w:hAnsi="Calibri"/>
+                <w:b/>
+                <w:bCs/>
+                <w:color w:val="111111"/>
+                <w:sz w:val="17"/>
+                <w:szCs w:val="17"/>
+              </w:rPr>
+              <w:t xml:space="preserve">Baum-Welch criterion</w:t>
+            </w:r>
+          </w:p>
+        </w:tc>
+        <w:tc>
+          <w:tcPr>
+            <w:tcW w:type="dxa" w:w="3713"/>
+            <w:tcBorders>
+              <w:top w:val="single" w:color="111111" w:sz="4"/>
+              <w:left w:val="none" w:color="FFFFFF" w:sz="0"/>
+              <w:bottom w:val="single" w:color="111111" w:sz="4"/>
+              <w:right w:val="none" w:color="FFFFFF" w:sz="0"/>
+            </w:tcBorders>
+            <w:shd w:fill="F2F2F2" w:color="auto" w:val="clear"/>
+            <w:tcMar>
+              <w:top w:type="dxa" w:w="70"/>
+              <w:left w:type="dxa" w:w="110"/>
+              <w:bottom w:type="dxa" w:w="70"/>
+              <w:right w:type="dxa" w:w="110"/>
+            </w:tcMar>
+          </w:tcPr>
+          <w:p>
+            <w:pPr>
+              <w:spacing w:after="0" w:line="260"/>
+            </w:pPr>
+            <w:r>
+              <w:rPr>
+                <w:rFonts w:ascii="Calibri" w:cs="Calibri" w:eastAsia="Calibri" w:hAnsi="Calibri"/>
+                <w:b/>
+                <w:bCs/>
+                <w:color w:val="111111"/>
+                <w:sz w:val="17"/>
+                <w:szCs w:val="17"/>
+              </w:rPr>
+              <w:t xml:space="preserve">Penalised criterion</w:t>
+            </w:r>
+          </w:p>
+        </w:tc>
+      </w:tr>
+      <w:tr>
+        <w:trPr>
+          <w:cantSplit/>
+          <w:tblHeader w:val="false"/>
+        </w:trPr>
+        <w:tc>
+          <w:tcPr>
+            <w:tcW w:type="dxa" w:w="1600"/>
+            <w:tcBorders>
+              <w:top w:val="none" w:color="FFFFFF" w:sz="0"/>
+              <w:left w:val="none" w:color="FFFFFF" w:sz="0"/>
+              <w:bottom w:val="single" w:color="BFBFBF" w:sz="4"/>
+              <w:right w:val="none" w:color="FFFFFF" w:sz="0"/>
+            </w:tcBorders>
+            <w:tcMar>
+              <w:top w:type="dxa" w:w="70"/>
+              <w:left w:type="dxa" w:w="110"/>
+              <w:bottom w:type="dxa" w:w="70"/>
+              <w:right w:type="dxa" w:w="110"/>
+            </w:tcMar>
+          </w:tcPr>
+          <w:p>
+            <w:pPr>
+              <w:spacing w:after="0" w:line="260"/>
+            </w:pPr>
+            <w:r>
+              <w:rPr>
+                <w:rFonts w:ascii="Calibri" w:cs="Calibri" w:eastAsia="Calibri" w:hAnsi="Calibri"/>
+                <w:b w:val="false"/>
+                <w:bCs w:val="false"/>
+                <w:color w:val="444444"/>
+                <w:sz w:val="17"/>
+                <w:szCs w:val="17"/>
+              </w:rPr>
+              <w:t xml:space="preserve">2</w:t>
+            </w:r>
+          </w:p>
+        </w:tc>
+        <w:tc>
+          <w:tcPr>
+            <w:tcW w:type="dxa" w:w="3713"/>
+            <w:tcBorders>
+              <w:top w:val="none" w:color="FFFFFF" w:sz="0"/>
+              <w:left w:val="none" w:color="FFFFFF" w:sz="0"/>
+              <w:bottom w:val="single" w:color="BFBFBF" w:sz="4"/>
+              <w:right w:val="none" w:color="FFFFFF" w:sz="0"/>
+            </w:tcBorders>
+            <w:tcMar>
+              <w:top w:type="dxa" w:w="70"/>
+              <w:left w:type="dxa" w:w="110"/>
+              <w:bottom w:type="dxa" w:w="70"/>
+              <w:right w:type="dxa" w:w="110"/>
+            </w:tcMar>
+          </w:tcPr>
+          <w:p>
+            <w:pPr>
+              <w:spacing w:after="0" w:line="260"/>
+            </w:pPr>
+            <w:r>
+              <w:rPr>
+                <w:rFonts w:ascii="Calibri" w:cs="Calibri" w:eastAsia="Calibri" w:hAnsi="Calibri"/>
+                <w:b w:val="false"/>
+                <w:bCs w:val="false"/>
+                <w:color w:val="444444"/>
+                <w:sz w:val="17"/>
+                <w:szCs w:val="17"/>
+              </w:rPr>
+              <w:t xml:space="preserve">13,306.9</w:t>
+            </w:r>
+          </w:p>
+        </w:tc>
+        <w:tc>
+          <w:tcPr>
+            <w:tcW w:type="dxa" w:w="3713"/>
+            <w:tcBorders>
+              <w:top w:val="none" w:color="FFFFFF" w:sz="0"/>
+              <w:left w:val="none" w:color="FFFFFF" w:sz="0"/>
+              <w:bottom w:val="single" w:color="BFBFBF" w:sz="4"/>
+              <w:right w:val="none" w:color="FFFFFF" w:sz="0"/>
+            </w:tcBorders>
+            <w:tcMar>
+              <w:top w:type="dxa" w:w="70"/>
+              <w:left w:type="dxa" w:w="110"/>
+              <w:bottom w:type="dxa" w:w="70"/>
+              <w:right w:type="dxa" w:w="110"/>
+            </w:tcMar>
+          </w:tcPr>
+          <w:p>
+            <w:pPr>
+              <w:spacing w:after="0" w:line="260"/>
+            </w:pPr>
+            <w:r>
+              <w:rPr>
+                <w:rFonts w:ascii="Calibri" w:cs="Calibri" w:eastAsia="Calibri" w:hAnsi="Calibri"/>
+                <w:b w:val="false"/>
+                <w:bCs w:val="false"/>
+                <w:color w:val="444444"/>
+                <w:sz w:val="17"/>
+                <w:szCs w:val="17"/>
+              </w:rPr>
+              <w:t xml:space="preserve">13,705.7</w:t>
+            </w:r>
+          </w:p>
+        </w:tc>
+      </w:tr>
+      <w:tr>
+        <w:trPr>
+          <w:cantSplit/>
+          <w:tblHeader w:val="false"/>
+        </w:trPr>
+        <w:tc>
+          <w:tcPr>
+            <w:tcW w:type="dxa" w:w="1600"/>
+            <w:tcBorders>
+              <w:top w:val="none" w:color="FFFFFF" w:sz="0"/>
+              <w:left w:val="none" w:color="FFFFFF" w:sz="0"/>
+              <w:bottom w:val="single" w:color="BFBFBF" w:sz="4"/>
+              <w:right w:val="none" w:color="FFFFFF" w:sz="0"/>
+            </w:tcBorders>
+            <w:tcMar>
+              <w:top w:type="dxa" w:w="70"/>
+              <w:left w:type="dxa" w:w="110"/>
+              <w:bottom w:type="dxa" w:w="70"/>
+              <w:right w:type="dxa" w:w="110"/>
+            </w:tcMar>
+          </w:tcPr>
+          <w:p>
+            <w:pPr>
+              <w:spacing w:after="0" w:line="260"/>
+            </w:pPr>
+            <w:r>
+              <w:rPr>
+                <w:rFonts w:ascii="Calibri" w:cs="Calibri" w:eastAsia="Calibri" w:hAnsi="Calibri"/>
+                <w:b w:val="false"/>
+                <w:bCs w:val="false"/>
+                <w:color w:val="444444"/>
+                <w:sz w:val="17"/>
+                <w:szCs w:val="17"/>
+              </w:rPr>
+              <w:t xml:space="preserve">3</w:t>
+            </w:r>
+          </w:p>
+        </w:tc>
+        <w:tc>
+          <w:tcPr>
+            <w:tcW w:type="dxa" w:w="3713"/>
+            <w:tcBorders>
+              <w:top w:val="none" w:color="FFFFFF" w:sz="0"/>
+              <w:left w:val="none" w:color="FFFFFF" w:sz="0"/>
+              <w:bottom w:val="single" w:color="BFBFBF" w:sz="4"/>
+              <w:right w:val="none" w:color="FFFFFF" w:sz="0"/>
+            </w:tcBorders>
+            <w:tcMar>
+              <w:top w:type="dxa" w:w="70"/>
+              <w:left w:type="dxa" w:w="110"/>
+              <w:bottom w:type="dxa" w:w="70"/>
+              <w:right w:type="dxa" w:w="110"/>
+            </w:tcMar>
+          </w:tcPr>
+          <w:p>
+            <w:pPr>
+              <w:spacing w:after="0" w:line="260"/>
+            </w:pPr>
+            <w:r>
+              <w:rPr>
+                <w:rFonts w:ascii="Calibri" w:cs="Calibri" w:eastAsia="Calibri" w:hAnsi="Calibri"/>
+                <w:b w:val="false"/>
+                <w:bCs w:val="false"/>
+                <w:color w:val="444444"/>
+                <w:sz w:val="17"/>
+                <w:szCs w:val="17"/>
+              </w:rPr>
+              <w:t xml:space="preserve">12,820.2</w:t>
+            </w:r>
+          </w:p>
+        </w:tc>
+        <w:tc>
+          <w:tcPr>
+            <w:tcW w:type="dxa" w:w="3713"/>
+            <w:tcBorders>
+              <w:top w:val="none" w:color="FFFFFF" w:sz="0"/>
+              <w:left w:val="none" w:color="FFFFFF" w:sz="0"/>
+              <w:bottom w:val="single" w:color="BFBFBF" w:sz="4"/>
+              <w:right w:val="none" w:color="FFFFFF" w:sz="0"/>
+            </w:tcBorders>
+            <w:tcMar>
+              <w:top w:type="dxa" w:w="70"/>
+              <w:left w:type="dxa" w:w="110"/>
+              <w:bottom w:type="dxa" w:w="70"/>
+              <w:right w:type="dxa" w:w="110"/>
+            </w:tcMar>
+          </w:tcPr>
+          <w:p>
+            <w:pPr>
+              <w:spacing w:after="0" w:line="260"/>
+            </w:pPr>
+            <w:r>
+              <w:rPr>
+                <w:rFonts w:ascii="Calibri" w:cs="Calibri" w:eastAsia="Calibri" w:hAnsi="Calibri"/>
+                <w:b w:val="false"/>
+                <w:bCs w:val="false"/>
+                <w:color w:val="444444"/>
+                <w:sz w:val="17"/>
+                <w:szCs w:val="17"/>
+              </w:rPr>
+              <w:t xml:space="preserve">13,237.4</w:t>
+            </w:r>
+          </w:p>
+        </w:tc>
+      </w:tr>
+      <w:tr>
+        <w:trPr>
+          <w:cantSplit/>
+          <w:tblHeader w:val="false"/>
+        </w:trPr>
+        <w:tc>
+          <w:tcPr>
+            <w:tcW w:type="dxa" w:w="1600"/>
+            <w:tcBorders>
+              <w:top w:val="none" w:color="FFFFFF" w:sz="0"/>
+              <w:left w:val="none" w:color="FFFFFF" w:sz="0"/>
+              <w:bottom w:val="single" w:color="BFBFBF" w:sz="4"/>
+              <w:right w:val="none" w:color="FFFFFF" w:sz="0"/>
+            </w:tcBorders>
+            <w:tcMar>
+              <w:top w:type="dxa" w:w="70"/>
+              <w:left w:type="dxa" w:w="110"/>
+              <w:bottom w:type="dxa" w:w="70"/>
+              <w:right w:type="dxa" w:w="110"/>
+            </w:tcMar>
+          </w:tcPr>
+          <w:p>
+            <w:pPr>
+              <w:spacing w:after="0" w:line="260"/>
+            </w:pPr>
+            <w:r>
+              <w:rPr>
+                <w:rFonts w:ascii="Calibri" w:cs="Calibri" w:eastAsia="Calibri" w:hAnsi="Calibri"/>
+                <w:b w:val="false"/>
+                <w:bCs w:val="false"/>
+                <w:color w:val="444444"/>
+                <w:sz w:val="17"/>
+                <w:szCs w:val="17"/>
+              </w:rPr>
+              <w:t xml:space="preserve">4</w:t>
+            </w:r>
+          </w:p>
+        </w:tc>
+        <w:tc>
+          <w:tcPr>
+            <w:tcW w:type="dxa" w:w="3713"/>
+            <w:tcBorders>
+              <w:top w:val="none" w:color="FFFFFF" w:sz="0"/>
+              <w:left w:val="none" w:color="FFFFFF" w:sz="0"/>
+              <w:bottom w:val="single" w:color="BFBFBF" w:sz="4"/>
+              <w:right w:val="none" w:color="FFFFFF" w:sz="0"/>
+            </w:tcBorders>
+            <w:tcMar>
+              <w:top w:type="dxa" w:w="70"/>
+              <w:left w:type="dxa" w:w="110"/>
+              <w:bottom w:type="dxa" w:w="70"/>
+              <w:right w:type="dxa" w:w="110"/>
+            </w:tcMar>
+          </w:tcPr>
+          <w:p>
+            <w:pPr>
+              <w:spacing w:after="0" w:line="260"/>
+            </w:pPr>
+            <w:r>
+              <w:rPr>
+                <w:rFonts w:ascii="Calibri" w:cs="Calibri" w:eastAsia="Calibri" w:hAnsi="Calibri"/>
+                <w:b w:val="false"/>
+                <w:bCs w:val="false"/>
+                <w:color w:val="444444"/>
+                <w:sz w:val="17"/>
+                <w:szCs w:val="17"/>
+              </w:rPr>
+              <w:t xml:space="preserve">12,825.0</w:t>
+            </w:r>
+          </w:p>
+        </w:tc>
+        <w:tc>
+          <w:tcPr>
+            <w:tcW w:type="dxa" w:w="3713"/>
+            <w:tcBorders>
+              <w:top w:val="none" w:color="FFFFFF" w:sz="0"/>
+              <w:left w:val="none" w:color="FFFFFF" w:sz="0"/>
+              <w:bottom w:val="single" w:color="BFBFBF" w:sz="4"/>
+              <w:right w:val="none" w:color="FFFFFF" w:sz="0"/>
+            </w:tcBorders>
+            <w:tcMar>
+              <w:top w:type="dxa" w:w="70"/>
+              <w:left w:type="dxa" w:w="110"/>
+              <w:bottom w:type="dxa" w:w="70"/>
+              <w:right w:type="dxa" w:w="110"/>
+            </w:tcMar>
+          </w:tcPr>
+          <w:p>
+            <w:pPr>
+              <w:spacing w:after="0" w:line="260"/>
+            </w:pPr>
+            <w:r>
+              <w:rPr>
+                <w:rFonts w:ascii="Calibri" w:cs="Calibri" w:eastAsia="Calibri" w:hAnsi="Calibri"/>
+                <w:b w:val="false"/>
+                <w:bCs w:val="false"/>
+                <w:color w:val="444444"/>
+                <w:sz w:val="17"/>
+                <w:szCs w:val="17"/>
+              </w:rPr>
+              <w:t xml:space="preserve">13,174.6</w:t>
+            </w:r>
+          </w:p>
+        </w:tc>
+      </w:tr>
+    </w:tbl>
+    <w:p>
+      <w:pPr>
+        <w:pStyle w:val="Caption"/>
+        <w:keepNext/>
+      </w:pPr>
+      <w:r>
+        <w:t xml:space="preserve">Table C.9  Six robustness checks, each varying one element of the design and reporting whether a conclusion of Chapter 4 moves. Section 4.10 discusses the one check that qualifies a conclusion.</w:t>
+      </w:r>
+    </w:p>
+    <w:tbl>
+      <w:tblPr>
+        <w:tblW w:type="dxa" w:w="9026"/>
+        <w:tblBorders>
+          <w:top w:val="single" w:color="auto" w:sz="4"/>
+          <w:left w:val="single" w:color="auto" w:sz="4"/>
+          <w:bottom w:val="single" w:color="auto" w:sz="4"/>
+          <w:right w:val="single" w:color="auto" w:sz="4"/>
+          <w:insideH w:val="single" w:color="auto" w:sz="4"/>
+          <w:insideV w:val="single" w:color="auto" w:sz="4"/>
+        </w:tblBorders>
+      </w:tblPr>
+      <w:tblGrid>
+        <w:gridCol w:w="1900"/>
+        <w:gridCol w:w="2900"/>
+        <w:gridCol w:w="4226"/>
+      </w:tblGrid>
+      <w:tr>
+        <w:trPr>
+          <w:cantSplit/>
+          <w:tblHeader/>
+        </w:trPr>
+        <w:tc>
+          <w:tcPr>
+            <w:tcW w:type="dxa" w:w="1900"/>
+            <w:tcBorders>
+              <w:top w:val="single" w:color="111111" w:sz="4"/>
+              <w:left w:val="none" w:color="FFFFFF" w:sz="0"/>
+              <w:bottom w:val="single" w:color="111111" w:sz="4"/>
+              <w:right w:val="none" w:color="FFFFFF" w:sz="0"/>
+            </w:tcBorders>
+            <w:shd w:fill="F2F2F2" w:color="auto" w:val="clear"/>
+            <w:tcMar>
+              <w:top w:type="dxa" w:w="70"/>
+              <w:left w:type="dxa" w:w="110"/>
+              <w:bottom w:type="dxa" w:w="70"/>
+              <w:right w:type="dxa" w:w="110"/>
+            </w:tcMar>
+          </w:tcPr>
+          <w:p>
+            <w:pPr>
+              <w:spacing w:after="0" w:line="260"/>
+            </w:pPr>
+            <w:r>
+              <w:rPr>
+                <w:rFonts w:ascii="Calibri" w:cs="Calibri" w:eastAsia="Calibri" w:hAnsi="Calibri"/>
+                <w:b/>
+                <w:bCs/>
+                <w:color w:val="111111"/>
+                <w:sz w:val="17"/>
+                <w:szCs w:val="17"/>
+              </w:rPr>
+              <w:t xml:space="preserve">Check</w:t>
+            </w:r>
+          </w:p>
+        </w:tc>
+        <w:tc>
+          <w:tcPr>
+            <w:tcW w:type="dxa" w:w="2900"/>
+            <w:tcBorders>
+              <w:top w:val="single" w:color="111111" w:sz="4"/>
+              <w:left w:val="none" w:color="FFFFFF" w:sz="0"/>
+              <w:bottom w:val="single" w:color="111111" w:sz="4"/>
+              <w:right w:val="none" w:color="FFFFFF" w:sz="0"/>
+            </w:tcBorders>
+            <w:shd w:fill="F2F2F2" w:color="auto" w:val="clear"/>
+            <w:tcMar>
+              <w:top w:type="dxa" w:w="70"/>
+              <w:left w:type="dxa" w:w="110"/>
+              <w:bottom w:type="dxa" w:w="70"/>
+              <w:right w:type="dxa" w:w="110"/>
+            </w:tcMar>
+          </w:tcPr>
+          <w:p>
+            <w:pPr>
+              <w:spacing w:after="0" w:line="260"/>
+            </w:pPr>
+            <w:r>
+              <w:rPr>
+                <w:rFonts w:ascii="Calibri" w:cs="Calibri" w:eastAsia="Calibri" w:hAnsi="Calibri"/>
+                <w:b/>
+                <w:bCs/>
+                <w:color w:val="111111"/>
+                <w:sz w:val="17"/>
+                <w:szCs w:val="17"/>
+              </w:rPr>
+              <w:t xml:space="preserve">What it establishes</w:t>
+            </w:r>
+          </w:p>
+        </w:tc>
+        <w:tc>
+          <w:tcPr>
+            <w:tcW w:type="dxa" w:w="4226"/>
+            <w:tcBorders>
+              <w:top w:val="single" w:color="111111" w:sz="4"/>
+              <w:left w:val="none" w:color="FFFFFF" w:sz="0"/>
+              <w:bottom w:val="single" w:color="111111" w:sz="4"/>
+              <w:right w:val="none" w:color="FFFFFF" w:sz="0"/>
+            </w:tcBorders>
+            <w:shd w:fill="F2F2F2" w:color="auto" w:val="clear"/>
+            <w:tcMar>
+              <w:top w:type="dxa" w:w="70"/>
+              <w:left w:type="dxa" w:w="110"/>
+              <w:bottom w:type="dxa" w:w="70"/>
+              <w:right w:type="dxa" w:w="110"/>
+            </w:tcMar>
+          </w:tcPr>
+          <w:p>
+            <w:pPr>
+              <w:spacing w:after="0" w:line="260"/>
+            </w:pPr>
+            <w:r>
+              <w:rPr>
+                <w:rFonts w:ascii="Calibri" w:cs="Calibri" w:eastAsia="Calibri" w:hAnsi="Calibri"/>
+                <w:b/>
+                <w:bCs/>
+                <w:color w:val="111111"/>
+                <w:sz w:val="17"/>
+                <w:szCs w:val="17"/>
+              </w:rPr>
+              <w:t xml:space="preserve">Outcome</w:t>
+            </w:r>
+          </w:p>
+        </w:tc>
+      </w:tr>
+      <w:tr>
+        <w:trPr>
+          <w:cantSplit/>
+          <w:tblHeader w:val="false"/>
+        </w:trPr>
+        <w:tc>
+          <w:tcPr>
+            <w:tcW w:type="dxa" w:w="1900"/>
+            <w:tcBorders>
+              <w:top w:val="none" w:color="FFFFFF" w:sz="0"/>
+              <w:left w:val="none" w:color="FFFFFF" w:sz="0"/>
+              <w:bottom w:val="single" w:color="BFBFBF" w:sz="4"/>
+              <w:right w:val="none" w:color="FFFFFF" w:sz="0"/>
+            </w:tcBorders>
+            <w:tcMar>
+              <w:top w:type="dxa" w:w="70"/>
+              <w:left w:type="dxa" w:w="110"/>
+              <w:bottom w:type="dxa" w:w="70"/>
+              <w:right w:type="dxa" w:w="110"/>
+            </w:tcMar>
+          </w:tcPr>
+          <w:p>
+            <w:pPr>
+              <w:spacing w:after="0" w:line="260"/>
+            </w:pPr>
+            <w:r>
+              <w:rPr>
+                <w:rFonts w:ascii="Calibri" w:cs="Calibri" w:eastAsia="Calibri" w:hAnsi="Calibri"/>
+                <w:b w:val="false"/>
+                <w:bCs w:val="false"/>
+                <w:color w:val="444444"/>
+                <w:sz w:val="17"/>
+                <w:szCs w:val="17"/>
+              </w:rPr>
+              <w:t xml:space="preserve">Initialisation</w:t>
+            </w:r>
+          </w:p>
+        </w:tc>
+        <w:tc>
+          <w:tcPr>
+            <w:tcW w:type="dxa" w:w="2900"/>
+            <w:tcBorders>
+              <w:top w:val="none" w:color="FFFFFF" w:sz="0"/>
+              <w:left w:val="none" w:color="FFFFFF" w:sz="0"/>
+              <w:bottom w:val="single" w:color="BFBFBF" w:sz="4"/>
+              <w:right w:val="none" w:color="FFFFFF" w:sz="0"/>
+            </w:tcBorders>
+            <w:tcMar>
+              <w:top w:type="dxa" w:w="70"/>
+              <w:left w:type="dxa" w:w="110"/>
+              <w:bottom w:type="dxa" w:w="70"/>
+              <w:right w:type="dxa" w:w="110"/>
+            </w:tcMar>
+          </w:tcPr>
+          <w:p>
+            <w:pPr>
+              <w:spacing w:after="0" w:line="260"/>
+            </w:pPr>
+            <w:r>
+              <w:rPr>
+                <w:rFonts w:ascii="Calibri" w:cs="Calibri" w:eastAsia="Calibri" w:hAnsi="Calibri"/>
+                <w:b w:val="false"/>
+                <w:bCs w:val="false"/>
+                <w:color w:val="444444"/>
+                <w:sz w:val="17"/>
+                <w:szCs w:val="17"/>
+              </w:rPr>
+              <w:t xml:space="preserve">Whether the pooled ordering is stable across random seeds</w:t>
+            </w:r>
+          </w:p>
+        </w:tc>
+        <w:tc>
+          <w:tcPr>
+            <w:tcW w:type="dxa" w:w="4226"/>
+            <w:tcBorders>
+              <w:top w:val="none" w:color="FFFFFF" w:sz="0"/>
+              <w:left w:val="none" w:color="FFFFFF" w:sz="0"/>
+              <w:bottom w:val="single" w:color="BFBFBF" w:sz="4"/>
+              <w:right w:val="none" w:color="FFFFFF" w:sz="0"/>
+            </w:tcBorders>
+            <w:tcMar>
+              <w:top w:type="dxa" w:w="70"/>
+              <w:left w:type="dxa" w:w="110"/>
+              <w:bottom w:type="dxa" w:w="70"/>
+              <w:right w:type="dxa" w:w="110"/>
+            </w:tcMar>
+          </w:tcPr>
+          <w:p>
+            <w:pPr>
+              <w:spacing w:after="0" w:line="260"/>
+            </w:pPr>
+            <w:r>
+              <w:rPr>
+                <w:rFonts w:ascii="Calibri" w:cs="Calibri" w:eastAsia="Calibri" w:hAnsi="Calibri"/>
+                <w:b w:val="false"/>
+                <w:bCs w:val="false"/>
+                <w:color w:val="444444"/>
+                <w:sz w:val="17"/>
+                <w:szCs w:val="17"/>
+              </w:rPr>
+              <w:t xml:space="preserve">Five seeds over the four leading specifications: standard deviation 0.0062 against a published gap of 0.0025, and the five-seed mean reverses the ordering</w:t>
+            </w:r>
+          </w:p>
+        </w:tc>
+      </w:tr>
+      <w:tr>
+        <w:trPr>
+          <w:cantSplit/>
+          <w:tblHeader w:val="false"/>
+        </w:trPr>
+        <w:tc>
+          <w:tcPr>
+            <w:tcW w:type="dxa" w:w="1900"/>
+            <w:tcBorders>
+              <w:top w:val="none" w:color="FFFFFF" w:sz="0"/>
+              <w:left w:val="none" w:color="FFFFFF" w:sz="0"/>
+              <w:bottom w:val="single" w:color="BFBFBF" w:sz="4"/>
+              <w:right w:val="none" w:color="FFFFFF" w:sz="0"/>
+            </w:tcBorders>
+            <w:tcMar>
+              <w:top w:type="dxa" w:w="70"/>
+              <w:left w:type="dxa" w:w="110"/>
+              <w:bottom w:type="dxa" w:w="70"/>
+              <w:right w:type="dxa" w:w="110"/>
+            </w:tcMar>
+          </w:tcPr>
+          <w:p>
+            <w:pPr>
+              <w:spacing w:after="0" w:line="260"/>
+            </w:pPr>
+            <w:r>
+              <w:rPr>
+                <w:rFonts w:ascii="Calibri" w:cs="Calibri" w:eastAsia="Calibri" w:hAnsi="Calibri"/>
+                <w:b w:val="false"/>
+                <w:bCs w:val="false"/>
+                <w:color w:val="444444"/>
+                <w:sz w:val="17"/>
+                <w:szCs w:val="17"/>
+              </w:rPr>
+              <w:t xml:space="preserve">Refit cadence</w:t>
+            </w:r>
+          </w:p>
+        </w:tc>
+        <w:tc>
+          <w:tcPr>
+            <w:tcW w:type="dxa" w:w="2900"/>
+            <w:tcBorders>
+              <w:top w:val="none" w:color="FFFFFF" w:sz="0"/>
+              <w:left w:val="none" w:color="FFFFFF" w:sz="0"/>
+              <w:bottom w:val="single" w:color="BFBFBF" w:sz="4"/>
+              <w:right w:val="none" w:color="FFFFFF" w:sz="0"/>
+            </w:tcBorders>
+            <w:tcMar>
+              <w:top w:type="dxa" w:w="70"/>
+              <w:left w:type="dxa" w:w="110"/>
+              <w:bottom w:type="dxa" w:w="70"/>
+              <w:right w:type="dxa" w:w="110"/>
+            </w:tcMar>
+          </w:tcPr>
+          <w:p>
+            <w:pPr>
+              <w:spacing w:after="0" w:line="260"/>
+            </w:pPr>
+            <w:r>
+              <w:rPr>
+                <w:rFonts w:ascii="Calibri" w:cs="Calibri" w:eastAsia="Calibri" w:hAnsi="Calibri"/>
+                <w:b w:val="false"/>
+                <w:bCs w:val="false"/>
+                <w:color w:val="444444"/>
+                <w:sz w:val="17"/>
+                <w:szCs w:val="17"/>
+              </w:rPr>
+              <w:t xml:space="preserve">What the frozen training protocol costs the networks</w:t>
+            </w:r>
+          </w:p>
+        </w:tc>
+        <w:tc>
+          <w:tcPr>
+            <w:tcW w:type="dxa" w:w="4226"/>
+            <w:tcBorders>
+              <w:top w:val="none" w:color="FFFFFF" w:sz="0"/>
+              <w:left w:val="none" w:color="FFFFFF" w:sz="0"/>
+              <w:bottom w:val="single" w:color="BFBFBF" w:sz="4"/>
+              <w:right w:val="none" w:color="FFFFFF" w:sz="0"/>
+            </w:tcBorders>
+            <w:tcMar>
+              <w:top w:type="dxa" w:w="70"/>
+              <w:left w:type="dxa" w:w="110"/>
+              <w:bottom w:type="dxa" w:w="70"/>
+              <w:right w:type="dxa" w:w="110"/>
+            </w:tcMar>
+          </w:tcPr>
+          <w:p>
+            <w:pPr>
+              <w:spacing w:after="0" w:line="260"/>
+            </w:pPr>
+            <w:r>
+              <w:rPr>
+                <w:rFonts w:ascii="Calibri" w:cs="Calibri" w:eastAsia="Calibri" w:hAnsi="Calibri"/>
+                <w:b w:val="false"/>
+                <w:bCs w:val="false"/>
+                <w:color w:val="444444"/>
+                <w:sz w:val="17"/>
+                <w:szCs w:val="17"/>
+              </w:rPr>
+              <w:t xml:space="preserve">Refitting at the baselines' monthly cadence lowers the unconditional network from 0.2650 to 0.2607, so the protocol is conservative by 1.6 per cent</w:t>
+            </w:r>
+          </w:p>
+        </w:tc>
+      </w:tr>
+      <w:tr>
+        <w:trPr>
+          <w:cantSplit/>
+          <w:tblHeader w:val="false"/>
+        </w:trPr>
+        <w:tc>
+          <w:tcPr>
+            <w:tcW w:type="dxa" w:w="1900"/>
+            <w:tcBorders>
+              <w:top w:val="none" w:color="FFFFFF" w:sz="0"/>
+              <w:left w:val="none" w:color="FFFFFF" w:sz="0"/>
+              <w:bottom w:val="single" w:color="BFBFBF" w:sz="4"/>
+              <w:right w:val="none" w:color="FFFFFF" w:sz="0"/>
+            </w:tcBorders>
+            <w:tcMar>
+              <w:top w:type="dxa" w:w="70"/>
+              <w:left w:type="dxa" w:w="110"/>
+              <w:bottom w:type="dxa" w:w="70"/>
+              <w:right w:type="dxa" w:w="110"/>
+            </w:tcMar>
+          </w:tcPr>
+          <w:p>
+            <w:pPr>
+              <w:spacing w:after="0" w:line="260"/>
+            </w:pPr>
+            <w:r>
+              <w:rPr>
+                <w:rFonts w:ascii="Calibri" w:cs="Calibri" w:eastAsia="Calibri" w:hAnsi="Calibri"/>
+                <w:b w:val="false"/>
+                <w:bCs w:val="false"/>
+                <w:color w:val="444444"/>
+                <w:sz w:val="17"/>
+                <w:szCs w:val="17"/>
+              </w:rPr>
+              <w:t xml:space="preserve">Benchmark specification</w:t>
+            </w:r>
+          </w:p>
+        </w:tc>
+        <w:tc>
+          <w:tcPr>
+            <w:tcW w:type="dxa" w:w="2900"/>
+            <w:tcBorders>
+              <w:top w:val="none" w:color="FFFFFF" w:sz="0"/>
+              <w:left w:val="none" w:color="FFFFFF" w:sz="0"/>
+              <w:bottom w:val="single" w:color="BFBFBF" w:sz="4"/>
+              <w:right w:val="none" w:color="FFFFFF" w:sz="0"/>
+            </w:tcBorders>
+            <w:tcMar>
+              <w:top w:type="dxa" w:w="70"/>
+              <w:left w:type="dxa" w:w="110"/>
+              <w:bottom w:type="dxa" w:w="70"/>
+              <w:right w:type="dxa" w:w="110"/>
+            </w:tcMar>
+          </w:tcPr>
+          <w:p>
+            <w:pPr>
+              <w:spacing w:after="0" w:line="260"/>
+            </w:pPr>
+            <w:r>
+              <w:rPr>
+                <w:rFonts w:ascii="Calibri" w:cs="Calibri" w:eastAsia="Calibri" w:hAnsi="Calibri"/>
+                <w:b w:val="false"/>
+                <w:bCs w:val="false"/>
+                <w:color w:val="444444"/>
+                <w:sz w:val="17"/>
+                <w:szCs w:val="17"/>
+              </w:rPr>
+              <w:t xml:space="preserve">Whether the networks win only by modelling a transformed target</w:t>
+            </w:r>
+          </w:p>
+        </w:tc>
+        <w:tc>
+          <w:tcPr>
+            <w:tcW w:type="dxa" w:w="4226"/>
+            <w:tcBorders>
+              <w:top w:val="none" w:color="FFFFFF" w:sz="0"/>
+              <w:left w:val="none" w:color="FFFFFF" w:sz="0"/>
+              <w:bottom w:val="single" w:color="BFBFBF" w:sz="4"/>
+              <w:right w:val="none" w:color="FFFFFF" w:sz="0"/>
+            </w:tcBorders>
+            <w:tcMar>
+              <w:top w:type="dxa" w:w="70"/>
+              <w:left w:type="dxa" w:w="110"/>
+              <w:bottom w:type="dxa" w:w="70"/>
+              <w:right w:type="dxa" w:w="110"/>
+            </w:tcMar>
+          </w:tcPr>
+          <w:p>
+            <w:pPr>
+              <w:spacing w:after="0" w:line="260"/>
+            </w:pPr>
+            <w:r>
+              <w:rPr>
+                <w:rFonts w:ascii="Calibri" w:cs="Calibri" w:eastAsia="Calibri" w:hAnsi="Calibri"/>
+                <w:b w:val="false"/>
+                <w:bCs w:val="false"/>
+                <w:color w:val="444444"/>
+                <w:sz w:val="17"/>
+                <w:szCs w:val="17"/>
+              </w:rPr>
+              <w:t xml:space="preserve">HAR-RV fitted in logarithms returns 0.4886 against 0.2745 in levels, on identical folds</w:t>
+            </w:r>
+          </w:p>
+        </w:tc>
+      </w:tr>
+      <w:tr>
+        <w:trPr>
+          <w:cantSplit/>
+          <w:tblHeader w:val="false"/>
+        </w:trPr>
+        <w:tc>
+          <w:tcPr>
+            <w:tcW w:type="dxa" w:w="1900"/>
+            <w:tcBorders>
+              <w:top w:val="none" w:color="FFFFFF" w:sz="0"/>
+              <w:left w:val="none" w:color="FFFFFF" w:sz="0"/>
+              <w:bottom w:val="single" w:color="BFBFBF" w:sz="4"/>
+              <w:right w:val="none" w:color="FFFFFF" w:sz="0"/>
+            </w:tcBorders>
+            <w:tcMar>
+              <w:top w:type="dxa" w:w="70"/>
+              <w:left w:type="dxa" w:w="110"/>
+              <w:bottom w:type="dxa" w:w="70"/>
+              <w:right w:type="dxa" w:w="110"/>
+            </w:tcMar>
+          </w:tcPr>
+          <w:p>
+            <w:pPr>
+              <w:spacing w:after="0" w:line="260"/>
+            </w:pPr>
+            <w:r>
+              <w:rPr>
+                <w:rFonts w:ascii="Calibri" w:cs="Calibri" w:eastAsia="Calibri" w:hAnsi="Calibri"/>
+                <w:b w:val="false"/>
+                <w:bCs w:val="false"/>
+                <w:color w:val="444444"/>
+                <w:sz w:val="17"/>
+                <w:szCs w:val="17"/>
+              </w:rPr>
+              <w:t xml:space="preserve">State estimator</w:t>
+            </w:r>
+          </w:p>
+        </w:tc>
+        <w:tc>
+          <w:tcPr>
+            <w:tcW w:type="dxa" w:w="2900"/>
+            <w:tcBorders>
+              <w:top w:val="none" w:color="FFFFFF" w:sz="0"/>
+              <w:left w:val="none" w:color="FFFFFF" w:sz="0"/>
+              <w:bottom w:val="single" w:color="BFBFBF" w:sz="4"/>
+              <w:right w:val="none" w:color="FFFFFF" w:sz="0"/>
+            </w:tcBorders>
+            <w:tcMar>
+              <w:top w:type="dxa" w:w="70"/>
+              <w:left w:type="dxa" w:w="110"/>
+              <w:bottom w:type="dxa" w:w="70"/>
+              <w:right w:type="dxa" w:w="110"/>
+            </w:tcMar>
+          </w:tcPr>
+          <w:p>
+            <w:pPr>
+              <w:spacing w:after="0" w:line="260"/>
+            </w:pPr>
+            <w:r>
+              <w:rPr>
+                <w:rFonts w:ascii="Calibri" w:cs="Calibri" w:eastAsia="Calibri" w:hAnsi="Calibri"/>
+                <w:b w:val="false"/>
+                <w:bCs w:val="false"/>
+                <w:color w:val="444444"/>
+                <w:sz w:val="17"/>
+                <w:szCs w:val="17"/>
+              </w:rPr>
+              <w:t xml:space="preserve">Whether state dependence depends on the penalised estimator</w:t>
+            </w:r>
+          </w:p>
+        </w:tc>
+        <w:tc>
+          <w:tcPr>
+            <w:tcW w:type="dxa" w:w="4226"/>
+            <w:tcBorders>
+              <w:top w:val="none" w:color="FFFFFF" w:sz="0"/>
+              <w:left w:val="none" w:color="FFFFFF" w:sz="0"/>
+              <w:bottom w:val="single" w:color="BFBFBF" w:sz="4"/>
+              <w:right w:val="none" w:color="FFFFFF" w:sz="0"/>
+            </w:tcBorders>
+            <w:tcMar>
+              <w:top w:type="dxa" w:w="70"/>
+              <w:left w:type="dxa" w:w="110"/>
+              <w:bottom w:type="dxa" w:w="70"/>
+              <w:right w:type="dxa" w:w="110"/>
+            </w:tcMar>
+          </w:tcPr>
+          <w:p>
+            <w:pPr>
+              <w:spacing w:after="0" w:line="260"/>
+            </w:pPr>
+            <w:r>
+              <w:rPr>
+                <w:rFonts w:ascii="Calibri" w:cs="Calibri" w:eastAsia="Calibri" w:hAnsi="Calibri"/>
+                <w:b w:val="false"/>
+                <w:bCs w:val="false"/>
+                <w:color w:val="444444"/>
+                <w:sz w:val="17"/>
+                <w:szCs w:val="17"/>
+              </w:rPr>
+              <w:t xml:space="preserve">Re-run on the maximum-likelihood estimator, the transitional advantage holds at 0.1951 against 0.2409, conditional test 2.0e-05</w:t>
+            </w:r>
+          </w:p>
+        </w:tc>
+      </w:tr>
+      <w:tr>
+        <w:trPr>
+          <w:cantSplit/>
+          <w:tblHeader w:val="false"/>
+        </w:trPr>
+        <w:tc>
+          <w:tcPr>
+            <w:tcW w:type="dxa" w:w="1900"/>
+            <w:tcBorders>
+              <w:top w:val="none" w:color="FFFFFF" w:sz="0"/>
+              <w:left w:val="none" w:color="FFFFFF" w:sz="0"/>
+              <w:bottom w:val="single" w:color="BFBFBF" w:sz="4"/>
+              <w:right w:val="none" w:color="FFFFFF" w:sz="0"/>
+            </w:tcBorders>
+            <w:tcMar>
+              <w:top w:type="dxa" w:w="70"/>
+              <w:left w:type="dxa" w:w="110"/>
+              <w:bottom w:type="dxa" w:w="70"/>
+              <w:right w:type="dxa" w:w="110"/>
+            </w:tcMar>
+          </w:tcPr>
+          <w:p>
+            <w:pPr>
+              <w:spacing w:after="0" w:line="260"/>
+            </w:pPr>
+            <w:r>
+              <w:rPr>
+                <w:rFonts w:ascii="Calibri" w:cs="Calibri" w:eastAsia="Calibri" w:hAnsi="Calibri"/>
+                <w:b w:val="false"/>
+                <w:bCs w:val="false"/>
+                <w:color w:val="444444"/>
+                <w:sz w:val="17"/>
+                <w:szCs w:val="17"/>
+              </w:rPr>
+              <w:t xml:space="preserve">Test construction</w:t>
+            </w:r>
+          </w:p>
+        </w:tc>
+        <w:tc>
+          <w:tcPr>
+            <w:tcW w:type="dxa" w:w="2900"/>
+            <w:tcBorders>
+              <w:top w:val="none" w:color="FFFFFF" w:sz="0"/>
+              <w:left w:val="none" w:color="FFFFFF" w:sz="0"/>
+              <w:bottom w:val="single" w:color="BFBFBF" w:sz="4"/>
+              <w:right w:val="none" w:color="FFFFFF" w:sz="0"/>
+            </w:tcBorders>
+            <w:tcMar>
+              <w:top w:type="dxa" w:w="70"/>
+              <w:left w:type="dxa" w:w="110"/>
+              <w:bottom w:type="dxa" w:w="70"/>
+              <w:right w:type="dxa" w:w="110"/>
+            </w:tcMar>
+          </w:tcPr>
+          <w:p>
+            <w:pPr>
+              <w:spacing w:after="0" w:line="260"/>
+            </w:pPr>
+            <w:r>
+              <w:rPr>
+                <w:rFonts w:ascii="Calibri" w:cs="Calibri" w:eastAsia="Calibri" w:hAnsi="Calibri"/>
+                <w:b w:val="false"/>
+                <w:bCs w:val="false"/>
+                <w:color w:val="444444"/>
+                <w:sz w:val="17"/>
+                <w:szCs w:val="17"/>
+              </w:rPr>
+              <w:t xml:space="preserve">Whether the declared centring of the conditional test matters</w:t>
+            </w:r>
+          </w:p>
+        </w:tc>
+        <w:tc>
+          <w:tcPr>
+            <w:tcW w:type="dxa" w:w="4226"/>
+            <w:tcBorders>
+              <w:top w:val="none" w:color="FFFFFF" w:sz="0"/>
+              <w:left w:val="none" w:color="FFFFFF" w:sz="0"/>
+              <w:bottom w:val="single" w:color="BFBFBF" w:sz="4"/>
+              <w:right w:val="none" w:color="FFFFFF" w:sz="0"/>
+            </w:tcBorders>
+            <w:tcMar>
+              <w:top w:type="dxa" w:w="70"/>
+              <w:left w:type="dxa" w:w="110"/>
+              <w:bottom w:type="dxa" w:w="70"/>
+              <w:right w:type="dxa" w:w="110"/>
+            </w:tcMar>
+          </w:tcPr>
+          <w:p>
+            <w:pPr>
+              <w:spacing w:after="0" w:line="260"/>
+            </w:pPr>
+            <w:r>
+              <w:rPr>
+                <w:rFonts w:ascii="Calibri" w:cs="Calibri" w:eastAsia="Calibri" w:hAnsi="Calibri"/>
+                <w:b w:val="false"/>
+                <w:bCs w:val="false"/>
+                <w:color w:val="444444"/>
+                <w:sz w:val="17"/>
+                <w:szCs w:val="17"/>
+              </w:rPr>
+              <w:t xml:space="preserve">Thirty tests recomputed without centring: shrinkage from 0.12 to 4.87 per cent, no verdict changes</w:t>
+            </w:r>
+          </w:p>
+        </w:tc>
+      </w:tr>
+      <w:tr>
+        <w:trPr>
+          <w:cantSplit/>
+          <w:tblHeader w:val="false"/>
+        </w:trPr>
+        <w:tc>
+          <w:tcPr>
+            <w:tcW w:type="dxa" w:w="1900"/>
+            <w:tcBorders>
+              <w:top w:val="none" w:color="FFFFFF" w:sz="0"/>
+              <w:left w:val="none" w:color="FFFFFF" w:sz="0"/>
+              <w:bottom w:val="single" w:color="BFBFBF" w:sz="4"/>
+              <w:right w:val="none" w:color="FFFFFF" w:sz="0"/>
+            </w:tcBorders>
+            <w:tcMar>
+              <w:top w:type="dxa" w:w="70"/>
+              <w:left w:type="dxa" w:w="110"/>
+              <w:bottom w:type="dxa" w:w="70"/>
+              <w:right w:type="dxa" w:w="110"/>
+            </w:tcMar>
+          </w:tcPr>
+          <w:p>
+            <w:pPr>
+              <w:spacing w:after="0" w:line="260"/>
+            </w:pPr>
+            <w:r>
+              <w:rPr>
+                <w:rFonts w:ascii="Calibri" w:cs="Calibri" w:eastAsia="Calibri" w:hAnsi="Calibri"/>
+                <w:b w:val="false"/>
+                <w:bCs w:val="false"/>
+                <w:color w:val="444444"/>
+                <w:sz w:val="17"/>
+                <w:szCs w:val="17"/>
+              </w:rPr>
+              <w:t xml:space="preserve">Reproducibility</w:t>
+            </w:r>
+          </w:p>
+        </w:tc>
+        <w:tc>
+          <w:tcPr>
+            <w:tcW w:type="dxa" w:w="2900"/>
+            <w:tcBorders>
+              <w:top w:val="none" w:color="FFFFFF" w:sz="0"/>
+              <w:left w:val="none" w:color="FFFFFF" w:sz="0"/>
+              <w:bottom w:val="single" w:color="BFBFBF" w:sz="4"/>
+              <w:right w:val="none" w:color="FFFFFF" w:sz="0"/>
+            </w:tcBorders>
+            <w:tcMar>
+              <w:top w:type="dxa" w:w="70"/>
+              <w:left w:type="dxa" w:w="110"/>
+              <w:bottom w:type="dxa" w:w="70"/>
+              <w:right w:type="dxa" w:w="110"/>
+            </w:tcMar>
+          </w:tcPr>
+          <w:p>
+            <w:pPr>
+              <w:spacing w:after="0" w:line="260"/>
+            </w:pPr>
+            <w:r>
+              <w:rPr>
+                <w:rFonts w:ascii="Calibri" w:cs="Calibri" w:eastAsia="Calibri" w:hAnsi="Calibri"/>
+                <w:b w:val="false"/>
+                <w:bCs w:val="false"/>
+                <w:color w:val="444444"/>
+                <w:sz w:val="17"/>
+                <w:szCs w:val="17"/>
+              </w:rPr>
+              <w:t xml:space="preserve">Whether the reported values re-derive from the persisted forecasts</w:t>
+            </w:r>
+          </w:p>
+        </w:tc>
+        <w:tc>
+          <w:tcPr>
+            <w:tcW w:type="dxa" w:w="4226"/>
+            <w:tcBorders>
+              <w:top w:val="none" w:color="FFFFFF" w:sz="0"/>
+              <w:left w:val="none" w:color="FFFFFF" w:sz="0"/>
+              <w:bottom w:val="single" w:color="BFBFBF" w:sz="4"/>
+              <w:right w:val="none" w:color="FFFFFF" w:sz="0"/>
+            </w:tcBorders>
+            <w:tcMar>
+              <w:top w:type="dxa" w:w="70"/>
+              <w:left w:type="dxa" w:w="110"/>
+              <w:bottom w:type="dxa" w:w="70"/>
+              <w:right w:type="dxa" w:w="110"/>
+            </w:tcMar>
+          </w:tcPr>
+          <w:p>
+            <w:pPr>
+              <w:spacing w:after="0" w:line="260"/>
+            </w:pPr>
+            <w:r>
+              <w:rPr>
+                <w:rFonts w:ascii="Calibri" w:cs="Calibri" w:eastAsia="Calibri" w:hAnsi="Calibri"/>
+                <w:b w:val="false"/>
+                <w:bCs w:val="false"/>
+                <w:color w:val="444444"/>
+                <w:sz w:val="17"/>
+                <w:szCs w:val="17"/>
+              </w:rPr>
+              <w:t xml:space="preserve">An independent implementation re-derives 943 published values: 941 agree, two are skipped, none disagree</w:t>
+            </w:r>
+          </w:p>
+        </w:tc>
+      </w:tr>
+    </w:tbl>
+    <w:p>
+      <w:pPr>
+        <w:pStyle w:val="Caption"/>
+        <w:keepNext/>
+      </w:pPr>
+      <w:r>
+        <w:t xml:space="preserve">Table C.10  The validation series and the division of its 5,530 modelling days under the split rule of Section 3.6. Section 4.2 reports the distributional properties of the test block.</w:t>
+      </w:r>
+    </w:p>
+    <w:tbl>
+      <w:tblPr>
+        <w:tblW w:type="dxa" w:w="9026"/>
+        <w:tblBorders>
+          <w:top w:val="single" w:color="auto" w:sz="4"/>
+          <w:left w:val="single" w:color="auto" w:sz="4"/>
+          <w:bottom w:val="single" w:color="auto" w:sz="4"/>
+          <w:right w:val="single" w:color="auto" w:sz="4"/>
+          <w:insideH w:val="single" w:color="auto" w:sz="4"/>
+          <w:insideV w:val="single" w:color="auto" w:sz="4"/>
+        </w:tblBorders>
+      </w:tblPr>
+      <w:tblGrid>
+        <w:gridCol w:w="2600"/>
+        <w:gridCol w:w="6426"/>
+      </w:tblGrid>
+      <w:tr>
+        <w:trPr>
+          <w:cantSplit/>
+          <w:tblHeader/>
+        </w:trPr>
+        <w:tc>
+          <w:tcPr>
+            <w:tcW w:type="dxa" w:w="2600"/>
+            <w:tcBorders>
+              <w:top w:val="single" w:color="111111" w:sz="4"/>
+              <w:left w:val="none" w:color="FFFFFF" w:sz="0"/>
+              <w:bottom w:val="single" w:color="111111" w:sz="4"/>
+              <w:right w:val="none" w:color="FFFFFF" w:sz="0"/>
+            </w:tcBorders>
+            <w:shd w:fill="F2F2F2" w:color="auto" w:val="clear"/>
+            <w:tcMar>
+              <w:top w:type="dxa" w:w="70"/>
+              <w:left w:type="dxa" w:w="110"/>
+              <w:bottom w:type="dxa" w:w="70"/>
+              <w:right w:type="dxa" w:w="110"/>
+            </w:tcMar>
+          </w:tcPr>
+          <w:p>
+            <w:pPr>
+              <w:spacing w:after="0" w:line="260"/>
+            </w:pPr>
+            <w:r>
+              <w:rPr>
+                <w:rFonts w:ascii="Calibri" w:cs="Calibri" w:eastAsia="Calibri" w:hAnsi="Calibri"/>
+                <w:b/>
+                <w:bCs/>
+                <w:color w:val="111111"/>
+                <w:sz w:val="19"/>
+                <w:szCs w:val="19"/>
+              </w:rPr>
+              <w:t xml:space="preserve">Property</w:t>
+            </w:r>
+          </w:p>
+        </w:tc>
+        <w:tc>
+          <w:tcPr>
+            <w:tcW w:type="dxa" w:w="6426"/>
+            <w:tcBorders>
+              <w:top w:val="single" w:color="111111" w:sz="4"/>
+              <w:left w:val="none" w:color="FFFFFF" w:sz="0"/>
+              <w:bottom w:val="single" w:color="111111" w:sz="4"/>
+              <w:right w:val="none" w:color="FFFFFF" w:sz="0"/>
+            </w:tcBorders>
+            <w:shd w:fill="F2F2F2" w:color="auto" w:val="clear"/>
+            <w:tcMar>
+              <w:top w:type="dxa" w:w="70"/>
+              <w:left w:type="dxa" w:w="110"/>
+              <w:bottom w:type="dxa" w:w="70"/>
+              <w:right w:type="dxa" w:w="110"/>
+            </w:tcMar>
+          </w:tcPr>
+          <w:p>
+            <w:pPr>
+              <w:spacing w:after="0" w:line="260"/>
+            </w:pPr>
+            <w:r>
+              <w:rPr>
+                <w:rFonts w:ascii="Calibri" w:cs="Calibri" w:eastAsia="Calibri" w:hAnsi="Calibri"/>
+                <w:b/>
+                <w:bCs/>
+                <w:color w:val="111111"/>
+                <w:sz w:val="19"/>
+                <w:szCs w:val="19"/>
+              </w:rPr>
+              <w:t xml:space="preserve">Value</w:t>
+            </w:r>
+          </w:p>
+        </w:tc>
+      </w:tr>
+      <w:tr>
+        <w:trPr>
+          <w:cantSplit/>
+          <w:tblHeader w:val="false"/>
+        </w:trPr>
+        <w:tc>
+          <w:tcPr>
+            <w:tcW w:type="dxa" w:w="2600"/>
+            <w:tcBorders>
+              <w:top w:val="none" w:color="FFFFFF" w:sz="0"/>
+              <w:left w:val="none" w:color="FFFFFF" w:sz="0"/>
+              <w:bottom w:val="single" w:color="BFBFBF" w:sz="4"/>
+              <w:right w:val="none" w:color="FFFFFF" w:sz="0"/>
+            </w:tcBorders>
+            <w:tcMar>
+              <w:top w:type="dxa" w:w="70"/>
+              <w:left w:type="dxa" w:w="110"/>
+              <w:bottom w:type="dxa" w:w="70"/>
+              <w:right w:type="dxa" w:w="110"/>
+            </w:tcMar>
+          </w:tcPr>
+          <w:p>
+            <w:pPr>
+              <w:spacing w:after="0" w:line="260"/>
+            </w:pPr>
+            <w:r>
+              <w:rPr>
+                <w:rFonts w:ascii="Calibri" w:cs="Calibri" w:eastAsia="Calibri" w:hAnsi="Calibri"/>
+                <w:b w:val="false"/>
+                <w:bCs w:val="false"/>
+                <w:color w:val="444444"/>
+                <w:sz w:val="19"/>
+                <w:szCs w:val="19"/>
+              </w:rPr>
+              <w:t xml:space="preserve">Target series</w:t>
+            </w:r>
+          </w:p>
+        </w:tc>
+        <w:tc>
+          <w:tcPr>
+            <w:tcW w:type="dxa" w:w="6426"/>
+            <w:tcBorders>
+              <w:top w:val="none" w:color="FFFFFF" w:sz="0"/>
+              <w:left w:val="none" w:color="FFFFFF" w:sz="0"/>
+              <w:bottom w:val="single" w:color="BFBFBF" w:sz="4"/>
+              <w:right w:val="none" w:color="FFFFFF" w:sz="0"/>
+            </w:tcBorders>
+            <w:tcMar>
+              <w:top w:type="dxa" w:w="70"/>
+              <w:left w:type="dxa" w:w="110"/>
+              <w:bottom w:type="dxa" w:w="70"/>
+              <w:right w:type="dxa" w:w="110"/>
+            </w:tcMar>
+          </w:tcPr>
+          <w:p>
+            <w:pPr>
+              <w:spacing w:after="0" w:line="260"/>
+            </w:pPr>
+            <w:r>
+              <w:rPr>
+                <w:rFonts w:ascii="Calibri" w:cs="Calibri" w:eastAsia="Calibri" w:hAnsi="Calibri"/>
+                <w:b w:val="false"/>
+                <w:bCs w:val="false"/>
+                <w:color w:val="444444"/>
+                <w:sz w:val="19"/>
+                <w:szCs w:val="19"/>
+              </w:rPr>
+              <w:t xml:space="preserve">Oxford-Man Realized Library five-minute realised variance, S&amp;P 500</w:t>
+            </w:r>
+          </w:p>
+        </w:tc>
+      </w:tr>
+      <w:tr>
+        <w:trPr>
+          <w:cantSplit/>
+          <w:tblHeader w:val="false"/>
+        </w:trPr>
+        <w:tc>
+          <w:tcPr>
+            <w:tcW w:type="dxa" w:w="2600"/>
+            <w:tcBorders>
+              <w:top w:val="none" w:color="FFFFFF" w:sz="0"/>
+              <w:left w:val="none" w:color="FFFFFF" w:sz="0"/>
+              <w:bottom w:val="single" w:color="BFBFBF" w:sz="4"/>
+              <w:right w:val="none" w:color="FFFFFF" w:sz="0"/>
+            </w:tcBorders>
+            <w:tcMar>
+              <w:top w:type="dxa" w:w="70"/>
+              <w:left w:type="dxa" w:w="110"/>
+              <w:bottom w:type="dxa" w:w="70"/>
+              <w:right w:type="dxa" w:w="110"/>
+            </w:tcMar>
+          </w:tcPr>
+          <w:p>
+            <w:pPr>
+              <w:spacing w:after="0" w:line="260"/>
+            </w:pPr>
+            <w:r>
+              <w:rPr>
+                <w:rFonts w:ascii="Calibri" w:cs="Calibri" w:eastAsia="Calibri" w:hAnsi="Calibri"/>
+                <w:b w:val="false"/>
+                <w:bCs w:val="false"/>
+                <w:color w:val="444444"/>
+                <w:sz w:val="19"/>
+                <w:szCs w:val="19"/>
+              </w:rPr>
+              <w:t xml:space="preserve">Construction</w:t>
+            </w:r>
+          </w:p>
+        </w:tc>
+        <w:tc>
+          <w:tcPr>
+            <w:tcW w:type="dxa" w:w="6426"/>
+            <w:tcBorders>
+              <w:top w:val="none" w:color="FFFFFF" w:sz="0"/>
+              <w:left w:val="none" w:color="FFFFFF" w:sz="0"/>
+              <w:bottom w:val="single" w:color="BFBFBF" w:sz="4"/>
+              <w:right w:val="none" w:color="FFFFFF" w:sz="0"/>
+            </w:tcBorders>
+            <w:tcMar>
+              <w:top w:type="dxa" w:w="70"/>
+              <w:left w:type="dxa" w:w="110"/>
+              <w:bottom w:type="dxa" w:w="70"/>
+              <w:right w:type="dxa" w:w="110"/>
+            </w:tcMar>
+          </w:tcPr>
+          <w:p>
+            <w:pPr>
+              <w:spacing w:after="0" w:line="260"/>
+            </w:pPr>
+            <w:r>
+              <w:rPr>
+                <w:rFonts w:ascii="Calibri" w:cs="Calibri" w:eastAsia="Calibri" w:hAnsi="Calibri"/>
+                <w:b w:val="false"/>
+                <w:bCs w:val="false"/>
+                <w:color w:val="444444"/>
+                <w:sz w:val="19"/>
+                <w:szCs w:val="19"/>
+              </w:rPr>
+              <w:t xml:space="preserve">Sum of squared five-minute intraday returns</w:t>
+            </w:r>
+          </w:p>
+        </w:tc>
+      </w:tr>
+      <w:tr>
+        <w:trPr>
+          <w:cantSplit/>
+          <w:tblHeader w:val="false"/>
+        </w:trPr>
+        <w:tc>
+          <w:tcPr>
+            <w:tcW w:type="dxa" w:w="2600"/>
+            <w:tcBorders>
+              <w:top w:val="none" w:color="FFFFFF" w:sz="0"/>
+              <w:left w:val="none" w:color="FFFFFF" w:sz="0"/>
+              <w:bottom w:val="single" w:color="BFBFBF" w:sz="4"/>
+              <w:right w:val="none" w:color="FFFFFF" w:sz="0"/>
+            </w:tcBorders>
+            <w:tcMar>
+              <w:top w:type="dxa" w:w="70"/>
+              <w:left w:type="dxa" w:w="110"/>
+              <w:bottom w:type="dxa" w:w="70"/>
+              <w:right w:type="dxa" w:w="110"/>
+            </w:tcMar>
+          </w:tcPr>
+          <w:p>
+            <w:pPr>
+              <w:spacing w:after="0" w:line="260"/>
+            </w:pPr>
+            <w:r>
+              <w:rPr>
+                <w:rFonts w:ascii="Calibri" w:cs="Calibri" w:eastAsia="Calibri" w:hAnsi="Calibri"/>
+                <w:b w:val="false"/>
+                <w:bCs w:val="false"/>
+                <w:color w:val="444444"/>
+                <w:sz w:val="19"/>
+                <w:szCs w:val="19"/>
+              </w:rPr>
+              <w:t xml:space="preserve">Auxiliary series</w:t>
+            </w:r>
+          </w:p>
+        </w:tc>
+        <w:tc>
+          <w:tcPr>
+            <w:tcW w:type="dxa" w:w="6426"/>
+            <w:tcBorders>
+              <w:top w:val="none" w:color="FFFFFF" w:sz="0"/>
+              <w:left w:val="none" w:color="FFFFFF" w:sz="0"/>
+              <w:bottom w:val="single" w:color="BFBFBF" w:sz="4"/>
+              <w:right w:val="none" w:color="FFFFFF" w:sz="0"/>
+            </w:tcBorders>
+            <w:tcMar>
+              <w:top w:type="dxa" w:w="70"/>
+              <w:left w:type="dxa" w:w="110"/>
+              <w:bottom w:type="dxa" w:w="70"/>
+              <w:right w:type="dxa" w:w="110"/>
+            </w:tcMar>
+          </w:tcPr>
+          <w:p>
+            <w:pPr>
+              <w:spacing w:after="0" w:line="260"/>
+            </w:pPr>
+            <w:r>
+              <w:rPr>
+                <w:rFonts w:ascii="Calibri" w:cs="Calibri" w:eastAsia="Calibri" w:hAnsi="Calibri"/>
+                <w:b w:val="false"/>
+                <w:bCs w:val="false"/>
+                <w:color w:val="444444"/>
+                <w:sz w:val="19"/>
+                <w:szCs w:val="19"/>
+              </w:rPr>
+              <w:t xml:space="preserve">S&amp;P 500 daily open and close, and the CBOE VIX, from Yahoo Finance</w:t>
+            </w:r>
+          </w:p>
+        </w:tc>
+      </w:tr>
+      <w:tr>
+        <w:trPr>
+          <w:cantSplit/>
+          <w:tblHeader w:val="false"/>
+        </w:trPr>
+        <w:tc>
+          <w:tcPr>
+            <w:tcW w:type="dxa" w:w="2600"/>
+            <w:tcBorders>
+              <w:top w:val="none" w:color="FFFFFF" w:sz="0"/>
+              <w:left w:val="none" w:color="FFFFFF" w:sz="0"/>
+              <w:bottom w:val="single" w:color="BFBFBF" w:sz="4"/>
+              <w:right w:val="none" w:color="FFFFFF" w:sz="0"/>
+            </w:tcBorders>
+            <w:tcMar>
+              <w:top w:type="dxa" w:w="70"/>
+              <w:left w:type="dxa" w:w="110"/>
+              <w:bottom w:type="dxa" w:w="70"/>
+              <w:right w:type="dxa" w:w="110"/>
+            </w:tcMar>
+          </w:tcPr>
+          <w:p>
+            <w:pPr>
+              <w:spacing w:after="0" w:line="260"/>
+            </w:pPr>
+            <w:r>
+              <w:rPr>
+                <w:rFonts w:ascii="Calibri" w:cs="Calibri" w:eastAsia="Calibri" w:hAnsi="Calibri"/>
+                <w:b w:val="false"/>
+                <w:bCs w:val="false"/>
+                <w:color w:val="444444"/>
+                <w:sz w:val="19"/>
+                <w:szCs w:val="19"/>
+              </w:rPr>
+              <w:t xml:space="preserve">Library coverage</w:t>
+            </w:r>
+          </w:p>
+        </w:tc>
+        <w:tc>
+          <w:tcPr>
+            <w:tcW w:type="dxa" w:w="6426"/>
+            <w:tcBorders>
+              <w:top w:val="none" w:color="FFFFFF" w:sz="0"/>
+              <w:left w:val="none" w:color="FFFFFF" w:sz="0"/>
+              <w:bottom w:val="single" w:color="BFBFBF" w:sz="4"/>
+              <w:right w:val="none" w:color="FFFFFF" w:sz="0"/>
+            </w:tcBorders>
+            <w:tcMar>
+              <w:top w:type="dxa" w:w="70"/>
+              <w:left w:type="dxa" w:w="110"/>
+              <w:bottom w:type="dxa" w:w="70"/>
+              <w:right w:type="dxa" w:w="110"/>
+            </w:tcMar>
+          </w:tcPr>
+          <w:p>
+            <w:pPr>
+              <w:spacing w:after="0" w:line="260"/>
+            </w:pPr>
+            <w:r>
+              <w:rPr>
+                <w:rFonts w:ascii="Calibri" w:cs="Calibri" w:eastAsia="Calibri" w:hAnsi="Calibri"/>
+                <w:b w:val="false"/>
+                <w:bCs w:val="false"/>
+                <w:color w:val="444444"/>
+                <w:sz w:val="19"/>
+                <w:szCs w:val="19"/>
+              </w:rPr>
+              <w:t xml:space="preserve">3 January 2000 to 25 February 2022, when the library was discontinued</w:t>
+            </w:r>
+          </w:p>
+        </w:tc>
+      </w:tr>
+      <w:tr>
+        <w:trPr>
+          <w:cantSplit/>
+          <w:tblHeader w:val="false"/>
+        </w:trPr>
+        <w:tc>
+          <w:tcPr>
+            <w:tcW w:type="dxa" w:w="2600"/>
+            <w:tcBorders>
+              <w:top w:val="none" w:color="FFFFFF" w:sz="0"/>
+              <w:left w:val="none" w:color="FFFFFF" w:sz="0"/>
+              <w:bottom w:val="single" w:color="BFBFBF" w:sz="4"/>
+              <w:right w:val="none" w:color="FFFFFF" w:sz="0"/>
+            </w:tcBorders>
+            <w:tcMar>
+              <w:top w:type="dxa" w:w="70"/>
+              <w:left w:type="dxa" w:w="110"/>
+              <w:bottom w:type="dxa" w:w="70"/>
+              <w:right w:type="dxa" w:w="110"/>
+            </w:tcMar>
+          </w:tcPr>
+          <w:p>
+            <w:pPr>
+              <w:spacing w:after="0" w:line="260"/>
+            </w:pPr>
+            <w:r>
+              <w:rPr>
+                <w:rFonts w:ascii="Calibri" w:cs="Calibri" w:eastAsia="Calibri" w:hAnsi="Calibri"/>
+                <w:b w:val="false"/>
+                <w:bCs w:val="false"/>
+                <w:color w:val="444444"/>
+                <w:sz w:val="19"/>
+                <w:szCs w:val="19"/>
+              </w:rPr>
+              <w:t xml:space="preserve">Observations in the library</w:t>
+            </w:r>
+          </w:p>
+        </w:tc>
+        <w:tc>
+          <w:tcPr>
+            <w:tcW w:type="dxa" w:w="6426"/>
+            <w:tcBorders>
+              <w:top w:val="none" w:color="FFFFFF" w:sz="0"/>
+              <w:left w:val="none" w:color="FFFFFF" w:sz="0"/>
+              <w:bottom w:val="single" w:color="BFBFBF" w:sz="4"/>
+              <w:right w:val="none" w:color="FFFFFF" w:sz="0"/>
+            </w:tcBorders>
+            <w:tcMar>
+              <w:top w:type="dxa" w:w="70"/>
+              <w:left w:type="dxa" w:w="110"/>
+              <w:bottom w:type="dxa" w:w="70"/>
+              <w:right w:type="dxa" w:w="110"/>
+            </w:tcMar>
+          </w:tcPr>
+          <w:p>
+            <w:pPr>
+              <w:spacing w:after="0" w:line="260"/>
+            </w:pPr>
+            <w:r>
+              <w:rPr>
+                <w:rFonts w:ascii="Calibri" w:cs="Calibri" w:eastAsia="Calibri" w:hAnsi="Calibri"/>
+                <w:b w:val="false"/>
+                <w:bCs w:val="false"/>
+                <w:color w:val="444444"/>
+                <w:sz w:val="19"/>
+                <w:szCs w:val="19"/>
+              </w:rPr>
+              <w:t xml:space="preserve">5,552</w:t>
+            </w:r>
+          </w:p>
+        </w:tc>
+      </w:tr>
+      <w:tr>
+        <w:trPr>
+          <w:cantSplit/>
+          <w:tblHeader w:val="false"/>
+        </w:trPr>
+        <w:tc>
+          <w:tcPr>
+            <w:tcW w:type="dxa" w:w="2600"/>
+            <w:tcBorders>
+              <w:top w:val="none" w:color="FFFFFF" w:sz="0"/>
+              <w:left w:val="none" w:color="FFFFFF" w:sz="0"/>
+              <w:bottom w:val="single" w:color="BFBFBF" w:sz="4"/>
+              <w:right w:val="none" w:color="FFFFFF" w:sz="0"/>
+            </w:tcBorders>
+            <w:tcMar>
+              <w:top w:type="dxa" w:w="70"/>
+              <w:left w:type="dxa" w:w="110"/>
+              <w:bottom w:type="dxa" w:w="70"/>
+              <w:right w:type="dxa" w:w="110"/>
+            </w:tcMar>
+          </w:tcPr>
+          <w:p>
+            <w:pPr>
+              <w:spacing w:after="0" w:line="260"/>
+            </w:pPr>
+            <w:r>
+              <w:rPr>
+                <w:rFonts w:ascii="Calibri" w:cs="Calibri" w:eastAsia="Calibri" w:hAnsi="Calibri"/>
+                <w:b w:val="false"/>
+                <w:bCs w:val="false"/>
+                <w:color w:val="444444"/>
+                <w:sz w:val="19"/>
+                <w:szCs w:val="19"/>
+              </w:rPr>
+              <w:t xml:space="preserve">Lost to the calendar join</w:t>
+            </w:r>
+          </w:p>
+        </w:tc>
+        <w:tc>
+          <w:tcPr>
+            <w:tcW w:type="dxa" w:w="6426"/>
+            <w:tcBorders>
+              <w:top w:val="none" w:color="FFFFFF" w:sz="0"/>
+              <w:left w:val="none" w:color="FFFFFF" w:sz="0"/>
+              <w:bottom w:val="single" w:color="BFBFBF" w:sz="4"/>
+              <w:right w:val="none" w:color="FFFFFF" w:sz="0"/>
+            </w:tcBorders>
+            <w:tcMar>
+              <w:top w:type="dxa" w:w="70"/>
+              <w:left w:type="dxa" w:w="110"/>
+              <w:bottom w:type="dxa" w:w="70"/>
+              <w:right w:type="dxa" w:w="110"/>
+            </w:tcMar>
+          </w:tcPr>
+          <w:p>
+            <w:pPr>
+              <w:spacing w:after="0" w:line="260"/>
+            </w:pPr>
+            <w:r>
+              <w:rPr>
+                <w:rFonts w:ascii="Calibri" w:cs="Calibri" w:eastAsia="Calibri" w:hAnsi="Calibri"/>
+                <w:b w:val="false"/>
+                <w:bCs w:val="false"/>
+                <w:color w:val="444444"/>
+                <w:sz w:val="19"/>
+                <w:szCs w:val="19"/>
+              </w:rPr>
+              <w:t xml:space="preserve">0</w:t>
+            </w:r>
+          </w:p>
+        </w:tc>
+      </w:tr>
+      <w:tr>
+        <w:trPr>
+          <w:cantSplit/>
+          <w:tblHeader w:val="false"/>
+        </w:trPr>
+        <w:tc>
+          <w:tcPr>
+            <w:tcW w:type="dxa" w:w="2600"/>
+            <w:tcBorders>
+              <w:top w:val="none" w:color="FFFFFF" w:sz="0"/>
+              <w:left w:val="none" w:color="FFFFFF" w:sz="0"/>
+              <w:bottom w:val="single" w:color="BFBFBF" w:sz="4"/>
+              <w:right w:val="none" w:color="FFFFFF" w:sz="0"/>
+            </w:tcBorders>
+            <w:tcMar>
+              <w:top w:type="dxa" w:w="70"/>
+              <w:left w:type="dxa" w:w="110"/>
+              <w:bottom w:type="dxa" w:w="70"/>
+              <w:right w:type="dxa" w:w="110"/>
+            </w:tcMar>
+          </w:tcPr>
+          <w:p>
+            <w:pPr>
+              <w:spacing w:after="0" w:line="260"/>
+            </w:pPr>
+            <w:r>
+              <w:rPr>
+                <w:rFonts w:ascii="Calibri" w:cs="Calibri" w:eastAsia="Calibri" w:hAnsi="Calibri"/>
+                <w:b w:val="false"/>
+                <w:bCs w:val="false"/>
+                <w:color w:val="444444"/>
+                <w:sz w:val="19"/>
+                <w:szCs w:val="19"/>
+              </w:rPr>
+              <w:t xml:space="preserve">Lost to the warm-up</w:t>
+            </w:r>
+          </w:p>
+        </w:tc>
+        <w:tc>
+          <w:tcPr>
+            <w:tcW w:type="dxa" w:w="6426"/>
+            <w:tcBorders>
+              <w:top w:val="none" w:color="FFFFFF" w:sz="0"/>
+              <w:left w:val="none" w:color="FFFFFF" w:sz="0"/>
+              <w:bottom w:val="single" w:color="BFBFBF" w:sz="4"/>
+              <w:right w:val="none" w:color="FFFFFF" w:sz="0"/>
+            </w:tcBorders>
+            <w:tcMar>
+              <w:top w:type="dxa" w:w="70"/>
+              <w:left w:type="dxa" w:w="110"/>
+              <w:bottom w:type="dxa" w:w="70"/>
+              <w:right w:type="dxa" w:w="110"/>
+            </w:tcMar>
+          </w:tcPr>
+          <w:p>
+            <w:pPr>
+              <w:spacing w:after="0" w:line="260"/>
+            </w:pPr>
+            <w:r>
+              <w:rPr>
+                <w:rFonts w:ascii="Calibri" w:cs="Calibri" w:eastAsia="Calibri" w:hAnsi="Calibri"/>
+                <w:b w:val="false"/>
+                <w:bCs w:val="false"/>
+                <w:color w:val="444444"/>
+                <w:sz w:val="19"/>
+                <w:szCs w:val="19"/>
+              </w:rPr>
+              <w:t xml:space="preserve">22</w:t>
+            </w:r>
+          </w:p>
+        </w:tc>
+      </w:tr>
+      <w:tr>
+        <w:trPr>
+          <w:cantSplit/>
+          <w:tblHeader w:val="false"/>
+        </w:trPr>
+        <w:tc>
+          <w:tcPr>
+            <w:tcW w:type="dxa" w:w="2600"/>
+            <w:tcBorders>
+              <w:top w:val="none" w:color="FFFFFF" w:sz="0"/>
+              <w:left w:val="none" w:color="FFFFFF" w:sz="0"/>
+              <w:bottom w:val="single" w:color="BFBFBF" w:sz="4"/>
+              <w:right w:val="none" w:color="FFFFFF" w:sz="0"/>
+            </w:tcBorders>
+            <w:tcMar>
+              <w:top w:type="dxa" w:w="70"/>
+              <w:left w:type="dxa" w:w="110"/>
+              <w:bottom w:type="dxa" w:w="70"/>
+              <w:right w:type="dxa" w:w="110"/>
+            </w:tcMar>
+          </w:tcPr>
+          <w:p>
+            <w:pPr>
+              <w:spacing w:after="0" w:line="260"/>
+            </w:pPr>
+            <w:r>
+              <w:rPr>
+                <w:rFonts w:ascii="Calibri" w:cs="Calibri" w:eastAsia="Calibri" w:hAnsi="Calibri"/>
+                <w:b w:val="false"/>
+                <w:bCs w:val="false"/>
+                <w:color w:val="444444"/>
+                <w:sz w:val="19"/>
+                <w:szCs w:val="19"/>
+              </w:rPr>
+              <w:t xml:space="preserve">Modelling frame</w:t>
+            </w:r>
+          </w:p>
+        </w:tc>
+        <w:tc>
+          <w:tcPr>
+            <w:tcW w:type="dxa" w:w="6426"/>
+            <w:tcBorders>
+              <w:top w:val="none" w:color="FFFFFF" w:sz="0"/>
+              <w:left w:val="none" w:color="FFFFFF" w:sz="0"/>
+              <w:bottom w:val="single" w:color="BFBFBF" w:sz="4"/>
+              <w:right w:val="none" w:color="FFFFFF" w:sz="0"/>
+            </w:tcBorders>
+            <w:tcMar>
+              <w:top w:type="dxa" w:w="70"/>
+              <w:left w:type="dxa" w:w="110"/>
+              <w:bottom w:type="dxa" w:w="70"/>
+              <w:right w:type="dxa" w:w="110"/>
+            </w:tcMar>
+          </w:tcPr>
+          <w:p>
+            <w:pPr>
+              <w:spacing w:after="0" w:line="260"/>
+            </w:pPr>
+            <w:r>
+              <w:rPr>
+                <w:rFonts w:ascii="Calibri" w:cs="Calibri" w:eastAsia="Calibri" w:hAnsi="Calibri"/>
+                <w:b w:val="false"/>
+                <w:bCs w:val="false"/>
+                <w:color w:val="444444"/>
+                <w:sz w:val="19"/>
+                <w:szCs w:val="19"/>
+              </w:rPr>
+              <w:t xml:space="preserve">5,530 days, 3 February 2000 to 25 February 2022</w:t>
+            </w:r>
+          </w:p>
+        </w:tc>
+      </w:tr>
+      <w:tr>
+        <w:trPr>
+          <w:cantSplit/>
+          <w:tblHeader w:val="false"/>
+        </w:trPr>
+        <w:tc>
+          <w:tcPr>
+            <w:tcW w:type="dxa" w:w="2600"/>
+            <w:tcBorders>
+              <w:top w:val="none" w:color="FFFFFF" w:sz="0"/>
+              <w:left w:val="none" w:color="FFFFFF" w:sz="0"/>
+              <w:bottom w:val="single" w:color="BFBFBF" w:sz="4"/>
+              <w:right w:val="none" w:color="FFFFFF" w:sz="0"/>
+            </w:tcBorders>
+            <w:tcMar>
+              <w:top w:type="dxa" w:w="70"/>
+              <w:left w:type="dxa" w:w="110"/>
+              <w:bottom w:type="dxa" w:w="70"/>
+              <w:right w:type="dxa" w:w="110"/>
+            </w:tcMar>
+          </w:tcPr>
+          <w:p>
+            <w:pPr>
+              <w:spacing w:after="0" w:line="260"/>
+            </w:pPr>
+            <w:r>
+              <w:rPr>
+                <w:rFonts w:ascii="Calibri" w:cs="Calibri" w:eastAsia="Calibri" w:hAnsi="Calibri"/>
+                <w:b w:val="false"/>
+                <w:bCs w:val="false"/>
+                <w:color w:val="444444"/>
+                <w:sz w:val="19"/>
+                <w:szCs w:val="19"/>
+              </w:rPr>
+              <w:t xml:space="preserve">Training block</w:t>
+            </w:r>
+          </w:p>
+        </w:tc>
+        <w:tc>
+          <w:tcPr>
+            <w:tcW w:type="dxa" w:w="6426"/>
+            <w:tcBorders>
+              <w:top w:val="none" w:color="FFFFFF" w:sz="0"/>
+              <w:left w:val="none" w:color="FFFFFF" w:sz="0"/>
+              <w:bottom w:val="single" w:color="BFBFBF" w:sz="4"/>
+              <w:right w:val="none" w:color="FFFFFF" w:sz="0"/>
+            </w:tcBorders>
+            <w:tcMar>
+              <w:top w:type="dxa" w:w="70"/>
+              <w:left w:type="dxa" w:w="110"/>
+              <w:bottom w:type="dxa" w:w="70"/>
+              <w:right w:type="dxa" w:w="110"/>
+            </w:tcMar>
+          </w:tcPr>
+          <w:p>
+            <w:pPr>
+              <w:spacing w:after="0" w:line="260"/>
+            </w:pPr>
+            <w:r>
+              <w:rPr>
+                <w:rFonts w:ascii="Calibri" w:cs="Calibri" w:eastAsia="Calibri" w:hAnsi="Calibri"/>
+                <w:b w:val="false"/>
+                <w:bCs w:val="false"/>
+                <w:color w:val="444444"/>
+                <w:sz w:val="19"/>
+                <w:szCs w:val="19"/>
+              </w:rPr>
+              <w:t xml:space="preserve">3,993 days, to 31 December 2015</w:t>
+            </w:r>
+          </w:p>
+        </w:tc>
+      </w:tr>
+      <w:tr>
+        <w:trPr>
+          <w:cantSplit/>
+          <w:tblHeader w:val="false"/>
+        </w:trPr>
+        <w:tc>
+          <w:tcPr>
+            <w:tcW w:type="dxa" w:w="2600"/>
+            <w:tcBorders>
+              <w:top w:val="none" w:color="FFFFFF" w:sz="0"/>
+              <w:left w:val="none" w:color="FFFFFF" w:sz="0"/>
+              <w:bottom w:val="single" w:color="BFBFBF" w:sz="4"/>
+              <w:right w:val="none" w:color="FFFFFF" w:sz="0"/>
+            </w:tcBorders>
+            <w:tcMar>
+              <w:top w:type="dxa" w:w="70"/>
+              <w:left w:type="dxa" w:w="110"/>
+              <w:bottom w:type="dxa" w:w="70"/>
+              <w:right w:type="dxa" w:w="110"/>
+            </w:tcMar>
+          </w:tcPr>
+          <w:p>
+            <w:pPr>
+              <w:spacing w:after="0" w:line="260"/>
+            </w:pPr>
+            <w:r>
+              <w:rPr>
+                <w:rFonts w:ascii="Calibri" w:cs="Calibri" w:eastAsia="Calibri" w:hAnsi="Calibri"/>
+                <w:b w:val="false"/>
+                <w:bCs w:val="false"/>
+                <w:color w:val="444444"/>
+                <w:sz w:val="19"/>
+                <w:szCs w:val="19"/>
+              </w:rPr>
+              <w:t xml:space="preserve">Validation block</w:t>
+            </w:r>
+          </w:p>
+        </w:tc>
+        <w:tc>
+          <w:tcPr>
+            <w:tcW w:type="dxa" w:w="6426"/>
+            <w:tcBorders>
+              <w:top w:val="none" w:color="FFFFFF" w:sz="0"/>
+              <w:left w:val="none" w:color="FFFFFF" w:sz="0"/>
+              <w:bottom w:val="single" w:color="BFBFBF" w:sz="4"/>
+              <w:right w:val="none" w:color="FFFFFF" w:sz="0"/>
+            </w:tcBorders>
+            <w:tcMar>
+              <w:top w:type="dxa" w:w="70"/>
+              <w:left w:type="dxa" w:w="110"/>
+              <w:bottom w:type="dxa" w:w="70"/>
+              <w:right w:type="dxa" w:w="110"/>
+            </w:tcMar>
+          </w:tcPr>
+          <w:p>
+            <w:pPr>
+              <w:spacing w:after="0" w:line="260"/>
+            </w:pPr>
+            <w:r>
+              <w:rPr>
+                <w:rFonts w:ascii="Calibri" w:cs="Calibri" w:eastAsia="Calibri" w:hAnsi="Calibri"/>
+                <w:b w:val="false"/>
+                <w:bCs w:val="false"/>
+                <w:color w:val="444444"/>
+                <w:sz w:val="19"/>
+                <w:szCs w:val="19"/>
+              </w:rPr>
+              <w:t xml:space="preserve">753 days, 4 January 2016 to 31 December 2018</w:t>
+            </w:r>
+          </w:p>
+        </w:tc>
+      </w:tr>
+      <w:tr>
+        <w:trPr>
+          <w:cantSplit/>
+          <w:tblHeader w:val="false"/>
+        </w:trPr>
+        <w:tc>
+          <w:tcPr>
+            <w:tcW w:type="dxa" w:w="2600"/>
+            <w:tcBorders>
+              <w:top w:val="none" w:color="FFFFFF" w:sz="0"/>
+              <w:left w:val="none" w:color="FFFFFF" w:sz="0"/>
+              <w:bottom w:val="single" w:color="BFBFBF" w:sz="4"/>
+              <w:right w:val="none" w:color="FFFFFF" w:sz="0"/>
+            </w:tcBorders>
+            <w:tcMar>
+              <w:top w:type="dxa" w:w="70"/>
+              <w:left w:type="dxa" w:w="110"/>
+              <w:bottom w:type="dxa" w:w="70"/>
+              <w:right w:type="dxa" w:w="110"/>
+            </w:tcMar>
+          </w:tcPr>
+          <w:p>
+            <w:pPr>
+              <w:spacing w:after="0" w:line="260"/>
+            </w:pPr>
+            <w:r>
+              <w:rPr>
+                <w:rFonts w:ascii="Calibri" w:cs="Calibri" w:eastAsia="Calibri" w:hAnsi="Calibri"/>
+                <w:b w:val="false"/>
+                <w:bCs w:val="false"/>
+                <w:color w:val="444444"/>
+                <w:sz w:val="19"/>
+                <w:szCs w:val="19"/>
+              </w:rPr>
+              <w:t xml:space="preserve">Test block</w:t>
+            </w:r>
+          </w:p>
+        </w:tc>
+        <w:tc>
+          <w:tcPr>
+            <w:tcW w:type="dxa" w:w="6426"/>
+            <w:tcBorders>
+              <w:top w:val="none" w:color="FFFFFF" w:sz="0"/>
+              <w:left w:val="none" w:color="FFFFFF" w:sz="0"/>
+              <w:bottom w:val="single" w:color="BFBFBF" w:sz="4"/>
+              <w:right w:val="none" w:color="FFFFFF" w:sz="0"/>
+            </w:tcBorders>
+            <w:tcMar>
+              <w:top w:type="dxa" w:w="70"/>
+              <w:left w:type="dxa" w:w="110"/>
+              <w:bottom w:type="dxa" w:w="70"/>
+              <w:right w:type="dxa" w:w="110"/>
+            </w:tcMar>
+          </w:tcPr>
+          <w:p>
+            <w:pPr>
+              <w:spacing w:after="0" w:line="260"/>
+            </w:pPr>
+            <w:r>
+              <w:rPr>
+                <w:rFonts w:ascii="Calibri" w:cs="Calibri" w:eastAsia="Calibri" w:hAnsi="Calibri"/>
+                <w:b w:val="false"/>
+                <w:bCs w:val="false"/>
+                <w:color w:val="444444"/>
+                <w:sz w:val="19"/>
+                <w:szCs w:val="19"/>
+              </w:rPr>
+              <w:t xml:space="preserve">784 days, 2 January 2019 to 25 February 2022</w:t>
+            </w:r>
+          </w:p>
+        </w:tc>
+      </w:tr>
+    </w:tbl>
+    <w:p>
+      <w:pPr>
+        <w:pStyle w:val="Caption"/>
+        <w:keepNext/>
+      </w:pPr>
+      <w:r>
+        <w:t xml:space="preserve">Table C.11  One forecast, end to end: 16 March 2020, against a realised variance of 41.21, discussed in Section 4.3. QLIKE is Equation 3.7; all variances are multiplied by ten thousand.</w:t>
+      </w:r>
+    </w:p>
+    <w:tbl>
+      <w:tblPr>
+        <w:tblW w:type="dxa" w:w="9026"/>
+        <w:tblBorders>
+          <w:top w:val="single" w:color="auto" w:sz="4"/>
+          <w:left w:val="single" w:color="auto" w:sz="4"/>
+          <w:bottom w:val="single" w:color="auto" w:sz="4"/>
+          <w:right w:val="single" w:color="auto" w:sz="4"/>
+          <w:insideH w:val="single" w:color="auto" w:sz="4"/>
+          <w:insideV w:val="single" w:color="auto" w:sz="4"/>
+        </w:tblBorders>
+      </w:tblPr>
+      <w:tblGrid>
+        <w:gridCol w:w="2500"/>
+        <w:gridCol w:w="1250"/>
+        <w:gridCol w:w="1600"/>
+        <w:gridCol w:w="1150"/>
+        <w:gridCol w:w="2526"/>
+      </w:tblGrid>
+      <w:tr>
+        <w:trPr>
+          <w:cantSplit/>
+          <w:tblHeader/>
+        </w:trPr>
+        <w:tc>
+          <w:tcPr>
+            <w:tcW w:type="dxa" w:w="2500"/>
+            <w:tcBorders>
+              <w:top w:val="single" w:color="111111" w:sz="4"/>
+              <w:left w:val="none" w:color="FFFFFF" w:sz="0"/>
+              <w:bottom w:val="single" w:color="111111" w:sz="4"/>
+              <w:right w:val="none" w:color="FFFFFF" w:sz="0"/>
+            </w:tcBorders>
+            <w:shd w:fill="F2F2F2" w:color="auto" w:val="clear"/>
+            <w:tcMar>
+              <w:top w:type="dxa" w:w="70"/>
+              <w:left w:type="dxa" w:w="110"/>
+              <w:bottom w:type="dxa" w:w="70"/>
+              <w:right w:type="dxa" w:w="110"/>
+            </w:tcMar>
+          </w:tcPr>
+          <w:p>
+            <w:pPr>
+              <w:spacing w:after="0" w:line="260"/>
+            </w:pPr>
+            <w:r>
+              <w:rPr>
+                <w:rFonts w:ascii="Calibri" w:cs="Calibri" w:eastAsia="Calibri" w:hAnsi="Calibri"/>
+                <w:b/>
+                <w:bCs/>
+                <w:color w:val="111111"/>
+                <w:sz w:val="18"/>
+                <w:szCs w:val="18"/>
+              </w:rPr>
+              <w:t xml:space="preserve">Model</w:t>
+            </w:r>
+          </w:p>
+        </w:tc>
+        <w:tc>
+          <w:tcPr>
+            <w:tcW w:type="dxa" w:w="1250"/>
+            <w:tcBorders>
+              <w:top w:val="single" w:color="111111" w:sz="4"/>
+              <w:left w:val="none" w:color="FFFFFF" w:sz="0"/>
+              <w:bottom w:val="single" w:color="111111" w:sz="4"/>
+              <w:right w:val="none" w:color="FFFFFF" w:sz="0"/>
+            </w:tcBorders>
+            <w:shd w:fill="F2F2F2" w:color="auto" w:val="clear"/>
+            <w:tcMar>
+              <w:top w:type="dxa" w:w="70"/>
+              <w:left w:type="dxa" w:w="110"/>
+              <w:bottom w:type="dxa" w:w="70"/>
+              <w:right w:type="dxa" w:w="110"/>
+            </w:tcMar>
+          </w:tcPr>
+          <w:p>
+            <w:pPr>
+              <w:spacing w:after="0" w:line="260"/>
+            </w:pPr>
+            <w:r>
+              <w:rPr>
+                <w:rFonts w:ascii="Calibri" w:cs="Calibri" w:eastAsia="Calibri" w:hAnsi="Calibri"/>
+                <w:b/>
+                <w:bCs/>
+                <w:color w:val="111111"/>
+                <w:sz w:val="18"/>
+                <w:szCs w:val="18"/>
+              </w:rPr>
+              <w:t xml:space="preserve">Forecast</w:t>
+            </w:r>
+          </w:p>
+        </w:tc>
+        <w:tc>
+          <w:tcPr>
+            <w:tcW w:type="dxa" w:w="1600"/>
+            <w:tcBorders>
+              <w:top w:val="single" w:color="111111" w:sz="4"/>
+              <w:left w:val="none" w:color="FFFFFF" w:sz="0"/>
+              <w:bottom w:val="single" w:color="111111" w:sz="4"/>
+              <w:right w:val="none" w:color="FFFFFF" w:sz="0"/>
+            </w:tcBorders>
+            <w:shd w:fill="F2F2F2" w:color="auto" w:val="clear"/>
+            <w:tcMar>
+              <w:top w:type="dxa" w:w="70"/>
+              <w:left w:type="dxa" w:w="110"/>
+              <w:bottom w:type="dxa" w:w="70"/>
+              <w:right w:type="dxa" w:w="110"/>
+            </w:tcMar>
+          </w:tcPr>
+          <w:p>
+            <w:pPr>
+              <w:spacing w:after="0" w:line="260"/>
+            </w:pPr>
+            <w:r>
+              <w:rPr>
+                <w:rFonts w:ascii="Calibri" w:cs="Calibri" w:eastAsia="Calibri" w:hAnsi="Calibri"/>
+                <w:b/>
+                <w:bCs/>
+                <w:color w:val="111111"/>
+                <w:sz w:val="18"/>
+                <w:szCs w:val="18"/>
+              </w:rPr>
+              <w:t xml:space="preserve">Actual / forecast</w:t>
+            </w:r>
+          </w:p>
+        </w:tc>
+        <w:tc>
+          <w:tcPr>
+            <w:tcW w:type="dxa" w:w="1150"/>
+            <w:tcBorders>
+              <w:top w:val="single" w:color="111111" w:sz="4"/>
+              <w:left w:val="none" w:color="FFFFFF" w:sz="0"/>
+              <w:bottom w:val="single" w:color="111111" w:sz="4"/>
+              <w:right w:val="none" w:color="FFFFFF" w:sz="0"/>
+            </w:tcBorders>
+            <w:shd w:fill="F2F2F2" w:color="auto" w:val="clear"/>
+            <w:tcMar>
+              <w:top w:type="dxa" w:w="70"/>
+              <w:left w:type="dxa" w:w="110"/>
+              <w:bottom w:type="dxa" w:w="70"/>
+              <w:right w:type="dxa" w:w="110"/>
+            </w:tcMar>
+          </w:tcPr>
+          <w:p>
+            <w:pPr>
+              <w:spacing w:after="0" w:line="260"/>
+            </w:pPr>
+            <w:r>
+              <w:rPr>
+                <w:rFonts w:ascii="Calibri" w:cs="Calibri" w:eastAsia="Calibri" w:hAnsi="Calibri"/>
+                <w:b/>
+                <w:bCs/>
+                <w:color w:val="111111"/>
+                <w:sz w:val="18"/>
+                <w:szCs w:val="18"/>
+              </w:rPr>
+              <w:t xml:space="preserve">QLIKE</w:t>
+            </w:r>
+          </w:p>
+        </w:tc>
+        <w:tc>
+          <w:tcPr>
+            <w:tcW w:type="dxa" w:w="2526"/>
+            <w:tcBorders>
+              <w:top w:val="single" w:color="111111" w:sz="4"/>
+              <w:left w:val="none" w:color="FFFFFF" w:sz="0"/>
+              <w:bottom w:val="single" w:color="111111" w:sz="4"/>
+              <w:right w:val="none" w:color="FFFFFF" w:sz="0"/>
+            </w:tcBorders>
+            <w:shd w:fill="F2F2F2" w:color="auto" w:val="clear"/>
+            <w:tcMar>
+              <w:top w:type="dxa" w:w="70"/>
+              <w:left w:type="dxa" w:w="110"/>
+              <w:bottom w:type="dxa" w:w="70"/>
+              <w:right w:type="dxa" w:w="110"/>
+            </w:tcMar>
+          </w:tcPr>
+          <w:p>
+            <w:pPr>
+              <w:spacing w:after="0" w:line="260"/>
+            </w:pPr>
+            <w:r>
+              <w:rPr>
+                <w:rFonts w:ascii="Calibri" w:cs="Calibri" w:eastAsia="Calibri" w:hAnsi="Calibri"/>
+                <w:b/>
+                <w:bCs/>
+                <w:color w:val="111111"/>
+                <w:sz w:val="18"/>
+                <w:szCs w:val="18"/>
+              </w:rPr>
+              <w:t xml:space="preserve">90% interval</w:t>
+            </w:r>
+          </w:p>
+        </w:tc>
+      </w:tr>
+      <w:tr>
+        <w:trPr>
+          <w:cantSplit/>
+          <w:tblHeader w:val="false"/>
+        </w:trPr>
+        <w:tc>
+          <w:tcPr>
+            <w:tcW w:type="dxa" w:w="2500"/>
+            <w:tcBorders>
+              <w:top w:val="none" w:color="FFFFFF" w:sz="0"/>
+              <w:left w:val="none" w:color="FFFFFF" w:sz="0"/>
+              <w:bottom w:val="single" w:color="BFBFBF" w:sz="4"/>
+              <w:right w:val="none" w:color="FFFFFF" w:sz="0"/>
+            </w:tcBorders>
+            <w:tcMar>
+              <w:top w:type="dxa" w:w="70"/>
+              <w:left w:type="dxa" w:w="110"/>
+              <w:bottom w:type="dxa" w:w="70"/>
+              <w:right w:type="dxa" w:w="110"/>
+            </w:tcMar>
+          </w:tcPr>
+          <w:p>
+            <w:pPr>
+              <w:spacing w:after="0" w:line="260"/>
+            </w:pPr>
+            <w:r>
+              <w:rPr>
+                <w:rFonts w:ascii="Calibri" w:cs="Calibri" w:eastAsia="Calibri" w:hAnsi="Calibri"/>
+                <w:b w:val="false"/>
+                <w:bCs w:val="false"/>
+                <w:color w:val="444444"/>
+                <w:sz w:val="18"/>
+                <w:szCs w:val="18"/>
+              </w:rPr>
+              <w:t xml:space="preserve">RW-RV (reference floor)</w:t>
+            </w:r>
+          </w:p>
+        </w:tc>
+        <w:tc>
+          <w:tcPr>
+            <w:tcW w:type="dxa" w:w="1250"/>
+            <w:tcBorders>
+              <w:top w:val="none" w:color="FFFFFF" w:sz="0"/>
+              <w:left w:val="none" w:color="FFFFFF" w:sz="0"/>
+              <w:bottom w:val="single" w:color="BFBFBF" w:sz="4"/>
+              <w:right w:val="none" w:color="FFFFFF" w:sz="0"/>
+            </w:tcBorders>
+            <w:tcMar>
+              <w:top w:type="dxa" w:w="70"/>
+              <w:left w:type="dxa" w:w="110"/>
+              <w:bottom w:type="dxa" w:w="70"/>
+              <w:right w:type="dxa" w:w="110"/>
+            </w:tcMar>
+          </w:tcPr>
+          <w:p>
+            <w:pPr>
+              <w:spacing w:after="0" w:line="260"/>
+            </w:pPr>
+            <w:r>
+              <w:rPr>
+                <w:rFonts w:ascii="Calibri" w:cs="Calibri" w:eastAsia="Calibri" w:hAnsi="Calibri"/>
+                <w:b w:val="false"/>
+                <w:bCs w:val="false"/>
+                <w:color w:val="444444"/>
+                <w:sz w:val="18"/>
+                <w:szCs w:val="18"/>
+              </w:rPr>
+              <w:t xml:space="preserve">26.29</w:t>
+            </w:r>
+          </w:p>
+        </w:tc>
+        <w:tc>
+          <w:tcPr>
+            <w:tcW w:type="dxa" w:w="1600"/>
+            <w:tcBorders>
+              <w:top w:val="none" w:color="FFFFFF" w:sz="0"/>
+              <w:left w:val="none" w:color="FFFFFF" w:sz="0"/>
+              <w:bottom w:val="single" w:color="BFBFBF" w:sz="4"/>
+              <w:right w:val="none" w:color="FFFFFF" w:sz="0"/>
+            </w:tcBorders>
+            <w:tcMar>
+              <w:top w:type="dxa" w:w="70"/>
+              <w:left w:type="dxa" w:w="110"/>
+              <w:bottom w:type="dxa" w:w="70"/>
+              <w:right w:type="dxa" w:w="110"/>
+            </w:tcMar>
+          </w:tcPr>
+          <w:p>
+            <w:pPr>
+              <w:spacing w:after="0" w:line="260"/>
+            </w:pPr>
+            <w:r>
+              <w:rPr>
+                <w:rFonts w:ascii="Calibri" w:cs="Calibri" w:eastAsia="Calibri" w:hAnsi="Calibri"/>
+                <w:b w:val="false"/>
+                <w:bCs w:val="false"/>
+                <w:color w:val="444444"/>
+                <w:sz w:val="18"/>
+                <w:szCs w:val="18"/>
+              </w:rPr>
+              <w:t xml:space="preserve">1.57</w:t>
+            </w:r>
+          </w:p>
+        </w:tc>
+        <w:tc>
+          <w:tcPr>
+            <w:tcW w:type="dxa" w:w="1150"/>
+            <w:tcBorders>
+              <w:top w:val="none" w:color="FFFFFF" w:sz="0"/>
+              <w:left w:val="none" w:color="FFFFFF" w:sz="0"/>
+              <w:bottom w:val="single" w:color="BFBFBF" w:sz="4"/>
+              <w:right w:val="none" w:color="FFFFFF" w:sz="0"/>
+            </w:tcBorders>
+            <w:tcMar>
+              <w:top w:type="dxa" w:w="70"/>
+              <w:left w:type="dxa" w:w="110"/>
+              <w:bottom w:type="dxa" w:w="70"/>
+              <w:right w:type="dxa" w:w="110"/>
+            </w:tcMar>
+          </w:tcPr>
+          <w:p>
+            <w:pPr>
+              <w:spacing w:after="0" w:line="260"/>
+            </w:pPr>
+            <w:r>
+              <w:rPr>
+                <w:rFonts w:ascii="Calibri" w:cs="Calibri" w:eastAsia="Calibri" w:hAnsi="Calibri"/>
+                <w:b w:val="false"/>
+                <w:bCs w:val="false"/>
+                <w:color w:val="444444"/>
+                <w:sz w:val="18"/>
+                <w:szCs w:val="18"/>
+              </w:rPr>
+              <w:t xml:space="preserve">0.118</w:t>
+            </w:r>
+          </w:p>
+        </w:tc>
+        <w:tc>
+          <w:tcPr>
+            <w:tcW w:type="dxa" w:w="2526"/>
+            <w:tcBorders>
+              <w:top w:val="none" w:color="FFFFFF" w:sz="0"/>
+              <w:left w:val="none" w:color="FFFFFF" w:sz="0"/>
+              <w:bottom w:val="single" w:color="BFBFBF" w:sz="4"/>
+              <w:right w:val="none" w:color="FFFFFF" w:sz="0"/>
+            </w:tcBorders>
+            <w:tcMar>
+              <w:top w:type="dxa" w:w="70"/>
+              <w:left w:type="dxa" w:w="110"/>
+              <w:bottom w:type="dxa" w:w="70"/>
+              <w:right w:type="dxa" w:w="110"/>
+            </w:tcMar>
+          </w:tcPr>
+          <w:p>
+            <w:pPr>
+              <w:spacing w:after="0" w:line="260"/>
+            </w:pPr>
+            <w:r>
+              <w:rPr>
+                <w:rFonts w:ascii="Calibri" w:cs="Calibri" w:eastAsia="Calibri" w:hAnsi="Calibri"/>
+                <w:b w:val="false"/>
+                <w:bCs w:val="false"/>
+                <w:color w:val="444444"/>
+                <w:sz w:val="18"/>
+                <w:szCs w:val="18"/>
+              </w:rPr>
+              <w:t xml:space="preserve">—</w:t>
+            </w:r>
+          </w:p>
+        </w:tc>
+      </w:tr>
+      <w:tr>
+        <w:trPr>
+          <w:cantSplit/>
+          <w:tblHeader w:val="false"/>
+        </w:trPr>
+        <w:tc>
+          <w:tcPr>
+            <w:tcW w:type="dxa" w:w="2500"/>
+            <w:tcBorders>
+              <w:top w:val="none" w:color="FFFFFF" w:sz="0"/>
+              <w:left w:val="none" w:color="FFFFFF" w:sz="0"/>
+              <w:bottom w:val="single" w:color="BFBFBF" w:sz="4"/>
+              <w:right w:val="none" w:color="FFFFFF" w:sz="0"/>
+            </w:tcBorders>
+            <w:tcMar>
+              <w:top w:type="dxa" w:w="70"/>
+              <w:left w:type="dxa" w:w="110"/>
+              <w:bottom w:type="dxa" w:w="70"/>
+              <w:right w:type="dxa" w:w="110"/>
+            </w:tcMar>
+          </w:tcPr>
+          <w:p>
+            <w:pPr>
+              <w:spacing w:after="0" w:line="260"/>
+            </w:pPr>
+            <w:r>
+              <w:rPr>
+                <w:rFonts w:ascii="Calibri" w:cs="Calibri" w:eastAsia="Calibri" w:hAnsi="Calibri"/>
+                <w:b w:val="false"/>
+                <w:bCs w:val="false"/>
+                <w:color w:val="444444"/>
+                <w:sz w:val="18"/>
+                <w:szCs w:val="18"/>
+              </w:rPr>
+              <w:t xml:space="preserve">HAR-RV</w:t>
+            </w:r>
+          </w:p>
+        </w:tc>
+        <w:tc>
+          <w:tcPr>
+            <w:tcW w:type="dxa" w:w="1250"/>
+            <w:tcBorders>
+              <w:top w:val="none" w:color="FFFFFF" w:sz="0"/>
+              <w:left w:val="none" w:color="FFFFFF" w:sz="0"/>
+              <w:bottom w:val="single" w:color="BFBFBF" w:sz="4"/>
+              <w:right w:val="none" w:color="FFFFFF" w:sz="0"/>
+            </w:tcBorders>
+            <w:tcMar>
+              <w:top w:type="dxa" w:w="70"/>
+              <w:left w:type="dxa" w:w="110"/>
+              <w:bottom w:type="dxa" w:w="70"/>
+              <w:right w:type="dxa" w:w="110"/>
+            </w:tcMar>
+          </w:tcPr>
+          <w:p>
+            <w:pPr>
+              <w:spacing w:after="0" w:line="260"/>
+            </w:pPr>
+            <w:r>
+              <w:rPr>
+                <w:rFonts w:ascii="Calibri" w:cs="Calibri" w:eastAsia="Calibri" w:hAnsi="Calibri"/>
+                <w:b w:val="false"/>
+                <w:bCs w:val="false"/>
+                <w:color w:val="444444"/>
+                <w:sz w:val="18"/>
+                <w:szCs w:val="18"/>
+              </w:rPr>
+              <w:t xml:space="preserve">17.96</w:t>
+            </w:r>
+          </w:p>
+        </w:tc>
+        <w:tc>
+          <w:tcPr>
+            <w:tcW w:type="dxa" w:w="1600"/>
+            <w:tcBorders>
+              <w:top w:val="none" w:color="FFFFFF" w:sz="0"/>
+              <w:left w:val="none" w:color="FFFFFF" w:sz="0"/>
+              <w:bottom w:val="single" w:color="BFBFBF" w:sz="4"/>
+              <w:right w:val="none" w:color="FFFFFF" w:sz="0"/>
+            </w:tcBorders>
+            <w:tcMar>
+              <w:top w:type="dxa" w:w="70"/>
+              <w:left w:type="dxa" w:w="110"/>
+              <w:bottom w:type="dxa" w:w="70"/>
+              <w:right w:type="dxa" w:w="110"/>
+            </w:tcMar>
+          </w:tcPr>
+          <w:p>
+            <w:pPr>
+              <w:spacing w:after="0" w:line="260"/>
+            </w:pPr>
+            <w:r>
+              <w:rPr>
+                <w:rFonts w:ascii="Calibri" w:cs="Calibri" w:eastAsia="Calibri" w:hAnsi="Calibri"/>
+                <w:b w:val="false"/>
+                <w:bCs w:val="false"/>
+                <w:color w:val="444444"/>
+                <w:sz w:val="18"/>
+                <w:szCs w:val="18"/>
+              </w:rPr>
+              <w:t xml:space="preserve">2.30</w:t>
+            </w:r>
+          </w:p>
+        </w:tc>
+        <w:tc>
+          <w:tcPr>
+            <w:tcW w:type="dxa" w:w="1150"/>
+            <w:tcBorders>
+              <w:top w:val="none" w:color="FFFFFF" w:sz="0"/>
+              <w:left w:val="none" w:color="FFFFFF" w:sz="0"/>
+              <w:bottom w:val="single" w:color="BFBFBF" w:sz="4"/>
+              <w:right w:val="none" w:color="FFFFFF" w:sz="0"/>
+            </w:tcBorders>
+            <w:tcMar>
+              <w:top w:type="dxa" w:w="70"/>
+              <w:left w:type="dxa" w:w="110"/>
+              <w:bottom w:type="dxa" w:w="70"/>
+              <w:right w:type="dxa" w:w="110"/>
+            </w:tcMar>
+          </w:tcPr>
+          <w:p>
+            <w:pPr>
+              <w:spacing w:after="0" w:line="260"/>
+            </w:pPr>
+            <w:r>
+              <w:rPr>
+                <w:rFonts w:ascii="Calibri" w:cs="Calibri" w:eastAsia="Calibri" w:hAnsi="Calibri"/>
+                <w:b w:val="false"/>
+                <w:bCs w:val="false"/>
+                <w:color w:val="444444"/>
+                <w:sz w:val="18"/>
+                <w:szCs w:val="18"/>
+              </w:rPr>
+              <w:t xml:space="preserve">0.464</w:t>
+            </w:r>
+          </w:p>
+        </w:tc>
+        <w:tc>
+          <w:tcPr>
+            <w:tcW w:type="dxa" w:w="2526"/>
+            <w:tcBorders>
+              <w:top w:val="none" w:color="FFFFFF" w:sz="0"/>
+              <w:left w:val="none" w:color="FFFFFF" w:sz="0"/>
+              <w:bottom w:val="single" w:color="BFBFBF" w:sz="4"/>
+              <w:right w:val="none" w:color="FFFFFF" w:sz="0"/>
+            </w:tcBorders>
+            <w:tcMar>
+              <w:top w:type="dxa" w:w="70"/>
+              <w:left w:type="dxa" w:w="110"/>
+              <w:bottom w:type="dxa" w:w="70"/>
+              <w:right w:type="dxa" w:w="110"/>
+            </w:tcMar>
+          </w:tcPr>
+          <w:p>
+            <w:pPr>
+              <w:spacing w:after="0" w:line="260"/>
+            </w:pPr>
+            <w:r>
+              <w:rPr>
+                <w:rFonts w:ascii="Calibri" w:cs="Calibri" w:eastAsia="Calibri" w:hAnsi="Calibri"/>
+                <w:b w:val="false"/>
+                <w:bCs w:val="false"/>
+                <w:color w:val="444444"/>
+                <w:sz w:val="18"/>
+                <w:szCs w:val="18"/>
+              </w:rPr>
+              <w:t xml:space="preserve">—</w:t>
+            </w:r>
+          </w:p>
+        </w:tc>
+      </w:tr>
+      <w:tr>
+        <w:trPr>
+          <w:cantSplit/>
+          <w:tblHeader w:val="false"/>
+        </w:trPr>
+        <w:tc>
+          <w:tcPr>
+            <w:tcW w:type="dxa" w:w="2500"/>
+            <w:tcBorders>
+              <w:top w:val="none" w:color="FFFFFF" w:sz="0"/>
+              <w:left w:val="none" w:color="FFFFFF" w:sz="0"/>
+              <w:bottom w:val="single" w:color="BFBFBF" w:sz="4"/>
+              <w:right w:val="none" w:color="FFFFFF" w:sz="0"/>
+            </w:tcBorders>
+            <w:tcMar>
+              <w:top w:type="dxa" w:w="70"/>
+              <w:left w:type="dxa" w:w="110"/>
+              <w:bottom w:type="dxa" w:w="70"/>
+              <w:right w:type="dxa" w:w="110"/>
+            </w:tcMar>
+          </w:tcPr>
+          <w:p>
+            <w:pPr>
+              <w:spacing w:after="0" w:line="260"/>
+            </w:pPr>
+            <w:r>
+              <w:rPr>
+                <w:rFonts w:ascii="Calibri" w:cs="Calibri" w:eastAsia="Calibri" w:hAnsi="Calibri"/>
+                <w:b w:val="false"/>
+                <w:bCs w:val="false"/>
+                <w:color w:val="444444"/>
+                <w:sz w:val="18"/>
+                <w:szCs w:val="18"/>
+              </w:rPr>
+              <w:t xml:space="preserve">Regime-LSTM-B</w:t>
+            </w:r>
+          </w:p>
+        </w:tc>
+        <w:tc>
+          <w:tcPr>
+            <w:tcW w:type="dxa" w:w="1250"/>
+            <w:tcBorders>
+              <w:top w:val="none" w:color="FFFFFF" w:sz="0"/>
+              <w:left w:val="none" w:color="FFFFFF" w:sz="0"/>
+              <w:bottom w:val="single" w:color="BFBFBF" w:sz="4"/>
+              <w:right w:val="none" w:color="FFFFFF" w:sz="0"/>
+            </w:tcBorders>
+            <w:tcMar>
+              <w:top w:type="dxa" w:w="70"/>
+              <w:left w:type="dxa" w:w="110"/>
+              <w:bottom w:type="dxa" w:w="70"/>
+              <w:right w:type="dxa" w:w="110"/>
+            </w:tcMar>
+          </w:tcPr>
+          <w:p>
+            <w:pPr>
+              <w:spacing w:after="0" w:line="260"/>
+            </w:pPr>
+            <w:r>
+              <w:rPr>
+                <w:rFonts w:ascii="Calibri" w:cs="Calibri" w:eastAsia="Calibri" w:hAnsi="Calibri"/>
+                <w:b w:val="false"/>
+                <w:bCs w:val="false"/>
+                <w:color w:val="444444"/>
+                <w:sz w:val="18"/>
+                <w:szCs w:val="18"/>
+              </w:rPr>
+              <w:t xml:space="preserve">15.57</w:t>
+            </w:r>
+          </w:p>
+        </w:tc>
+        <w:tc>
+          <w:tcPr>
+            <w:tcW w:type="dxa" w:w="1600"/>
+            <w:tcBorders>
+              <w:top w:val="none" w:color="FFFFFF" w:sz="0"/>
+              <w:left w:val="none" w:color="FFFFFF" w:sz="0"/>
+              <w:bottom w:val="single" w:color="BFBFBF" w:sz="4"/>
+              <w:right w:val="none" w:color="FFFFFF" w:sz="0"/>
+            </w:tcBorders>
+            <w:tcMar>
+              <w:top w:type="dxa" w:w="70"/>
+              <w:left w:type="dxa" w:w="110"/>
+              <w:bottom w:type="dxa" w:w="70"/>
+              <w:right w:type="dxa" w:w="110"/>
+            </w:tcMar>
+          </w:tcPr>
+          <w:p>
+            <w:pPr>
+              <w:spacing w:after="0" w:line="260"/>
+            </w:pPr>
+            <w:r>
+              <w:rPr>
+                <w:rFonts w:ascii="Calibri" w:cs="Calibri" w:eastAsia="Calibri" w:hAnsi="Calibri"/>
+                <w:b w:val="false"/>
+                <w:bCs w:val="false"/>
+                <w:color w:val="444444"/>
+                <w:sz w:val="18"/>
+                <w:szCs w:val="18"/>
+              </w:rPr>
+              <w:t xml:space="preserve">2.65</w:t>
+            </w:r>
+          </w:p>
+        </w:tc>
+        <w:tc>
+          <w:tcPr>
+            <w:tcW w:type="dxa" w:w="1150"/>
+            <w:tcBorders>
+              <w:top w:val="none" w:color="FFFFFF" w:sz="0"/>
+              <w:left w:val="none" w:color="FFFFFF" w:sz="0"/>
+              <w:bottom w:val="single" w:color="BFBFBF" w:sz="4"/>
+              <w:right w:val="none" w:color="FFFFFF" w:sz="0"/>
+            </w:tcBorders>
+            <w:tcMar>
+              <w:top w:type="dxa" w:w="70"/>
+              <w:left w:type="dxa" w:w="110"/>
+              <w:bottom w:type="dxa" w:w="70"/>
+              <w:right w:type="dxa" w:w="110"/>
+            </w:tcMar>
+          </w:tcPr>
+          <w:p>
+            <w:pPr>
+              <w:spacing w:after="0" w:line="260"/>
+            </w:pPr>
+            <w:r>
+              <w:rPr>
+                <w:rFonts w:ascii="Calibri" w:cs="Calibri" w:eastAsia="Calibri" w:hAnsi="Calibri"/>
+                <w:b w:val="false"/>
+                <w:bCs w:val="false"/>
+                <w:color w:val="444444"/>
+                <w:sz w:val="18"/>
+                <w:szCs w:val="18"/>
+              </w:rPr>
+              <w:t xml:space="preserve">0.673</w:t>
+            </w:r>
+          </w:p>
+        </w:tc>
+        <w:tc>
+          <w:tcPr>
+            <w:tcW w:type="dxa" w:w="2526"/>
+            <w:tcBorders>
+              <w:top w:val="none" w:color="FFFFFF" w:sz="0"/>
+              <w:left w:val="none" w:color="FFFFFF" w:sz="0"/>
+              <w:bottom w:val="single" w:color="BFBFBF" w:sz="4"/>
+              <w:right w:val="none" w:color="FFFFFF" w:sz="0"/>
+            </w:tcBorders>
+            <w:tcMar>
+              <w:top w:type="dxa" w:w="70"/>
+              <w:left w:type="dxa" w:w="110"/>
+              <w:bottom w:type="dxa" w:w="70"/>
+              <w:right w:type="dxa" w:w="110"/>
+            </w:tcMar>
+          </w:tcPr>
+          <w:p>
+            <w:pPr>
+              <w:spacing w:after="0" w:line="260"/>
+            </w:pPr>
+            <w:r>
+              <w:rPr>
+                <w:rFonts w:ascii="Calibri" w:cs="Calibri" w:eastAsia="Calibri" w:hAnsi="Calibri"/>
+                <w:b w:val="false"/>
+                <w:bCs w:val="false"/>
+                <w:color w:val="444444"/>
+                <w:sz w:val="18"/>
+                <w:szCs w:val="18"/>
+              </w:rPr>
+              <w:t xml:space="preserve">—</w:t>
+            </w:r>
+          </w:p>
+        </w:tc>
+      </w:tr>
+      <w:tr>
+        <w:trPr>
+          <w:cantSplit/>
+          <w:tblHeader w:val="false"/>
+        </w:trPr>
+        <w:tc>
+          <w:tcPr>
+            <w:tcW w:type="dxa" w:w="2500"/>
+            <w:tcBorders>
+              <w:top w:val="none" w:color="FFFFFF" w:sz="0"/>
+              <w:left w:val="none" w:color="FFFFFF" w:sz="0"/>
+              <w:bottom w:val="single" w:color="BFBFBF" w:sz="4"/>
+              <w:right w:val="none" w:color="FFFFFF" w:sz="0"/>
+            </w:tcBorders>
+            <w:tcMar>
+              <w:top w:type="dxa" w:w="70"/>
+              <w:left w:type="dxa" w:w="110"/>
+              <w:bottom w:type="dxa" w:w="70"/>
+              <w:right w:type="dxa" w:w="110"/>
+            </w:tcMar>
+          </w:tcPr>
+          <w:p>
+            <w:pPr>
+              <w:spacing w:after="0" w:line="260"/>
+            </w:pPr>
+            <w:r>
+              <w:rPr>
+                <w:rFonts w:ascii="Calibri" w:cs="Calibri" w:eastAsia="Calibri" w:hAnsi="Calibri"/>
+                <w:b w:val="false"/>
+                <w:bCs w:val="false"/>
+                <w:color w:val="444444"/>
+                <w:sz w:val="18"/>
+                <w:szCs w:val="18"/>
+              </w:rPr>
+              <w:t xml:space="preserve">MC-Dropout-Regime-LSTM-B</w:t>
+            </w:r>
+          </w:p>
+        </w:tc>
+        <w:tc>
+          <w:tcPr>
+            <w:tcW w:type="dxa" w:w="1250"/>
+            <w:tcBorders>
+              <w:top w:val="none" w:color="FFFFFF" w:sz="0"/>
+              <w:left w:val="none" w:color="FFFFFF" w:sz="0"/>
+              <w:bottom w:val="single" w:color="BFBFBF" w:sz="4"/>
+              <w:right w:val="none" w:color="FFFFFF" w:sz="0"/>
+            </w:tcBorders>
+            <w:tcMar>
+              <w:top w:type="dxa" w:w="70"/>
+              <w:left w:type="dxa" w:w="110"/>
+              <w:bottom w:type="dxa" w:w="70"/>
+              <w:right w:type="dxa" w:w="110"/>
+            </w:tcMar>
+          </w:tcPr>
+          <w:p>
+            <w:pPr>
+              <w:spacing w:after="0" w:line="260"/>
+            </w:pPr>
+            <w:r>
+              <w:rPr>
+                <w:rFonts w:ascii="Calibri" w:cs="Calibri" w:eastAsia="Calibri" w:hAnsi="Calibri"/>
+                <w:b w:val="false"/>
+                <w:bCs w:val="false"/>
+                <w:color w:val="444444"/>
+                <w:sz w:val="18"/>
+                <w:szCs w:val="18"/>
+              </w:rPr>
+              <w:t xml:space="preserve">15.42</w:t>
+            </w:r>
+          </w:p>
+        </w:tc>
+        <w:tc>
+          <w:tcPr>
+            <w:tcW w:type="dxa" w:w="1600"/>
+            <w:tcBorders>
+              <w:top w:val="none" w:color="FFFFFF" w:sz="0"/>
+              <w:left w:val="none" w:color="FFFFFF" w:sz="0"/>
+              <w:bottom w:val="single" w:color="BFBFBF" w:sz="4"/>
+              <w:right w:val="none" w:color="FFFFFF" w:sz="0"/>
+            </w:tcBorders>
+            <w:tcMar>
+              <w:top w:type="dxa" w:w="70"/>
+              <w:left w:type="dxa" w:w="110"/>
+              <w:bottom w:type="dxa" w:w="70"/>
+              <w:right w:type="dxa" w:w="110"/>
+            </w:tcMar>
+          </w:tcPr>
+          <w:p>
+            <w:pPr>
+              <w:spacing w:after="0" w:line="260"/>
+            </w:pPr>
+            <w:r>
+              <w:rPr>
+                <w:rFonts w:ascii="Calibri" w:cs="Calibri" w:eastAsia="Calibri" w:hAnsi="Calibri"/>
+                <w:b w:val="false"/>
+                <w:bCs w:val="false"/>
+                <w:color w:val="444444"/>
+                <w:sz w:val="18"/>
+                <w:szCs w:val="18"/>
+              </w:rPr>
+              <w:t xml:space="preserve">2.67</w:t>
+            </w:r>
+          </w:p>
+        </w:tc>
+        <w:tc>
+          <w:tcPr>
+            <w:tcW w:type="dxa" w:w="1150"/>
+            <w:tcBorders>
+              <w:top w:val="none" w:color="FFFFFF" w:sz="0"/>
+              <w:left w:val="none" w:color="FFFFFF" w:sz="0"/>
+              <w:bottom w:val="single" w:color="BFBFBF" w:sz="4"/>
+              <w:right w:val="none" w:color="FFFFFF" w:sz="0"/>
+            </w:tcBorders>
+            <w:tcMar>
+              <w:top w:type="dxa" w:w="70"/>
+              <w:left w:type="dxa" w:w="110"/>
+              <w:bottom w:type="dxa" w:w="70"/>
+              <w:right w:type="dxa" w:w="110"/>
+            </w:tcMar>
+          </w:tcPr>
+          <w:p>
+            <w:pPr>
+              <w:spacing w:after="0" w:line="260"/>
+            </w:pPr>
+            <w:r>
+              <w:rPr>
+                <w:rFonts w:ascii="Calibri" w:cs="Calibri" w:eastAsia="Calibri" w:hAnsi="Calibri"/>
+                <w:b w:val="false"/>
+                <w:bCs w:val="false"/>
+                <w:color w:val="444444"/>
+                <w:sz w:val="18"/>
+                <w:szCs w:val="18"/>
+              </w:rPr>
+              <w:t xml:space="preserve">0.690</w:t>
+            </w:r>
+          </w:p>
+        </w:tc>
+        <w:tc>
+          <w:tcPr>
+            <w:tcW w:type="dxa" w:w="2526"/>
+            <w:tcBorders>
+              <w:top w:val="none" w:color="FFFFFF" w:sz="0"/>
+              <w:left w:val="none" w:color="FFFFFF" w:sz="0"/>
+              <w:bottom w:val="single" w:color="BFBFBF" w:sz="4"/>
+              <w:right w:val="none" w:color="FFFFFF" w:sz="0"/>
+            </w:tcBorders>
+            <w:tcMar>
+              <w:top w:type="dxa" w:w="70"/>
+              <w:left w:type="dxa" w:w="110"/>
+              <w:bottom w:type="dxa" w:w="70"/>
+              <w:right w:type="dxa" w:w="110"/>
+            </w:tcMar>
+          </w:tcPr>
+          <w:p>
+            <w:pPr>
+              <w:spacing w:after="0" w:line="260"/>
+            </w:pPr>
+            <w:r>
+              <w:rPr>
+                <w:rFonts w:ascii="Calibri" w:cs="Calibri" w:eastAsia="Calibri" w:hAnsi="Calibri"/>
+                <w:b w:val="false"/>
+                <w:bCs w:val="false"/>
+                <w:color w:val="444444"/>
+                <w:sz w:val="18"/>
+                <w:szCs w:val="18"/>
+              </w:rPr>
+              <w:t xml:space="preserve">4.71 to 34.84</w:t>
+            </w:r>
+          </w:p>
+        </w:tc>
+      </w:tr>
+      <w:tr>
+        <w:trPr>
+          <w:cantSplit/>
+          <w:tblHeader w:val="false"/>
+        </w:trPr>
+        <w:tc>
+          <w:tcPr>
+            <w:tcW w:type="dxa" w:w="2500"/>
+            <w:tcBorders>
+              <w:top w:val="none" w:color="FFFFFF" w:sz="0"/>
+              <w:left w:val="none" w:color="FFFFFF" w:sz="0"/>
+              <w:bottom w:val="single" w:color="BFBFBF" w:sz="4"/>
+              <w:right w:val="none" w:color="FFFFFF" w:sz="0"/>
+            </w:tcBorders>
+            <w:tcMar>
+              <w:top w:type="dxa" w:w="70"/>
+              <w:left w:type="dxa" w:w="110"/>
+              <w:bottom w:type="dxa" w:w="70"/>
+              <w:right w:type="dxa" w:w="110"/>
+            </w:tcMar>
+          </w:tcPr>
+          <w:p>
+            <w:pPr>
+              <w:spacing w:after="0" w:line="260"/>
+            </w:pPr>
+            <w:r>
+              <w:rPr>
+                <w:rFonts w:ascii="Calibri" w:cs="Calibri" w:eastAsia="Calibri" w:hAnsi="Calibri"/>
+                <w:b w:val="false"/>
+                <w:bCs w:val="false"/>
+                <w:color w:val="444444"/>
+                <w:sz w:val="18"/>
+                <w:szCs w:val="18"/>
+              </w:rPr>
+              <w:t xml:space="preserve">LSTM</w:t>
+            </w:r>
+          </w:p>
+        </w:tc>
+        <w:tc>
+          <w:tcPr>
+            <w:tcW w:type="dxa" w:w="1250"/>
+            <w:tcBorders>
+              <w:top w:val="none" w:color="FFFFFF" w:sz="0"/>
+              <w:left w:val="none" w:color="FFFFFF" w:sz="0"/>
+              <w:bottom w:val="single" w:color="BFBFBF" w:sz="4"/>
+              <w:right w:val="none" w:color="FFFFFF" w:sz="0"/>
+            </w:tcBorders>
+            <w:tcMar>
+              <w:top w:type="dxa" w:w="70"/>
+              <w:left w:type="dxa" w:w="110"/>
+              <w:bottom w:type="dxa" w:w="70"/>
+              <w:right w:type="dxa" w:w="110"/>
+            </w:tcMar>
+          </w:tcPr>
+          <w:p>
+            <w:pPr>
+              <w:spacing w:after="0" w:line="260"/>
+            </w:pPr>
+            <w:r>
+              <w:rPr>
+                <w:rFonts w:ascii="Calibri" w:cs="Calibri" w:eastAsia="Calibri" w:hAnsi="Calibri"/>
+                <w:b w:val="false"/>
+                <w:bCs w:val="false"/>
+                <w:color w:val="444444"/>
+                <w:sz w:val="18"/>
+                <w:szCs w:val="18"/>
+              </w:rPr>
+              <w:t xml:space="preserve">13.16</w:t>
+            </w:r>
+          </w:p>
+        </w:tc>
+        <w:tc>
+          <w:tcPr>
+            <w:tcW w:type="dxa" w:w="1600"/>
+            <w:tcBorders>
+              <w:top w:val="none" w:color="FFFFFF" w:sz="0"/>
+              <w:left w:val="none" w:color="FFFFFF" w:sz="0"/>
+              <w:bottom w:val="single" w:color="BFBFBF" w:sz="4"/>
+              <w:right w:val="none" w:color="FFFFFF" w:sz="0"/>
+            </w:tcBorders>
+            <w:tcMar>
+              <w:top w:type="dxa" w:w="70"/>
+              <w:left w:type="dxa" w:w="110"/>
+              <w:bottom w:type="dxa" w:w="70"/>
+              <w:right w:type="dxa" w:w="110"/>
+            </w:tcMar>
+          </w:tcPr>
+          <w:p>
+            <w:pPr>
+              <w:spacing w:after="0" w:line="260"/>
+            </w:pPr>
+            <w:r>
+              <w:rPr>
+                <w:rFonts w:ascii="Calibri" w:cs="Calibri" w:eastAsia="Calibri" w:hAnsi="Calibri"/>
+                <w:b w:val="false"/>
+                <w:bCs w:val="false"/>
+                <w:color w:val="444444"/>
+                <w:sz w:val="18"/>
+                <w:szCs w:val="18"/>
+              </w:rPr>
+              <w:t xml:space="preserve">3.13</w:t>
+            </w:r>
+          </w:p>
+        </w:tc>
+        <w:tc>
+          <w:tcPr>
+            <w:tcW w:type="dxa" w:w="1150"/>
+            <w:tcBorders>
+              <w:top w:val="none" w:color="FFFFFF" w:sz="0"/>
+              <w:left w:val="none" w:color="FFFFFF" w:sz="0"/>
+              <w:bottom w:val="single" w:color="BFBFBF" w:sz="4"/>
+              <w:right w:val="none" w:color="FFFFFF" w:sz="0"/>
+            </w:tcBorders>
+            <w:tcMar>
+              <w:top w:type="dxa" w:w="70"/>
+              <w:left w:type="dxa" w:w="110"/>
+              <w:bottom w:type="dxa" w:w="70"/>
+              <w:right w:type="dxa" w:w="110"/>
+            </w:tcMar>
+          </w:tcPr>
+          <w:p>
+            <w:pPr>
+              <w:spacing w:after="0" w:line="260"/>
+            </w:pPr>
+            <w:r>
+              <w:rPr>
+                <w:rFonts w:ascii="Calibri" w:cs="Calibri" w:eastAsia="Calibri" w:hAnsi="Calibri"/>
+                <w:b w:val="false"/>
+                <w:bCs w:val="false"/>
+                <w:color w:val="444444"/>
+                <w:sz w:val="18"/>
+                <w:szCs w:val="18"/>
+              </w:rPr>
+              <w:t xml:space="preserve">0.990</w:t>
+            </w:r>
+          </w:p>
+        </w:tc>
+        <w:tc>
+          <w:tcPr>
+            <w:tcW w:type="dxa" w:w="2526"/>
+            <w:tcBorders>
+              <w:top w:val="none" w:color="FFFFFF" w:sz="0"/>
+              <w:left w:val="none" w:color="FFFFFF" w:sz="0"/>
+              <w:bottom w:val="single" w:color="BFBFBF" w:sz="4"/>
+              <w:right w:val="none" w:color="FFFFFF" w:sz="0"/>
+            </w:tcBorders>
+            <w:tcMar>
+              <w:top w:type="dxa" w:w="70"/>
+              <w:left w:type="dxa" w:w="110"/>
+              <w:bottom w:type="dxa" w:w="70"/>
+              <w:right w:type="dxa" w:w="110"/>
+            </w:tcMar>
+          </w:tcPr>
+          <w:p>
+            <w:pPr>
+              <w:spacing w:after="0" w:line="260"/>
+            </w:pPr>
+            <w:r>
+              <w:rPr>
+                <w:rFonts w:ascii="Calibri" w:cs="Calibri" w:eastAsia="Calibri" w:hAnsi="Calibri"/>
+                <w:b w:val="false"/>
+                <w:bCs w:val="false"/>
+                <w:color w:val="444444"/>
+                <w:sz w:val="18"/>
+                <w:szCs w:val="18"/>
+              </w:rPr>
+              <w:t xml:space="preserve">—</w:t>
             </w:r>
           </w:p>
         </w:tc>

--- a/Report Draft/Appendix-C-Methodology-Tables.docx
+++ b/Report Draft/Appendix-C-Methodology-Tables.docx
@@ -1325,6 +1325,1896 @@
           </w:p>
         </w:tc>
       </w:tr>
+      <w:tr>
+        <w:trPr>
+          <w:cantSplit/>
+          <w:tblHeader w:val="false"/>
+        </w:trPr>
+        <w:tc>
+          <w:tcPr>
+            <w:tcW w:type="dxa" w:w="1400"/>
+            <w:tcBorders>
+              <w:top w:val="none" w:color="FFFFFF" w:sz="0"/>
+              <w:left w:val="none" w:color="FFFFFF" w:sz="0"/>
+              <w:bottom w:val="single" w:color="BFBFBF" w:sz="4"/>
+              <w:right w:val="none" w:color="FFFFFF" w:sz="0"/>
+            </w:tcBorders>
+            <w:tcMar>
+              <w:top w:type="dxa" w:w="70"/>
+              <w:left w:type="dxa" w:w="110"/>
+              <w:bottom w:type="dxa" w:w="70"/>
+              <w:right w:type="dxa" w:w="110"/>
+            </w:tcMar>
+          </w:tcPr>
+          <w:p>
+            <w:pPr>
+              <w:spacing w:after="0" w:line="260"/>
+            </w:pPr>
+            <w:r>
+              <w:rPr>
+                <w:rFonts w:ascii="Calibri" w:cs="Calibri" w:eastAsia="Calibri" w:hAnsi="Calibri"/>
+                <w:b w:val="false"/>
+                <w:bCs w:val="false"/>
+                <w:color w:val="444444"/>
+                <w:sz w:val="18"/>
+                <w:szCs w:val="18"/>
+              </w:rPr>
+              <w:t xml:space="preserve">Pt,i</w:t>
+            </w:r>
+          </w:p>
+        </w:tc>
+        <w:tc>
+          <w:tcPr>
+            <w:tcW w:type="dxa" w:w="5626"/>
+            <w:tcBorders>
+              <w:top w:val="none" w:color="FFFFFF" w:sz="0"/>
+              <w:left w:val="none" w:color="FFFFFF" w:sz="0"/>
+              <w:bottom w:val="single" w:color="BFBFBF" w:sz="4"/>
+              <w:right w:val="none" w:color="FFFFFF" w:sz="0"/>
+            </w:tcBorders>
+            <w:tcMar>
+              <w:top w:type="dxa" w:w="70"/>
+              <w:left w:type="dxa" w:w="110"/>
+              <w:bottom w:type="dxa" w:w="70"/>
+              <w:right w:type="dxa" w:w="110"/>
+            </w:tcMar>
+          </w:tcPr>
+          <w:p>
+            <w:pPr>
+              <w:spacing w:after="0" w:line="260"/>
+            </w:pPr>
+            <w:r>
+              <w:rPr>
+                <w:rFonts w:ascii="Calibri" w:cs="Calibri" w:eastAsia="Calibri" w:hAnsi="Calibri"/>
+                <w:b w:val="false"/>
+                <w:bCs w:val="false"/>
+                <w:color w:val="444444"/>
+                <w:sz w:val="18"/>
+                <w:szCs w:val="18"/>
+              </w:rPr>
+              <w:t xml:space="preserve">The i-th price on day t, on a fixed grid of M intervals</w:t>
+            </w:r>
+          </w:p>
+        </w:tc>
+        <w:tc>
+          <w:tcPr>
+            <w:tcW w:type="dxa" w:w="2000"/>
+            <w:tcBorders>
+              <w:top w:val="none" w:color="FFFFFF" w:sz="0"/>
+              <w:left w:val="none" w:color="FFFFFF" w:sz="0"/>
+              <w:bottom w:val="single" w:color="BFBFBF" w:sz="4"/>
+              <w:right w:val="none" w:color="FFFFFF" w:sz="0"/>
+            </w:tcBorders>
+            <w:tcMar>
+              <w:top w:type="dxa" w:w="70"/>
+              <w:left w:type="dxa" w:w="110"/>
+              <w:bottom w:type="dxa" w:w="70"/>
+              <w:right w:type="dxa" w:w="110"/>
+            </w:tcMar>
+          </w:tcPr>
+          <w:p>
+            <w:pPr>
+              <w:spacing w:after="0" w:line="260"/>
+            </w:pPr>
+            <w:r>
+              <w:rPr>
+                <w:rFonts w:ascii="Calibri" w:cs="Calibri" w:eastAsia="Calibri" w:hAnsi="Calibri"/>
+                <w:b w:val="false"/>
+                <w:bCs w:val="false"/>
+                <w:color w:val="444444"/>
+                <w:sz w:val="18"/>
+                <w:szCs w:val="18"/>
+              </w:rPr>
+              <w:t xml:space="preserve">Eq. 3.1</w:t>
+            </w:r>
+          </w:p>
+        </w:tc>
+      </w:tr>
+      <w:tr>
+        <w:trPr>
+          <w:cantSplit/>
+          <w:tblHeader w:val="false"/>
+        </w:trPr>
+        <w:tc>
+          <w:tcPr>
+            <w:tcW w:type="dxa" w:w="1400"/>
+            <w:tcBorders>
+              <w:top w:val="none" w:color="FFFFFF" w:sz="0"/>
+              <w:left w:val="none" w:color="FFFFFF" w:sz="0"/>
+              <w:bottom w:val="single" w:color="BFBFBF" w:sz="4"/>
+              <w:right w:val="none" w:color="FFFFFF" w:sz="0"/>
+            </w:tcBorders>
+            <w:tcMar>
+              <w:top w:type="dxa" w:w="70"/>
+              <w:left w:type="dxa" w:w="110"/>
+              <w:bottom w:type="dxa" w:w="70"/>
+              <w:right w:type="dxa" w:w="110"/>
+            </w:tcMar>
+          </w:tcPr>
+          <w:p>
+            <w:pPr>
+              <w:spacing w:after="0" w:line="260"/>
+            </w:pPr>
+            <w:r>
+              <w:rPr>
+                <w:rFonts w:ascii="Calibri" w:cs="Calibri" w:eastAsia="Calibri" w:hAnsi="Calibri"/>
+                <w:b w:val="false"/>
+                <w:bCs w:val="false"/>
+                <w:color w:val="444444"/>
+                <w:sz w:val="18"/>
+                <w:szCs w:val="18"/>
+              </w:rPr>
+              <w:t xml:space="preserve">rt,i</w:t>
+            </w:r>
+          </w:p>
+        </w:tc>
+        <w:tc>
+          <w:tcPr>
+            <w:tcW w:type="dxa" w:w="5626"/>
+            <w:tcBorders>
+              <w:top w:val="none" w:color="FFFFFF" w:sz="0"/>
+              <w:left w:val="none" w:color="FFFFFF" w:sz="0"/>
+              <w:bottom w:val="single" w:color="BFBFBF" w:sz="4"/>
+              <w:right w:val="none" w:color="FFFFFF" w:sz="0"/>
+            </w:tcBorders>
+            <w:tcMar>
+              <w:top w:type="dxa" w:w="70"/>
+              <w:left w:type="dxa" w:w="110"/>
+              <w:bottom w:type="dxa" w:w="70"/>
+              <w:right w:type="dxa" w:w="110"/>
+            </w:tcMar>
+          </w:tcPr>
+          <w:p>
+            <w:pPr>
+              <w:spacing w:after="0" w:line="260"/>
+            </w:pPr>
+            <w:r>
+              <w:rPr>
+                <w:rFonts w:ascii="Calibri" w:cs="Calibri" w:eastAsia="Calibri" w:hAnsi="Calibri"/>
+                <w:b w:val="false"/>
+                <w:bCs w:val="false"/>
+                <w:color w:val="444444"/>
+                <w:sz w:val="18"/>
+                <w:szCs w:val="18"/>
+              </w:rPr>
+              <w:t xml:space="preserve">The corresponding intraday log return</w:t>
+            </w:r>
+          </w:p>
+        </w:tc>
+        <w:tc>
+          <w:tcPr>
+            <w:tcW w:type="dxa" w:w="2000"/>
+            <w:tcBorders>
+              <w:top w:val="none" w:color="FFFFFF" w:sz="0"/>
+              <w:left w:val="none" w:color="FFFFFF" w:sz="0"/>
+              <w:bottom w:val="single" w:color="BFBFBF" w:sz="4"/>
+              <w:right w:val="none" w:color="FFFFFF" w:sz="0"/>
+            </w:tcBorders>
+            <w:tcMar>
+              <w:top w:type="dxa" w:w="70"/>
+              <w:left w:type="dxa" w:w="110"/>
+              <w:bottom w:type="dxa" w:w="70"/>
+              <w:right w:type="dxa" w:w="110"/>
+            </w:tcMar>
+          </w:tcPr>
+          <w:p>
+            <w:pPr>
+              <w:spacing w:after="0" w:line="260"/>
+            </w:pPr>
+            <w:r>
+              <w:rPr>
+                <w:rFonts w:ascii="Calibri" w:cs="Calibri" w:eastAsia="Calibri" w:hAnsi="Calibri"/>
+                <w:b w:val="false"/>
+                <w:bCs w:val="false"/>
+                <w:color w:val="444444"/>
+                <w:sz w:val="18"/>
+                <w:szCs w:val="18"/>
+              </w:rPr>
+              <w:t xml:space="preserve">Eq. 3.1</w:t>
+            </w:r>
+          </w:p>
+        </w:tc>
+      </w:tr>
+      <w:tr>
+        <w:trPr>
+          <w:cantSplit/>
+          <w:tblHeader w:val="false"/>
+        </w:trPr>
+        <w:tc>
+          <w:tcPr>
+            <w:tcW w:type="dxa" w:w="1400"/>
+            <w:tcBorders>
+              <w:top w:val="none" w:color="FFFFFF" w:sz="0"/>
+              <w:left w:val="none" w:color="FFFFFF" w:sz="0"/>
+              <w:bottom w:val="single" w:color="BFBFBF" w:sz="4"/>
+              <w:right w:val="none" w:color="FFFFFF" w:sz="0"/>
+            </w:tcBorders>
+            <w:tcMar>
+              <w:top w:type="dxa" w:w="70"/>
+              <w:left w:type="dxa" w:w="110"/>
+              <w:bottom w:type="dxa" w:w="70"/>
+              <w:right w:type="dxa" w:w="110"/>
+            </w:tcMar>
+          </w:tcPr>
+          <w:p>
+            <w:pPr>
+              <w:spacing w:after="0" w:line="260"/>
+            </w:pPr>
+            <w:r>
+              <w:rPr>
+                <w:rFonts w:ascii="Calibri" w:cs="Calibri" w:eastAsia="Calibri" w:hAnsi="Calibri"/>
+                <w:b w:val="false"/>
+                <w:bCs w:val="false"/>
+                <w:color w:val="444444"/>
+                <w:sz w:val="18"/>
+                <w:szCs w:val="18"/>
+              </w:rPr>
+              <w:t xml:space="preserve">M</w:t>
+            </w:r>
+          </w:p>
+        </w:tc>
+        <w:tc>
+          <w:tcPr>
+            <w:tcW w:type="dxa" w:w="5626"/>
+            <w:tcBorders>
+              <w:top w:val="none" w:color="FFFFFF" w:sz="0"/>
+              <w:left w:val="none" w:color="FFFFFF" w:sz="0"/>
+              <w:bottom w:val="single" w:color="BFBFBF" w:sz="4"/>
+              <w:right w:val="none" w:color="FFFFFF" w:sz="0"/>
+            </w:tcBorders>
+            <w:tcMar>
+              <w:top w:type="dxa" w:w="70"/>
+              <w:left w:type="dxa" w:w="110"/>
+              <w:bottom w:type="dxa" w:w="70"/>
+              <w:right w:type="dxa" w:w="110"/>
+            </w:tcMar>
+          </w:tcPr>
+          <w:p>
+            <w:pPr>
+              <w:spacing w:after="0" w:line="260"/>
+            </w:pPr>
+            <w:r>
+              <w:rPr>
+                <w:rFonts w:ascii="Calibri" w:cs="Calibri" w:eastAsia="Calibri" w:hAnsi="Calibri"/>
+                <w:b w:val="false"/>
+                <w:bCs w:val="false"/>
+                <w:color w:val="444444"/>
+                <w:sz w:val="18"/>
+                <w:szCs w:val="18"/>
+              </w:rPr>
+              <w:t xml:space="preserve">Number of intraday intervals in the sampling grid</w:t>
+            </w:r>
+          </w:p>
+        </w:tc>
+        <w:tc>
+          <w:tcPr>
+            <w:tcW w:type="dxa" w:w="2000"/>
+            <w:tcBorders>
+              <w:top w:val="none" w:color="FFFFFF" w:sz="0"/>
+              <w:left w:val="none" w:color="FFFFFF" w:sz="0"/>
+              <w:bottom w:val="single" w:color="BFBFBF" w:sz="4"/>
+              <w:right w:val="none" w:color="FFFFFF" w:sz="0"/>
+            </w:tcBorders>
+            <w:tcMar>
+              <w:top w:type="dxa" w:w="70"/>
+              <w:left w:type="dxa" w:w="110"/>
+              <w:bottom w:type="dxa" w:w="70"/>
+              <w:right w:type="dxa" w:w="110"/>
+            </w:tcMar>
+          </w:tcPr>
+          <w:p>
+            <w:pPr>
+              <w:spacing w:after="0" w:line="260"/>
+            </w:pPr>
+            <w:r>
+              <w:rPr>
+                <w:rFonts w:ascii="Calibri" w:cs="Calibri" w:eastAsia="Calibri" w:hAnsi="Calibri"/>
+                <w:b w:val="false"/>
+                <w:bCs w:val="false"/>
+                <w:color w:val="444444"/>
+                <w:sz w:val="18"/>
+                <w:szCs w:val="18"/>
+              </w:rPr>
+              <w:t xml:space="preserve">Eq. 3.1</w:t>
+            </w:r>
+          </w:p>
+        </w:tc>
+      </w:tr>
+      <w:tr>
+        <w:trPr>
+          <w:cantSplit/>
+          <w:tblHeader w:val="false"/>
+        </w:trPr>
+        <w:tc>
+          <w:tcPr>
+            <w:tcW w:type="dxa" w:w="1400"/>
+            <w:tcBorders>
+              <w:top w:val="none" w:color="FFFFFF" w:sz="0"/>
+              <w:left w:val="none" w:color="FFFFFF" w:sz="0"/>
+              <w:bottom w:val="single" w:color="BFBFBF" w:sz="4"/>
+              <w:right w:val="none" w:color="FFFFFF" w:sz="0"/>
+            </w:tcBorders>
+            <w:tcMar>
+              <w:top w:type="dxa" w:w="70"/>
+              <w:left w:type="dxa" w:w="110"/>
+              <w:bottom w:type="dxa" w:w="70"/>
+              <w:right w:type="dxa" w:w="110"/>
+            </w:tcMar>
+          </w:tcPr>
+          <w:p>
+            <w:pPr>
+              <w:spacing w:after="0" w:line="260"/>
+            </w:pPr>
+            <w:r>
+              <w:rPr>
+                <w:rFonts w:ascii="Calibri" w:cs="Calibri" w:eastAsia="Calibri" w:hAnsi="Calibri"/>
+                <w:b w:val="false"/>
+                <w:bCs w:val="false"/>
+                <w:color w:val="444444"/>
+                <w:sz w:val="18"/>
+                <w:szCs w:val="18"/>
+              </w:rPr>
+              <w:t xml:space="preserve">T</w:t>
+            </w:r>
+          </w:p>
+        </w:tc>
+        <w:tc>
+          <w:tcPr>
+            <w:tcW w:type="dxa" w:w="5626"/>
+            <w:tcBorders>
+              <w:top w:val="none" w:color="FFFFFF" w:sz="0"/>
+              <w:left w:val="none" w:color="FFFFFF" w:sz="0"/>
+              <w:bottom w:val="single" w:color="BFBFBF" w:sz="4"/>
+              <w:right w:val="none" w:color="FFFFFF" w:sz="0"/>
+            </w:tcBorders>
+            <w:tcMar>
+              <w:top w:type="dxa" w:w="70"/>
+              <w:left w:type="dxa" w:w="110"/>
+              <w:bottom w:type="dxa" w:w="70"/>
+              <w:right w:type="dxa" w:w="110"/>
+            </w:tcMar>
+          </w:tcPr>
+          <w:p>
+            <w:pPr>
+              <w:spacing w:after="0" w:line="260"/>
+            </w:pPr>
+            <w:r>
+              <w:rPr>
+                <w:rFonts w:ascii="Calibri" w:cs="Calibri" w:eastAsia="Calibri" w:hAnsi="Calibri"/>
+                <w:b w:val="false"/>
+                <w:bCs w:val="false"/>
+                <w:color w:val="444444"/>
+                <w:sz w:val="18"/>
+                <w:szCs w:val="18"/>
+              </w:rPr>
+              <w:t xml:space="preserve">Number of days in the regime estimation window</w:t>
+            </w:r>
+          </w:p>
+        </w:tc>
+        <w:tc>
+          <w:tcPr>
+            <w:tcW w:type="dxa" w:w="2000"/>
+            <w:tcBorders>
+              <w:top w:val="none" w:color="FFFFFF" w:sz="0"/>
+              <w:left w:val="none" w:color="FFFFFF" w:sz="0"/>
+              <w:bottom w:val="single" w:color="BFBFBF" w:sz="4"/>
+              <w:right w:val="none" w:color="FFFFFF" w:sz="0"/>
+            </w:tcBorders>
+            <w:tcMar>
+              <w:top w:type="dxa" w:w="70"/>
+              <w:left w:type="dxa" w:w="110"/>
+              <w:bottom w:type="dxa" w:w="70"/>
+              <w:right w:type="dxa" w:w="110"/>
+            </w:tcMar>
+          </w:tcPr>
+          <w:p>
+            <w:pPr>
+              <w:spacing w:after="0" w:line="260"/>
+            </w:pPr>
+            <w:r>
+              <w:rPr>
+                <w:rFonts w:ascii="Calibri" w:cs="Calibri" w:eastAsia="Calibri" w:hAnsi="Calibri"/>
+                <w:b w:val="false"/>
+                <w:bCs w:val="false"/>
+                <w:color w:val="444444"/>
+                <w:sz w:val="18"/>
+                <w:szCs w:val="18"/>
+              </w:rPr>
+              <w:t xml:space="preserve">Eq. 3.2</w:t>
+            </w:r>
+          </w:p>
+        </w:tc>
+      </w:tr>
+      <w:tr>
+        <w:trPr>
+          <w:cantSplit/>
+          <w:tblHeader w:val="false"/>
+        </w:trPr>
+        <w:tc>
+          <w:tcPr>
+            <w:tcW w:type="dxa" w:w="1400"/>
+            <w:tcBorders>
+              <w:top w:val="none" w:color="FFFFFF" w:sz="0"/>
+              <w:left w:val="none" w:color="FFFFFF" w:sz="0"/>
+              <w:bottom w:val="single" w:color="BFBFBF" w:sz="4"/>
+              <w:right w:val="none" w:color="FFFFFF" w:sz="0"/>
+            </w:tcBorders>
+            <w:tcMar>
+              <w:top w:type="dxa" w:w="70"/>
+              <w:left w:type="dxa" w:w="110"/>
+              <w:bottom w:type="dxa" w:w="70"/>
+              <w:right w:type="dxa" w:w="110"/>
+            </w:tcMar>
+          </w:tcPr>
+          <w:p>
+            <w:pPr>
+              <w:spacing w:after="0" w:line="260"/>
+            </w:pPr>
+            <w:r>
+              <w:rPr>
+                <w:rFonts w:ascii="Calibri" w:cs="Calibri" w:eastAsia="Calibri" w:hAnsi="Calibri"/>
+                <w:b w:val="false"/>
+                <w:bCs w:val="false"/>
+                <w:color w:val="444444"/>
+                <w:sz w:val="18"/>
+                <w:szCs w:val="18"/>
+              </w:rPr>
+              <w:t xml:space="preserve">θk</w:t>
+            </w:r>
+          </w:p>
+        </w:tc>
+        <w:tc>
+          <w:tcPr>
+            <w:tcW w:type="dxa" w:w="5626"/>
+            <w:tcBorders>
+              <w:top w:val="none" w:color="FFFFFF" w:sz="0"/>
+              <w:left w:val="none" w:color="FFFFFF" w:sz="0"/>
+              <w:bottom w:val="single" w:color="BFBFBF" w:sz="4"/>
+              <w:right w:val="none" w:color="FFFFFF" w:sz="0"/>
+            </w:tcBorders>
+            <w:tcMar>
+              <w:top w:type="dxa" w:w="70"/>
+              <w:left w:type="dxa" w:w="110"/>
+              <w:bottom w:type="dxa" w:w="70"/>
+              <w:right w:type="dxa" w:w="110"/>
+            </w:tcMar>
+          </w:tcPr>
+          <w:p>
+            <w:pPr>
+              <w:spacing w:after="0" w:line="260"/>
+            </w:pPr>
+            <w:r>
+              <w:rPr>
+                <w:rFonts w:ascii="Calibri" w:cs="Calibri" w:eastAsia="Calibri" w:hAnsi="Calibri"/>
+                <w:b w:val="false"/>
+                <w:bCs w:val="false"/>
+                <w:color w:val="444444"/>
+                <w:sz w:val="18"/>
+                <w:szCs w:val="18"/>
+              </w:rPr>
+              <w:t xml:space="preserve">The Gaussian mean and covariance of state k</w:t>
+            </w:r>
+          </w:p>
+        </w:tc>
+        <w:tc>
+          <w:tcPr>
+            <w:tcW w:type="dxa" w:w="2000"/>
+            <w:tcBorders>
+              <w:top w:val="none" w:color="FFFFFF" w:sz="0"/>
+              <w:left w:val="none" w:color="FFFFFF" w:sz="0"/>
+              <w:bottom w:val="single" w:color="BFBFBF" w:sz="4"/>
+              <w:right w:val="none" w:color="FFFFFF" w:sz="0"/>
+            </w:tcBorders>
+            <w:tcMar>
+              <w:top w:type="dxa" w:w="70"/>
+              <w:left w:type="dxa" w:w="110"/>
+              <w:bottom w:type="dxa" w:w="70"/>
+              <w:right w:type="dxa" w:w="110"/>
+            </w:tcMar>
+          </w:tcPr>
+          <w:p>
+            <w:pPr>
+              <w:spacing w:after="0" w:line="260"/>
+            </w:pPr>
+            <w:r>
+              <w:rPr>
+                <w:rFonts w:ascii="Calibri" w:cs="Calibri" w:eastAsia="Calibri" w:hAnsi="Calibri"/>
+                <w:b w:val="false"/>
+                <w:bCs w:val="false"/>
+                <w:color w:val="444444"/>
+                <w:sz w:val="18"/>
+                <w:szCs w:val="18"/>
+              </w:rPr>
+              <w:t xml:space="preserve">Eq. 3.2</w:t>
+            </w:r>
+          </w:p>
+        </w:tc>
+      </w:tr>
+      <w:tr>
+        <w:trPr>
+          <w:cantSplit/>
+          <w:tblHeader w:val="false"/>
+        </w:trPr>
+        <w:tc>
+          <w:tcPr>
+            <w:tcW w:type="dxa" w:w="1400"/>
+            <w:tcBorders>
+              <w:top w:val="none" w:color="FFFFFF" w:sz="0"/>
+              <w:left w:val="none" w:color="FFFFFF" w:sz="0"/>
+              <w:bottom w:val="single" w:color="BFBFBF" w:sz="4"/>
+              <w:right w:val="none" w:color="FFFFFF" w:sz="0"/>
+            </w:tcBorders>
+            <w:tcMar>
+              <w:top w:type="dxa" w:w="70"/>
+              <w:left w:type="dxa" w:w="110"/>
+              <w:bottom w:type="dxa" w:w="70"/>
+              <w:right w:type="dxa" w:w="110"/>
+            </w:tcMar>
+          </w:tcPr>
+          <w:p>
+            <w:pPr>
+              <w:spacing w:after="0" w:line="260"/>
+            </w:pPr>
+            <w:r>
+              <w:rPr>
+                <w:rFonts w:ascii="Calibri" w:cs="Calibri" w:eastAsia="Calibri" w:hAnsi="Calibri"/>
+                <w:b w:val="false"/>
+                <w:bCs w:val="false"/>
+                <w:color w:val="444444"/>
+                <w:sz w:val="18"/>
+                <w:szCs w:val="18"/>
+              </w:rPr>
+              <w:t xml:space="preserve">c</w:t>
+            </w:r>
+          </w:p>
+        </w:tc>
+        <w:tc>
+          <w:tcPr>
+            <w:tcW w:type="dxa" w:w="5626"/>
+            <w:tcBorders>
+              <w:top w:val="none" w:color="FFFFFF" w:sz="0"/>
+              <w:left w:val="none" w:color="FFFFFF" w:sz="0"/>
+              <w:bottom w:val="single" w:color="BFBFBF" w:sz="4"/>
+              <w:right w:val="none" w:color="FFFFFF" w:sz="0"/>
+            </w:tcBorders>
+            <w:tcMar>
+              <w:top w:type="dxa" w:w="70"/>
+              <w:left w:type="dxa" w:w="110"/>
+              <w:bottom w:type="dxa" w:w="70"/>
+              <w:right w:type="dxa" w:w="110"/>
+            </w:tcMar>
+          </w:tcPr>
+          <w:p>
+            <w:pPr>
+              <w:spacing w:after="0" w:line="260"/>
+            </w:pPr>
+            <w:r>
+              <w:rPr>
+                <w:rFonts w:ascii="Calibri" w:cs="Calibri" w:eastAsia="Calibri" w:hAnsi="Calibri"/>
+                <w:b w:val="false"/>
+                <w:bCs w:val="false"/>
+                <w:color w:val="444444"/>
+                <w:sz w:val="18"/>
+                <w:szCs w:val="18"/>
+              </w:rPr>
+              <w:t xml:space="preserve">The Gaussian negative log-likelihood</w:t>
+            </w:r>
+          </w:p>
+        </w:tc>
+        <w:tc>
+          <w:tcPr>
+            <w:tcW w:type="dxa" w:w="2000"/>
+            <w:tcBorders>
+              <w:top w:val="none" w:color="FFFFFF" w:sz="0"/>
+              <w:left w:val="none" w:color="FFFFFF" w:sz="0"/>
+              <w:bottom w:val="single" w:color="BFBFBF" w:sz="4"/>
+              <w:right w:val="none" w:color="FFFFFF" w:sz="0"/>
+            </w:tcBorders>
+            <w:tcMar>
+              <w:top w:type="dxa" w:w="70"/>
+              <w:left w:type="dxa" w:w="110"/>
+              <w:bottom w:type="dxa" w:w="70"/>
+              <w:right w:type="dxa" w:w="110"/>
+            </w:tcMar>
+          </w:tcPr>
+          <w:p>
+            <w:pPr>
+              <w:spacing w:after="0" w:line="260"/>
+            </w:pPr>
+            <w:r>
+              <w:rPr>
+                <w:rFonts w:ascii="Calibri" w:cs="Calibri" w:eastAsia="Calibri" w:hAnsi="Calibri"/>
+                <w:b w:val="false"/>
+                <w:bCs w:val="false"/>
+                <w:color w:val="444444"/>
+                <w:sz w:val="18"/>
+                <w:szCs w:val="18"/>
+              </w:rPr>
+              <w:t xml:space="preserve">Eq. 3.2</w:t>
+            </w:r>
+          </w:p>
+        </w:tc>
+      </w:tr>
+      <w:tr>
+        <w:trPr>
+          <w:cantSplit/>
+          <w:tblHeader w:val="false"/>
+        </w:trPr>
+        <w:tc>
+          <w:tcPr>
+            <w:tcW w:type="dxa" w:w="1400"/>
+            <w:tcBorders>
+              <w:top w:val="none" w:color="FFFFFF" w:sz="0"/>
+              <w:left w:val="none" w:color="FFFFFF" w:sz="0"/>
+              <w:bottom w:val="single" w:color="BFBFBF" w:sz="4"/>
+              <w:right w:val="none" w:color="FFFFFF" w:sz="0"/>
+            </w:tcBorders>
+            <w:tcMar>
+              <w:top w:type="dxa" w:w="70"/>
+              <w:left w:type="dxa" w:w="110"/>
+              <w:bottom w:type="dxa" w:w="70"/>
+              <w:right w:type="dxa" w:w="110"/>
+            </w:tcMar>
+          </w:tcPr>
+          <w:p>
+            <w:pPr>
+              <w:spacing w:after="0" w:line="260"/>
+            </w:pPr>
+            <w:r>
+              <w:rPr>
+                <w:rFonts w:ascii="Calibri" w:cs="Calibri" w:eastAsia="Calibri" w:hAnsi="Calibri"/>
+                <w:b w:val="false"/>
+                <w:bCs w:val="false"/>
+                <w:color w:val="444444"/>
+                <w:sz w:val="18"/>
+                <w:szCs w:val="18"/>
+              </w:rPr>
+              <w:t xml:space="preserve">fk</w:t>
+            </w:r>
+          </w:p>
+        </w:tc>
+        <w:tc>
+          <w:tcPr>
+            <w:tcW w:type="dxa" w:w="5626"/>
+            <w:tcBorders>
+              <w:top w:val="none" w:color="FFFFFF" w:sz="0"/>
+              <w:left w:val="none" w:color="FFFFFF" w:sz="0"/>
+              <w:bottom w:val="single" w:color="BFBFBF" w:sz="4"/>
+              <w:right w:val="none" w:color="FFFFFF" w:sz="0"/>
+            </w:tcBorders>
+            <w:tcMar>
+              <w:top w:type="dxa" w:w="70"/>
+              <w:left w:type="dxa" w:w="110"/>
+              <w:bottom w:type="dxa" w:w="70"/>
+              <w:right w:type="dxa" w:w="110"/>
+            </w:tcMar>
+          </w:tcPr>
+          <w:p>
+            <w:pPr>
+              <w:spacing w:after="0" w:line="260"/>
+            </w:pPr>
+            <w:r>
+              <w:rPr>
+                <w:rFonts w:ascii="Calibri" w:cs="Calibri" w:eastAsia="Calibri" w:hAnsi="Calibri"/>
+                <w:b w:val="false"/>
+                <w:bCs w:val="false"/>
+                <w:color w:val="444444"/>
+                <w:sz w:val="18"/>
+                <w:szCs w:val="18"/>
+              </w:rPr>
+              <w:t xml:space="preserve">The k-th expert network of the mixture</w:t>
+            </w:r>
+          </w:p>
+        </w:tc>
+        <w:tc>
+          <w:tcPr>
+            <w:tcW w:type="dxa" w:w="2000"/>
+            <w:tcBorders>
+              <w:top w:val="none" w:color="FFFFFF" w:sz="0"/>
+              <w:left w:val="none" w:color="FFFFFF" w:sz="0"/>
+              <w:bottom w:val="single" w:color="BFBFBF" w:sz="4"/>
+              <w:right w:val="none" w:color="FFFFFF" w:sz="0"/>
+            </w:tcBorders>
+            <w:tcMar>
+              <w:top w:type="dxa" w:w="70"/>
+              <w:left w:type="dxa" w:w="110"/>
+              <w:bottom w:type="dxa" w:w="70"/>
+              <w:right w:type="dxa" w:w="110"/>
+            </w:tcMar>
+          </w:tcPr>
+          <w:p>
+            <w:pPr>
+              <w:spacing w:after="0" w:line="260"/>
+            </w:pPr>
+            <w:r>
+              <w:rPr>
+                <w:rFonts w:ascii="Calibri" w:cs="Calibri" w:eastAsia="Calibri" w:hAnsi="Calibri"/>
+                <w:b w:val="false"/>
+                <w:bCs w:val="false"/>
+                <w:color w:val="444444"/>
+                <w:sz w:val="18"/>
+                <w:szCs w:val="18"/>
+              </w:rPr>
+              <w:t xml:space="preserve">Eq. 3.3</w:t>
+            </w:r>
+          </w:p>
+        </w:tc>
+      </w:tr>
+      <w:tr>
+        <w:trPr>
+          <w:cantSplit/>
+          <w:tblHeader w:val="false"/>
+        </w:trPr>
+        <w:tc>
+          <w:tcPr>
+            <w:tcW w:type="dxa" w:w="1400"/>
+            <w:tcBorders>
+              <w:top w:val="none" w:color="FFFFFF" w:sz="0"/>
+              <w:left w:val="none" w:color="FFFFFF" w:sz="0"/>
+              <w:bottom w:val="single" w:color="BFBFBF" w:sz="4"/>
+              <w:right w:val="none" w:color="FFFFFF" w:sz="0"/>
+            </w:tcBorders>
+            <w:tcMar>
+              <w:top w:type="dxa" w:w="70"/>
+              <w:left w:type="dxa" w:w="110"/>
+              <w:bottom w:type="dxa" w:w="70"/>
+              <w:right w:type="dxa" w:w="110"/>
+            </w:tcMar>
+          </w:tcPr>
+          <w:p>
+            <w:pPr>
+              <w:spacing w:after="0" w:line="260"/>
+            </w:pPr>
+            <w:r>
+              <w:rPr>
+                <w:rFonts w:ascii="Calibri" w:cs="Calibri" w:eastAsia="Calibri" w:hAnsi="Calibri"/>
+                <w:b w:val="false"/>
+                <w:bCs w:val="false"/>
+                <w:color w:val="444444"/>
+                <w:sz w:val="18"/>
+                <w:szCs w:val="18"/>
+              </w:rPr>
+              <w:t xml:space="preserve">gk,t</w:t>
+            </w:r>
+          </w:p>
+        </w:tc>
+        <w:tc>
+          <w:tcPr>
+            <w:tcW w:type="dxa" w:w="5626"/>
+            <w:tcBorders>
+              <w:top w:val="none" w:color="FFFFFF" w:sz="0"/>
+              <w:left w:val="none" w:color="FFFFFF" w:sz="0"/>
+              <w:bottom w:val="single" w:color="BFBFBF" w:sz="4"/>
+              <w:right w:val="none" w:color="FFFFFF" w:sz="0"/>
+            </w:tcBorders>
+            <w:tcMar>
+              <w:top w:type="dxa" w:w="70"/>
+              <w:left w:type="dxa" w:w="110"/>
+              <w:bottom w:type="dxa" w:w="70"/>
+              <w:right w:type="dxa" w:w="110"/>
+            </w:tcMar>
+          </w:tcPr>
+          <w:p>
+            <w:pPr>
+              <w:spacing w:after="0" w:line="260"/>
+            </w:pPr>
+            <w:r>
+              <w:rPr>
+                <w:rFonts w:ascii="Calibri" w:cs="Calibri" w:eastAsia="Calibri" w:hAnsi="Calibri"/>
+                <w:b w:val="false"/>
+                <w:bCs w:val="false"/>
+                <w:color w:val="444444"/>
+                <w:sz w:val="18"/>
+                <w:szCs w:val="18"/>
+              </w:rPr>
+              <w:t xml:space="preserve">The gate weight on expert k for day t: the k-th element of the filtered posterior at t−1</w:t>
+            </w:r>
+          </w:p>
+        </w:tc>
+        <w:tc>
+          <w:tcPr>
+            <w:tcW w:type="dxa" w:w="2000"/>
+            <w:tcBorders>
+              <w:top w:val="none" w:color="FFFFFF" w:sz="0"/>
+              <w:left w:val="none" w:color="FFFFFF" w:sz="0"/>
+              <w:bottom w:val="single" w:color="BFBFBF" w:sz="4"/>
+              <w:right w:val="none" w:color="FFFFFF" w:sz="0"/>
+            </w:tcBorders>
+            <w:tcMar>
+              <w:top w:type="dxa" w:w="70"/>
+              <w:left w:type="dxa" w:w="110"/>
+              <w:bottom w:type="dxa" w:w="70"/>
+              <w:right w:type="dxa" w:w="110"/>
+            </w:tcMar>
+          </w:tcPr>
+          <w:p>
+            <w:pPr>
+              <w:spacing w:after="0" w:line="260"/>
+            </w:pPr>
+            <w:r>
+              <w:rPr>
+                <w:rFonts w:ascii="Calibri" w:cs="Calibri" w:eastAsia="Calibri" w:hAnsi="Calibri"/>
+                <w:b w:val="false"/>
+                <w:bCs w:val="false"/>
+                <w:color w:val="444444"/>
+                <w:sz w:val="18"/>
+                <w:szCs w:val="18"/>
+              </w:rPr>
+              <w:t xml:space="preserve">Eq. 3.3</w:t>
+            </w:r>
+          </w:p>
+        </w:tc>
+      </w:tr>
+      <w:tr>
+        <w:trPr>
+          <w:cantSplit/>
+          <w:tblHeader w:val="false"/>
+        </w:trPr>
+        <w:tc>
+          <w:tcPr>
+            <w:tcW w:type="dxa" w:w="1400"/>
+            <w:tcBorders>
+              <w:top w:val="none" w:color="FFFFFF" w:sz="0"/>
+              <w:left w:val="none" w:color="FFFFFF" w:sz="0"/>
+              <w:bottom w:val="single" w:color="BFBFBF" w:sz="4"/>
+              <w:right w:val="none" w:color="FFFFFF" w:sz="0"/>
+            </w:tcBorders>
+            <w:tcMar>
+              <w:top w:type="dxa" w:w="70"/>
+              <w:left w:type="dxa" w:w="110"/>
+              <w:bottom w:type="dxa" w:w="70"/>
+              <w:right w:type="dxa" w:w="110"/>
+            </w:tcMar>
+          </w:tcPr>
+          <w:p>
+            <w:pPr>
+              <w:spacing w:after="0" w:line="260"/>
+            </w:pPr>
+            <w:r>
+              <w:rPr>
+                <w:rFonts w:ascii="Calibri" w:cs="Calibri" w:eastAsia="Calibri" w:hAnsi="Calibri"/>
+                <w:b w:val="false"/>
+                <w:bCs w:val="false"/>
+                <w:color w:val="444444"/>
+                <w:sz w:val="18"/>
+                <w:szCs w:val="18"/>
+              </w:rPr>
+              <w:t xml:space="preserve">Jk</w:t>
+            </w:r>
+          </w:p>
+        </w:tc>
+        <w:tc>
+          <w:tcPr>
+            <w:tcW w:type="dxa" w:w="5626"/>
+            <w:tcBorders>
+              <w:top w:val="none" w:color="FFFFFF" w:sz="0"/>
+              <w:left w:val="none" w:color="FFFFFF" w:sz="0"/>
+              <w:bottom w:val="single" w:color="BFBFBF" w:sz="4"/>
+              <w:right w:val="none" w:color="FFFFFF" w:sz="0"/>
+            </w:tcBorders>
+            <w:tcMar>
+              <w:top w:type="dxa" w:w="70"/>
+              <w:left w:type="dxa" w:w="110"/>
+              <w:bottom w:type="dxa" w:w="70"/>
+              <w:right w:type="dxa" w:w="110"/>
+            </w:tcMar>
+          </w:tcPr>
+          <w:p>
+            <w:pPr>
+              <w:spacing w:after="0" w:line="260"/>
+            </w:pPr>
+            <w:r>
+              <w:rPr>
+                <w:rFonts w:ascii="Calibri" w:cs="Calibri" w:eastAsia="Calibri" w:hAnsi="Calibri"/>
+                <w:b w:val="false"/>
+                <w:bCs w:val="false"/>
+                <w:color w:val="444444"/>
+                <w:sz w:val="18"/>
+                <w:szCs w:val="18"/>
+              </w:rPr>
+              <w:t xml:space="preserve">Expert k's weighted training objective</w:t>
+            </w:r>
+          </w:p>
+        </w:tc>
+        <w:tc>
+          <w:tcPr>
+            <w:tcW w:type="dxa" w:w="2000"/>
+            <w:tcBorders>
+              <w:top w:val="none" w:color="FFFFFF" w:sz="0"/>
+              <w:left w:val="none" w:color="FFFFFF" w:sz="0"/>
+              <w:bottom w:val="single" w:color="BFBFBF" w:sz="4"/>
+              <w:right w:val="none" w:color="FFFFFF" w:sz="0"/>
+            </w:tcBorders>
+            <w:tcMar>
+              <w:top w:type="dxa" w:w="70"/>
+              <w:left w:type="dxa" w:w="110"/>
+              <w:bottom w:type="dxa" w:w="70"/>
+              <w:right w:type="dxa" w:w="110"/>
+            </w:tcMar>
+          </w:tcPr>
+          <w:p>
+            <w:pPr>
+              <w:spacing w:after="0" w:line="260"/>
+            </w:pPr>
+            <w:r>
+              <w:rPr>
+                <w:rFonts w:ascii="Calibri" w:cs="Calibri" w:eastAsia="Calibri" w:hAnsi="Calibri"/>
+                <w:b w:val="false"/>
+                <w:bCs w:val="false"/>
+                <w:color w:val="444444"/>
+                <w:sz w:val="18"/>
+                <w:szCs w:val="18"/>
+              </w:rPr>
+              <w:t xml:space="preserve">Eq. 3.3b</w:t>
+            </w:r>
+          </w:p>
+        </w:tc>
+      </w:tr>
+      <w:tr>
+        <w:trPr>
+          <w:cantSplit/>
+          <w:tblHeader w:val="false"/>
+        </w:trPr>
+        <w:tc>
+          <w:tcPr>
+            <w:tcW w:type="dxa" w:w="1400"/>
+            <w:tcBorders>
+              <w:top w:val="none" w:color="FFFFFF" w:sz="0"/>
+              <w:left w:val="none" w:color="FFFFFF" w:sz="0"/>
+              <w:bottom w:val="single" w:color="BFBFBF" w:sz="4"/>
+              <w:right w:val="none" w:color="FFFFFF" w:sz="0"/>
+            </w:tcBorders>
+            <w:tcMar>
+              <w:top w:type="dxa" w:w="70"/>
+              <w:left w:type="dxa" w:w="110"/>
+              <w:bottom w:type="dxa" w:w="70"/>
+              <w:right w:type="dxa" w:w="110"/>
+            </w:tcMar>
+          </w:tcPr>
+          <w:p>
+            <w:pPr>
+              <w:spacing w:after="0" w:line="260"/>
+            </w:pPr>
+            <w:r>
+              <w:rPr>
+                <w:rFonts w:ascii="Calibri" w:cs="Calibri" w:eastAsia="Calibri" w:hAnsi="Calibri"/>
+                <w:b w:val="false"/>
+                <w:bCs w:val="false"/>
+                <w:color w:val="444444"/>
+                <w:sz w:val="18"/>
+                <w:szCs w:val="18"/>
+              </w:rPr>
+              <w:t xml:space="preserve">yt</w:t>
+            </w:r>
+          </w:p>
+        </w:tc>
+        <w:tc>
+          <w:tcPr>
+            <w:tcW w:type="dxa" w:w="5626"/>
+            <w:tcBorders>
+              <w:top w:val="none" w:color="FFFFFF" w:sz="0"/>
+              <w:left w:val="none" w:color="FFFFFF" w:sz="0"/>
+              <w:bottom w:val="single" w:color="BFBFBF" w:sz="4"/>
+              <w:right w:val="none" w:color="FFFFFF" w:sz="0"/>
+            </w:tcBorders>
+            <w:tcMar>
+              <w:top w:type="dxa" w:w="70"/>
+              <w:left w:type="dxa" w:w="110"/>
+              <w:bottom w:type="dxa" w:w="70"/>
+              <w:right w:type="dxa" w:w="110"/>
+            </w:tcMar>
+          </w:tcPr>
+          <w:p>
+            <w:pPr>
+              <w:spacing w:after="0" w:line="260"/>
+            </w:pPr>
+            <w:r>
+              <w:rPr>
+                <w:rFonts w:ascii="Calibri" w:cs="Calibri" w:eastAsia="Calibri" w:hAnsi="Calibri"/>
+                <w:b w:val="false"/>
+                <w:bCs w:val="false"/>
+                <w:color w:val="444444"/>
+                <w:sz w:val="18"/>
+                <w:szCs w:val="18"/>
+              </w:rPr>
+              <w:t xml:space="preserve">Log realised variance on day t, on the standardised scale the networks are fitted on</w:t>
+            </w:r>
+          </w:p>
+        </w:tc>
+        <w:tc>
+          <w:tcPr>
+            <w:tcW w:type="dxa" w:w="2000"/>
+            <w:tcBorders>
+              <w:top w:val="none" w:color="FFFFFF" w:sz="0"/>
+              <w:left w:val="none" w:color="FFFFFF" w:sz="0"/>
+              <w:bottom w:val="single" w:color="BFBFBF" w:sz="4"/>
+              <w:right w:val="none" w:color="FFFFFF" w:sz="0"/>
+            </w:tcBorders>
+            <w:tcMar>
+              <w:top w:type="dxa" w:w="70"/>
+              <w:left w:type="dxa" w:w="110"/>
+              <w:bottom w:type="dxa" w:w="70"/>
+              <w:right w:type="dxa" w:w="110"/>
+            </w:tcMar>
+          </w:tcPr>
+          <w:p>
+            <w:pPr>
+              <w:spacing w:after="0" w:line="260"/>
+            </w:pPr>
+            <w:r>
+              <w:rPr>
+                <w:rFonts w:ascii="Calibri" w:cs="Calibri" w:eastAsia="Calibri" w:hAnsi="Calibri"/>
+                <w:b w:val="false"/>
+                <w:bCs w:val="false"/>
+                <w:color w:val="444444"/>
+                <w:sz w:val="18"/>
+                <w:szCs w:val="18"/>
+              </w:rPr>
+              <w:t xml:space="preserve">Eq. 3.3b</w:t>
+            </w:r>
+          </w:p>
+        </w:tc>
+      </w:tr>
+      <w:tr>
+        <w:trPr>
+          <w:cantSplit/>
+          <w:tblHeader w:val="false"/>
+        </w:trPr>
+        <w:tc>
+          <w:tcPr>
+            <w:tcW w:type="dxa" w:w="1400"/>
+            <w:tcBorders>
+              <w:top w:val="none" w:color="FFFFFF" w:sz="0"/>
+              <w:left w:val="none" w:color="FFFFFF" w:sz="0"/>
+              <w:bottom w:val="single" w:color="BFBFBF" w:sz="4"/>
+              <w:right w:val="none" w:color="FFFFFF" w:sz="0"/>
+            </w:tcBorders>
+            <w:tcMar>
+              <w:top w:type="dxa" w:w="70"/>
+              <w:left w:type="dxa" w:w="110"/>
+              <w:bottom w:type="dxa" w:w="70"/>
+              <w:right w:type="dxa" w:w="110"/>
+            </w:tcMar>
+          </w:tcPr>
+          <w:p>
+            <w:pPr>
+              <w:spacing w:after="0" w:line="260"/>
+            </w:pPr>
+            <w:r>
+              <w:rPr>
+                <w:rFonts w:ascii="Calibri" w:cs="Calibri" w:eastAsia="Calibri" w:hAnsi="Calibri"/>
+                <w:b w:val="false"/>
+                <w:bCs w:val="false"/>
+                <w:color w:val="444444"/>
+                <w:sz w:val="18"/>
+                <w:szCs w:val="18"/>
+              </w:rPr>
+              <w:t xml:space="preserve">wk,t</w:t>
+            </w:r>
+          </w:p>
+        </w:tc>
+        <w:tc>
+          <w:tcPr>
+            <w:tcW w:type="dxa" w:w="5626"/>
+            <w:tcBorders>
+              <w:top w:val="none" w:color="FFFFFF" w:sz="0"/>
+              <w:left w:val="none" w:color="FFFFFF" w:sz="0"/>
+              <w:bottom w:val="single" w:color="BFBFBF" w:sz="4"/>
+              <w:right w:val="none" w:color="FFFFFF" w:sz="0"/>
+            </w:tcBorders>
+            <w:tcMar>
+              <w:top w:type="dxa" w:w="70"/>
+              <w:left w:type="dxa" w:w="110"/>
+              <w:bottom w:type="dxa" w:w="70"/>
+              <w:right w:type="dxa" w:w="110"/>
+            </w:tcMar>
+          </w:tcPr>
+          <w:p>
+            <w:pPr>
+              <w:spacing w:after="0" w:line="260"/>
+            </w:pPr>
+            <w:r>
+              <w:rPr>
+                <w:rFonts w:ascii="Calibri" w:cs="Calibri" w:eastAsia="Calibri" w:hAnsi="Calibri"/>
+                <w:b w:val="false"/>
+                <w:bCs w:val="false"/>
+                <w:color w:val="444444"/>
+                <w:sz w:val="18"/>
+                <w:szCs w:val="18"/>
+              </w:rPr>
+              <w:t xml:space="preserve">The gate weight of Equation 3.3, renormalised over the training windows</w:t>
+            </w:r>
+          </w:p>
+        </w:tc>
+        <w:tc>
+          <w:tcPr>
+            <w:tcW w:type="dxa" w:w="2000"/>
+            <w:tcBorders>
+              <w:top w:val="none" w:color="FFFFFF" w:sz="0"/>
+              <w:left w:val="none" w:color="FFFFFF" w:sz="0"/>
+              <w:bottom w:val="single" w:color="BFBFBF" w:sz="4"/>
+              <w:right w:val="none" w:color="FFFFFF" w:sz="0"/>
+            </w:tcBorders>
+            <w:tcMar>
+              <w:top w:type="dxa" w:w="70"/>
+              <w:left w:type="dxa" w:w="110"/>
+              <w:bottom w:type="dxa" w:w="70"/>
+              <w:right w:type="dxa" w:w="110"/>
+            </w:tcMar>
+          </w:tcPr>
+          <w:p>
+            <w:pPr>
+              <w:spacing w:after="0" w:line="260"/>
+            </w:pPr>
+            <w:r>
+              <w:rPr>
+                <w:rFonts w:ascii="Calibri" w:cs="Calibri" w:eastAsia="Calibri" w:hAnsi="Calibri"/>
+                <w:b w:val="false"/>
+                <w:bCs w:val="false"/>
+                <w:color w:val="444444"/>
+                <w:sz w:val="18"/>
+                <w:szCs w:val="18"/>
+              </w:rPr>
+              <w:t xml:space="preserve">Eq. 3.3b</w:t>
+            </w:r>
+          </w:p>
+        </w:tc>
+      </w:tr>
+      <w:tr>
+        <w:trPr>
+          <w:cantSplit/>
+          <w:tblHeader w:val="false"/>
+        </w:trPr>
+        <w:tc>
+          <w:tcPr>
+            <w:tcW w:type="dxa" w:w="1400"/>
+            <w:tcBorders>
+              <w:top w:val="none" w:color="FFFFFF" w:sz="0"/>
+              <w:left w:val="none" w:color="FFFFFF" w:sz="0"/>
+              <w:bottom w:val="single" w:color="BFBFBF" w:sz="4"/>
+              <w:right w:val="none" w:color="FFFFFF" w:sz="0"/>
+            </w:tcBorders>
+            <w:tcMar>
+              <w:top w:type="dxa" w:w="70"/>
+              <w:left w:type="dxa" w:w="110"/>
+              <w:bottom w:type="dxa" w:w="70"/>
+              <w:right w:type="dxa" w:w="110"/>
+            </w:tcMar>
+          </w:tcPr>
+          <w:p>
+            <w:pPr>
+              <w:spacing w:after="0" w:line="260"/>
+            </w:pPr>
+            <w:r>
+              <w:rPr>
+                <w:rFonts w:ascii="Calibri" w:cs="Calibri" w:eastAsia="Calibri" w:hAnsi="Calibri"/>
+                <w:b w:val="false"/>
+                <w:bCs w:val="false"/>
+                <w:color w:val="444444"/>
+                <w:sz w:val="18"/>
+                <w:szCs w:val="18"/>
+              </w:rPr>
+              <w:t xml:space="preserve">B</w:t>
+            </w:r>
+          </w:p>
+        </w:tc>
+        <w:tc>
+          <w:tcPr>
+            <w:tcW w:type="dxa" w:w="5626"/>
+            <w:tcBorders>
+              <w:top w:val="none" w:color="FFFFFF" w:sz="0"/>
+              <w:left w:val="none" w:color="FFFFFF" w:sz="0"/>
+              <w:bottom w:val="single" w:color="BFBFBF" w:sz="4"/>
+              <w:right w:val="none" w:color="FFFFFF" w:sz="0"/>
+            </w:tcBorders>
+            <w:tcMar>
+              <w:top w:type="dxa" w:w="70"/>
+              <w:left w:type="dxa" w:w="110"/>
+              <w:bottom w:type="dxa" w:w="70"/>
+              <w:right w:type="dxa" w:w="110"/>
+            </w:tcMar>
+          </w:tcPr>
+          <w:p>
+            <w:pPr>
+              <w:spacing w:after="0" w:line="260"/>
+            </w:pPr>
+            <w:r>
+              <w:rPr>
+                <w:rFonts w:ascii="Calibri" w:cs="Calibri" w:eastAsia="Calibri" w:hAnsi="Calibri"/>
+                <w:b w:val="false"/>
+                <w:bCs w:val="false"/>
+                <w:color w:val="444444"/>
+                <w:sz w:val="18"/>
+                <w:szCs w:val="18"/>
+              </w:rPr>
+              <w:t xml:space="preserve">Number of stochastic forward passes</w:t>
+            </w:r>
+          </w:p>
+        </w:tc>
+        <w:tc>
+          <w:tcPr>
+            <w:tcW w:type="dxa" w:w="2000"/>
+            <w:tcBorders>
+              <w:top w:val="none" w:color="FFFFFF" w:sz="0"/>
+              <w:left w:val="none" w:color="FFFFFF" w:sz="0"/>
+              <w:bottom w:val="single" w:color="BFBFBF" w:sz="4"/>
+              <w:right w:val="none" w:color="FFFFFF" w:sz="0"/>
+            </w:tcBorders>
+            <w:tcMar>
+              <w:top w:type="dxa" w:w="70"/>
+              <w:left w:type="dxa" w:w="110"/>
+              <w:bottom w:type="dxa" w:w="70"/>
+              <w:right w:type="dxa" w:w="110"/>
+            </w:tcMar>
+          </w:tcPr>
+          <w:p>
+            <w:pPr>
+              <w:spacing w:after="0" w:line="260"/>
+            </w:pPr>
+            <w:r>
+              <w:rPr>
+                <w:rFonts w:ascii="Calibri" w:cs="Calibri" w:eastAsia="Calibri" w:hAnsi="Calibri"/>
+                <w:b w:val="false"/>
+                <w:bCs w:val="false"/>
+                <w:color w:val="444444"/>
+                <w:sz w:val="18"/>
+                <w:szCs w:val="18"/>
+              </w:rPr>
+              <w:t xml:space="preserve">Eq. 3.5</w:t>
+            </w:r>
+          </w:p>
+        </w:tc>
+      </w:tr>
+      <w:tr>
+        <w:trPr>
+          <w:cantSplit/>
+          <w:tblHeader w:val="false"/>
+        </w:trPr>
+        <w:tc>
+          <w:tcPr>
+            <w:tcW w:type="dxa" w:w="1400"/>
+            <w:tcBorders>
+              <w:top w:val="none" w:color="FFFFFF" w:sz="0"/>
+              <w:left w:val="none" w:color="FFFFFF" w:sz="0"/>
+              <w:bottom w:val="single" w:color="BFBFBF" w:sz="4"/>
+              <w:right w:val="none" w:color="FFFFFF" w:sz="0"/>
+            </w:tcBorders>
+            <w:tcMar>
+              <w:top w:type="dxa" w:w="70"/>
+              <w:left w:type="dxa" w:w="110"/>
+              <w:bottom w:type="dxa" w:w="70"/>
+              <w:right w:type="dxa" w:w="110"/>
+            </w:tcMar>
+          </w:tcPr>
+          <w:p>
+            <w:pPr>
+              <w:spacing w:after="0" w:line="260"/>
+            </w:pPr>
+            <w:r>
+              <w:rPr>
+                <w:rFonts w:ascii="Calibri" w:cs="Calibri" w:eastAsia="Calibri" w:hAnsi="Calibri"/>
+                <w:b w:val="false"/>
+                <w:bCs w:val="false"/>
+                <w:color w:val="444444"/>
+                <w:sz w:val="18"/>
+                <w:szCs w:val="18"/>
+              </w:rPr>
+              <w:t xml:space="preserve">mt,j</w:t>
+            </w:r>
+          </w:p>
+        </w:tc>
+        <w:tc>
+          <w:tcPr>
+            <w:tcW w:type="dxa" w:w="5626"/>
+            <w:tcBorders>
+              <w:top w:val="none" w:color="FFFFFF" w:sz="0"/>
+              <w:left w:val="none" w:color="FFFFFF" w:sz="0"/>
+              <w:bottom w:val="single" w:color="BFBFBF" w:sz="4"/>
+              <w:right w:val="none" w:color="FFFFFF" w:sz="0"/>
+            </w:tcBorders>
+            <w:tcMar>
+              <w:top w:type="dxa" w:w="70"/>
+              <w:left w:type="dxa" w:w="110"/>
+              <w:bottom w:type="dxa" w:w="70"/>
+              <w:right w:type="dxa" w:w="110"/>
+            </w:tcMar>
+          </w:tcPr>
+          <w:p>
+            <w:pPr>
+              <w:spacing w:after="0" w:line="260"/>
+            </w:pPr>
+            <w:r>
+              <w:rPr>
+                <w:rFonts w:ascii="Calibri" w:cs="Calibri" w:eastAsia="Calibri" w:hAnsi="Calibri"/>
+                <w:b w:val="false"/>
+                <w:bCs w:val="false"/>
+                <w:color w:val="444444"/>
+                <w:sz w:val="18"/>
+                <w:szCs w:val="18"/>
+              </w:rPr>
+              <w:t xml:space="preserve">The log-variance output of the j-th pass on day t</w:t>
+            </w:r>
+          </w:p>
+        </w:tc>
+        <w:tc>
+          <w:tcPr>
+            <w:tcW w:type="dxa" w:w="2000"/>
+            <w:tcBorders>
+              <w:top w:val="none" w:color="FFFFFF" w:sz="0"/>
+              <w:left w:val="none" w:color="FFFFFF" w:sz="0"/>
+              <w:bottom w:val="single" w:color="BFBFBF" w:sz="4"/>
+              <w:right w:val="none" w:color="FFFFFF" w:sz="0"/>
+            </w:tcBorders>
+            <w:tcMar>
+              <w:top w:type="dxa" w:w="70"/>
+              <w:left w:type="dxa" w:w="110"/>
+              <w:bottom w:type="dxa" w:w="70"/>
+              <w:right w:type="dxa" w:w="110"/>
+            </w:tcMar>
+          </w:tcPr>
+          <w:p>
+            <w:pPr>
+              <w:spacing w:after="0" w:line="260"/>
+            </w:pPr>
+            <w:r>
+              <w:rPr>
+                <w:rFonts w:ascii="Calibri" w:cs="Calibri" w:eastAsia="Calibri" w:hAnsi="Calibri"/>
+                <w:b w:val="false"/>
+                <w:bCs w:val="false"/>
+                <w:color w:val="444444"/>
+                <w:sz w:val="18"/>
+                <w:szCs w:val="18"/>
+              </w:rPr>
+              <w:t xml:space="preserve">Eq. 3.5</w:t>
+            </w:r>
+          </w:p>
+        </w:tc>
+      </w:tr>
+      <w:tr>
+        <w:trPr>
+          <w:cantSplit/>
+          <w:tblHeader w:val="false"/>
+        </w:trPr>
+        <w:tc>
+          <w:tcPr>
+            <w:tcW w:type="dxa" w:w="1400"/>
+            <w:tcBorders>
+              <w:top w:val="none" w:color="FFFFFF" w:sz="0"/>
+              <w:left w:val="none" w:color="FFFFFF" w:sz="0"/>
+              <w:bottom w:val="single" w:color="BFBFBF" w:sz="4"/>
+              <w:right w:val="none" w:color="FFFFFF" w:sz="0"/>
+            </w:tcBorders>
+            <w:tcMar>
+              <w:top w:type="dxa" w:w="70"/>
+              <w:left w:type="dxa" w:w="110"/>
+              <w:bottom w:type="dxa" w:w="70"/>
+              <w:right w:type="dxa" w:w="110"/>
+            </w:tcMar>
+          </w:tcPr>
+          <w:p>
+            <w:pPr>
+              <w:spacing w:after="0" w:line="260"/>
+            </w:pPr>
+            <w:r>
+              <w:rPr>
+                <w:rFonts w:ascii="Calibri" w:cs="Calibri" w:eastAsia="Calibri" w:hAnsi="Calibri"/>
+                <w:b w:val="false"/>
+                <w:bCs w:val="false"/>
+                <w:color w:val="444444"/>
+                <w:sz w:val="18"/>
+                <w:szCs w:val="18"/>
+              </w:rPr>
+              <w:t xml:space="preserve">α</w:t>
+            </w:r>
+          </w:p>
+        </w:tc>
+        <w:tc>
+          <w:tcPr>
+            <w:tcW w:type="dxa" w:w="5626"/>
+            <w:tcBorders>
+              <w:top w:val="none" w:color="FFFFFF" w:sz="0"/>
+              <w:left w:val="none" w:color="FFFFFF" w:sz="0"/>
+              <w:bottom w:val="single" w:color="BFBFBF" w:sz="4"/>
+              <w:right w:val="none" w:color="FFFFFF" w:sz="0"/>
+            </w:tcBorders>
+            <w:tcMar>
+              <w:top w:type="dxa" w:w="70"/>
+              <w:left w:type="dxa" w:w="110"/>
+              <w:bottom w:type="dxa" w:w="70"/>
+              <w:right w:type="dxa" w:w="110"/>
+            </w:tcMar>
+          </w:tcPr>
+          <w:p>
+            <w:pPr>
+              <w:spacing w:after="0" w:line="260"/>
+            </w:pPr>
+            <w:r>
+              <w:rPr>
+                <w:rFonts w:ascii="Calibri" w:cs="Calibri" w:eastAsia="Calibri" w:hAnsi="Calibri"/>
+                <w:b w:val="false"/>
+                <w:bCs w:val="false"/>
+                <w:color w:val="444444"/>
+                <w:sz w:val="18"/>
+                <w:szCs w:val="18"/>
+              </w:rPr>
+              <w:t xml:space="preserve">One minus the nominal coverage</w:t>
+            </w:r>
+          </w:p>
+        </w:tc>
+        <w:tc>
+          <w:tcPr>
+            <w:tcW w:type="dxa" w:w="2000"/>
+            <w:tcBorders>
+              <w:top w:val="none" w:color="FFFFFF" w:sz="0"/>
+              <w:left w:val="none" w:color="FFFFFF" w:sz="0"/>
+              <w:bottom w:val="single" w:color="BFBFBF" w:sz="4"/>
+              <w:right w:val="none" w:color="FFFFFF" w:sz="0"/>
+            </w:tcBorders>
+            <w:tcMar>
+              <w:top w:type="dxa" w:w="70"/>
+              <w:left w:type="dxa" w:w="110"/>
+              <w:bottom w:type="dxa" w:w="70"/>
+              <w:right w:type="dxa" w:w="110"/>
+            </w:tcMar>
+          </w:tcPr>
+          <w:p>
+            <w:pPr>
+              <w:spacing w:after="0" w:line="260"/>
+            </w:pPr>
+            <w:r>
+              <w:rPr>
+                <w:rFonts w:ascii="Calibri" w:cs="Calibri" w:eastAsia="Calibri" w:hAnsi="Calibri"/>
+                <w:b w:val="false"/>
+                <w:bCs w:val="false"/>
+                <w:color w:val="444444"/>
+                <w:sz w:val="18"/>
+                <w:szCs w:val="18"/>
+              </w:rPr>
+              <w:t xml:space="preserve">Eq. 3.6</w:t>
+            </w:r>
+          </w:p>
+        </w:tc>
+      </w:tr>
+      <w:tr>
+        <w:trPr>
+          <w:cantSplit/>
+          <w:tblHeader w:val="false"/>
+        </w:trPr>
+        <w:tc>
+          <w:tcPr>
+            <w:tcW w:type="dxa" w:w="1400"/>
+            <w:tcBorders>
+              <w:top w:val="none" w:color="FFFFFF" w:sz="0"/>
+              <w:left w:val="none" w:color="FFFFFF" w:sz="0"/>
+              <w:bottom w:val="single" w:color="BFBFBF" w:sz="4"/>
+              <w:right w:val="none" w:color="FFFFFF" w:sz="0"/>
+            </w:tcBorders>
+            <w:tcMar>
+              <w:top w:type="dxa" w:w="70"/>
+              <w:left w:type="dxa" w:w="110"/>
+              <w:bottom w:type="dxa" w:w="70"/>
+              <w:right w:type="dxa" w:w="110"/>
+            </w:tcMar>
+          </w:tcPr>
+          <w:p>
+            <w:pPr>
+              <w:spacing w:after="0" w:line="260"/>
+            </w:pPr>
+            <w:r>
+              <w:rPr>
+                <w:rFonts w:ascii="Calibri" w:cs="Calibri" w:eastAsia="Calibri" w:hAnsi="Calibri"/>
+                <w:b w:val="false"/>
+                <w:bCs w:val="false"/>
+                <w:color w:val="444444"/>
+                <w:sz w:val="18"/>
+                <w:szCs w:val="18"/>
+              </w:rPr>
+              <w:t xml:space="preserve">Φ−1</w:t>
+            </w:r>
+          </w:p>
+        </w:tc>
+        <w:tc>
+          <w:tcPr>
+            <w:tcW w:type="dxa" w:w="5626"/>
+            <w:tcBorders>
+              <w:top w:val="none" w:color="FFFFFF" w:sz="0"/>
+              <w:left w:val="none" w:color="FFFFFF" w:sz="0"/>
+              <w:bottom w:val="single" w:color="BFBFBF" w:sz="4"/>
+              <w:right w:val="none" w:color="FFFFFF" w:sz="0"/>
+            </w:tcBorders>
+            <w:tcMar>
+              <w:top w:type="dxa" w:w="70"/>
+              <w:left w:type="dxa" w:w="110"/>
+              <w:bottom w:type="dxa" w:w="70"/>
+              <w:right w:type="dxa" w:w="110"/>
+            </w:tcMar>
+          </w:tcPr>
+          <w:p>
+            <w:pPr>
+              <w:spacing w:after="0" w:line="260"/>
+            </w:pPr>
+            <w:r>
+              <w:rPr>
+                <w:rFonts w:ascii="Calibri" w:cs="Calibri" w:eastAsia="Calibri" w:hAnsi="Calibri"/>
+                <w:b w:val="false"/>
+                <w:bCs w:val="false"/>
+                <w:color w:val="444444"/>
+                <w:sz w:val="18"/>
+                <w:szCs w:val="18"/>
+              </w:rPr>
+              <w:t xml:space="preserve">The standard normal quantile function</w:t>
+            </w:r>
+          </w:p>
+        </w:tc>
+        <w:tc>
+          <w:tcPr>
+            <w:tcW w:type="dxa" w:w="2000"/>
+            <w:tcBorders>
+              <w:top w:val="none" w:color="FFFFFF" w:sz="0"/>
+              <w:left w:val="none" w:color="FFFFFF" w:sz="0"/>
+              <w:bottom w:val="single" w:color="BFBFBF" w:sz="4"/>
+              <w:right w:val="none" w:color="FFFFFF" w:sz="0"/>
+            </w:tcBorders>
+            <w:tcMar>
+              <w:top w:type="dxa" w:w="70"/>
+              <w:left w:type="dxa" w:w="110"/>
+              <w:bottom w:type="dxa" w:w="70"/>
+              <w:right w:type="dxa" w:w="110"/>
+            </w:tcMar>
+          </w:tcPr>
+          <w:p>
+            <w:pPr>
+              <w:spacing w:after="0" w:line="260"/>
+            </w:pPr>
+            <w:r>
+              <w:rPr>
+                <w:rFonts w:ascii="Calibri" w:cs="Calibri" w:eastAsia="Calibri" w:hAnsi="Calibri"/>
+                <w:b w:val="false"/>
+                <w:bCs w:val="false"/>
+                <w:color w:val="444444"/>
+                <w:sz w:val="18"/>
+                <w:szCs w:val="18"/>
+              </w:rPr>
+              <w:t xml:space="preserve">Eq. 3.6</w:t>
+            </w:r>
+          </w:p>
+        </w:tc>
+      </w:tr>
+      <w:tr>
+        <w:trPr>
+          <w:cantSplit/>
+          <w:tblHeader w:val="false"/>
+        </w:trPr>
+        <w:tc>
+          <w:tcPr>
+            <w:tcW w:type="dxa" w:w="1400"/>
+            <w:tcBorders>
+              <w:top w:val="none" w:color="FFFFFF" w:sz="0"/>
+              <w:left w:val="none" w:color="FFFFFF" w:sz="0"/>
+              <w:bottom w:val="single" w:color="BFBFBF" w:sz="4"/>
+              <w:right w:val="none" w:color="FFFFFF" w:sz="0"/>
+            </w:tcBorders>
+            <w:tcMar>
+              <w:top w:type="dxa" w:w="70"/>
+              <w:left w:type="dxa" w:w="110"/>
+              <w:bottom w:type="dxa" w:w="70"/>
+              <w:right w:type="dxa" w:w="110"/>
+            </w:tcMar>
+          </w:tcPr>
+          <w:p>
+            <w:pPr>
+              <w:spacing w:after="0" w:line="260"/>
+            </w:pPr>
+            <w:r>
+              <w:rPr>
+                <w:rFonts w:ascii="Calibri" w:cs="Calibri" w:eastAsia="Calibri" w:hAnsi="Calibri"/>
+                <w:b w:val="false"/>
+                <w:bCs w:val="false"/>
+                <w:color w:val="444444"/>
+                <w:sz w:val="18"/>
+                <w:szCs w:val="18"/>
+              </w:rPr>
+              <w:t xml:space="preserve">n</w:t>
+            </w:r>
+          </w:p>
+        </w:tc>
+        <w:tc>
+          <w:tcPr>
+            <w:tcW w:type="dxa" w:w="5626"/>
+            <w:tcBorders>
+              <w:top w:val="none" w:color="FFFFFF" w:sz="0"/>
+              <w:left w:val="none" w:color="FFFFFF" w:sz="0"/>
+              <w:bottom w:val="single" w:color="BFBFBF" w:sz="4"/>
+              <w:right w:val="none" w:color="FFFFFF" w:sz="0"/>
+            </w:tcBorders>
+            <w:tcMar>
+              <w:top w:type="dxa" w:w="70"/>
+              <w:left w:type="dxa" w:w="110"/>
+              <w:bottom w:type="dxa" w:w="70"/>
+              <w:right w:type="dxa" w:w="110"/>
+            </w:tcMar>
+          </w:tcPr>
+          <w:p>
+            <w:pPr>
+              <w:spacing w:after="0" w:line="260"/>
+            </w:pPr>
+            <w:r>
+              <w:rPr>
+                <w:rFonts w:ascii="Calibri" w:cs="Calibri" w:eastAsia="Calibri" w:hAnsi="Calibri"/>
+                <w:b w:val="false"/>
+                <w:bCs w:val="false"/>
+                <w:color w:val="444444"/>
+                <w:sz w:val="18"/>
+                <w:szCs w:val="18"/>
+              </w:rPr>
+              <w:t xml:space="preserve">Number of evaluated days</w:t>
+            </w:r>
+          </w:p>
+        </w:tc>
+        <w:tc>
+          <w:tcPr>
+            <w:tcW w:type="dxa" w:w="2000"/>
+            <w:tcBorders>
+              <w:top w:val="none" w:color="FFFFFF" w:sz="0"/>
+              <w:left w:val="none" w:color="FFFFFF" w:sz="0"/>
+              <w:bottom w:val="single" w:color="BFBFBF" w:sz="4"/>
+              <w:right w:val="none" w:color="FFFFFF" w:sz="0"/>
+            </w:tcBorders>
+            <w:tcMar>
+              <w:top w:type="dxa" w:w="70"/>
+              <w:left w:type="dxa" w:w="110"/>
+              <w:bottom w:type="dxa" w:w="70"/>
+              <w:right w:type="dxa" w:w="110"/>
+            </w:tcMar>
+          </w:tcPr>
+          <w:p>
+            <w:pPr>
+              <w:spacing w:after="0" w:line="260"/>
+            </w:pPr>
+            <w:r>
+              <w:rPr>
+                <w:rFonts w:ascii="Calibri" w:cs="Calibri" w:eastAsia="Calibri" w:hAnsi="Calibri"/>
+                <w:b w:val="false"/>
+                <w:bCs w:val="false"/>
+                <w:color w:val="444444"/>
+                <w:sz w:val="18"/>
+                <w:szCs w:val="18"/>
+              </w:rPr>
+              <w:t xml:space="preserve">Eq. 3.7</w:t>
+            </w:r>
+          </w:p>
+        </w:tc>
+      </w:tr>
+      <w:tr>
+        <w:trPr>
+          <w:cantSplit/>
+          <w:tblHeader w:val="false"/>
+        </w:trPr>
+        <w:tc>
+          <w:tcPr>
+            <w:tcW w:type="dxa" w:w="1400"/>
+            <w:tcBorders>
+              <w:top w:val="none" w:color="FFFFFF" w:sz="0"/>
+              <w:left w:val="none" w:color="FFFFFF" w:sz="0"/>
+              <w:bottom w:val="single" w:color="BFBFBF" w:sz="4"/>
+              <w:right w:val="none" w:color="FFFFFF" w:sz="0"/>
+            </w:tcBorders>
+            <w:tcMar>
+              <w:top w:type="dxa" w:w="70"/>
+              <w:left w:type="dxa" w:w="110"/>
+              <w:bottom w:type="dxa" w:w="70"/>
+              <w:right w:type="dxa" w:w="110"/>
+            </w:tcMar>
+          </w:tcPr>
+          <w:p>
+            <w:pPr>
+              <w:spacing w:after="0" w:line="260"/>
+            </w:pPr>
+            <w:r>
+              <w:rPr>
+                <w:rFonts w:ascii="Calibri" w:cs="Calibri" w:eastAsia="Calibri" w:hAnsi="Calibri"/>
+                <w:b w:val="false"/>
+                <w:bCs w:val="false"/>
+                <w:color w:val="444444"/>
+                <w:sz w:val="18"/>
+                <w:szCs w:val="18"/>
+              </w:rPr>
+              <w:t xml:space="preserve">It</w:t>
+            </w:r>
+          </w:p>
+        </w:tc>
+        <w:tc>
+          <w:tcPr>
+            <w:tcW w:type="dxa" w:w="5626"/>
+            <w:tcBorders>
+              <w:top w:val="none" w:color="FFFFFF" w:sz="0"/>
+              <w:left w:val="none" w:color="FFFFFF" w:sz="0"/>
+              <w:bottom w:val="single" w:color="BFBFBF" w:sz="4"/>
+              <w:right w:val="none" w:color="FFFFFF" w:sz="0"/>
+            </w:tcBorders>
+            <w:tcMar>
+              <w:top w:type="dxa" w:w="70"/>
+              <w:left w:type="dxa" w:w="110"/>
+              <w:bottom w:type="dxa" w:w="70"/>
+              <w:right w:type="dxa" w:w="110"/>
+            </w:tcMar>
+          </w:tcPr>
+          <w:p>
+            <w:pPr>
+              <w:spacing w:after="0" w:line="260"/>
+            </w:pPr>
+            <w:r>
+              <w:rPr>
+                <w:rFonts w:ascii="Calibri" w:cs="Calibri" w:eastAsia="Calibri" w:hAnsi="Calibri"/>
+                <w:b w:val="false"/>
+                <w:bCs w:val="false"/>
+                <w:color w:val="444444"/>
+                <w:sz w:val="18"/>
+                <w:szCs w:val="18"/>
+              </w:rPr>
+              <w:t xml:space="preserve">A subsample indicator, measurable at t−1</w:t>
+            </w:r>
+          </w:p>
+        </w:tc>
+        <w:tc>
+          <w:tcPr>
+            <w:tcW w:type="dxa" w:w="2000"/>
+            <w:tcBorders>
+              <w:top w:val="none" w:color="FFFFFF" w:sz="0"/>
+              <w:left w:val="none" w:color="FFFFFF" w:sz="0"/>
+              <w:bottom w:val="single" w:color="BFBFBF" w:sz="4"/>
+              <w:right w:val="none" w:color="FFFFFF" w:sz="0"/>
+            </w:tcBorders>
+            <w:tcMar>
+              <w:top w:type="dxa" w:w="70"/>
+              <w:left w:type="dxa" w:w="110"/>
+              <w:bottom w:type="dxa" w:w="70"/>
+              <w:right w:type="dxa" w:w="110"/>
+            </w:tcMar>
+          </w:tcPr>
+          <w:p>
+            <w:pPr>
+              <w:spacing w:after="0" w:line="260"/>
+            </w:pPr>
+            <w:r>
+              <w:rPr>
+                <w:rFonts w:ascii="Calibri" w:cs="Calibri" w:eastAsia="Calibri" w:hAnsi="Calibri"/>
+                <w:b w:val="false"/>
+                <w:bCs w:val="false"/>
+                <w:color w:val="444444"/>
+                <w:sz w:val="18"/>
+                <w:szCs w:val="18"/>
+              </w:rPr>
+              <w:t xml:space="preserve">Eq. 3.8</w:t>
+            </w:r>
+          </w:p>
+        </w:tc>
+      </w:tr>
+      <w:tr>
+        <w:trPr>
+          <w:cantSplit/>
+          <w:tblHeader w:val="false"/>
+        </w:trPr>
+        <w:tc>
+          <w:tcPr>
+            <w:tcW w:type="dxa" w:w="1400"/>
+            <w:tcBorders>
+              <w:top w:val="none" w:color="FFFFFF" w:sz="0"/>
+              <w:left w:val="none" w:color="FFFFFF" w:sz="0"/>
+              <w:bottom w:val="single" w:color="BFBFBF" w:sz="4"/>
+              <w:right w:val="none" w:color="FFFFFF" w:sz="0"/>
+            </w:tcBorders>
+            <w:tcMar>
+              <w:top w:type="dxa" w:w="70"/>
+              <w:left w:type="dxa" w:w="110"/>
+              <w:bottom w:type="dxa" w:w="70"/>
+              <w:right w:type="dxa" w:w="110"/>
+            </w:tcMar>
+          </w:tcPr>
+          <w:p>
+            <w:pPr>
+              <w:spacing w:after="0" w:line="260"/>
+            </w:pPr>
+            <w:r>
+              <w:rPr>
+                <w:rFonts w:ascii="Calibri" w:cs="Calibri" w:eastAsia="Calibri" w:hAnsi="Calibri"/>
+                <w:b w:val="false"/>
+                <w:bCs w:val="false"/>
+                <w:color w:val="444444"/>
+                <w:sz w:val="18"/>
+                <w:szCs w:val="18"/>
+              </w:rPr>
+              <w:t xml:space="preserve">Δ</w:t>
+            </w:r>
+          </w:p>
+        </w:tc>
+        <w:tc>
+          <w:tcPr>
+            <w:tcW w:type="dxa" w:w="5626"/>
+            <w:tcBorders>
+              <w:top w:val="none" w:color="FFFFFF" w:sz="0"/>
+              <w:left w:val="none" w:color="FFFFFF" w:sz="0"/>
+              <w:bottom w:val="single" w:color="BFBFBF" w:sz="4"/>
+              <w:right w:val="none" w:color="FFFFFF" w:sz="0"/>
+            </w:tcBorders>
+            <w:tcMar>
+              <w:top w:type="dxa" w:w="70"/>
+              <w:left w:type="dxa" w:w="110"/>
+              <w:bottom w:type="dxa" w:w="70"/>
+              <w:right w:type="dxa" w:w="110"/>
+            </w:tcMar>
+          </w:tcPr>
+          <w:p>
+            <w:pPr>
+              <w:spacing w:after="0" w:line="260"/>
+            </w:pPr>
+            <w:r>
+              <w:rPr>
+                <w:rFonts w:ascii="Calibri" w:cs="Calibri" w:eastAsia="Calibri" w:hAnsi="Calibri"/>
+                <w:b w:val="false"/>
+                <w:bCs w:val="false"/>
+                <w:color w:val="444444"/>
+                <w:sz w:val="18"/>
+                <w:szCs w:val="18"/>
+              </w:rPr>
+              <w:t xml:space="preserve">Difference in violation rate between flagged days and the remainder</w:t>
+            </w:r>
+          </w:p>
+        </w:tc>
+        <w:tc>
+          <w:tcPr>
+            <w:tcW w:type="dxa" w:w="2000"/>
+            <w:tcBorders>
+              <w:top w:val="none" w:color="FFFFFF" w:sz="0"/>
+              <w:left w:val="none" w:color="FFFFFF" w:sz="0"/>
+              <w:bottom w:val="single" w:color="BFBFBF" w:sz="4"/>
+              <w:right w:val="none" w:color="FFFFFF" w:sz="0"/>
+            </w:tcBorders>
+            <w:tcMar>
+              <w:top w:type="dxa" w:w="70"/>
+              <w:left w:type="dxa" w:w="110"/>
+              <w:bottom w:type="dxa" w:w="70"/>
+              <w:right w:type="dxa" w:w="110"/>
+            </w:tcMar>
+          </w:tcPr>
+          <w:p>
+            <w:pPr>
+              <w:spacing w:after="0" w:line="260"/>
+            </w:pPr>
+            <w:r>
+              <w:rPr>
+                <w:rFonts w:ascii="Calibri" w:cs="Calibri" w:eastAsia="Calibri" w:hAnsi="Calibri"/>
+                <w:b w:val="false"/>
+                <w:bCs w:val="false"/>
+                <w:color w:val="444444"/>
+                <w:sz w:val="18"/>
+                <w:szCs w:val="18"/>
+              </w:rPr>
+              <w:t xml:space="preserve">Eq. 3.8</w:t>
+            </w:r>
+          </w:p>
+        </w:tc>
+      </w:tr>
     </w:tbl>
     <w:p>
       <w:pPr>
@@ -1332,7 +3222,7 @@
         <w:keepNext/>
       </w:pPr>
       <w:r>
-        <w:t>Table C.2  The model board: what each model is, what it sees, and what it isolates. Roles are those of Table 3.1, and these names are used unchanged in every subsequent chapter. An ablation exists to attribute an effect rather than to compete; a sensitivity is one forecast read a second way, and is never ranked.</w:t>
+        <w:t xml:space="preserve">Table C.2  The model board: what each model is, what it sees, and what it isolates. Roles are those of Table C.12, and these names are used unchanged in every subsequent chapter. An ablation exists to attribute an effect rather than to compete; a sensitivity is one forecast read a second way, and is never ranked.</w:t>
       </w:r>
     </w:p>
     <w:tbl>
@@ -6697,7 +8587,7 @@
         <w:keepNext/>
       </w:pPr>
       <w:r>
-        <w:t>Table C.4  Settings of the evaluation procedures. Table 3.4 states what each procedure establishes and cites its source; this table fixes the values at which each was run.</w:t>
+        <w:t xml:space="preserve">Table C.4  Settings of the evaluation procedures. Table C.14 states what each procedure establishes and cites its source; this table fixes the values at which each was run.</w:t>
       </w:r>
     </w:p>
     <w:tbl>
@@ -13853,6 +15743,4362 @@
                 <w:szCs w:val="18"/>
               </w:rPr>
               <w:t xml:space="preserve">—</w:t>
+            </w:r>
+          </w:p>
+        </w:tc>
+      </w:tr>
+    </w:tbl>
+    <w:p>
+      <w:pPr>
+        <w:pStyle w:val="Caption"/>
+        <w:keepNext/>
+      </w:pPr>
+      <w:r>
+        <w:t xml:space="preserve">Table C.12  Model inventory: the role each model plays in the comparison. The terms in the left-hand column are used with these meanings in every chapter; Table C.2 names the models that fill each role.</w:t>
+      </w:r>
+    </w:p>
+    <w:tbl>
+      <w:tblPr>
+        <w:tblW w:type="dxa" w:w="9026"/>
+        <w:tblBorders>
+          <w:top w:val="single" w:color="auto" w:sz="4"/>
+          <w:left w:val="single" w:color="auto" w:sz="4"/>
+          <w:bottom w:val="single" w:color="auto" w:sz="4"/>
+          <w:right w:val="single" w:color="auto" w:sz="4"/>
+          <w:insideH w:val="single" w:color="auto" w:sz="4"/>
+          <w:insideV w:val="single" w:color="auto" w:sz="4"/>
+        </w:tblBorders>
+      </w:tblPr>
+      <w:tblGrid>
+        <w:gridCol w:w="2400"/>
+        <w:gridCol w:w="6626"/>
+      </w:tblGrid>
+      <w:tr>
+        <w:trPr>
+          <w:cantSplit/>
+          <w:tblHeader/>
+        </w:trPr>
+        <w:tc>
+          <w:tcPr>
+            <w:tcW w:type="dxa" w:w="2400"/>
+            <w:tcBorders>
+              <w:top w:val="single" w:color="111111" w:sz="4"/>
+              <w:left w:val="none" w:color="FFFFFF" w:sz="0"/>
+              <w:bottom w:val="single" w:color="111111" w:sz="4"/>
+              <w:right w:val="none" w:color="FFFFFF" w:sz="0"/>
+            </w:tcBorders>
+            <w:shd w:fill="F2F2F2" w:color="auto" w:val="clear"/>
+            <w:tcMar>
+              <w:top w:type="dxa" w:w="70"/>
+              <w:left w:type="dxa" w:w="110"/>
+              <w:bottom w:type="dxa" w:w="70"/>
+              <w:right w:type="dxa" w:w="110"/>
+            </w:tcMar>
+          </w:tcPr>
+          <w:p>
+            <w:pPr>
+              <w:spacing w:after="0" w:line="260"/>
+            </w:pPr>
+            <w:r>
+              <w:rPr>
+                <w:rFonts w:ascii="Calibri" w:cs="Calibri" w:eastAsia="Calibri" w:hAnsi="Calibri"/>
+                <w:b/>
+                <w:bCs/>
+                <w:color w:val="111111"/>
+                <w:sz w:val="19"/>
+                <w:szCs w:val="19"/>
+              </w:rPr>
+              <w:t xml:space="preserve">Term</w:t>
+            </w:r>
+          </w:p>
+        </w:tc>
+        <w:tc>
+          <w:tcPr>
+            <w:tcW w:type="dxa" w:w="6626"/>
+            <w:tcBorders>
+              <w:top w:val="single" w:color="111111" w:sz="4"/>
+              <w:left w:val="none" w:color="FFFFFF" w:sz="0"/>
+              <w:bottom w:val="single" w:color="111111" w:sz="4"/>
+              <w:right w:val="none" w:color="FFFFFF" w:sz="0"/>
+            </w:tcBorders>
+            <w:shd w:fill="F2F2F2" w:color="auto" w:val="clear"/>
+            <w:tcMar>
+              <w:top w:type="dxa" w:w="70"/>
+              <w:left w:type="dxa" w:w="110"/>
+              <w:bottom w:type="dxa" w:w="70"/>
+              <w:right w:type="dxa" w:w="110"/>
+            </w:tcMar>
+          </w:tcPr>
+          <w:p>
+            <w:pPr>
+              <w:spacing w:after="0" w:line="260"/>
+            </w:pPr>
+            <w:r>
+              <w:rPr>
+                <w:rFonts w:ascii="Calibri" w:cs="Calibri" w:eastAsia="Calibri" w:hAnsi="Calibri"/>
+                <w:b/>
+                <w:bCs/>
+                <w:color w:val="111111"/>
+                <w:sz w:val="19"/>
+                <w:szCs w:val="19"/>
+              </w:rPr>
+              <w:t xml:space="preserve">Role in this study</w:t>
+            </w:r>
+          </w:p>
+        </w:tc>
+      </w:tr>
+      <w:tr>
+        <w:trPr>
+          <w:cantSplit/>
+          <w:tblHeader w:val="false"/>
+        </w:trPr>
+        <w:tc>
+          <w:tcPr>
+            <w:tcW w:type="dxa" w:w="2400"/>
+            <w:tcBorders>
+              <w:top w:val="none" w:color="FFFFFF" w:sz="0"/>
+              <w:left w:val="none" w:color="FFFFFF" w:sz="0"/>
+              <w:bottom w:val="single" w:color="BFBFBF" w:sz="4"/>
+              <w:right w:val="none" w:color="FFFFFF" w:sz="0"/>
+            </w:tcBorders>
+            <w:tcMar>
+              <w:top w:type="dxa" w:w="70"/>
+              <w:left w:type="dxa" w:w="110"/>
+              <w:bottom w:type="dxa" w:w="70"/>
+              <w:right w:type="dxa" w:w="110"/>
+            </w:tcMar>
+          </w:tcPr>
+          <w:p>
+            <w:pPr>
+              <w:spacing w:after="0" w:line="260"/>
+            </w:pPr>
+            <w:r>
+              <w:rPr>
+                <w:rFonts w:ascii="Calibri" w:cs="Calibri" w:eastAsia="Calibri" w:hAnsi="Calibri"/>
+                <w:b w:val="false"/>
+                <w:bCs w:val="false"/>
+                <w:color w:val="444444"/>
+                <w:sz w:val="19"/>
+                <w:szCs w:val="19"/>
+              </w:rPr>
+              <w:t xml:space="preserve">Econometric baseline</w:t>
+            </w:r>
+          </w:p>
+        </w:tc>
+        <w:tc>
+          <w:tcPr>
+            <w:tcW w:type="dxa" w:w="6626"/>
+            <w:tcBorders>
+              <w:top w:val="none" w:color="FFFFFF" w:sz="0"/>
+              <w:left w:val="none" w:color="FFFFFF" w:sz="0"/>
+              <w:bottom w:val="single" w:color="BFBFBF" w:sz="4"/>
+              <w:right w:val="none" w:color="FFFFFF" w:sz="0"/>
+            </w:tcBorders>
+            <w:tcMar>
+              <w:top w:type="dxa" w:w="70"/>
+              <w:left w:type="dxa" w:w="110"/>
+              <w:bottom w:type="dxa" w:w="70"/>
+              <w:right w:type="dxa" w:w="110"/>
+            </w:tcMar>
+          </w:tcPr>
+          <w:p>
+            <w:pPr>
+              <w:spacing w:after="0" w:line="260"/>
+            </w:pPr>
+            <w:r>
+              <w:rPr>
+                <w:rFonts w:ascii="Calibri" w:cs="Calibri" w:eastAsia="Calibri" w:hAnsi="Calibri"/>
+                <w:b w:val="false"/>
+                <w:bCs w:val="false"/>
+                <w:color w:val="444444"/>
+                <w:sz w:val="19"/>
+                <w:szCs w:val="19"/>
+              </w:rPr>
+              <w:t>GARCH(1,1), EGARCH, HAR-RV. Established models the approach must clear; each isolates one competing explanation (Table 3.3).</w:t>
+            </w:r>
+          </w:p>
+        </w:tc>
+      </w:tr>
+      <w:tr>
+        <w:trPr>
+          <w:cantSplit/>
+          <w:tblHeader w:val="false"/>
+        </w:trPr>
+        <w:tc>
+          <w:tcPr>
+            <w:tcW w:type="dxa" w:w="2400"/>
+            <w:tcBorders>
+              <w:top w:val="none" w:color="FFFFFF" w:sz="0"/>
+              <w:left w:val="none" w:color="FFFFFF" w:sz="0"/>
+              <w:bottom w:val="single" w:color="BFBFBF" w:sz="4"/>
+              <w:right w:val="none" w:color="FFFFFF" w:sz="0"/>
+            </w:tcBorders>
+            <w:tcMar>
+              <w:top w:type="dxa" w:w="70"/>
+              <w:left w:type="dxa" w:w="110"/>
+              <w:bottom w:type="dxa" w:w="70"/>
+              <w:right w:type="dxa" w:w="110"/>
+            </w:tcMar>
+          </w:tcPr>
+          <w:p>
+            <w:pPr>
+              <w:spacing w:after="0" w:line="260"/>
+            </w:pPr>
+            <w:r>
+              <w:rPr>
+                <w:rFonts w:ascii="Calibri" w:cs="Calibri" w:eastAsia="Calibri" w:hAnsi="Calibri"/>
+                <w:b w:val="false"/>
+                <w:bCs w:val="false"/>
+                <w:color w:val="444444"/>
+                <w:sz w:val="19"/>
+                <w:szCs w:val="19"/>
+              </w:rPr>
+              <w:t xml:space="preserve">Reference floor</w:t>
+            </w:r>
+          </w:p>
+        </w:tc>
+        <w:tc>
+          <w:tcPr>
+            <w:tcW w:type="dxa" w:w="6626"/>
+            <w:tcBorders>
+              <w:top w:val="none" w:color="FFFFFF" w:sz="0"/>
+              <w:left w:val="none" w:color="FFFFFF" w:sz="0"/>
+              <w:bottom w:val="single" w:color="BFBFBF" w:sz="4"/>
+              <w:right w:val="none" w:color="FFFFFF" w:sz="0"/>
+            </w:tcBorders>
+            <w:tcMar>
+              <w:top w:type="dxa" w:w="70"/>
+              <w:left w:type="dxa" w:w="110"/>
+              <w:bottom w:type="dxa" w:w="70"/>
+              <w:right w:type="dxa" w:w="110"/>
+            </w:tcMar>
+          </w:tcPr>
+          <w:p>
+            <w:pPr>
+              <w:spacing w:after="0" w:line="260"/>
+            </w:pPr>
+            <w:r>
+              <w:rPr>
+                <w:rFonts w:ascii="Calibri" w:cs="Calibri" w:eastAsia="Calibri" w:hAnsi="Calibri"/>
+                <w:b w:val="false"/>
+                <w:bCs w:val="false"/>
+                <w:color w:val="444444"/>
+                <w:sz w:val="19"/>
+                <w:szCs w:val="19"/>
+              </w:rPr>
+              <w:t xml:space="preserve">A random walk in variance. Not a baseline: the accuracy persistence alone attains.</w:t>
+            </w:r>
+          </w:p>
+        </w:tc>
+      </w:tr>
+      <w:tr>
+        <w:trPr>
+          <w:cantSplit/>
+          <w:tblHeader w:val="false"/>
+        </w:trPr>
+        <w:tc>
+          <w:tcPr>
+            <w:tcW w:type="dxa" w:w="2400"/>
+            <w:tcBorders>
+              <w:top w:val="none" w:color="FFFFFF" w:sz="0"/>
+              <w:left w:val="none" w:color="FFFFFF" w:sz="0"/>
+              <w:bottom w:val="single" w:color="BFBFBF" w:sz="4"/>
+              <w:right w:val="none" w:color="FFFFFF" w:sz="0"/>
+            </w:tcBorders>
+            <w:tcMar>
+              <w:top w:type="dxa" w:w="70"/>
+              <w:left w:type="dxa" w:w="110"/>
+              <w:bottom w:type="dxa" w:w="70"/>
+              <w:right w:type="dxa" w:w="110"/>
+            </w:tcMar>
+          </w:tcPr>
+          <w:p>
+            <w:pPr>
+              <w:spacing w:after="0" w:line="260"/>
+            </w:pPr>
+            <w:r>
+              <w:rPr>
+                <w:rFonts w:ascii="Calibri" w:cs="Calibri" w:eastAsia="Calibri" w:hAnsi="Calibri"/>
+                <w:b w:val="false"/>
+                <w:bCs w:val="false"/>
+                <w:color w:val="444444"/>
+                <w:sz w:val="19"/>
+                <w:szCs w:val="19"/>
+              </w:rPr>
+              <w:t xml:space="preserve">Unconditional network</w:t>
+            </w:r>
+          </w:p>
+        </w:tc>
+        <w:tc>
+          <w:tcPr>
+            <w:tcW w:type="dxa" w:w="6626"/>
+            <w:tcBorders>
+              <w:top w:val="none" w:color="FFFFFF" w:sz="0"/>
+              <w:left w:val="none" w:color="FFFFFF" w:sz="0"/>
+              <w:bottom w:val="single" w:color="BFBFBF" w:sz="4"/>
+              <w:right w:val="none" w:color="FFFFFF" w:sz="0"/>
+            </w:tcBorders>
+            <w:tcMar>
+              <w:top w:type="dxa" w:w="70"/>
+              <w:left w:type="dxa" w:w="110"/>
+              <w:bottom w:type="dxa" w:w="70"/>
+              <w:right w:type="dxa" w:w="110"/>
+            </w:tcMar>
+          </w:tcPr>
+          <w:p>
+            <w:pPr>
+              <w:spacing w:after="0" w:line="260"/>
+            </w:pPr>
+            <w:r>
+              <w:rPr>
+                <w:rFonts w:ascii="Calibri" w:cs="Calibri" w:eastAsia="Calibri" w:hAnsi="Calibri"/>
+                <w:b w:val="false"/>
+                <w:bCs w:val="false"/>
+                <w:color w:val="444444"/>
+                <w:sz w:val="19"/>
+                <w:szCs w:val="19"/>
+              </w:rPr>
+              <w:t xml:space="preserve">An LSTM receiving no regime information. The control.</w:t>
+            </w:r>
+          </w:p>
+        </w:tc>
+      </w:tr>
+      <w:tr>
+        <w:trPr>
+          <w:cantSplit/>
+          <w:tblHeader w:val="false"/>
+        </w:trPr>
+        <w:tc>
+          <w:tcPr>
+            <w:tcW w:type="dxa" w:w="2400"/>
+            <w:tcBorders>
+              <w:top w:val="none" w:color="FFFFFF" w:sz="0"/>
+              <w:left w:val="none" w:color="FFFFFF" w:sz="0"/>
+              <w:bottom w:val="single" w:color="BFBFBF" w:sz="4"/>
+              <w:right w:val="none" w:color="FFFFFF" w:sz="0"/>
+            </w:tcBorders>
+            <w:tcMar>
+              <w:top w:type="dxa" w:w="70"/>
+              <w:left w:type="dxa" w:w="110"/>
+              <w:bottom w:type="dxa" w:w="70"/>
+              <w:right w:type="dxa" w:w="110"/>
+            </w:tcMar>
+          </w:tcPr>
+          <w:p>
+            <w:pPr>
+              <w:spacing w:after="0" w:line="260"/>
+            </w:pPr>
+            <w:r>
+              <w:rPr>
+                <w:rFonts w:ascii="Calibri" w:cs="Calibri" w:eastAsia="Calibri" w:hAnsi="Calibri"/>
+                <w:b w:val="false"/>
+                <w:bCs w:val="false"/>
+                <w:color w:val="444444"/>
+                <w:sz w:val="19"/>
+                <w:szCs w:val="19"/>
+              </w:rPr>
+              <w:t xml:space="preserve">Regime-conditioned network</w:t>
+            </w:r>
+          </w:p>
+        </w:tc>
+        <w:tc>
+          <w:tcPr>
+            <w:tcW w:type="dxa" w:w="6626"/>
+            <w:tcBorders>
+              <w:top w:val="none" w:color="FFFFFF" w:sz="0"/>
+              <w:left w:val="none" w:color="FFFFFF" w:sz="0"/>
+              <w:bottom w:val="single" w:color="BFBFBF" w:sz="4"/>
+              <w:right w:val="none" w:color="FFFFFF" w:sz="0"/>
+            </w:tcBorders>
+            <w:tcMar>
+              <w:top w:type="dxa" w:w="70"/>
+              <w:left w:type="dxa" w:w="110"/>
+              <w:bottom w:type="dxa" w:w="70"/>
+              <w:right w:type="dxa" w:w="110"/>
+            </w:tcMar>
+          </w:tcPr>
+          <w:p>
+            <w:pPr>
+              <w:spacing w:after="0" w:line="260"/>
+            </w:pPr>
+            <w:r>
+              <w:rPr>
+                <w:rFonts w:ascii="Calibri" w:cs="Calibri" w:eastAsia="Calibri" w:hAnsi="Calibri"/>
+                <w:b w:val="false"/>
+                <w:bCs w:val="false"/>
+                <w:color w:val="444444"/>
+                <w:sz w:val="19"/>
+                <w:szCs w:val="19"/>
+              </w:rPr>
+              <w:t xml:space="preserve">An LSTM receiving the state posterior, by either architecture in Section 3.4.</w:t>
+            </w:r>
+          </w:p>
+        </w:tc>
+      </w:tr>
+      <w:tr>
+        <w:trPr>
+          <w:cantSplit/>
+          <w:tblHeader w:val="false"/>
+        </w:trPr>
+        <w:tc>
+          <w:tcPr>
+            <w:tcW w:type="dxa" w:w="2400"/>
+            <w:tcBorders>
+              <w:top w:val="none" w:color="FFFFFF" w:sz="0"/>
+              <w:left w:val="none" w:color="FFFFFF" w:sz="0"/>
+              <w:bottom w:val="single" w:color="BFBFBF" w:sz="4"/>
+              <w:right w:val="none" w:color="FFFFFF" w:sz="0"/>
+            </w:tcBorders>
+            <w:tcMar>
+              <w:top w:type="dxa" w:w="70"/>
+              <w:left w:type="dxa" w:w="110"/>
+              <w:bottom w:type="dxa" w:w="70"/>
+              <w:right w:type="dxa" w:w="110"/>
+            </w:tcMar>
+          </w:tcPr>
+          <w:p>
+            <w:pPr>
+              <w:spacing w:after="0" w:line="260"/>
+            </w:pPr>
+            <w:r>
+              <w:rPr>
+                <w:rFonts w:ascii="Calibri" w:cs="Calibri" w:eastAsia="Calibri" w:hAnsi="Calibri"/>
+                <w:b w:val="false"/>
+                <w:bCs w:val="false"/>
+                <w:color w:val="444444"/>
+                <w:sz w:val="19"/>
+                <w:szCs w:val="19"/>
+              </w:rPr>
+              <w:t xml:space="preserve">Regime signal</w:t>
+            </w:r>
+          </w:p>
+        </w:tc>
+        <w:tc>
+          <w:tcPr>
+            <w:tcW w:type="dxa" w:w="6626"/>
+            <w:tcBorders>
+              <w:top w:val="none" w:color="FFFFFF" w:sz="0"/>
+              <w:left w:val="none" w:color="FFFFFF" w:sz="0"/>
+              <w:bottom w:val="single" w:color="BFBFBF" w:sz="4"/>
+              <w:right w:val="none" w:color="FFFFFF" w:sz="0"/>
+            </w:tcBorders>
+            <w:tcMar>
+              <w:top w:type="dxa" w:w="70"/>
+              <w:left w:type="dxa" w:w="110"/>
+              <w:bottom w:type="dxa" w:w="70"/>
+              <w:right w:type="dxa" w:w="110"/>
+            </w:tcMar>
+          </w:tcPr>
+          <w:p>
+            <w:pPr>
+              <w:spacing w:after="0" w:line="260"/>
+            </w:pPr>
+            <w:r>
+              <w:rPr>
+                <w:rFonts w:ascii="Calibri" w:cs="Calibri" w:eastAsia="Calibri" w:hAnsi="Calibri"/>
+                <w:b w:val="false"/>
+                <w:bCs w:val="false"/>
+                <w:color w:val="444444"/>
+                <w:sz w:val="19"/>
+                <w:szCs w:val="19"/>
+              </w:rPr>
+              <w:t xml:space="preserve">The per-day distribution over states from Section 3.3, using forecast-origin information only.</w:t>
+            </w:r>
+          </w:p>
+        </w:tc>
+      </w:tr>
+      <w:tr>
+        <w:trPr>
+          <w:cantSplit/>
+          <w:tblHeader w:val="false"/>
+        </w:trPr>
+        <w:tc>
+          <w:tcPr>
+            <w:tcW w:type="dxa" w:w="2400"/>
+            <w:tcBorders>
+              <w:top w:val="none" w:color="FFFFFF" w:sz="0"/>
+              <w:left w:val="none" w:color="FFFFFF" w:sz="0"/>
+              <w:bottom w:val="single" w:color="BFBFBF" w:sz="4"/>
+              <w:right w:val="none" w:color="FFFFFF" w:sz="0"/>
+            </w:tcBorders>
+            <w:tcMar>
+              <w:top w:type="dxa" w:w="70"/>
+              <w:left w:type="dxa" w:w="110"/>
+              <w:bottom w:type="dxa" w:w="70"/>
+              <w:right w:type="dxa" w:w="110"/>
+            </w:tcMar>
+          </w:tcPr>
+          <w:p>
+            <w:pPr>
+              <w:spacing w:after="0" w:line="260"/>
+            </w:pPr>
+            <w:r>
+              <w:rPr>
+                <w:rFonts w:ascii="Calibri" w:cs="Calibri" w:eastAsia="Calibri" w:hAnsi="Calibri"/>
+                <w:b w:val="false"/>
+                <w:bCs w:val="false"/>
+                <w:color w:val="444444"/>
+                <w:sz w:val="19"/>
+                <w:szCs w:val="19"/>
+              </w:rPr>
+              <w:t xml:space="preserve">Ablation</w:t>
+            </w:r>
+          </w:p>
+        </w:tc>
+        <w:tc>
+          <w:tcPr>
+            <w:tcW w:type="dxa" w:w="6626"/>
+            <w:tcBorders>
+              <w:top w:val="none" w:color="FFFFFF" w:sz="0"/>
+              <w:left w:val="none" w:color="FFFFFF" w:sz="0"/>
+              <w:bottom w:val="single" w:color="BFBFBF" w:sz="4"/>
+              <w:right w:val="none" w:color="FFFFFF" w:sz="0"/>
+            </w:tcBorders>
+            <w:tcMar>
+              <w:top w:type="dxa" w:w="70"/>
+              <w:left w:type="dxa" w:w="110"/>
+              <w:bottom w:type="dxa" w:w="70"/>
+              <w:right w:type="dxa" w:w="110"/>
+            </w:tcMar>
+          </w:tcPr>
+          <w:p>
+            <w:pPr>
+              <w:spacing w:after="0" w:line="260"/>
+            </w:pPr>
+            <w:r>
+              <w:rPr>
+                <w:rFonts w:ascii="Calibri" w:cs="Calibri" w:eastAsia="Calibri" w:hAnsi="Calibri"/>
+                <w:b w:val="false"/>
+                <w:bCs w:val="false"/>
+                <w:color w:val="444444"/>
+                <w:sz w:val="19"/>
+                <w:szCs w:val="19"/>
+              </w:rPr>
+              <w:t xml:space="preserve">A specification removing one component to attribute an effect, not to compete.</w:t>
+            </w:r>
+          </w:p>
+        </w:tc>
+      </w:tr>
+      <w:tr>
+        <w:trPr>
+          <w:cantSplit/>
+          <w:tblHeader w:val="false"/>
+        </w:trPr>
+        <w:tc>
+          <w:tcPr>
+            <w:tcW w:type="dxa" w:w="2400"/>
+            <w:tcBorders>
+              <w:top w:val="none" w:color="FFFFFF" w:sz="0"/>
+              <w:left w:val="none" w:color="FFFFFF" w:sz="0"/>
+              <w:bottom w:val="single" w:color="BFBFBF" w:sz="4"/>
+              <w:right w:val="none" w:color="FFFFFF" w:sz="0"/>
+            </w:tcBorders>
+            <w:tcMar>
+              <w:top w:type="dxa" w:w="70"/>
+              <w:left w:type="dxa" w:w="110"/>
+              <w:bottom w:type="dxa" w:w="70"/>
+              <w:right w:type="dxa" w:w="110"/>
+            </w:tcMar>
+          </w:tcPr>
+          <w:p>
+            <w:pPr>
+              <w:spacing w:after="0" w:line="260"/>
+            </w:pPr>
+            <w:r>
+              <w:rPr>
+                <w:rFonts w:ascii="Calibri" w:cs="Calibri" w:eastAsia="Calibri" w:hAnsi="Calibri"/>
+                <w:b w:val="false"/>
+                <w:bCs w:val="false"/>
+                <w:color w:val="444444"/>
+                <w:sz w:val="19"/>
+                <w:szCs w:val="19"/>
+              </w:rPr>
+              <w:t xml:space="preserve">Headline / comparator profile</w:t>
+            </w:r>
+          </w:p>
+        </w:tc>
+        <w:tc>
+          <w:tcPr>
+            <w:tcW w:type="dxa" w:w="6626"/>
+            <w:tcBorders>
+              <w:top w:val="none" w:color="FFFFFF" w:sz="0"/>
+              <w:left w:val="none" w:color="FFFFFF" w:sz="0"/>
+              <w:bottom w:val="single" w:color="BFBFBF" w:sz="4"/>
+              <w:right w:val="none" w:color="FFFFFF" w:sz="0"/>
+            </w:tcBorders>
+            <w:tcMar>
+              <w:top w:type="dxa" w:w="70"/>
+              <w:left w:type="dxa" w:w="110"/>
+              <w:bottom w:type="dxa" w:w="70"/>
+              <w:right w:type="dxa" w:w="110"/>
+            </w:tcMar>
+          </w:tcPr>
+          <w:p>
+            <w:pPr>
+              <w:spacing w:after="0" w:line="260"/>
+            </w:pPr>
+            <w:r>
+              <w:rPr>
+                <w:rFonts w:ascii="Calibri" w:cs="Calibri" w:eastAsia="Calibri" w:hAnsi="Calibri"/>
+                <w:b w:val="false"/>
+                <w:bCs w:val="false"/>
+                <w:color w:val="444444"/>
+                <w:sz w:val="19"/>
+                <w:szCs w:val="19"/>
+              </w:rPr>
+              <w:t xml:space="preserve">The pipeline on the jump-penalised state estimator (pre-registered), and re-run on a maximum-likelihood one to test estimator dependence.</w:t>
+            </w:r>
+          </w:p>
+        </w:tc>
+      </w:tr>
+    </w:tbl>
+    <w:p>
+      <w:pPr>
+        <w:pStyle w:val="Caption"/>
+        <w:keepNext/>
+      </w:pPr>
+      <w:r>
+        <w:t xml:space="preserve">Table C.13  The baseline set and what each is there to rule out. The conditional-variance models take open-to-close returns, as do the networks of Section 3.4, matching the session-only realised measure; a close-to-close return embeds the overnight gap, which the ratio loss of Section 3.7 would read as forecast error.</w:t>
+      </w:r>
+    </w:p>
+    <w:tbl>
+      <w:tblPr>
+        <w:tblW w:type="dxa" w:w="9026"/>
+        <w:tblBorders>
+          <w:top w:val="single" w:color="auto" w:sz="4"/>
+          <w:left w:val="single" w:color="auto" w:sz="4"/>
+          <w:bottom w:val="single" w:color="auto" w:sz="4"/>
+          <w:right w:val="single" w:color="auto" w:sz="4"/>
+          <w:insideH w:val="single" w:color="auto" w:sz="4"/>
+          <w:insideV w:val="single" w:color="auto" w:sz="4"/>
+        </w:tblBorders>
+      </w:tblPr>
+      <w:tblGrid>
+        <w:gridCol w:w="1620"/>
+        <w:gridCol w:w="1500"/>
+        <w:gridCol w:w="4406"/>
+        <w:gridCol w:w="1500"/>
+      </w:tblGrid>
+      <w:tr>
+        <w:trPr>
+          <w:cantSplit/>
+          <w:tblHeader/>
+        </w:trPr>
+        <w:tc>
+          <w:tcPr>
+            <w:tcW w:type="dxa" w:w="1620"/>
+            <w:tcBorders>
+              <w:top w:val="single" w:color="111111" w:sz="4"/>
+              <w:left w:val="none" w:color="FFFFFF" w:sz="0"/>
+              <w:bottom w:val="single" w:color="111111" w:sz="4"/>
+              <w:right w:val="none" w:color="FFFFFF" w:sz="0"/>
+            </w:tcBorders>
+            <w:shd w:fill="F2F2F2" w:color="auto" w:val="clear"/>
+            <w:tcMar>
+              <w:top w:type="dxa" w:w="70"/>
+              <w:left w:type="dxa" w:w="110"/>
+              <w:bottom w:type="dxa" w:w="70"/>
+              <w:right w:type="dxa" w:w="110"/>
+            </w:tcMar>
+          </w:tcPr>
+          <w:p>
+            <w:pPr>
+              <w:spacing w:after="0" w:line="260"/>
+            </w:pPr>
+            <w:r>
+              <w:rPr>
+                <w:rFonts w:ascii="Calibri" w:cs="Calibri" w:eastAsia="Calibri" w:hAnsi="Calibri"/>
+                <w:b/>
+                <w:bCs/>
+                <w:color w:val="111111"/>
+                <w:sz w:val="18"/>
+                <w:szCs w:val="18"/>
+              </w:rPr>
+              <w:t xml:space="preserve">Model</w:t>
+            </w:r>
+          </w:p>
+        </w:tc>
+        <w:tc>
+          <w:tcPr>
+            <w:tcW w:type="dxa" w:w="1500"/>
+            <w:tcBorders>
+              <w:top w:val="single" w:color="111111" w:sz="4"/>
+              <w:left w:val="none" w:color="FFFFFF" w:sz="0"/>
+              <w:bottom w:val="single" w:color="111111" w:sz="4"/>
+              <w:right w:val="none" w:color="FFFFFF" w:sz="0"/>
+            </w:tcBorders>
+            <w:shd w:fill="F2F2F2" w:color="auto" w:val="clear"/>
+            <w:tcMar>
+              <w:top w:type="dxa" w:w="70"/>
+              <w:left w:type="dxa" w:w="110"/>
+              <w:bottom w:type="dxa" w:w="70"/>
+              <w:right w:type="dxa" w:w="110"/>
+            </w:tcMar>
+          </w:tcPr>
+          <w:p>
+            <w:pPr>
+              <w:spacing w:after="0" w:line="260"/>
+            </w:pPr>
+            <w:r>
+              <w:rPr>
+                <w:rFonts w:ascii="Calibri" w:cs="Calibri" w:eastAsia="Calibri" w:hAnsi="Calibri"/>
+                <w:b/>
+                <w:bCs/>
+                <w:color w:val="111111"/>
+                <w:sz w:val="18"/>
+                <w:szCs w:val="18"/>
+              </w:rPr>
+              <w:t xml:space="preserve">Source</w:t>
+            </w:r>
+          </w:p>
+        </w:tc>
+        <w:tc>
+          <w:tcPr>
+            <w:tcW w:type="dxa" w:w="4406"/>
+            <w:tcBorders>
+              <w:top w:val="single" w:color="111111" w:sz="4"/>
+              <w:left w:val="none" w:color="FFFFFF" w:sz="0"/>
+              <w:bottom w:val="single" w:color="111111" w:sz="4"/>
+              <w:right w:val="none" w:color="FFFFFF" w:sz="0"/>
+            </w:tcBorders>
+            <w:shd w:fill="F2F2F2" w:color="auto" w:val="clear"/>
+            <w:tcMar>
+              <w:top w:type="dxa" w:w="70"/>
+              <w:left w:type="dxa" w:w="110"/>
+              <w:bottom w:type="dxa" w:w="70"/>
+              <w:right w:type="dxa" w:w="110"/>
+            </w:tcMar>
+          </w:tcPr>
+          <w:p>
+            <w:pPr>
+              <w:spacing w:after="0" w:line="260"/>
+            </w:pPr>
+            <w:r>
+              <w:rPr>
+                <w:rFonts w:ascii="Calibri" w:cs="Calibri" w:eastAsia="Calibri" w:hAnsi="Calibri"/>
+                <w:b/>
+                <w:bCs/>
+                <w:color w:val="111111"/>
+                <w:sz w:val="18"/>
+                <w:szCs w:val="18"/>
+              </w:rPr>
+              <w:t xml:space="preserve">What it rules out</w:t>
+            </w:r>
+          </w:p>
+        </w:tc>
+        <w:tc>
+          <w:tcPr>
+            <w:tcW w:type="dxa" w:w="1500"/>
+            <w:tcBorders>
+              <w:top w:val="single" w:color="111111" w:sz="4"/>
+              <w:left w:val="none" w:color="FFFFFF" w:sz="0"/>
+              <w:bottom w:val="single" w:color="111111" w:sz="4"/>
+              <w:right w:val="none" w:color="FFFFFF" w:sz="0"/>
+            </w:tcBorders>
+            <w:shd w:fill="F2F2F2" w:color="auto" w:val="clear"/>
+            <w:tcMar>
+              <w:top w:type="dxa" w:w="70"/>
+              <w:left w:type="dxa" w:w="110"/>
+              <w:bottom w:type="dxa" w:w="70"/>
+              <w:right w:type="dxa" w:w="110"/>
+            </w:tcMar>
+          </w:tcPr>
+          <w:p>
+            <w:pPr>
+              <w:spacing w:after="0" w:line="260"/>
+            </w:pPr>
+            <w:r>
+              <w:rPr>
+                <w:rFonts w:ascii="Calibri" w:cs="Calibri" w:eastAsia="Calibri" w:hAnsi="Calibri"/>
+                <w:b/>
+                <w:bCs/>
+                <w:color w:val="111111"/>
+                <w:sz w:val="18"/>
+                <w:szCs w:val="18"/>
+              </w:rPr>
+              <w:t xml:space="preserve">Role</w:t>
+            </w:r>
+          </w:p>
+        </w:tc>
+      </w:tr>
+      <w:tr>
+        <w:trPr>
+          <w:cantSplit/>
+          <w:tblHeader w:val="false"/>
+        </w:trPr>
+        <w:tc>
+          <w:tcPr>
+            <w:tcW w:type="dxa" w:w="1620"/>
+            <w:tcBorders>
+              <w:top w:val="none" w:color="FFFFFF" w:sz="0"/>
+              <w:left w:val="none" w:color="FFFFFF" w:sz="0"/>
+              <w:bottom w:val="single" w:color="BFBFBF" w:sz="4"/>
+              <w:right w:val="none" w:color="FFFFFF" w:sz="0"/>
+            </w:tcBorders>
+            <w:tcMar>
+              <w:top w:type="dxa" w:w="70"/>
+              <w:left w:type="dxa" w:w="110"/>
+              <w:bottom w:type="dxa" w:w="70"/>
+              <w:right w:type="dxa" w:w="110"/>
+            </w:tcMar>
+          </w:tcPr>
+          <w:p>
+            <w:pPr>
+              <w:spacing w:after="0" w:line="260"/>
+            </w:pPr>
+            <w:r>
+              <w:rPr>
+                <w:rFonts w:ascii="Calibri" w:cs="Calibri" w:eastAsia="Calibri" w:hAnsi="Calibri"/>
+                <w:b w:val="false"/>
+                <w:bCs w:val="false"/>
+                <w:color w:val="444444"/>
+                <w:sz w:val="18"/>
+                <w:szCs w:val="18"/>
+              </w:rPr>
+              <w:t xml:space="preserve">GARCH(1,1)</w:t>
+            </w:r>
+          </w:p>
+        </w:tc>
+        <w:tc>
+          <w:tcPr>
+            <w:tcW w:type="dxa" w:w="1500"/>
+            <w:tcBorders>
+              <w:top w:val="none" w:color="FFFFFF" w:sz="0"/>
+              <w:left w:val="none" w:color="FFFFFF" w:sz="0"/>
+              <w:bottom w:val="single" w:color="BFBFBF" w:sz="4"/>
+              <w:right w:val="none" w:color="FFFFFF" w:sz="0"/>
+            </w:tcBorders>
+            <w:tcMar>
+              <w:top w:type="dxa" w:w="70"/>
+              <w:left w:type="dxa" w:w="110"/>
+              <w:bottom w:type="dxa" w:w="70"/>
+              <w:right w:type="dxa" w:w="110"/>
+            </w:tcMar>
+          </w:tcPr>
+          <w:p>
+            <w:pPr>
+              <w:spacing w:after="0" w:line="260"/>
+            </w:pPr>
+            <w:r>
+              <w:rPr>
+                <w:rFonts w:ascii="Calibri" w:cs="Calibri" w:eastAsia="Calibri" w:hAnsi="Calibri"/>
+                <w:b w:val="false"/>
+                <w:bCs w:val="false"/>
+                <w:color w:val="444444"/>
+                <w:sz w:val="18"/>
+                <w:szCs w:val="18"/>
+              </w:rPr>
+              <w:t xml:space="preserve">Bollerslev (1986)</w:t>
+            </w:r>
+          </w:p>
+        </w:tc>
+        <w:tc>
+          <w:tcPr>
+            <w:tcW w:type="dxa" w:w="4406"/>
+            <w:tcBorders>
+              <w:top w:val="none" w:color="FFFFFF" w:sz="0"/>
+              <w:left w:val="none" w:color="FFFFFF" w:sz="0"/>
+              <w:bottom w:val="single" w:color="BFBFBF" w:sz="4"/>
+              <w:right w:val="none" w:color="FFFFFF" w:sz="0"/>
+            </w:tcBorders>
+            <w:tcMar>
+              <w:top w:type="dxa" w:w="70"/>
+              <w:left w:type="dxa" w:w="110"/>
+              <w:bottom w:type="dxa" w:w="70"/>
+              <w:right w:type="dxa" w:w="110"/>
+            </w:tcMar>
+          </w:tcPr>
+          <w:p>
+            <w:pPr>
+              <w:spacing w:after="0" w:line="260"/>
+            </w:pPr>
+            <w:r>
+              <w:rPr>
+                <w:rFonts w:ascii="Calibri" w:cs="Calibri" w:eastAsia="Calibri" w:hAnsi="Calibri"/>
+                <w:b w:val="false"/>
+                <w:bCs w:val="false"/>
+                <w:color w:val="444444"/>
+                <w:sz w:val="18"/>
+                <w:szCs w:val="18"/>
+              </w:rPr>
+              <w:t xml:space="preserve">That a return-driven variance recursion already suffices</w:t>
+            </w:r>
+          </w:p>
+        </w:tc>
+        <w:tc>
+          <w:tcPr>
+            <w:tcW w:type="dxa" w:w="1500"/>
+            <w:tcBorders>
+              <w:top w:val="none" w:color="FFFFFF" w:sz="0"/>
+              <w:left w:val="none" w:color="FFFFFF" w:sz="0"/>
+              <w:bottom w:val="single" w:color="BFBFBF" w:sz="4"/>
+              <w:right w:val="none" w:color="FFFFFF" w:sz="0"/>
+            </w:tcBorders>
+            <w:tcMar>
+              <w:top w:type="dxa" w:w="70"/>
+              <w:left w:type="dxa" w:w="110"/>
+              <w:bottom w:type="dxa" w:w="70"/>
+              <w:right w:type="dxa" w:w="110"/>
+            </w:tcMar>
+          </w:tcPr>
+          <w:p>
+            <w:pPr>
+              <w:spacing w:after="0" w:line="260"/>
+            </w:pPr>
+            <w:r>
+              <w:rPr>
+                <w:rFonts w:ascii="Calibri" w:cs="Calibri" w:eastAsia="Calibri" w:hAnsi="Calibri"/>
+                <w:b w:val="false"/>
+                <w:bCs w:val="false"/>
+                <w:color w:val="444444"/>
+                <w:sz w:val="18"/>
+                <w:szCs w:val="18"/>
+              </w:rPr>
+              <w:t xml:space="preserve">Baseline</w:t>
+            </w:r>
+          </w:p>
+        </w:tc>
+      </w:tr>
+      <w:tr>
+        <w:trPr>
+          <w:cantSplit/>
+          <w:tblHeader w:val="false"/>
+        </w:trPr>
+        <w:tc>
+          <w:tcPr>
+            <w:tcW w:type="dxa" w:w="1620"/>
+            <w:tcBorders>
+              <w:top w:val="none" w:color="FFFFFF" w:sz="0"/>
+              <w:left w:val="none" w:color="FFFFFF" w:sz="0"/>
+              <w:bottom w:val="single" w:color="BFBFBF" w:sz="4"/>
+              <w:right w:val="none" w:color="FFFFFF" w:sz="0"/>
+            </w:tcBorders>
+            <w:tcMar>
+              <w:top w:type="dxa" w:w="70"/>
+              <w:left w:type="dxa" w:w="110"/>
+              <w:bottom w:type="dxa" w:w="70"/>
+              <w:right w:type="dxa" w:w="110"/>
+            </w:tcMar>
+          </w:tcPr>
+          <w:p>
+            <w:pPr>
+              <w:spacing w:after="0" w:line="260"/>
+            </w:pPr>
+            <w:r>
+              <w:rPr>
+                <w:rFonts w:ascii="Calibri" w:cs="Calibri" w:eastAsia="Calibri" w:hAnsi="Calibri"/>
+                <w:b w:val="false"/>
+                <w:bCs w:val="false"/>
+                <w:color w:val="444444"/>
+                <w:sz w:val="18"/>
+                <w:szCs w:val="18"/>
+              </w:rPr>
+              <w:t xml:space="preserve">EGARCH(1,1,1)</w:t>
+            </w:r>
+          </w:p>
+        </w:tc>
+        <w:tc>
+          <w:tcPr>
+            <w:tcW w:type="dxa" w:w="1500"/>
+            <w:tcBorders>
+              <w:top w:val="none" w:color="FFFFFF" w:sz="0"/>
+              <w:left w:val="none" w:color="FFFFFF" w:sz="0"/>
+              <w:bottom w:val="single" w:color="BFBFBF" w:sz="4"/>
+              <w:right w:val="none" w:color="FFFFFF" w:sz="0"/>
+            </w:tcBorders>
+            <w:tcMar>
+              <w:top w:type="dxa" w:w="70"/>
+              <w:left w:type="dxa" w:w="110"/>
+              <w:bottom w:type="dxa" w:w="70"/>
+              <w:right w:type="dxa" w:w="110"/>
+            </w:tcMar>
+          </w:tcPr>
+          <w:p>
+            <w:pPr>
+              <w:spacing w:after="0" w:line="260"/>
+            </w:pPr>
+            <w:r>
+              <w:rPr>
+                <w:rFonts w:ascii="Calibri" w:cs="Calibri" w:eastAsia="Calibri" w:hAnsi="Calibri"/>
+                <w:b w:val="false"/>
+                <w:bCs w:val="false"/>
+                <w:color w:val="444444"/>
+                <w:sz w:val="18"/>
+                <w:szCs w:val="18"/>
+              </w:rPr>
+              <w:t xml:space="preserve">Nelson (1991)</w:t>
+            </w:r>
+          </w:p>
+        </w:tc>
+        <w:tc>
+          <w:tcPr>
+            <w:tcW w:type="dxa" w:w="4406"/>
+            <w:tcBorders>
+              <w:top w:val="none" w:color="FFFFFF" w:sz="0"/>
+              <w:left w:val="none" w:color="FFFFFF" w:sz="0"/>
+              <w:bottom w:val="single" w:color="BFBFBF" w:sz="4"/>
+              <w:right w:val="none" w:color="FFFFFF" w:sz="0"/>
+            </w:tcBorders>
+            <w:tcMar>
+              <w:top w:type="dxa" w:w="70"/>
+              <w:left w:type="dxa" w:w="110"/>
+              <w:bottom w:type="dxa" w:w="70"/>
+              <w:right w:type="dxa" w:w="110"/>
+            </w:tcMar>
+          </w:tcPr>
+          <w:p>
+            <w:pPr>
+              <w:spacing w:after="0" w:line="260"/>
+            </w:pPr>
+            <w:r>
+              <w:rPr>
+                <w:rFonts w:ascii="Calibri" w:cs="Calibri" w:eastAsia="Calibri" w:hAnsi="Calibri"/>
+                <w:b w:val="false"/>
+                <w:bCs w:val="false"/>
+                <w:color w:val="444444"/>
+                <w:sz w:val="18"/>
+                <w:szCs w:val="18"/>
+              </w:rPr>
+              <w:t xml:space="preserve">That the gain is the leverage asymmetry the symmetric model omits</w:t>
+            </w:r>
+          </w:p>
+        </w:tc>
+        <w:tc>
+          <w:tcPr>
+            <w:tcW w:type="dxa" w:w="1500"/>
+            <w:tcBorders>
+              <w:top w:val="none" w:color="FFFFFF" w:sz="0"/>
+              <w:left w:val="none" w:color="FFFFFF" w:sz="0"/>
+              <w:bottom w:val="single" w:color="BFBFBF" w:sz="4"/>
+              <w:right w:val="none" w:color="FFFFFF" w:sz="0"/>
+            </w:tcBorders>
+            <w:tcMar>
+              <w:top w:type="dxa" w:w="70"/>
+              <w:left w:type="dxa" w:w="110"/>
+              <w:bottom w:type="dxa" w:w="70"/>
+              <w:right w:type="dxa" w:w="110"/>
+            </w:tcMar>
+          </w:tcPr>
+          <w:p>
+            <w:pPr>
+              <w:spacing w:after="0" w:line="260"/>
+            </w:pPr>
+            <w:r>
+              <w:rPr>
+                <w:rFonts w:ascii="Calibri" w:cs="Calibri" w:eastAsia="Calibri" w:hAnsi="Calibri"/>
+                <w:b w:val="false"/>
+                <w:bCs w:val="false"/>
+                <w:color w:val="444444"/>
+                <w:sz w:val="18"/>
+                <w:szCs w:val="18"/>
+              </w:rPr>
+              <w:t xml:space="preserve">Baseline</w:t>
+            </w:r>
+          </w:p>
+        </w:tc>
+      </w:tr>
+      <w:tr>
+        <w:trPr>
+          <w:cantSplit/>
+          <w:tblHeader w:val="false"/>
+        </w:trPr>
+        <w:tc>
+          <w:tcPr>
+            <w:tcW w:type="dxa" w:w="1620"/>
+            <w:tcBorders>
+              <w:top w:val="none" w:color="FFFFFF" w:sz="0"/>
+              <w:left w:val="none" w:color="FFFFFF" w:sz="0"/>
+              <w:bottom w:val="single" w:color="BFBFBF" w:sz="4"/>
+              <w:right w:val="none" w:color="FFFFFF" w:sz="0"/>
+            </w:tcBorders>
+            <w:tcMar>
+              <w:top w:type="dxa" w:w="70"/>
+              <w:left w:type="dxa" w:w="110"/>
+              <w:bottom w:type="dxa" w:w="70"/>
+              <w:right w:type="dxa" w:w="110"/>
+            </w:tcMar>
+          </w:tcPr>
+          <w:p>
+            <w:pPr>
+              <w:spacing w:after="0" w:line="260"/>
+            </w:pPr>
+            <w:r>
+              <w:rPr>
+                <w:rFonts w:ascii="Calibri" w:cs="Calibri" w:eastAsia="Calibri" w:hAnsi="Calibri"/>
+                <w:b w:val="false"/>
+                <w:bCs w:val="false"/>
+                <w:color w:val="444444"/>
+                <w:sz w:val="18"/>
+                <w:szCs w:val="18"/>
+              </w:rPr>
+              <w:t xml:space="preserve">HAR-RV</w:t>
+            </w:r>
+          </w:p>
+        </w:tc>
+        <w:tc>
+          <w:tcPr>
+            <w:tcW w:type="dxa" w:w="1500"/>
+            <w:tcBorders>
+              <w:top w:val="none" w:color="FFFFFF" w:sz="0"/>
+              <w:left w:val="none" w:color="FFFFFF" w:sz="0"/>
+              <w:bottom w:val="single" w:color="BFBFBF" w:sz="4"/>
+              <w:right w:val="none" w:color="FFFFFF" w:sz="0"/>
+            </w:tcBorders>
+            <w:tcMar>
+              <w:top w:type="dxa" w:w="70"/>
+              <w:left w:type="dxa" w:w="110"/>
+              <w:bottom w:type="dxa" w:w="70"/>
+              <w:right w:type="dxa" w:w="110"/>
+            </w:tcMar>
+          </w:tcPr>
+          <w:p>
+            <w:pPr>
+              <w:spacing w:after="0" w:line="260"/>
+            </w:pPr>
+            <w:r>
+              <w:rPr>
+                <w:rFonts w:ascii="Calibri" w:cs="Calibri" w:eastAsia="Calibri" w:hAnsi="Calibri"/>
+                <w:b w:val="false"/>
+                <w:bCs w:val="false"/>
+                <w:color w:val="444444"/>
+                <w:sz w:val="18"/>
+                <w:szCs w:val="18"/>
+              </w:rPr>
+              <w:t xml:space="preserve">Corsi (2009)</w:t>
+            </w:r>
+          </w:p>
+        </w:tc>
+        <w:tc>
+          <w:tcPr>
+            <w:tcW w:type="dxa" w:w="4406"/>
+            <w:tcBorders>
+              <w:top w:val="none" w:color="FFFFFF" w:sz="0"/>
+              <w:left w:val="none" w:color="FFFFFF" w:sz="0"/>
+              <w:bottom w:val="single" w:color="BFBFBF" w:sz="4"/>
+              <w:right w:val="none" w:color="FFFFFF" w:sz="0"/>
+            </w:tcBorders>
+            <w:tcMar>
+              <w:top w:type="dxa" w:w="70"/>
+              <w:left w:type="dxa" w:w="110"/>
+              <w:bottom w:type="dxa" w:w="70"/>
+              <w:right w:type="dxa" w:w="110"/>
+            </w:tcMar>
+          </w:tcPr>
+          <w:p>
+            <w:pPr>
+              <w:spacing w:after="0" w:line="260"/>
+            </w:pPr>
+            <w:r>
+              <w:rPr>
+                <w:rFonts w:ascii="Calibri" w:cs="Calibri" w:eastAsia="Calibri" w:hAnsi="Calibri"/>
+                <w:b w:val="false"/>
+                <w:bCs w:val="false"/>
+                <w:color w:val="444444"/>
+                <w:sz w:val="18"/>
+                <w:szCs w:val="18"/>
+              </w:rPr>
+              <w:t xml:space="preserve">That linear long memory is all the problem needs — the benchmark to beat</w:t>
+            </w:r>
+          </w:p>
+        </w:tc>
+        <w:tc>
+          <w:tcPr>
+            <w:tcW w:type="dxa" w:w="1500"/>
+            <w:tcBorders>
+              <w:top w:val="none" w:color="FFFFFF" w:sz="0"/>
+              <w:left w:val="none" w:color="FFFFFF" w:sz="0"/>
+              <w:bottom w:val="single" w:color="BFBFBF" w:sz="4"/>
+              <w:right w:val="none" w:color="FFFFFF" w:sz="0"/>
+            </w:tcBorders>
+            <w:tcMar>
+              <w:top w:type="dxa" w:w="70"/>
+              <w:left w:type="dxa" w:w="110"/>
+              <w:bottom w:type="dxa" w:w="70"/>
+              <w:right w:type="dxa" w:w="110"/>
+            </w:tcMar>
+          </w:tcPr>
+          <w:p>
+            <w:pPr>
+              <w:spacing w:after="0" w:line="260"/>
+            </w:pPr>
+            <w:r>
+              <w:rPr>
+                <w:rFonts w:ascii="Calibri" w:cs="Calibri" w:eastAsia="Calibri" w:hAnsi="Calibri"/>
+                <w:b w:val="false"/>
+                <w:bCs w:val="false"/>
+                <w:color w:val="444444"/>
+                <w:sz w:val="18"/>
+                <w:szCs w:val="18"/>
+              </w:rPr>
+              <w:t xml:space="preserve">Baseline</w:t>
+            </w:r>
+          </w:p>
+        </w:tc>
+      </w:tr>
+      <w:tr>
+        <w:trPr>
+          <w:cantSplit/>
+          <w:tblHeader w:val="false"/>
+        </w:trPr>
+        <w:tc>
+          <w:tcPr>
+            <w:tcW w:type="dxa" w:w="1620"/>
+            <w:tcBorders>
+              <w:top w:val="none" w:color="FFFFFF" w:sz="0"/>
+              <w:left w:val="none" w:color="FFFFFF" w:sz="0"/>
+              <w:bottom w:val="single" w:color="BFBFBF" w:sz="4"/>
+              <w:right w:val="none" w:color="FFFFFF" w:sz="0"/>
+            </w:tcBorders>
+            <w:tcMar>
+              <w:top w:type="dxa" w:w="70"/>
+              <w:left w:type="dxa" w:w="110"/>
+              <w:bottom w:type="dxa" w:w="70"/>
+              <w:right w:type="dxa" w:w="110"/>
+            </w:tcMar>
+          </w:tcPr>
+          <w:p>
+            <w:pPr>
+              <w:spacing w:after="0" w:line="260"/>
+            </w:pPr>
+            <w:r>
+              <w:rPr>
+                <w:rFonts w:ascii="Calibri" w:cs="Calibri" w:eastAsia="Calibri" w:hAnsi="Calibri"/>
+                <w:b w:val="false"/>
+                <w:bCs w:val="false"/>
+                <w:color w:val="444444"/>
+                <w:sz w:val="18"/>
+                <w:szCs w:val="18"/>
+              </w:rPr>
+              <w:t xml:space="preserve">Random walk in variance</w:t>
+            </w:r>
+          </w:p>
+        </w:tc>
+        <w:tc>
+          <w:tcPr>
+            <w:tcW w:type="dxa" w:w="1500"/>
+            <w:tcBorders>
+              <w:top w:val="none" w:color="FFFFFF" w:sz="0"/>
+              <w:left w:val="none" w:color="FFFFFF" w:sz="0"/>
+              <w:bottom w:val="single" w:color="BFBFBF" w:sz="4"/>
+              <w:right w:val="none" w:color="FFFFFF" w:sz="0"/>
+            </w:tcBorders>
+            <w:tcMar>
+              <w:top w:type="dxa" w:w="70"/>
+              <w:left w:type="dxa" w:w="110"/>
+              <w:bottom w:type="dxa" w:w="70"/>
+              <w:right w:type="dxa" w:w="110"/>
+            </w:tcMar>
+          </w:tcPr>
+          <w:p>
+            <w:pPr>
+              <w:spacing w:after="0" w:line="260"/>
+            </w:pPr>
+            <w:r>
+              <w:rPr>
+                <w:rFonts w:ascii="Calibri" w:cs="Calibri" w:eastAsia="Calibri" w:hAnsi="Calibri"/>
+                <w:b w:val="false"/>
+                <w:bCs w:val="false"/>
+                <w:color w:val="444444"/>
+                <w:sz w:val="18"/>
+                <w:szCs w:val="18"/>
+              </w:rPr>
+              <w:t xml:space="preserve">—</w:t>
+            </w:r>
+          </w:p>
+        </w:tc>
+        <w:tc>
+          <w:tcPr>
+            <w:tcW w:type="dxa" w:w="4406"/>
+            <w:tcBorders>
+              <w:top w:val="none" w:color="FFFFFF" w:sz="0"/>
+              <w:left w:val="none" w:color="FFFFFF" w:sz="0"/>
+              <w:bottom w:val="single" w:color="BFBFBF" w:sz="4"/>
+              <w:right w:val="none" w:color="FFFFFF" w:sz="0"/>
+            </w:tcBorders>
+            <w:tcMar>
+              <w:top w:type="dxa" w:w="70"/>
+              <w:left w:type="dxa" w:w="110"/>
+              <w:bottom w:type="dxa" w:w="70"/>
+              <w:right w:type="dxa" w:w="110"/>
+            </w:tcMar>
+          </w:tcPr>
+          <w:p>
+            <w:pPr>
+              <w:spacing w:after="0" w:line="260"/>
+            </w:pPr>
+            <w:r>
+              <w:rPr>
+                <w:rFonts w:ascii="Calibri" w:cs="Calibri" w:eastAsia="Calibri" w:hAnsi="Calibri"/>
+                <w:b w:val="false"/>
+                <w:bCs w:val="false"/>
+                <w:color w:val="444444"/>
+                <w:sz w:val="18"/>
+                <w:szCs w:val="18"/>
+              </w:rPr>
+              <w:t xml:space="preserve">Nothing: it measures persistence alone</w:t>
+            </w:r>
+          </w:p>
+        </w:tc>
+        <w:tc>
+          <w:tcPr>
+            <w:tcW w:type="dxa" w:w="1500"/>
+            <w:tcBorders>
+              <w:top w:val="none" w:color="FFFFFF" w:sz="0"/>
+              <w:left w:val="none" w:color="FFFFFF" w:sz="0"/>
+              <w:bottom w:val="single" w:color="BFBFBF" w:sz="4"/>
+              <w:right w:val="none" w:color="FFFFFF" w:sz="0"/>
+            </w:tcBorders>
+            <w:tcMar>
+              <w:top w:type="dxa" w:w="70"/>
+              <w:left w:type="dxa" w:w="110"/>
+              <w:bottom w:type="dxa" w:w="70"/>
+              <w:right w:type="dxa" w:w="110"/>
+            </w:tcMar>
+          </w:tcPr>
+          <w:p>
+            <w:pPr>
+              <w:spacing w:after="0" w:line="260"/>
+            </w:pPr>
+            <w:r>
+              <w:rPr>
+                <w:rFonts w:ascii="Calibri" w:cs="Calibri" w:eastAsia="Calibri" w:hAnsi="Calibri"/>
+                <w:b w:val="false"/>
+                <w:bCs w:val="false"/>
+                <w:color w:val="444444"/>
+                <w:sz w:val="18"/>
+                <w:szCs w:val="18"/>
+              </w:rPr>
+              <w:t xml:space="preserve">Reference floor</w:t>
+            </w:r>
+          </w:p>
+        </w:tc>
+      </w:tr>
+    </w:tbl>
+    <w:p>
+      <w:pPr>
+        <w:pStyle w:val="Caption"/>
+        <w:keepNext/>
+      </w:pPr>
+      <w:r>
+        <w:t xml:space="preserve">Table C.14  Evaluation criteria and the question each answers. The two departing from standard practice are defined in Equations 3.7 and 3.8; Table C.4 fixes the settings at which each was run.</w:t>
+      </w:r>
+    </w:p>
+    <w:tbl>
+      <w:tblPr>
+        <w:tblW w:type="dxa" w:w="9026"/>
+        <w:tblBorders>
+          <w:top w:val="single" w:color="auto" w:sz="4"/>
+          <w:left w:val="single" w:color="auto" w:sz="4"/>
+          <w:bottom w:val="single" w:color="auto" w:sz="4"/>
+          <w:right w:val="single" w:color="auto" w:sz="4"/>
+          <w:insideH w:val="single" w:color="auto" w:sz="4"/>
+          <w:insideV w:val="single" w:color="auto" w:sz="4"/>
+        </w:tblBorders>
+      </w:tblPr>
+      <w:tblGrid>
+        <w:gridCol w:w="1700"/>
+        <w:gridCol w:w="3560"/>
+        <w:gridCol w:w="560"/>
+        <w:gridCol w:w="3206"/>
+      </w:tblGrid>
+      <w:tr>
+        <w:trPr>
+          <w:cantSplit/>
+          <w:tblHeader/>
+        </w:trPr>
+        <w:tc>
+          <w:tcPr>
+            <w:tcW w:type="dxa" w:w="1700"/>
+            <w:tcBorders>
+              <w:top w:val="single" w:color="111111" w:sz="4"/>
+              <w:left w:val="none" w:color="FFFFFF" w:sz="0"/>
+              <w:bottom w:val="single" w:color="111111" w:sz="4"/>
+              <w:right w:val="none" w:color="FFFFFF" w:sz="0"/>
+            </w:tcBorders>
+            <w:shd w:fill="F2F2F2" w:color="auto" w:val="clear"/>
+            <w:tcMar>
+              <w:top w:type="dxa" w:w="70"/>
+              <w:left w:type="dxa" w:w="110"/>
+              <w:bottom w:type="dxa" w:w="70"/>
+              <w:right w:type="dxa" w:w="110"/>
+            </w:tcMar>
+          </w:tcPr>
+          <w:p>
+            <w:pPr>
+              <w:spacing w:after="0" w:line="260"/>
+            </w:pPr>
+            <w:r>
+              <w:rPr>
+                <w:rFonts w:ascii="Calibri" w:cs="Calibri" w:eastAsia="Calibri" w:hAnsi="Calibri"/>
+                <w:b/>
+                <w:bCs/>
+                <w:color w:val="111111"/>
+                <w:sz w:val="17"/>
+                <w:szCs w:val="17"/>
+              </w:rPr>
+              <w:t xml:space="preserve">Criterion</w:t>
+            </w:r>
+          </w:p>
+        </w:tc>
+        <w:tc>
+          <w:tcPr>
+            <w:tcW w:type="dxa" w:w="3560"/>
+            <w:tcBorders>
+              <w:top w:val="single" w:color="111111" w:sz="4"/>
+              <w:left w:val="none" w:color="FFFFFF" w:sz="0"/>
+              <w:bottom w:val="single" w:color="111111" w:sz="4"/>
+              <w:right w:val="none" w:color="FFFFFF" w:sz="0"/>
+            </w:tcBorders>
+            <w:shd w:fill="F2F2F2" w:color="auto" w:val="clear"/>
+            <w:tcMar>
+              <w:top w:type="dxa" w:w="70"/>
+              <w:left w:type="dxa" w:w="110"/>
+              <w:bottom w:type="dxa" w:w="70"/>
+              <w:right w:type="dxa" w:w="110"/>
+            </w:tcMar>
+          </w:tcPr>
+          <w:p>
+            <w:pPr>
+              <w:spacing w:after="0" w:line="260"/>
+            </w:pPr>
+            <w:r>
+              <w:rPr>
+                <w:rFonts w:ascii="Calibri" w:cs="Calibri" w:eastAsia="Calibri" w:hAnsi="Calibri"/>
+                <w:b/>
+                <w:bCs/>
+                <w:color w:val="111111"/>
+                <w:sz w:val="17"/>
+                <w:szCs w:val="17"/>
+              </w:rPr>
+              <w:t xml:space="preserve">What it establishes</w:t>
+            </w:r>
+          </w:p>
+        </w:tc>
+        <w:tc>
+          <w:tcPr>
+            <w:tcW w:type="dxa" w:w="560"/>
+            <w:tcBorders>
+              <w:top w:val="single" w:color="111111" w:sz="4"/>
+              <w:left w:val="none" w:color="FFFFFF" w:sz="0"/>
+              <w:bottom w:val="single" w:color="111111" w:sz="4"/>
+              <w:right w:val="none" w:color="FFFFFF" w:sz="0"/>
+            </w:tcBorders>
+            <w:shd w:fill="F2F2F2" w:color="auto" w:val="clear"/>
+            <w:tcMar>
+              <w:top w:type="dxa" w:w="70"/>
+              <w:left w:type="dxa" w:w="110"/>
+              <w:bottom w:type="dxa" w:w="70"/>
+              <w:right w:type="dxa" w:w="110"/>
+            </w:tcMar>
+          </w:tcPr>
+          <w:p>
+            <w:pPr>
+              <w:spacing w:after="0" w:line="260"/>
+            </w:pPr>
+            <w:r>
+              <w:rPr>
+                <w:rFonts w:ascii="Calibri" w:cs="Calibri" w:eastAsia="Calibri" w:hAnsi="Calibri"/>
+                <w:b/>
+                <w:bCs/>
+                <w:color w:val="111111"/>
+                <w:sz w:val="17"/>
+                <w:szCs w:val="17"/>
+              </w:rPr>
+              <w:t xml:space="preserve">RQ</w:t>
+            </w:r>
+          </w:p>
+        </w:tc>
+        <w:tc>
+          <w:tcPr>
+            <w:tcW w:type="dxa" w:w="3206"/>
+            <w:tcBorders>
+              <w:top w:val="single" w:color="111111" w:sz="4"/>
+              <w:left w:val="none" w:color="FFFFFF" w:sz="0"/>
+              <w:bottom w:val="single" w:color="111111" w:sz="4"/>
+              <w:right w:val="none" w:color="FFFFFF" w:sz="0"/>
+            </w:tcBorders>
+            <w:shd w:fill="F2F2F2" w:color="auto" w:val="clear"/>
+            <w:tcMar>
+              <w:top w:type="dxa" w:w="70"/>
+              <w:left w:type="dxa" w:w="110"/>
+              <w:bottom w:type="dxa" w:w="70"/>
+              <w:right w:type="dxa" w:w="110"/>
+            </w:tcMar>
+          </w:tcPr>
+          <w:p>
+            <w:pPr>
+              <w:spacing w:after="0" w:line="260"/>
+            </w:pPr>
+            <w:r>
+              <w:rPr>
+                <w:rFonts w:ascii="Calibri" w:cs="Calibri" w:eastAsia="Calibri" w:hAnsi="Calibri"/>
+                <w:b/>
+                <w:bCs/>
+                <w:color w:val="111111"/>
+                <w:sz w:val="17"/>
+                <w:szCs w:val="17"/>
+              </w:rPr>
+              <w:t xml:space="preserve">Source</w:t>
+            </w:r>
+          </w:p>
+        </w:tc>
+      </w:tr>
+      <w:tr>
+        <w:trPr>
+          <w:cantSplit/>
+          <w:tblHeader w:val="false"/>
+        </w:trPr>
+        <w:tc>
+          <w:tcPr>
+            <w:tcW w:type="dxa" w:w="1700"/>
+            <w:tcBorders>
+              <w:top w:val="none" w:color="FFFFFF" w:sz="0"/>
+              <w:left w:val="none" w:color="FFFFFF" w:sz="0"/>
+              <w:bottom w:val="single" w:color="BFBFBF" w:sz="4"/>
+              <w:right w:val="none" w:color="FFFFFF" w:sz="0"/>
+            </w:tcBorders>
+            <w:tcMar>
+              <w:top w:type="dxa" w:w="70"/>
+              <w:left w:type="dxa" w:w="110"/>
+              <w:bottom w:type="dxa" w:w="70"/>
+              <w:right w:type="dxa" w:w="110"/>
+            </w:tcMar>
+          </w:tcPr>
+          <w:p>
+            <w:pPr>
+              <w:spacing w:after="0" w:line="260"/>
+            </w:pPr>
+            <w:r>
+              <w:rPr>
+                <w:rFonts w:ascii="Calibri" w:cs="Calibri" w:eastAsia="Calibri" w:hAnsi="Calibri"/>
+                <w:b w:val="false"/>
+                <w:bCs w:val="false"/>
+                <w:color w:val="444444"/>
+                <w:sz w:val="17"/>
+                <w:szCs w:val="17"/>
+              </w:rPr>
+              <w:t xml:space="preserve">QLIKE (primary)</w:t>
+            </w:r>
+          </w:p>
+        </w:tc>
+        <w:tc>
+          <w:tcPr>
+            <w:tcW w:type="dxa" w:w="3560"/>
+            <w:tcBorders>
+              <w:top w:val="none" w:color="FFFFFF" w:sz="0"/>
+              <w:left w:val="none" w:color="FFFFFF" w:sz="0"/>
+              <w:bottom w:val="single" w:color="BFBFBF" w:sz="4"/>
+              <w:right w:val="none" w:color="FFFFFF" w:sz="0"/>
+            </w:tcBorders>
+            <w:tcMar>
+              <w:top w:type="dxa" w:w="70"/>
+              <w:left w:type="dxa" w:w="110"/>
+              <w:bottom w:type="dxa" w:w="70"/>
+              <w:right w:type="dxa" w:w="110"/>
+            </w:tcMar>
+          </w:tcPr>
+          <w:p>
+            <w:pPr>
+              <w:spacing w:after="0" w:line="260"/>
+            </w:pPr>
+            <w:r>
+              <w:rPr>
+                <w:rFonts w:ascii="Calibri" w:cs="Calibri" w:eastAsia="Calibri" w:hAnsi="Calibri"/>
+                <w:b w:val="false"/>
+                <w:bCs w:val="false"/>
+                <w:color w:val="444444"/>
+                <w:sz w:val="17"/>
+                <w:szCs w:val="17"/>
+              </w:rPr>
+              <w:t xml:space="preserve">Point accuracy, ranking consistently despite an imperfect proxy</w:t>
+            </w:r>
+          </w:p>
+        </w:tc>
+        <w:tc>
+          <w:tcPr>
+            <w:tcW w:type="dxa" w:w="560"/>
+            <w:tcBorders>
+              <w:top w:val="none" w:color="FFFFFF" w:sz="0"/>
+              <w:left w:val="none" w:color="FFFFFF" w:sz="0"/>
+              <w:bottom w:val="single" w:color="BFBFBF" w:sz="4"/>
+              <w:right w:val="none" w:color="FFFFFF" w:sz="0"/>
+            </w:tcBorders>
+            <w:tcMar>
+              <w:top w:type="dxa" w:w="70"/>
+              <w:left w:type="dxa" w:w="110"/>
+              <w:bottom w:type="dxa" w:w="70"/>
+              <w:right w:type="dxa" w:w="110"/>
+            </w:tcMar>
+          </w:tcPr>
+          <w:p>
+            <w:pPr>
+              <w:spacing w:after="0" w:line="260"/>
+            </w:pPr>
+            <w:r>
+              <w:rPr>
+                <w:rFonts w:ascii="Calibri" w:cs="Calibri" w:eastAsia="Calibri" w:hAnsi="Calibri"/>
+                <w:b w:val="false"/>
+                <w:bCs w:val="false"/>
+                <w:color w:val="444444"/>
+                <w:sz w:val="17"/>
+                <w:szCs w:val="17"/>
+              </w:rPr>
+              <w:t xml:space="preserve">1, 2</w:t>
+            </w:r>
+          </w:p>
+        </w:tc>
+        <w:tc>
+          <w:tcPr>
+            <w:tcW w:type="dxa" w:w="3206"/>
+            <w:tcBorders>
+              <w:top w:val="none" w:color="FFFFFF" w:sz="0"/>
+              <w:left w:val="none" w:color="FFFFFF" w:sz="0"/>
+              <w:bottom w:val="single" w:color="BFBFBF" w:sz="4"/>
+              <w:right w:val="none" w:color="FFFFFF" w:sz="0"/>
+            </w:tcBorders>
+            <w:tcMar>
+              <w:top w:type="dxa" w:w="70"/>
+              <w:left w:type="dxa" w:w="110"/>
+              <w:bottom w:type="dxa" w:w="70"/>
+              <w:right w:type="dxa" w:w="110"/>
+            </w:tcMar>
+          </w:tcPr>
+          <w:p>
+            <w:pPr>
+              <w:spacing w:after="0" w:line="260"/>
+            </w:pPr>
+            <w:r>
+              <w:rPr>
+                <w:rFonts w:ascii="Calibri" w:cs="Calibri" w:eastAsia="Calibri" w:hAnsi="Calibri"/>
+                <w:b w:val="false"/>
+                <w:bCs w:val="false"/>
+                <w:color w:val="444444"/>
+                <w:sz w:val="17"/>
+                <w:szCs w:val="17"/>
+              </w:rPr>
+              <w:t>Patton (2011); Eq. 3.7</w:t>
+            </w:r>
+          </w:p>
+        </w:tc>
+      </w:tr>
+      <w:tr>
+        <w:trPr>
+          <w:cantSplit/>
+          <w:tblHeader w:val="false"/>
+        </w:trPr>
+        <w:tc>
+          <w:tcPr>
+            <w:tcW w:type="dxa" w:w="1700"/>
+            <w:tcBorders>
+              <w:top w:val="none" w:color="FFFFFF" w:sz="0"/>
+              <w:left w:val="none" w:color="FFFFFF" w:sz="0"/>
+              <w:bottom w:val="single" w:color="BFBFBF" w:sz="4"/>
+              <w:right w:val="none" w:color="FFFFFF" w:sz="0"/>
+            </w:tcBorders>
+            <w:tcMar>
+              <w:top w:type="dxa" w:w="70"/>
+              <w:left w:type="dxa" w:w="110"/>
+              <w:bottom w:type="dxa" w:w="70"/>
+              <w:right w:type="dxa" w:w="110"/>
+            </w:tcMar>
+          </w:tcPr>
+          <w:p>
+            <w:pPr>
+              <w:spacing w:after="0" w:line="260"/>
+            </w:pPr>
+            <w:r>
+              <w:rPr>
+                <w:rFonts w:ascii="Calibri" w:cs="Calibri" w:eastAsia="Calibri" w:hAnsi="Calibri"/>
+                <w:b w:val="false"/>
+                <w:bCs w:val="false"/>
+                <w:color w:val="444444"/>
+                <w:sz w:val="17"/>
+                <w:szCs w:val="17"/>
+              </w:rPr>
+              <w:t xml:space="preserve">MSE (secondary)</w:t>
+            </w:r>
+          </w:p>
+        </w:tc>
+        <w:tc>
+          <w:tcPr>
+            <w:tcW w:type="dxa" w:w="3560"/>
+            <w:tcBorders>
+              <w:top w:val="none" w:color="FFFFFF" w:sz="0"/>
+              <w:left w:val="none" w:color="FFFFFF" w:sz="0"/>
+              <w:bottom w:val="single" w:color="BFBFBF" w:sz="4"/>
+              <w:right w:val="none" w:color="FFFFFF" w:sz="0"/>
+            </w:tcBorders>
+            <w:tcMar>
+              <w:top w:type="dxa" w:w="70"/>
+              <w:left w:type="dxa" w:w="110"/>
+              <w:bottom w:type="dxa" w:w="70"/>
+              <w:right w:type="dxa" w:w="110"/>
+            </w:tcMar>
+          </w:tcPr>
+          <w:p>
+            <w:pPr>
+              <w:spacing w:after="0" w:line="260"/>
+            </w:pPr>
+            <w:r>
+              <w:rPr>
+                <w:rFonts w:ascii="Calibri" w:cs="Calibri" w:eastAsia="Calibri" w:hAnsi="Calibri"/>
+                <w:b w:val="false"/>
+                <w:bCs w:val="false"/>
+                <w:color w:val="444444"/>
+                <w:sz w:val="17"/>
+                <w:szCs w:val="17"/>
+              </w:rPr>
+              <w:t xml:space="preserve">Point accuracy under a different weighting of large errors</w:t>
+            </w:r>
+          </w:p>
+        </w:tc>
+        <w:tc>
+          <w:tcPr>
+            <w:tcW w:type="dxa" w:w="560"/>
+            <w:tcBorders>
+              <w:top w:val="none" w:color="FFFFFF" w:sz="0"/>
+              <w:left w:val="none" w:color="FFFFFF" w:sz="0"/>
+              <w:bottom w:val="single" w:color="BFBFBF" w:sz="4"/>
+              <w:right w:val="none" w:color="FFFFFF" w:sz="0"/>
+            </w:tcBorders>
+            <w:tcMar>
+              <w:top w:type="dxa" w:w="70"/>
+              <w:left w:type="dxa" w:w="110"/>
+              <w:bottom w:type="dxa" w:w="70"/>
+              <w:right w:type="dxa" w:w="110"/>
+            </w:tcMar>
+          </w:tcPr>
+          <w:p>
+            <w:pPr>
+              <w:spacing w:after="0" w:line="260"/>
+            </w:pPr>
+            <w:r>
+              <w:rPr>
+                <w:rFonts w:ascii="Calibri" w:cs="Calibri" w:eastAsia="Calibri" w:hAnsi="Calibri"/>
+                <w:b w:val="false"/>
+                <w:bCs w:val="false"/>
+                <w:color w:val="444444"/>
+                <w:sz w:val="17"/>
+                <w:szCs w:val="17"/>
+              </w:rPr>
+              <w:t xml:space="preserve">1</w:t>
+            </w:r>
+          </w:p>
+        </w:tc>
+        <w:tc>
+          <w:tcPr>
+            <w:tcW w:type="dxa" w:w="3206"/>
+            <w:tcBorders>
+              <w:top w:val="none" w:color="FFFFFF" w:sz="0"/>
+              <w:left w:val="none" w:color="FFFFFF" w:sz="0"/>
+              <w:bottom w:val="single" w:color="BFBFBF" w:sz="4"/>
+              <w:right w:val="none" w:color="FFFFFF" w:sz="0"/>
+            </w:tcBorders>
+            <w:tcMar>
+              <w:top w:type="dxa" w:w="70"/>
+              <w:left w:type="dxa" w:w="110"/>
+              <w:bottom w:type="dxa" w:w="70"/>
+              <w:right w:type="dxa" w:w="110"/>
+            </w:tcMar>
+          </w:tcPr>
+          <w:p>
+            <w:pPr>
+              <w:spacing w:after="0" w:line="260"/>
+            </w:pPr>
+            <w:r>
+              <w:rPr>
+                <w:rFonts w:ascii="Calibri" w:cs="Calibri" w:eastAsia="Calibri" w:hAnsi="Calibri"/>
+                <w:b w:val="false"/>
+                <w:bCs w:val="false"/>
+                <w:color w:val="444444"/>
+                <w:sz w:val="17"/>
+                <w:szCs w:val="17"/>
+              </w:rPr>
+              <w:t xml:space="preserve">Patton (2011)</w:t>
+            </w:r>
+          </w:p>
+        </w:tc>
+      </w:tr>
+      <w:tr>
+        <w:trPr>
+          <w:cantSplit/>
+          <w:tblHeader w:val="false"/>
+        </w:trPr>
+        <w:tc>
+          <w:tcPr>
+            <w:tcW w:type="dxa" w:w="1700"/>
+            <w:tcBorders>
+              <w:top w:val="none" w:color="FFFFFF" w:sz="0"/>
+              <w:left w:val="none" w:color="FFFFFF" w:sz="0"/>
+              <w:bottom w:val="single" w:color="BFBFBF" w:sz="4"/>
+              <w:right w:val="none" w:color="FFFFFF" w:sz="0"/>
+            </w:tcBorders>
+            <w:tcMar>
+              <w:top w:type="dxa" w:w="70"/>
+              <w:left w:type="dxa" w:w="110"/>
+              <w:bottom w:type="dxa" w:w="70"/>
+              <w:right w:type="dxa" w:w="110"/>
+            </w:tcMar>
+          </w:tcPr>
+          <w:p>
+            <w:pPr>
+              <w:spacing w:after="0" w:line="260"/>
+            </w:pPr>
+            <w:r>
+              <w:rPr>
+                <w:rFonts w:ascii="Calibri" w:cs="Calibri" w:eastAsia="Calibri" w:hAnsi="Calibri"/>
+                <w:b w:val="false"/>
+                <w:bCs w:val="false"/>
+                <w:color w:val="444444"/>
+                <w:sz w:val="17"/>
+                <w:szCs w:val="17"/>
+              </w:rPr>
+              <w:t xml:space="preserve">MAE (descriptive)</w:t>
+            </w:r>
+          </w:p>
+        </w:tc>
+        <w:tc>
+          <w:tcPr>
+            <w:tcW w:type="dxa" w:w="3560"/>
+            <w:tcBorders>
+              <w:top w:val="none" w:color="FFFFFF" w:sz="0"/>
+              <w:left w:val="none" w:color="FFFFFF" w:sz="0"/>
+              <w:bottom w:val="single" w:color="BFBFBF" w:sz="4"/>
+              <w:right w:val="none" w:color="FFFFFF" w:sz="0"/>
+            </w:tcBorders>
+            <w:tcMar>
+              <w:top w:type="dxa" w:w="70"/>
+              <w:left w:type="dxa" w:w="110"/>
+              <w:bottom w:type="dxa" w:w="70"/>
+              <w:right w:type="dxa" w:w="110"/>
+            </w:tcMar>
+          </w:tcPr>
+          <w:p>
+            <w:pPr>
+              <w:spacing w:after="0" w:line="260"/>
+            </w:pPr>
+            <w:r>
+              <w:rPr>
+                <w:rFonts w:ascii="Calibri" w:cs="Calibri" w:eastAsia="Calibri" w:hAnsi="Calibri"/>
+                <w:b w:val="false"/>
+                <w:bCs w:val="false"/>
+                <w:color w:val="444444"/>
+                <w:sz w:val="17"/>
+                <w:szCs w:val="17"/>
+              </w:rPr>
+              <w:t xml:space="preserve">Absolute error; never used to rank, lacking proxy robustness</w:t>
+            </w:r>
+          </w:p>
+        </w:tc>
+        <w:tc>
+          <w:tcPr>
+            <w:tcW w:type="dxa" w:w="560"/>
+            <w:tcBorders>
+              <w:top w:val="none" w:color="FFFFFF" w:sz="0"/>
+              <w:left w:val="none" w:color="FFFFFF" w:sz="0"/>
+              <w:bottom w:val="single" w:color="BFBFBF" w:sz="4"/>
+              <w:right w:val="none" w:color="FFFFFF" w:sz="0"/>
+            </w:tcBorders>
+            <w:tcMar>
+              <w:top w:type="dxa" w:w="70"/>
+              <w:left w:type="dxa" w:w="110"/>
+              <w:bottom w:type="dxa" w:w="70"/>
+              <w:right w:type="dxa" w:w="110"/>
+            </w:tcMar>
+          </w:tcPr>
+          <w:p>
+            <w:pPr>
+              <w:spacing w:after="0" w:line="260"/>
+            </w:pPr>
+            <w:r>
+              <w:rPr>
+                <w:rFonts w:ascii="Calibri" w:cs="Calibri" w:eastAsia="Calibri" w:hAnsi="Calibri"/>
+                <w:b w:val="false"/>
+                <w:bCs w:val="false"/>
+                <w:color w:val="444444"/>
+                <w:sz w:val="17"/>
+                <w:szCs w:val="17"/>
+              </w:rPr>
+              <w:t xml:space="preserve">—</w:t>
+            </w:r>
+          </w:p>
+        </w:tc>
+        <w:tc>
+          <w:tcPr>
+            <w:tcW w:type="dxa" w:w="3206"/>
+            <w:tcBorders>
+              <w:top w:val="none" w:color="FFFFFF" w:sz="0"/>
+              <w:left w:val="none" w:color="FFFFFF" w:sz="0"/>
+              <w:bottom w:val="single" w:color="BFBFBF" w:sz="4"/>
+              <w:right w:val="none" w:color="FFFFFF" w:sz="0"/>
+            </w:tcBorders>
+            <w:tcMar>
+              <w:top w:type="dxa" w:w="70"/>
+              <w:left w:type="dxa" w:w="110"/>
+              <w:bottom w:type="dxa" w:w="70"/>
+              <w:right w:type="dxa" w:w="110"/>
+            </w:tcMar>
+          </w:tcPr>
+          <w:p>
+            <w:pPr>
+              <w:spacing w:after="0" w:line="260"/>
+            </w:pPr>
+            <w:r>
+              <w:rPr>
+                <w:rFonts w:ascii="Calibri" w:cs="Calibri" w:eastAsia="Calibri" w:hAnsi="Calibri"/>
+                <w:b w:val="false"/>
+                <w:bCs w:val="false"/>
+                <w:color w:val="444444"/>
+                <w:sz w:val="17"/>
+                <w:szCs w:val="17"/>
+              </w:rPr>
+              <w:t xml:space="preserve">—</w:t>
+            </w:r>
+          </w:p>
+        </w:tc>
+      </w:tr>
+      <w:tr>
+        <w:trPr>
+          <w:cantSplit/>
+          <w:tblHeader w:val="false"/>
+        </w:trPr>
+        <w:tc>
+          <w:tcPr>
+            <w:tcW w:type="dxa" w:w="1700"/>
+            <w:tcBorders>
+              <w:top w:val="none" w:color="FFFFFF" w:sz="0"/>
+              <w:left w:val="none" w:color="FFFFFF" w:sz="0"/>
+              <w:bottom w:val="single" w:color="BFBFBF" w:sz="4"/>
+              <w:right w:val="none" w:color="FFFFFF" w:sz="0"/>
+            </w:tcBorders>
+            <w:tcMar>
+              <w:top w:type="dxa" w:w="70"/>
+              <w:left w:type="dxa" w:w="110"/>
+              <w:bottom w:type="dxa" w:w="70"/>
+              <w:right w:type="dxa" w:w="110"/>
+            </w:tcMar>
+          </w:tcPr>
+          <w:p>
+            <w:pPr>
+              <w:spacing w:after="0" w:line="260"/>
+            </w:pPr>
+            <w:r>
+              <w:rPr>
+                <w:rFonts w:ascii="Calibri" w:cs="Calibri" w:eastAsia="Calibri" w:hAnsi="Calibri"/>
+                <w:b w:val="false"/>
+                <w:bCs w:val="false"/>
+                <w:color w:val="444444"/>
+                <w:sz w:val="17"/>
+                <w:szCs w:val="17"/>
+              </w:rPr>
+              <w:t xml:space="preserve">Diebold–Mariano</w:t>
+            </w:r>
+          </w:p>
+        </w:tc>
+        <w:tc>
+          <w:tcPr>
+            <w:tcW w:type="dxa" w:w="3560"/>
+            <w:tcBorders>
+              <w:top w:val="none" w:color="FFFFFF" w:sz="0"/>
+              <w:left w:val="none" w:color="FFFFFF" w:sz="0"/>
+              <w:bottom w:val="single" w:color="BFBFBF" w:sz="4"/>
+              <w:right w:val="none" w:color="FFFFFF" w:sz="0"/>
+            </w:tcBorders>
+            <w:tcMar>
+              <w:top w:type="dxa" w:w="70"/>
+              <w:left w:type="dxa" w:w="110"/>
+              <w:bottom w:type="dxa" w:w="70"/>
+              <w:right w:type="dxa" w:w="110"/>
+            </w:tcMar>
+          </w:tcPr>
+          <w:p>
+            <w:pPr>
+              <w:spacing w:after="0" w:line="260"/>
+            </w:pPr>
+            <w:r>
+              <w:rPr>
+                <w:rFonts w:ascii="Calibri" w:cs="Calibri" w:eastAsia="Calibri" w:hAnsi="Calibri"/>
+                <w:b w:val="false"/>
+                <w:bCs w:val="false"/>
+                <w:color w:val="444444"/>
+                <w:sz w:val="17"/>
+                <w:szCs w:val="17"/>
+              </w:rPr>
+              <w:t xml:space="preserve">Whether a difference in average loss is significant, with HAC variance, a finite-sample correction and a Student-</w:t>
+            </w:r>
+            <w:r>
+              <w:rPr>
+                <w:rFonts w:ascii="Calibri" w:cs="Calibri" w:eastAsia="Calibri" w:hAnsi="Calibri"/>
+                <w:b w:val="false"/>
+                <w:bCs w:val="false"/>
+                <w:i/>
+                <w:iCs/>
+                <w:color w:val="444444"/>
+                <w:sz w:val="17"/>
+                <w:szCs w:val="17"/>
+              </w:rPr>
+              <w:t xml:space="preserve">t</w:t>
+            </w:r>
+            <w:r>
+              <w:rPr>
+                <w:rFonts w:ascii="Calibri" w:cs="Calibri" w:eastAsia="Calibri" w:hAnsi="Calibri"/>
+                <w:b w:val="false"/>
+                <w:bCs w:val="false"/>
+                <w:color w:val="444444"/>
+                <w:sz w:val="17"/>
+                <w:szCs w:val="17"/>
+              </w:rPr>
+              <w:t xml:space="preserve"> reference</w:t>
+            </w:r>
+          </w:p>
+        </w:tc>
+        <w:tc>
+          <w:tcPr>
+            <w:tcW w:type="dxa" w:w="560"/>
+            <w:tcBorders>
+              <w:top w:val="none" w:color="FFFFFF" w:sz="0"/>
+              <w:left w:val="none" w:color="FFFFFF" w:sz="0"/>
+              <w:bottom w:val="single" w:color="BFBFBF" w:sz="4"/>
+              <w:right w:val="none" w:color="FFFFFF" w:sz="0"/>
+            </w:tcBorders>
+            <w:tcMar>
+              <w:top w:type="dxa" w:w="70"/>
+              <w:left w:type="dxa" w:w="110"/>
+              <w:bottom w:type="dxa" w:w="70"/>
+              <w:right w:type="dxa" w:w="110"/>
+            </w:tcMar>
+          </w:tcPr>
+          <w:p>
+            <w:pPr>
+              <w:spacing w:after="0" w:line="260"/>
+            </w:pPr>
+            <w:r>
+              <w:rPr>
+                <w:rFonts w:ascii="Calibri" w:cs="Calibri" w:eastAsia="Calibri" w:hAnsi="Calibri"/>
+                <w:b w:val="false"/>
+                <w:bCs w:val="false"/>
+                <w:color w:val="444444"/>
+                <w:sz w:val="17"/>
+                <w:szCs w:val="17"/>
+              </w:rPr>
+              <w:t xml:space="preserve">1</w:t>
+            </w:r>
+          </w:p>
+        </w:tc>
+        <w:tc>
+          <w:tcPr>
+            <w:tcW w:type="dxa" w:w="3206"/>
+            <w:tcBorders>
+              <w:top w:val="none" w:color="FFFFFF" w:sz="0"/>
+              <w:left w:val="none" w:color="FFFFFF" w:sz="0"/>
+              <w:bottom w:val="single" w:color="BFBFBF" w:sz="4"/>
+              <w:right w:val="none" w:color="FFFFFF" w:sz="0"/>
+            </w:tcBorders>
+            <w:tcMar>
+              <w:top w:type="dxa" w:w="70"/>
+              <w:left w:type="dxa" w:w="110"/>
+              <w:bottom w:type="dxa" w:w="70"/>
+              <w:right w:type="dxa" w:w="110"/>
+            </w:tcMar>
+          </w:tcPr>
+          <w:p>
+            <w:pPr>
+              <w:spacing w:after="0" w:line="260"/>
+            </w:pPr>
+            <w:r>
+              <w:rPr>
+                <w:rFonts w:ascii="Calibri" w:cs="Calibri" w:eastAsia="Calibri" w:hAnsi="Calibri"/>
+                <w:b w:val="false"/>
+                <w:bCs w:val="false"/>
+                <w:color w:val="444444"/>
+                <w:sz w:val="17"/>
+                <w:szCs w:val="17"/>
+              </w:rPr>
+              <w:t xml:space="preserve">Diebold and Mariano (1995); Newey and West (1987); Harvey, Leybourne and Newbold (1997)</w:t>
+            </w:r>
+          </w:p>
+        </w:tc>
+      </w:tr>
+      <w:tr>
+        <w:trPr>
+          <w:cantSplit/>
+          <w:tblHeader w:val="false"/>
+        </w:trPr>
+        <w:tc>
+          <w:tcPr>
+            <w:tcW w:type="dxa" w:w="1700"/>
+            <w:tcBorders>
+              <w:top w:val="none" w:color="FFFFFF" w:sz="0"/>
+              <w:left w:val="none" w:color="FFFFFF" w:sz="0"/>
+              <w:bottom w:val="single" w:color="BFBFBF" w:sz="4"/>
+              <w:right w:val="none" w:color="FFFFFF" w:sz="0"/>
+            </w:tcBorders>
+            <w:tcMar>
+              <w:top w:type="dxa" w:w="70"/>
+              <w:left w:type="dxa" w:w="110"/>
+              <w:bottom w:type="dxa" w:w="70"/>
+              <w:right w:type="dxa" w:w="110"/>
+            </w:tcMar>
+          </w:tcPr>
+          <w:p>
+            <w:pPr>
+              <w:spacing w:after="0" w:line="260"/>
+            </w:pPr>
+            <w:r>
+              <w:rPr>
+                <w:rFonts w:ascii="Calibri" w:cs="Calibri" w:eastAsia="Calibri" w:hAnsi="Calibri"/>
+                <w:b w:val="false"/>
+                <w:bCs w:val="false"/>
+                <w:color w:val="444444"/>
+                <w:sz w:val="17"/>
+                <w:szCs w:val="17"/>
+              </w:rPr>
+              <w:t xml:space="preserve">Giacomini–White</w:t>
+            </w:r>
+          </w:p>
+        </w:tc>
+        <w:tc>
+          <w:tcPr>
+            <w:tcW w:type="dxa" w:w="3560"/>
+            <w:tcBorders>
+              <w:top w:val="none" w:color="FFFFFF" w:sz="0"/>
+              <w:left w:val="none" w:color="FFFFFF" w:sz="0"/>
+              <w:bottom w:val="single" w:color="BFBFBF" w:sz="4"/>
+              <w:right w:val="none" w:color="FFFFFF" w:sz="0"/>
+            </w:tcBorders>
+            <w:tcMar>
+              <w:top w:type="dxa" w:w="70"/>
+              <w:left w:type="dxa" w:w="110"/>
+              <w:bottom w:type="dxa" w:w="70"/>
+              <w:right w:type="dxa" w:w="110"/>
+            </w:tcMar>
+          </w:tcPr>
+          <w:p>
+            <w:pPr>
+              <w:spacing w:after="0" w:line="260"/>
+            </w:pPr>
+            <w:r>
+              <w:rPr>
+                <w:rFonts w:ascii="Calibri" w:cs="Calibri" w:eastAsia="Calibri" w:hAnsi="Calibri"/>
+                <w:b w:val="false"/>
+                <w:bCs w:val="false"/>
+                <w:color w:val="444444"/>
+                <w:sz w:val="17"/>
+                <w:szCs w:val="17"/>
+              </w:rPr>
+              <w:t xml:space="preserve">Whether the better model is predictable from the state known at </w:t>
+            </w:r>
+            <w:r>
+              <w:rPr>
+                <w:rFonts w:ascii="Calibri" w:cs="Calibri" w:eastAsia="Calibri" w:hAnsi="Calibri"/>
+                <w:b w:val="false"/>
+                <w:bCs w:val="false"/>
+                <w:i/>
+                <w:iCs/>
+                <w:color w:val="444444"/>
+                <w:sz w:val="17"/>
+                <w:szCs w:val="17"/>
+              </w:rPr>
+              <w:t xml:space="preserve">t</w:t>
+            </w:r>
+            <w:r>
+              <w:rPr>
+                <w:rFonts w:ascii="Calibri" w:cs="Calibri" w:eastAsia="Calibri" w:hAnsi="Calibri"/>
+                <w:b w:val="false"/>
+                <w:bCs w:val="false"/>
+                <w:color w:val="444444"/>
+                <w:sz w:val="17"/>
+                <w:szCs w:val="17"/>
+              </w:rPr>
+              <w:t xml:space="preserve">−1 — RQ2 as a hypothesis</w:t>
+            </w:r>
+          </w:p>
+        </w:tc>
+        <w:tc>
+          <w:tcPr>
+            <w:tcW w:type="dxa" w:w="560"/>
+            <w:tcBorders>
+              <w:top w:val="none" w:color="FFFFFF" w:sz="0"/>
+              <w:left w:val="none" w:color="FFFFFF" w:sz="0"/>
+              <w:bottom w:val="single" w:color="BFBFBF" w:sz="4"/>
+              <w:right w:val="none" w:color="FFFFFF" w:sz="0"/>
+            </w:tcBorders>
+            <w:tcMar>
+              <w:top w:type="dxa" w:w="70"/>
+              <w:left w:type="dxa" w:w="110"/>
+              <w:bottom w:type="dxa" w:w="70"/>
+              <w:right w:type="dxa" w:w="110"/>
+            </w:tcMar>
+          </w:tcPr>
+          <w:p>
+            <w:pPr>
+              <w:spacing w:after="0" w:line="260"/>
+            </w:pPr>
+            <w:r>
+              <w:rPr>
+                <w:rFonts w:ascii="Calibri" w:cs="Calibri" w:eastAsia="Calibri" w:hAnsi="Calibri"/>
+                <w:b w:val="false"/>
+                <w:bCs w:val="false"/>
+                <w:color w:val="444444"/>
+                <w:sz w:val="17"/>
+                <w:szCs w:val="17"/>
+              </w:rPr>
+              <w:t xml:space="preserve">2</w:t>
+            </w:r>
+          </w:p>
+        </w:tc>
+        <w:tc>
+          <w:tcPr>
+            <w:tcW w:type="dxa" w:w="3206"/>
+            <w:tcBorders>
+              <w:top w:val="none" w:color="FFFFFF" w:sz="0"/>
+              <w:left w:val="none" w:color="FFFFFF" w:sz="0"/>
+              <w:bottom w:val="single" w:color="BFBFBF" w:sz="4"/>
+              <w:right w:val="none" w:color="FFFFFF" w:sz="0"/>
+            </w:tcBorders>
+            <w:tcMar>
+              <w:top w:type="dxa" w:w="70"/>
+              <w:left w:type="dxa" w:w="110"/>
+              <w:bottom w:type="dxa" w:w="70"/>
+              <w:right w:type="dxa" w:w="110"/>
+            </w:tcMar>
+          </w:tcPr>
+          <w:p>
+            <w:pPr>
+              <w:spacing w:after="0" w:line="260"/>
+            </w:pPr>
+            <w:r>
+              <w:rPr>
+                <w:rFonts w:ascii="Calibri" w:cs="Calibri" w:eastAsia="Calibri" w:hAnsi="Calibri"/>
+                <w:b w:val="false"/>
+                <w:bCs w:val="false"/>
+                <w:color w:val="444444"/>
+                <w:sz w:val="17"/>
+                <w:szCs w:val="17"/>
+              </w:rPr>
+              <w:t xml:space="preserve">Giacomini and White (2006)</w:t>
+            </w:r>
+          </w:p>
+        </w:tc>
+      </w:tr>
+      <w:tr>
+        <w:trPr>
+          <w:cantSplit/>
+          <w:tblHeader w:val="false"/>
+        </w:trPr>
+        <w:tc>
+          <w:tcPr>
+            <w:tcW w:type="dxa" w:w="1700"/>
+            <w:tcBorders>
+              <w:top w:val="none" w:color="FFFFFF" w:sz="0"/>
+              <w:left w:val="none" w:color="FFFFFF" w:sz="0"/>
+              <w:bottom w:val="single" w:color="BFBFBF" w:sz="4"/>
+              <w:right w:val="none" w:color="FFFFFF" w:sz="0"/>
+            </w:tcBorders>
+            <w:tcMar>
+              <w:top w:type="dxa" w:w="70"/>
+              <w:left w:type="dxa" w:w="110"/>
+              <w:bottom w:type="dxa" w:w="70"/>
+              <w:right w:type="dxa" w:w="110"/>
+            </w:tcMar>
+          </w:tcPr>
+          <w:p>
+            <w:pPr>
+              <w:spacing w:after="0" w:line="260"/>
+            </w:pPr>
+            <w:r>
+              <w:rPr>
+                <w:rFonts w:ascii="Calibri" w:cs="Calibri" w:eastAsia="Calibri" w:hAnsi="Calibri"/>
+                <w:b w:val="false"/>
+                <w:bCs w:val="false"/>
+                <w:color w:val="444444"/>
+                <w:sz w:val="17"/>
+                <w:szCs w:val="17"/>
+              </w:rPr>
+              <w:t xml:space="preserve">Model Confidence Set</w:t>
+            </w:r>
+          </w:p>
+        </w:tc>
+        <w:tc>
+          <w:tcPr>
+            <w:tcW w:type="dxa" w:w="3560"/>
+            <w:tcBorders>
+              <w:top w:val="none" w:color="FFFFFF" w:sz="0"/>
+              <w:left w:val="none" w:color="FFFFFF" w:sz="0"/>
+              <w:bottom w:val="single" w:color="BFBFBF" w:sz="4"/>
+              <w:right w:val="none" w:color="FFFFFF" w:sz="0"/>
+            </w:tcBorders>
+            <w:tcMar>
+              <w:top w:type="dxa" w:w="70"/>
+              <w:left w:type="dxa" w:w="110"/>
+              <w:bottom w:type="dxa" w:w="70"/>
+              <w:right w:type="dxa" w:w="110"/>
+            </w:tcMar>
+          </w:tcPr>
+          <w:p>
+            <w:pPr>
+              <w:spacing w:after="0" w:line="260"/>
+            </w:pPr>
+            <w:r>
+              <w:rPr>
+                <w:rFonts w:ascii="Calibri" w:cs="Calibri" w:eastAsia="Calibri" w:hAnsi="Calibri"/>
+                <w:b w:val="false"/>
+                <w:bCs w:val="false"/>
+                <w:color w:val="444444"/>
+                <w:sz w:val="17"/>
+                <w:szCs w:val="17"/>
+              </w:rPr>
+              <w:t xml:space="preserve">The set indistinguishable from the best, controlling family-wise error at once</w:t>
+            </w:r>
+          </w:p>
+        </w:tc>
+        <w:tc>
+          <w:tcPr>
+            <w:tcW w:type="dxa" w:w="560"/>
+            <w:tcBorders>
+              <w:top w:val="none" w:color="FFFFFF" w:sz="0"/>
+              <w:left w:val="none" w:color="FFFFFF" w:sz="0"/>
+              <w:bottom w:val="single" w:color="BFBFBF" w:sz="4"/>
+              <w:right w:val="none" w:color="FFFFFF" w:sz="0"/>
+            </w:tcBorders>
+            <w:tcMar>
+              <w:top w:type="dxa" w:w="70"/>
+              <w:left w:type="dxa" w:w="110"/>
+              <w:bottom w:type="dxa" w:w="70"/>
+              <w:right w:type="dxa" w:w="110"/>
+            </w:tcMar>
+          </w:tcPr>
+          <w:p>
+            <w:pPr>
+              <w:spacing w:after="0" w:line="260"/>
+            </w:pPr>
+            <w:r>
+              <w:rPr>
+                <w:rFonts w:ascii="Calibri" w:cs="Calibri" w:eastAsia="Calibri" w:hAnsi="Calibri"/>
+                <w:b w:val="false"/>
+                <w:bCs w:val="false"/>
+                <w:color w:val="444444"/>
+                <w:sz w:val="17"/>
+                <w:szCs w:val="17"/>
+              </w:rPr>
+              <w:t xml:space="preserve">1</w:t>
+            </w:r>
+          </w:p>
+        </w:tc>
+        <w:tc>
+          <w:tcPr>
+            <w:tcW w:type="dxa" w:w="3206"/>
+            <w:tcBorders>
+              <w:top w:val="none" w:color="FFFFFF" w:sz="0"/>
+              <w:left w:val="none" w:color="FFFFFF" w:sz="0"/>
+              <w:bottom w:val="single" w:color="BFBFBF" w:sz="4"/>
+              <w:right w:val="none" w:color="FFFFFF" w:sz="0"/>
+            </w:tcBorders>
+            <w:tcMar>
+              <w:top w:type="dxa" w:w="70"/>
+              <w:left w:type="dxa" w:w="110"/>
+              <w:bottom w:type="dxa" w:w="70"/>
+              <w:right w:type="dxa" w:w="110"/>
+            </w:tcMar>
+          </w:tcPr>
+          <w:p>
+            <w:pPr>
+              <w:spacing w:after="0" w:line="260"/>
+            </w:pPr>
+            <w:r>
+              <w:rPr>
+                <w:rFonts w:ascii="Calibri" w:cs="Calibri" w:eastAsia="Calibri" w:hAnsi="Calibri"/>
+                <w:b w:val="false"/>
+                <w:bCs w:val="false"/>
+                <w:color w:val="444444"/>
+                <w:sz w:val="17"/>
+                <w:szCs w:val="17"/>
+              </w:rPr>
+              <w:t xml:space="preserve">Hansen, Lunde and Nason (2011); Politis and Romano (1994)</w:t>
+            </w:r>
+          </w:p>
+        </w:tc>
+      </w:tr>
+      <w:tr>
+        <w:trPr>
+          <w:cantSplit/>
+          <w:tblHeader w:val="false"/>
+        </w:trPr>
+        <w:tc>
+          <w:tcPr>
+            <w:tcW w:type="dxa" w:w="1700"/>
+            <w:tcBorders>
+              <w:top w:val="none" w:color="FFFFFF" w:sz="0"/>
+              <w:left w:val="none" w:color="FFFFFF" w:sz="0"/>
+              <w:bottom w:val="single" w:color="BFBFBF" w:sz="4"/>
+              <w:right w:val="none" w:color="FFFFFF" w:sz="0"/>
+            </w:tcBorders>
+            <w:tcMar>
+              <w:top w:type="dxa" w:w="70"/>
+              <w:left w:type="dxa" w:w="110"/>
+              <w:bottom w:type="dxa" w:w="70"/>
+              <w:right w:type="dxa" w:w="110"/>
+            </w:tcMar>
+          </w:tcPr>
+          <w:p>
+            <w:pPr>
+              <w:spacing w:after="0" w:line="260"/>
+            </w:pPr>
+            <w:r>
+              <w:rPr>
+                <w:rFonts w:ascii="Calibri" w:cs="Calibri" w:eastAsia="Calibri" w:hAnsi="Calibri"/>
+                <w:b w:val="false"/>
+                <w:bCs w:val="false"/>
+                <w:color w:val="444444"/>
+                <w:sz w:val="17"/>
+                <w:szCs w:val="17"/>
+              </w:rPr>
+              <w:t xml:space="preserve">PICP and MPIW</w:t>
+            </w:r>
+          </w:p>
+        </w:tc>
+        <w:tc>
+          <w:tcPr>
+            <w:tcW w:type="dxa" w:w="3560"/>
+            <w:tcBorders>
+              <w:top w:val="none" w:color="FFFFFF" w:sz="0"/>
+              <w:left w:val="none" w:color="FFFFFF" w:sz="0"/>
+              <w:bottom w:val="single" w:color="BFBFBF" w:sz="4"/>
+              <w:right w:val="none" w:color="FFFFFF" w:sz="0"/>
+            </w:tcBorders>
+            <w:tcMar>
+              <w:top w:type="dxa" w:w="70"/>
+              <w:left w:type="dxa" w:w="110"/>
+              <w:bottom w:type="dxa" w:w="70"/>
+              <w:right w:type="dxa" w:w="110"/>
+            </w:tcMar>
+          </w:tcPr>
+          <w:p>
+            <w:pPr>
+              <w:spacing w:after="0" w:line="260"/>
+            </w:pPr>
+            <w:r>
+              <w:rPr>
+                <w:rFonts w:ascii="Calibri" w:cs="Calibri" w:eastAsia="Calibri" w:hAnsi="Calibri"/>
+                <w:b w:val="false"/>
+                <w:bCs w:val="false"/>
+                <w:color w:val="444444"/>
+                <w:sz w:val="17"/>
+                <w:szCs w:val="17"/>
+              </w:rPr>
+              <w:t xml:space="preserve">Interval coverage and width, read as a pair</w:t>
+            </w:r>
+          </w:p>
+        </w:tc>
+        <w:tc>
+          <w:tcPr>
+            <w:tcW w:type="dxa" w:w="560"/>
+            <w:tcBorders>
+              <w:top w:val="none" w:color="FFFFFF" w:sz="0"/>
+              <w:left w:val="none" w:color="FFFFFF" w:sz="0"/>
+              <w:bottom w:val="single" w:color="BFBFBF" w:sz="4"/>
+              <w:right w:val="none" w:color="FFFFFF" w:sz="0"/>
+            </w:tcBorders>
+            <w:tcMar>
+              <w:top w:type="dxa" w:w="70"/>
+              <w:left w:type="dxa" w:w="110"/>
+              <w:bottom w:type="dxa" w:w="70"/>
+              <w:right w:type="dxa" w:w="110"/>
+            </w:tcMar>
+          </w:tcPr>
+          <w:p>
+            <w:pPr>
+              <w:spacing w:after="0" w:line="260"/>
+            </w:pPr>
+            <w:r>
+              <w:rPr>
+                <w:rFonts w:ascii="Calibri" w:cs="Calibri" w:eastAsia="Calibri" w:hAnsi="Calibri"/>
+                <w:b w:val="false"/>
+                <w:bCs w:val="false"/>
+                <w:color w:val="444444"/>
+                <w:sz w:val="17"/>
+                <w:szCs w:val="17"/>
+              </w:rPr>
+              <w:t xml:space="preserve">3</w:t>
+            </w:r>
+          </w:p>
+        </w:tc>
+        <w:tc>
+          <w:tcPr>
+            <w:tcW w:type="dxa" w:w="3206"/>
+            <w:tcBorders>
+              <w:top w:val="none" w:color="FFFFFF" w:sz="0"/>
+              <w:left w:val="none" w:color="FFFFFF" w:sz="0"/>
+              <w:bottom w:val="single" w:color="BFBFBF" w:sz="4"/>
+              <w:right w:val="none" w:color="FFFFFF" w:sz="0"/>
+            </w:tcBorders>
+            <w:tcMar>
+              <w:top w:type="dxa" w:w="70"/>
+              <w:left w:type="dxa" w:w="110"/>
+              <w:bottom w:type="dxa" w:w="70"/>
+              <w:right w:type="dxa" w:w="110"/>
+            </w:tcMar>
+          </w:tcPr>
+          <w:p>
+            <w:pPr>
+              <w:spacing w:after="0" w:line="260"/>
+            </w:pPr>
+            <w:r>
+              <w:rPr>
+                <w:rFonts w:ascii="Calibri" w:cs="Calibri" w:eastAsia="Calibri" w:hAnsi="Calibri"/>
+                <w:b w:val="false"/>
+                <w:bCs w:val="false"/>
+                <w:color w:val="444444"/>
+                <w:sz w:val="17"/>
+                <w:szCs w:val="17"/>
+              </w:rPr>
+              <w:t xml:space="preserve">—</w:t>
+            </w:r>
+          </w:p>
+        </w:tc>
+      </w:tr>
+      <w:tr>
+        <w:trPr>
+          <w:cantSplit/>
+          <w:tblHeader w:val="false"/>
+        </w:trPr>
+        <w:tc>
+          <w:tcPr>
+            <w:tcW w:type="dxa" w:w="1700"/>
+            <w:tcBorders>
+              <w:top w:val="none" w:color="FFFFFF" w:sz="0"/>
+              <w:left w:val="none" w:color="FFFFFF" w:sz="0"/>
+              <w:bottom w:val="single" w:color="BFBFBF" w:sz="4"/>
+              <w:right w:val="none" w:color="FFFFFF" w:sz="0"/>
+            </w:tcBorders>
+            <w:tcMar>
+              <w:top w:type="dxa" w:w="70"/>
+              <w:left w:type="dxa" w:w="110"/>
+              <w:bottom w:type="dxa" w:w="70"/>
+              <w:right w:type="dxa" w:w="110"/>
+            </w:tcMar>
+          </w:tcPr>
+          <w:p>
+            <w:pPr>
+              <w:spacing w:after="0" w:line="260"/>
+            </w:pPr>
+            <w:r>
+              <w:rPr>
+                <w:rFonts w:ascii="Calibri" w:cs="Calibri" w:eastAsia="Calibri" w:hAnsi="Calibri"/>
+                <w:b w:val="false"/>
+                <w:bCs w:val="false"/>
+                <w:color w:val="444444"/>
+                <w:sz w:val="17"/>
+                <w:szCs w:val="17"/>
+              </w:rPr>
+              <w:t xml:space="preserve">Winkler score; CRPS</w:t>
+            </w:r>
+          </w:p>
+        </w:tc>
+        <w:tc>
+          <w:tcPr>
+            <w:tcW w:type="dxa" w:w="3560"/>
+            <w:tcBorders>
+              <w:top w:val="none" w:color="FFFFFF" w:sz="0"/>
+              <w:left w:val="none" w:color="FFFFFF" w:sz="0"/>
+              <w:bottom w:val="single" w:color="BFBFBF" w:sz="4"/>
+              <w:right w:val="none" w:color="FFFFFF" w:sz="0"/>
+            </w:tcBorders>
+            <w:tcMar>
+              <w:top w:type="dxa" w:w="70"/>
+              <w:left w:type="dxa" w:w="110"/>
+              <w:bottom w:type="dxa" w:w="70"/>
+              <w:right w:type="dxa" w:w="110"/>
+            </w:tcMar>
+          </w:tcPr>
+          <w:p>
+            <w:pPr>
+              <w:spacing w:after="0" w:line="260"/>
+            </w:pPr>
+            <w:r>
+              <w:rPr>
+                <w:rFonts w:ascii="Calibri" w:cs="Calibri" w:eastAsia="Calibri" w:hAnsi="Calibri"/>
+                <w:b w:val="false"/>
+                <w:bCs w:val="false"/>
+                <w:color w:val="444444"/>
+                <w:sz w:val="17"/>
+                <w:szCs w:val="17"/>
+              </w:rPr>
+              <w:t xml:space="preserve">The coverage–sharpness trade-off in one proper score</w:t>
+            </w:r>
+          </w:p>
+        </w:tc>
+        <w:tc>
+          <w:tcPr>
+            <w:tcW w:type="dxa" w:w="560"/>
+            <w:tcBorders>
+              <w:top w:val="none" w:color="FFFFFF" w:sz="0"/>
+              <w:left w:val="none" w:color="FFFFFF" w:sz="0"/>
+              <w:bottom w:val="single" w:color="BFBFBF" w:sz="4"/>
+              <w:right w:val="none" w:color="FFFFFF" w:sz="0"/>
+            </w:tcBorders>
+            <w:tcMar>
+              <w:top w:type="dxa" w:w="70"/>
+              <w:left w:type="dxa" w:w="110"/>
+              <w:bottom w:type="dxa" w:w="70"/>
+              <w:right w:type="dxa" w:w="110"/>
+            </w:tcMar>
+          </w:tcPr>
+          <w:p>
+            <w:pPr>
+              <w:spacing w:after="0" w:line="260"/>
+            </w:pPr>
+            <w:r>
+              <w:rPr>
+                <w:rFonts w:ascii="Calibri" w:cs="Calibri" w:eastAsia="Calibri" w:hAnsi="Calibri"/>
+                <w:b w:val="false"/>
+                <w:bCs w:val="false"/>
+                <w:color w:val="444444"/>
+                <w:sz w:val="17"/>
+                <w:szCs w:val="17"/>
+              </w:rPr>
+              <w:t xml:space="preserve">3</w:t>
+            </w:r>
+          </w:p>
+        </w:tc>
+        <w:tc>
+          <w:tcPr>
+            <w:tcW w:type="dxa" w:w="3206"/>
+            <w:tcBorders>
+              <w:top w:val="none" w:color="FFFFFF" w:sz="0"/>
+              <w:left w:val="none" w:color="FFFFFF" w:sz="0"/>
+              <w:bottom w:val="single" w:color="BFBFBF" w:sz="4"/>
+              <w:right w:val="none" w:color="FFFFFF" w:sz="0"/>
+            </w:tcBorders>
+            <w:tcMar>
+              <w:top w:type="dxa" w:w="70"/>
+              <w:left w:type="dxa" w:w="110"/>
+              <w:bottom w:type="dxa" w:w="70"/>
+              <w:right w:type="dxa" w:w="110"/>
+            </w:tcMar>
+          </w:tcPr>
+          <w:p>
+            <w:pPr>
+              <w:spacing w:after="0" w:line="260"/>
+            </w:pPr>
+            <w:r>
+              <w:rPr>
+                <w:rFonts w:ascii="Calibri" w:cs="Calibri" w:eastAsia="Calibri" w:hAnsi="Calibri"/>
+                <w:b w:val="false"/>
+                <w:bCs w:val="false"/>
+                <w:color w:val="444444"/>
+                <w:sz w:val="17"/>
+                <w:szCs w:val="17"/>
+              </w:rPr>
+              <w:t xml:space="preserve">Gneiting and Raftery (2007)</w:t>
+            </w:r>
+          </w:p>
+        </w:tc>
+      </w:tr>
+      <w:tr>
+        <w:trPr>
+          <w:cantSplit/>
+          <w:tblHeader w:val="false"/>
+        </w:trPr>
+        <w:tc>
+          <w:tcPr>
+            <w:tcW w:type="dxa" w:w="1700"/>
+            <w:tcBorders>
+              <w:top w:val="none" w:color="FFFFFF" w:sz="0"/>
+              <w:left w:val="none" w:color="FFFFFF" w:sz="0"/>
+              <w:bottom w:val="single" w:color="BFBFBF" w:sz="4"/>
+              <w:right w:val="none" w:color="FFFFFF" w:sz="0"/>
+            </w:tcBorders>
+            <w:tcMar>
+              <w:top w:type="dxa" w:w="70"/>
+              <w:left w:type="dxa" w:w="110"/>
+              <w:bottom w:type="dxa" w:w="70"/>
+              <w:right w:type="dxa" w:w="110"/>
+            </w:tcMar>
+          </w:tcPr>
+          <w:p>
+            <w:pPr>
+              <w:spacing w:after="0" w:line="260"/>
+            </w:pPr>
+            <w:r>
+              <w:rPr>
+                <w:rFonts w:ascii="Calibri" w:cs="Calibri" w:eastAsia="Calibri" w:hAnsi="Calibri"/>
+                <w:b w:val="false"/>
+                <w:bCs w:val="false"/>
+                <w:color w:val="444444"/>
+                <w:sz w:val="17"/>
+                <w:szCs w:val="17"/>
+              </w:rPr>
+              <w:t>Kupiec; Christoffersen; incremental dynamic quantile</w:t>
+            </w:r>
+          </w:p>
+        </w:tc>
+        <w:tc>
+          <w:tcPr>
+            <w:tcW w:type="dxa" w:w="3560"/>
+            <w:tcBorders>
+              <w:top w:val="none" w:color="FFFFFF" w:sz="0"/>
+              <w:left w:val="none" w:color="FFFFFF" w:sz="0"/>
+              <w:bottom w:val="single" w:color="BFBFBF" w:sz="4"/>
+              <w:right w:val="none" w:color="FFFFFF" w:sz="0"/>
+            </w:tcBorders>
+            <w:tcMar>
+              <w:top w:type="dxa" w:w="70"/>
+              <w:left w:type="dxa" w:w="110"/>
+              <w:bottom w:type="dxa" w:w="70"/>
+              <w:right w:type="dxa" w:w="110"/>
+            </w:tcMar>
+          </w:tcPr>
+          <w:p>
+            <w:pPr>
+              <w:spacing w:after="0" w:line="260"/>
+            </w:pPr>
+            <w:r>
+              <w:rPr>
+                <w:rFonts w:ascii="Calibri" w:cs="Calibri" w:eastAsia="Calibri" w:hAnsi="Calibri"/>
+                <w:b w:val="false"/>
+                <w:bCs w:val="false"/>
+                <w:color w:val="444444"/>
+                <w:sz w:val="17"/>
+                <w:szCs w:val="17"/>
+              </w:rPr>
+              <w:t>Whether violations match the nominal rate, cluster, or — over and above their own lags — are predictable at t−1</w:t>
+            </w:r>
+          </w:p>
+        </w:tc>
+        <w:tc>
+          <w:tcPr>
+            <w:tcW w:type="dxa" w:w="560"/>
+            <w:tcBorders>
+              <w:top w:val="none" w:color="FFFFFF" w:sz="0"/>
+              <w:left w:val="none" w:color="FFFFFF" w:sz="0"/>
+              <w:bottom w:val="single" w:color="BFBFBF" w:sz="4"/>
+              <w:right w:val="none" w:color="FFFFFF" w:sz="0"/>
+            </w:tcBorders>
+            <w:tcMar>
+              <w:top w:type="dxa" w:w="70"/>
+              <w:left w:type="dxa" w:w="110"/>
+              <w:bottom w:type="dxa" w:w="70"/>
+              <w:right w:type="dxa" w:w="110"/>
+            </w:tcMar>
+          </w:tcPr>
+          <w:p>
+            <w:pPr>
+              <w:spacing w:after="0" w:line="260"/>
+            </w:pPr>
+            <w:r>
+              <w:rPr>
+                <w:rFonts w:ascii="Calibri" w:cs="Calibri" w:eastAsia="Calibri" w:hAnsi="Calibri"/>
+                <w:b w:val="false"/>
+                <w:bCs w:val="false"/>
+                <w:color w:val="444444"/>
+                <w:sz w:val="17"/>
+                <w:szCs w:val="17"/>
+              </w:rPr>
+              <w:t xml:space="preserve">3</w:t>
+            </w:r>
+          </w:p>
+        </w:tc>
+        <w:tc>
+          <w:tcPr>
+            <w:tcW w:type="dxa" w:w="3206"/>
+            <w:tcBorders>
+              <w:top w:val="none" w:color="FFFFFF" w:sz="0"/>
+              <w:left w:val="none" w:color="FFFFFF" w:sz="0"/>
+              <w:bottom w:val="single" w:color="BFBFBF" w:sz="4"/>
+              <w:right w:val="none" w:color="FFFFFF" w:sz="0"/>
+            </w:tcBorders>
+            <w:tcMar>
+              <w:top w:type="dxa" w:w="70"/>
+              <w:left w:type="dxa" w:w="110"/>
+              <w:bottom w:type="dxa" w:w="70"/>
+              <w:right w:type="dxa" w:w="110"/>
+            </w:tcMar>
+          </w:tcPr>
+          <w:p>
+            <w:pPr>
+              <w:spacing w:after="0" w:line="260"/>
+            </w:pPr>
+            <w:r>
+              <w:rPr>
+                <w:rFonts w:ascii="Calibri" w:cs="Calibri" w:eastAsia="Calibri" w:hAnsi="Calibri"/>
+                <w:b w:val="false"/>
+                <w:bCs w:val="false"/>
+                <w:color w:val="444444"/>
+                <w:sz w:val="17"/>
+                <w:szCs w:val="17"/>
+              </w:rPr>
+              <w:t xml:space="preserve">Kupiec (1995); Christoffersen (1998); Engle and Manganelli (2004)</w:t>
+            </w:r>
+          </w:p>
+        </w:tc>
+      </w:tr>
+      <w:tr>
+        <w:trPr>
+          <w:cantSplit/>
+          <w:tblHeader w:val="false"/>
+        </w:trPr>
+        <w:tc>
+          <w:tcPr>
+            <w:tcW w:type="dxa" w:w="1700"/>
+            <w:tcBorders>
+              <w:top w:val="none" w:color="FFFFFF" w:sz="0"/>
+              <w:left w:val="none" w:color="FFFFFF" w:sz="0"/>
+              <w:bottom w:val="single" w:color="BFBFBF" w:sz="4"/>
+              <w:right w:val="none" w:color="FFFFFF" w:sz="0"/>
+            </w:tcBorders>
+            <w:tcMar>
+              <w:top w:type="dxa" w:w="70"/>
+              <w:left w:type="dxa" w:w="110"/>
+              <w:bottom w:type="dxa" w:w="70"/>
+              <w:right w:type="dxa" w:w="110"/>
+            </w:tcMar>
+          </w:tcPr>
+          <w:p>
+            <w:pPr>
+              <w:spacing w:after="0" w:line="260"/>
+            </w:pPr>
+            <w:r>
+              <w:rPr>
+                <w:rFonts w:ascii="Calibri" w:cs="Calibri" w:eastAsia="Calibri" w:hAnsi="Calibri"/>
+                <w:b w:val="false"/>
+                <w:bCs w:val="false"/>
+                <w:color w:val="444444"/>
+                <w:sz w:val="17"/>
+                <w:szCs w:val="17"/>
+              </w:rPr>
+              <w:t xml:space="preserve">Difference in coverage</w:t>
+            </w:r>
+          </w:p>
+        </w:tc>
+        <w:tc>
+          <w:tcPr>
+            <w:tcW w:type="dxa" w:w="3560"/>
+            <w:tcBorders>
+              <w:top w:val="none" w:color="FFFFFF" w:sz="0"/>
+              <w:left w:val="none" w:color="FFFFFF" w:sz="0"/>
+              <w:bottom w:val="single" w:color="BFBFBF" w:sz="4"/>
+              <w:right w:val="none" w:color="FFFFFF" w:sz="0"/>
+            </w:tcBorders>
+            <w:tcMar>
+              <w:top w:type="dxa" w:w="70"/>
+              <w:left w:type="dxa" w:w="110"/>
+              <w:bottom w:type="dxa" w:w="70"/>
+              <w:right w:type="dxa" w:w="110"/>
+            </w:tcMar>
+          </w:tcPr>
+          <w:p>
+            <w:pPr>
+              <w:spacing w:after="0" w:line="260"/>
+            </w:pPr>
+            <w:r>
+              <w:rPr>
+                <w:rFonts w:ascii="Calibri" w:cs="Calibri" w:eastAsia="Calibri" w:hAnsi="Calibri"/>
+                <w:b w:val="false"/>
+                <w:bCs w:val="false"/>
+                <w:color w:val="444444"/>
+                <w:sz w:val="17"/>
+                <w:szCs w:val="17"/>
+              </w:rPr>
+              <w:t xml:space="preserve">Whether a subsample's violation rate differs from the rest</w:t>
+            </w:r>
+          </w:p>
+        </w:tc>
+        <w:tc>
+          <w:tcPr>
+            <w:tcW w:type="dxa" w:w="560"/>
+            <w:tcBorders>
+              <w:top w:val="none" w:color="FFFFFF" w:sz="0"/>
+              <w:left w:val="none" w:color="FFFFFF" w:sz="0"/>
+              <w:bottom w:val="single" w:color="BFBFBF" w:sz="4"/>
+              <w:right w:val="none" w:color="FFFFFF" w:sz="0"/>
+            </w:tcBorders>
+            <w:tcMar>
+              <w:top w:type="dxa" w:w="70"/>
+              <w:left w:type="dxa" w:w="110"/>
+              <w:bottom w:type="dxa" w:w="70"/>
+              <w:right w:type="dxa" w:w="110"/>
+            </w:tcMar>
+          </w:tcPr>
+          <w:p>
+            <w:pPr>
+              <w:spacing w:after="0" w:line="260"/>
+            </w:pPr>
+            <w:r>
+              <w:rPr>
+                <w:rFonts w:ascii="Calibri" w:cs="Calibri" w:eastAsia="Calibri" w:hAnsi="Calibri"/>
+                <w:b w:val="false"/>
+                <w:bCs w:val="false"/>
+                <w:color w:val="444444"/>
+                <w:sz w:val="17"/>
+                <w:szCs w:val="17"/>
+              </w:rPr>
+              <w:t xml:space="preserve">3</w:t>
+            </w:r>
+          </w:p>
+        </w:tc>
+        <w:tc>
+          <w:tcPr>
+            <w:tcW w:type="dxa" w:w="3206"/>
+            <w:tcBorders>
+              <w:top w:val="none" w:color="FFFFFF" w:sz="0"/>
+              <w:left w:val="none" w:color="FFFFFF" w:sz="0"/>
+              <w:bottom w:val="single" w:color="BFBFBF" w:sz="4"/>
+              <w:right w:val="none" w:color="FFFFFF" w:sz="0"/>
+            </w:tcBorders>
+            <w:tcMar>
+              <w:top w:type="dxa" w:w="70"/>
+              <w:left w:type="dxa" w:w="110"/>
+              <w:bottom w:type="dxa" w:w="70"/>
+              <w:right w:type="dxa" w:w="110"/>
+            </w:tcMar>
+          </w:tcPr>
+          <w:p>
+            <w:pPr>
+              <w:spacing w:after="0" w:line="260"/>
+            </w:pPr>
+            <w:r>
+              <w:rPr>
+                <w:rFonts w:ascii="Calibri" w:cs="Calibri" w:eastAsia="Calibri" w:hAnsi="Calibri"/>
+                <w:b w:val="false"/>
+                <w:bCs w:val="false"/>
+                <w:color w:val="444444"/>
+                <w:sz w:val="17"/>
+                <w:szCs w:val="17"/>
+              </w:rPr>
+              <w:t>Project-specific; Eq. 3.8, Holm (1979)</w:t>
+            </w:r>
+          </w:p>
+        </w:tc>
+      </w:tr>
+    </w:tbl>
+    <w:p>
+      <w:pPr>
+        <w:pStyle w:val="Caption"/>
+        <w:keepNext/>
+      </w:pPr>
+      <w:r>
+        <w:t xml:space="preserve">Table C.15  Protocol details fixed by the method: the deterministic assembly rules of Section 3.2, the requirements the block boundaries of Section 3.6 must satisfy, the six leakage controls, and the three conditions the transfer check of Section 3.9 imposes.</w:t>
+      </w:r>
+    </w:p>
+    <w:tbl>
+      <w:tblPr>
+        <w:tblW w:type="dxa" w:w="9026"/>
+        <w:tblBorders>
+          <w:top w:val="single" w:color="auto" w:sz="4"/>
+          <w:left w:val="single" w:color="auto" w:sz="4"/>
+          <w:bottom w:val="single" w:color="auto" w:sz="4"/>
+          <w:right w:val="single" w:color="auto" w:sz="4"/>
+          <w:insideH w:val="single" w:color="auto" w:sz="4"/>
+          <w:insideV w:val="single" w:color="auto" w:sz="4"/>
+        </w:tblBorders>
+      </w:tblPr>
+      <w:tblGrid>
+        <w:gridCol w:w="2400"/>
+        <w:gridCol w:w="6626"/>
+      </w:tblGrid>
+      <w:tr>
+        <w:trPr>
+          <w:cantSplit/>
+          <w:tblHeader/>
+        </w:trPr>
+        <w:tc>
+          <w:tcPr>
+            <w:tcW w:type="dxa" w:w="2400"/>
+            <w:tcBorders>
+              <w:top w:val="single" w:color="111111" w:sz="4"/>
+              <w:left w:val="none" w:color="FFFFFF" w:sz="0"/>
+              <w:bottom w:val="single" w:color="111111" w:sz="4"/>
+              <w:right w:val="none" w:color="FFFFFF" w:sz="0"/>
+            </w:tcBorders>
+            <w:shd w:fill="F2F2F2" w:color="auto" w:val="clear"/>
+            <w:tcMar>
+              <w:top w:type="dxa" w:w="70"/>
+              <w:left w:type="dxa" w:w="110"/>
+              <w:bottom w:type="dxa" w:w="70"/>
+              <w:right w:type="dxa" w:w="110"/>
+            </w:tcMar>
+          </w:tcPr>
+          <w:p>
+            <w:pPr>
+              <w:spacing w:after="0" w:line="260"/>
+            </w:pPr>
+            <w:r>
+              <w:rPr>
+                <w:rFonts w:ascii="Calibri" w:cs="Calibri" w:eastAsia="Calibri" w:hAnsi="Calibri"/>
+                <w:b/>
+                <w:bCs/>
+                <w:color w:val="111111"/>
+                <w:sz w:val="18"/>
+                <w:szCs w:val="18"/>
+              </w:rPr>
+              <w:t xml:space="preserve">Element</w:t>
+            </w:r>
+          </w:p>
+        </w:tc>
+        <w:tc>
+          <w:tcPr>
+            <w:tcW w:type="dxa" w:w="6626"/>
+            <w:tcBorders>
+              <w:top w:val="single" w:color="111111" w:sz="4"/>
+              <w:left w:val="none" w:color="FFFFFF" w:sz="0"/>
+              <w:bottom w:val="single" w:color="111111" w:sz="4"/>
+              <w:right w:val="none" w:color="FFFFFF" w:sz="0"/>
+            </w:tcBorders>
+            <w:shd w:fill="F2F2F2" w:color="auto" w:val="clear"/>
+            <w:tcMar>
+              <w:top w:type="dxa" w:w="70"/>
+              <w:left w:type="dxa" w:w="110"/>
+              <w:bottom w:type="dxa" w:w="70"/>
+              <w:right w:type="dxa" w:w="110"/>
+            </w:tcMar>
+          </w:tcPr>
+          <w:p>
+            <w:pPr>
+              <w:spacing w:after="0" w:line="260"/>
+            </w:pPr>
+            <w:r>
+              <w:rPr>
+                <w:rFonts w:ascii="Calibri" w:cs="Calibri" w:eastAsia="Calibri" w:hAnsi="Calibri"/>
+                <w:b/>
+                <w:bCs/>
+                <w:color w:val="111111"/>
+                <w:sz w:val="18"/>
+                <w:szCs w:val="18"/>
+              </w:rPr>
+              <w:t xml:space="preserve">Rule fixed by the method</w:t>
+            </w:r>
+          </w:p>
+        </w:tc>
+      </w:tr>
+      <w:tr>
+        <w:trPr>
+          <w:cantSplit/>
+          <w:tblHeader/>
+        </w:trPr>
+        <w:tc>
+          <w:tcPr>
+            <w:tcW w:type="dxa" w:w="2400"/>
+            <w:tcBorders>
+              <w:top w:val="single" w:color="111111" w:sz="4"/>
+              <w:left w:val="none" w:color="FFFFFF" w:sz="0"/>
+              <w:bottom w:val="single" w:color="111111" w:sz="4"/>
+              <w:right w:val="none" w:color="FFFFFF" w:sz="0"/>
+            </w:tcBorders>
+            <w:shd w:fill="F2F2F2" w:color="auto" w:val="clear"/>
+            <w:tcMar>
+              <w:top w:type="dxa" w:w="70"/>
+              <w:left w:type="dxa" w:w="110"/>
+              <w:bottom w:type="dxa" w:w="70"/>
+              <w:right w:type="dxa" w:w="110"/>
+            </w:tcMar>
+          </w:tcPr>
+          <w:p>
+            <w:pPr>
+              <w:spacing w:after="0" w:line="260"/>
+            </w:pPr>
+            <w:r>
+              <w:rPr>
+                <w:rFonts w:ascii="Calibri" w:cs="Calibri" w:eastAsia="Calibri" w:hAnsi="Calibri"/>
+                <w:b/>
+                <w:bCs/>
+                <w:color w:val="111111"/>
+                <w:sz w:val="18"/>
+                <w:szCs w:val="18"/>
+              </w:rPr>
+              <w:t xml:space="preserve">Calendar join</w:t>
+            </w:r>
+          </w:p>
+        </w:tc>
+        <w:tc>
+          <w:tcPr>
+            <w:tcW w:type="dxa" w:w="6626"/>
+            <w:tcBorders>
+              <w:top w:val="single" w:color="111111" w:sz="4"/>
+              <w:left w:val="none" w:color="FFFFFF" w:sz="0"/>
+              <w:bottom w:val="single" w:color="111111" w:sz="4"/>
+              <w:right w:val="none" w:color="FFFFFF" w:sz="0"/>
+            </w:tcBorders>
+            <w:shd w:fill="F2F2F2" w:color="auto" w:val="clear"/>
+            <w:tcMar>
+              <w:top w:type="dxa" w:w="70"/>
+              <w:left w:type="dxa" w:w="110"/>
+              <w:bottom w:type="dxa" w:w="70"/>
+              <w:right w:type="dxa" w:w="110"/>
+            </w:tcMar>
+          </w:tcPr>
+          <w:p>
+            <w:pPr>
+              <w:spacing w:after="0" w:line="260"/>
+            </w:pPr>
+            <w:r>
+              <w:rPr>
+                <w:rFonts w:ascii="Calibri" w:cs="Calibri" w:eastAsia="Calibri" w:hAnsi="Calibri"/>
+                <w:b/>
+                <w:bCs/>
+                <w:color w:val="111111"/>
+                <w:sz w:val="18"/>
+                <w:szCs w:val="18"/>
+              </w:rPr>
+              <w:t xml:space="preserve">Sources joined on the trading calendar by intersection; the frame holds only days present in all of them, and the rows lost are reported rather than absorbed.</w:t>
+            </w:r>
+          </w:p>
+        </w:tc>
+      </w:tr>
+      <w:tr>
+        <w:trPr>
+          <w:cantSplit/>
+          <w:tblHeader/>
+        </w:trPr>
+        <w:tc>
+          <w:tcPr>
+            <w:tcW w:type="dxa" w:w="2400"/>
+            <w:tcBorders>
+              <w:top w:val="single" w:color="111111" w:sz="4"/>
+              <w:left w:val="none" w:color="FFFFFF" w:sz="0"/>
+              <w:bottom w:val="single" w:color="111111" w:sz="4"/>
+              <w:right w:val="none" w:color="FFFFFF" w:sz="0"/>
+            </w:tcBorders>
+            <w:shd w:fill="F2F2F2" w:color="auto" w:val="clear"/>
+            <w:tcMar>
+              <w:top w:type="dxa" w:w="70"/>
+              <w:left w:type="dxa" w:w="110"/>
+              <w:bottom w:type="dxa" w:w="70"/>
+              <w:right w:type="dxa" w:w="110"/>
+            </w:tcMar>
+          </w:tcPr>
+          <w:p>
+            <w:pPr>
+              <w:spacing w:after="0" w:line="260"/>
+            </w:pPr>
+            <w:r>
+              <w:rPr>
+                <w:rFonts w:ascii="Calibri" w:cs="Calibri" w:eastAsia="Calibri" w:hAnsi="Calibri"/>
+                <w:b/>
+                <w:bCs/>
+                <w:color w:val="111111"/>
+                <w:sz w:val="18"/>
+                <w:szCs w:val="18"/>
+              </w:rPr>
+              <w:t xml:space="preserve">Dropping</w:t>
+            </w:r>
+          </w:p>
+        </w:tc>
+        <w:tc>
+          <w:tcPr>
+            <w:tcW w:type="dxa" w:w="6626"/>
+            <w:tcBorders>
+              <w:top w:val="single" w:color="111111" w:sz="4"/>
+              <w:left w:val="none" w:color="FFFFFF" w:sz="0"/>
+              <w:bottom w:val="single" w:color="111111" w:sz="4"/>
+              <w:right w:val="none" w:color="FFFFFF" w:sz="0"/>
+            </w:tcBorders>
+            <w:shd w:fill="F2F2F2" w:color="auto" w:val="clear"/>
+            <w:tcMar>
+              <w:top w:type="dxa" w:w="70"/>
+              <w:left w:type="dxa" w:w="110"/>
+              <w:bottom w:type="dxa" w:w="70"/>
+              <w:right w:type="dxa" w:w="110"/>
+            </w:tcMar>
+          </w:tcPr>
+          <w:p>
+            <w:pPr>
+              <w:spacing w:after="0" w:line="260"/>
+            </w:pPr>
+            <w:r>
+              <w:rPr>
+                <w:rFonts w:ascii="Calibri" w:cs="Calibri" w:eastAsia="Calibri" w:hAnsi="Calibri"/>
+                <w:b/>
+                <w:bCs/>
+                <w:color w:val="111111"/>
+                <w:sz w:val="18"/>
+                <w:szCs w:val="18"/>
+              </w:rPr>
+              <w:t xml:space="preserve">Non-positive and non-finite observations are dropped with the rest of their row, the target being undefined in logs; rows missing a required field are dropped, never imputed.</w:t>
+            </w:r>
+          </w:p>
+        </w:tc>
+      </w:tr>
+      <w:tr>
+        <w:trPr>
+          <w:cantSplit/>
+          <w:tblHeader/>
+        </w:trPr>
+        <w:tc>
+          <w:tcPr>
+            <w:tcW w:type="dxa" w:w="2400"/>
+            <w:tcBorders>
+              <w:top w:val="single" w:color="111111" w:sz="4"/>
+              <w:left w:val="none" w:color="FFFFFF" w:sz="0"/>
+              <w:bottom w:val="single" w:color="111111" w:sz="4"/>
+              <w:right w:val="none" w:color="FFFFFF" w:sz="0"/>
+            </w:tcBorders>
+            <w:shd w:fill="F2F2F2" w:color="auto" w:val="clear"/>
+            <w:tcMar>
+              <w:top w:type="dxa" w:w="70"/>
+              <w:left w:type="dxa" w:w="110"/>
+              <w:bottom w:type="dxa" w:w="70"/>
+              <w:right w:type="dxa" w:w="110"/>
+            </w:tcMar>
+          </w:tcPr>
+          <w:p>
+            <w:pPr>
+              <w:spacing w:after="0" w:line="260"/>
+            </w:pPr>
+            <w:r>
+              <w:rPr>
+                <w:rFonts w:ascii="Calibri" w:cs="Calibri" w:eastAsia="Calibri" w:hAnsi="Calibri"/>
+                <w:b/>
+                <w:bCs/>
+                <w:color w:val="111111"/>
+                <w:sz w:val="18"/>
+                <w:szCs w:val="18"/>
+              </w:rPr>
+              <w:t xml:space="preserve">Transformation</w:t>
+            </w:r>
+          </w:p>
+        </w:tc>
+        <w:tc>
+          <w:tcPr>
+            <w:tcW w:type="dxa" w:w="6626"/>
+            <w:tcBorders>
+              <w:top w:val="single" w:color="111111" w:sz="4"/>
+              <w:left w:val="none" w:color="FFFFFF" w:sz="0"/>
+              <w:bottom w:val="single" w:color="111111" w:sz="4"/>
+              <w:right w:val="none" w:color="FFFFFF" w:sz="0"/>
+            </w:tcBorders>
+            <w:shd w:fill="F2F2F2" w:color="auto" w:val="clear"/>
+            <w:tcMar>
+              <w:top w:type="dxa" w:w="70"/>
+              <w:left w:type="dxa" w:w="110"/>
+              <w:bottom w:type="dxa" w:w="70"/>
+              <w:right w:type="dxa" w:w="110"/>
+            </w:tcMar>
+          </w:tcPr>
+          <w:p>
+            <w:pPr>
+              <w:spacing w:after="0" w:line="260"/>
+            </w:pPr>
+            <w:r>
+              <w:rPr>
+                <w:rFonts w:ascii="Calibri" w:cs="Calibri" w:eastAsia="Calibri" w:hAnsi="Calibri"/>
+                <w:b/>
+                <w:bCs/>
+                <w:color w:val="111111"/>
+                <w:sz w:val="18"/>
+                <w:szCs w:val="18"/>
+              </w:rPr>
+              <w:t xml:space="preserve">The realised measure and any positive auxiliary series enter the networks in logs, a quantity spanning several orders of magnitude being poorly matched to a squared-error objective.</w:t>
+            </w:r>
+          </w:p>
+        </w:tc>
+      </w:tr>
+      <w:tr>
+        <w:trPr>
+          <w:cantSplit/>
+          <w:tblHeader/>
+        </w:trPr>
+        <w:tc>
+          <w:tcPr>
+            <w:tcW w:type="dxa" w:w="2400"/>
+            <w:tcBorders>
+              <w:top w:val="single" w:color="111111" w:sz="4"/>
+              <w:left w:val="none" w:color="FFFFFF" w:sz="0"/>
+              <w:bottom w:val="single" w:color="111111" w:sz="4"/>
+              <w:right w:val="none" w:color="FFFFFF" w:sz="0"/>
+            </w:tcBorders>
+            <w:shd w:fill="F2F2F2" w:color="auto" w:val="clear"/>
+            <w:tcMar>
+              <w:top w:type="dxa" w:w="70"/>
+              <w:left w:type="dxa" w:w="110"/>
+              <w:bottom w:type="dxa" w:w="70"/>
+              <w:right w:type="dxa" w:w="110"/>
+            </w:tcMar>
+          </w:tcPr>
+          <w:p>
+            <w:pPr>
+              <w:spacing w:after="0" w:line="260"/>
+            </w:pPr>
+            <w:r>
+              <w:rPr>
+                <w:rFonts w:ascii="Calibri" w:cs="Calibri" w:eastAsia="Calibri" w:hAnsi="Calibri"/>
+                <w:b/>
+                <w:bCs/>
+                <w:color w:val="111111"/>
+                <w:sz w:val="18"/>
+                <w:szCs w:val="18"/>
+              </w:rPr>
+              <w:t xml:space="preserve">Standardisation</w:t>
+            </w:r>
+          </w:p>
+        </w:tc>
+        <w:tc>
+          <w:tcPr>
+            <w:tcW w:type="dxa" w:w="6626"/>
+            <w:tcBorders>
+              <w:top w:val="single" w:color="111111" w:sz="4"/>
+              <w:left w:val="none" w:color="FFFFFF" w:sz="0"/>
+              <w:bottom w:val="single" w:color="111111" w:sz="4"/>
+              <w:right w:val="none" w:color="FFFFFF" w:sz="0"/>
+            </w:tcBorders>
+            <w:shd w:fill="F2F2F2" w:color="auto" w:val="clear"/>
+            <w:tcMar>
+              <w:top w:type="dxa" w:w="70"/>
+              <w:left w:type="dxa" w:w="110"/>
+              <w:bottom w:type="dxa" w:w="70"/>
+              <w:right w:type="dxa" w:w="110"/>
+            </w:tcMar>
+          </w:tcPr>
+          <w:p>
+            <w:pPr>
+              <w:spacing w:after="0" w:line="260"/>
+            </w:pPr>
+            <w:r>
+              <w:rPr>
+                <w:rFonts w:ascii="Calibri" w:cs="Calibri" w:eastAsia="Calibri" w:hAnsi="Calibri"/>
+                <w:b/>
+                <w:bCs/>
+                <w:color w:val="111111"/>
+                <w:sz w:val="18"/>
+                <w:szCs w:val="18"/>
+              </w:rPr>
+              <w:t xml:space="preserve">Every standardiser is estimated on training rows alone.</w:t>
+            </w:r>
+          </w:p>
+        </w:tc>
+      </w:tr>
+      <w:tr>
+        <w:trPr>
+          <w:cantSplit/>
+          <w:tblHeader/>
+        </w:trPr>
+        <w:tc>
+          <w:tcPr>
+            <w:tcW w:type="dxa" w:w="2400"/>
+            <w:tcBorders>
+              <w:top w:val="single" w:color="111111" w:sz="4"/>
+              <w:left w:val="none" w:color="FFFFFF" w:sz="0"/>
+              <w:bottom w:val="single" w:color="111111" w:sz="4"/>
+              <w:right w:val="none" w:color="FFFFFF" w:sz="0"/>
+            </w:tcBorders>
+            <w:shd w:fill="F2F2F2" w:color="auto" w:val="clear"/>
+            <w:tcMar>
+              <w:top w:type="dxa" w:w="70"/>
+              <w:left w:type="dxa" w:w="110"/>
+              <w:bottom w:type="dxa" w:w="70"/>
+              <w:right w:type="dxa" w:w="110"/>
+            </w:tcMar>
+          </w:tcPr>
+          <w:p>
+            <w:pPr>
+              <w:spacing w:after="0" w:line="260"/>
+            </w:pPr>
+            <w:r>
+              <w:rPr>
+                <w:rFonts w:ascii="Calibri" w:cs="Calibri" w:eastAsia="Calibri" w:hAnsi="Calibri"/>
+                <w:b/>
+                <w:bCs/>
+                <w:color w:val="111111"/>
+                <w:sz w:val="18"/>
+                <w:szCs w:val="18"/>
+              </w:rPr>
+              <w:t xml:space="preserve">Training block</w:t>
+            </w:r>
+          </w:p>
+        </w:tc>
+        <w:tc>
+          <w:tcPr>
+            <w:tcW w:type="dxa" w:w="6626"/>
+            <w:tcBorders>
+              <w:top w:val="single" w:color="111111" w:sz="4"/>
+              <w:left w:val="none" w:color="FFFFFF" w:sz="0"/>
+              <w:bottom w:val="single" w:color="111111" w:sz="4"/>
+              <w:right w:val="none" w:color="FFFFFF" w:sz="0"/>
+            </w:tcBorders>
+            <w:shd w:fill="F2F2F2" w:color="auto" w:val="clear"/>
+            <w:tcMar>
+              <w:top w:type="dxa" w:w="70"/>
+              <w:left w:type="dxa" w:w="110"/>
+              <w:bottom w:type="dxa" w:w="70"/>
+              <w:right w:type="dxa" w:w="110"/>
+            </w:tcMar>
+          </w:tcPr>
+          <w:p>
+            <w:pPr>
+              <w:spacing w:after="0" w:line="260"/>
+            </w:pPr>
+            <w:r>
+              <w:rPr>
+                <w:rFonts w:ascii="Calibri" w:cs="Calibri" w:eastAsia="Calibri" w:hAnsi="Calibri"/>
+                <w:b/>
+                <w:bCs/>
+                <w:color w:val="111111"/>
+                <w:sz w:val="18"/>
+                <w:szCs w:val="18"/>
+              </w:rPr>
+              <w:t xml:space="preserve">Must span at least one calm-to-crisis cycle, the regime model estimating its states from it alone.</w:t>
+            </w:r>
+          </w:p>
+        </w:tc>
+      </w:tr>
+      <w:tr>
+        <w:trPr>
+          <w:cantSplit/>
+          <w:tblHeader/>
+        </w:trPr>
+        <w:tc>
+          <w:tcPr>
+            <w:tcW w:type="dxa" w:w="2400"/>
+            <w:tcBorders>
+              <w:top w:val="single" w:color="111111" w:sz="4"/>
+              <w:left w:val="none" w:color="FFFFFF" w:sz="0"/>
+              <w:bottom w:val="single" w:color="111111" w:sz="4"/>
+              <w:right w:val="none" w:color="FFFFFF" w:sz="0"/>
+            </w:tcBorders>
+            <w:shd w:fill="F2F2F2" w:color="auto" w:val="clear"/>
+            <w:tcMar>
+              <w:top w:type="dxa" w:w="70"/>
+              <w:left w:type="dxa" w:w="110"/>
+              <w:bottom w:type="dxa" w:w="70"/>
+              <w:right w:type="dxa" w:w="110"/>
+            </w:tcMar>
+          </w:tcPr>
+          <w:p>
+            <w:pPr>
+              <w:spacing w:after="0" w:line="260"/>
+            </w:pPr>
+            <w:r>
+              <w:rPr>
+                <w:rFonts w:ascii="Calibri" w:cs="Calibri" w:eastAsia="Calibri" w:hAnsi="Calibri"/>
+                <w:b/>
+                <w:bCs/>
+                <w:color w:val="111111"/>
+                <w:sz w:val="18"/>
+                <w:szCs w:val="18"/>
+              </w:rPr>
+              <w:t xml:space="preserve">Validation block</w:t>
+            </w:r>
+          </w:p>
+        </w:tc>
+        <w:tc>
+          <w:tcPr>
+            <w:tcW w:type="dxa" w:w="6626"/>
+            <w:tcBorders>
+              <w:top w:val="single" w:color="111111" w:sz="4"/>
+              <w:left w:val="none" w:color="FFFFFF" w:sz="0"/>
+              <w:bottom w:val="single" w:color="111111" w:sz="4"/>
+              <w:right w:val="none" w:color="FFFFFF" w:sz="0"/>
+            </w:tcBorders>
+            <w:shd w:fill="F2F2F2" w:color="auto" w:val="clear"/>
+            <w:tcMar>
+              <w:top w:type="dxa" w:w="70"/>
+              <w:left w:type="dxa" w:w="110"/>
+              <w:bottom w:type="dxa" w:w="70"/>
+              <w:right w:type="dxa" w:w="110"/>
+            </w:tcMar>
+          </w:tcPr>
+          <w:p>
+            <w:pPr>
+              <w:spacing w:after="0" w:line="260"/>
+            </w:pPr>
+            <w:r>
+              <w:rPr>
+                <w:rFonts w:ascii="Calibri" w:cs="Calibri" w:eastAsia="Calibri" w:hAnsi="Calibri"/>
+                <w:b/>
+                <w:bCs/>
+                <w:color w:val="111111"/>
+                <w:sz w:val="18"/>
+                <w:szCs w:val="18"/>
+              </w:rPr>
+              <w:t xml:space="preserve">Must be long enough that its ranking of the grid is not itself noise.</w:t>
+            </w:r>
+          </w:p>
+        </w:tc>
+      </w:tr>
+      <w:tr>
+        <w:trPr>
+          <w:cantSplit/>
+          <w:tblHeader/>
+        </w:trPr>
+        <w:tc>
+          <w:tcPr>
+            <w:tcW w:type="dxa" w:w="2400"/>
+            <w:tcBorders>
+              <w:top w:val="single" w:color="111111" w:sz="4"/>
+              <w:left w:val="none" w:color="FFFFFF" w:sz="0"/>
+              <w:bottom w:val="single" w:color="111111" w:sz="4"/>
+              <w:right w:val="none" w:color="FFFFFF" w:sz="0"/>
+            </w:tcBorders>
+            <w:shd w:fill="F2F2F2" w:color="auto" w:val="clear"/>
+            <w:tcMar>
+              <w:top w:type="dxa" w:w="70"/>
+              <w:left w:type="dxa" w:w="110"/>
+              <w:bottom w:type="dxa" w:w="70"/>
+              <w:right w:type="dxa" w:w="110"/>
+            </w:tcMar>
+          </w:tcPr>
+          <w:p>
+            <w:pPr>
+              <w:spacing w:after="0" w:line="260"/>
+            </w:pPr>
+            <w:r>
+              <w:rPr>
+                <w:rFonts w:ascii="Calibri" w:cs="Calibri" w:eastAsia="Calibri" w:hAnsi="Calibri"/>
+                <w:b/>
+                <w:bCs/>
+                <w:color w:val="111111"/>
+                <w:sz w:val="18"/>
+                <w:szCs w:val="18"/>
+              </w:rPr>
+              <w:t xml:space="preserve">Test block</w:t>
+            </w:r>
+          </w:p>
+        </w:tc>
+        <w:tc>
+          <w:tcPr>
+            <w:tcW w:type="dxa" w:w="6626"/>
+            <w:tcBorders>
+              <w:top w:val="single" w:color="111111" w:sz="4"/>
+              <w:left w:val="none" w:color="FFFFFF" w:sz="0"/>
+              <w:bottom w:val="single" w:color="111111" w:sz="4"/>
+              <w:right w:val="none" w:color="FFFFFF" w:sz="0"/>
+            </w:tcBorders>
+            <w:shd w:fill="F2F2F2" w:color="auto" w:val="clear"/>
+            <w:tcMar>
+              <w:top w:type="dxa" w:w="70"/>
+              <w:left w:type="dxa" w:w="110"/>
+              <w:bottom w:type="dxa" w:w="70"/>
+              <w:right w:type="dxa" w:w="110"/>
+            </w:tcMar>
+          </w:tcPr>
+          <w:p>
+            <w:pPr>
+              <w:spacing w:after="0" w:line="260"/>
+            </w:pPr>
+            <w:r>
+              <w:rPr>
+                <w:rFonts w:ascii="Calibri" w:cs="Calibri" w:eastAsia="Calibri" w:hAnsi="Calibri"/>
+                <w:b/>
+                <w:bCs/>
+                <w:color w:val="111111"/>
+                <w:sz w:val="18"/>
+                <w:szCs w:val="18"/>
+              </w:rPr>
+              <w:t xml:space="preserve">Must hold a stress episode and enough days for the tests of Section 3.7 to have power.</w:t>
+            </w:r>
+          </w:p>
+        </w:tc>
+      </w:tr>
+      <w:tr>
+        <w:trPr>
+          <w:cantSplit/>
+          <w:tblHeader/>
+        </w:trPr>
+        <w:tc>
+          <w:tcPr>
+            <w:tcW w:type="dxa" w:w="2400"/>
+            <w:tcBorders>
+              <w:top w:val="single" w:color="111111" w:sz="4"/>
+              <w:left w:val="none" w:color="FFFFFF" w:sz="0"/>
+              <w:bottom w:val="single" w:color="111111" w:sz="4"/>
+              <w:right w:val="none" w:color="FFFFFF" w:sz="0"/>
+            </w:tcBorders>
+            <w:shd w:fill="F2F2F2" w:color="auto" w:val="clear"/>
+            <w:tcMar>
+              <w:top w:type="dxa" w:w="70"/>
+              <w:left w:type="dxa" w:w="110"/>
+              <w:bottom w:type="dxa" w:w="70"/>
+              <w:right w:type="dxa" w:w="110"/>
+            </w:tcMar>
+          </w:tcPr>
+          <w:p>
+            <w:pPr>
+              <w:spacing w:after="0" w:line="260"/>
+            </w:pPr>
+            <w:r>
+              <w:rPr>
+                <w:rFonts w:ascii="Calibri" w:cs="Calibri" w:eastAsia="Calibri" w:hAnsi="Calibri"/>
+                <w:b/>
+                <w:bCs/>
+                <w:color w:val="111111"/>
+                <w:sz w:val="18"/>
+                <w:szCs w:val="18"/>
+              </w:rPr>
+              <w:t xml:space="preserve">Leakage control 1</w:t>
+            </w:r>
+          </w:p>
+        </w:tc>
+        <w:tc>
+          <w:tcPr>
+            <w:tcW w:type="dxa" w:w="6626"/>
+            <w:tcBorders>
+              <w:top w:val="single" w:color="111111" w:sz="4"/>
+              <w:left w:val="none" w:color="FFFFFF" w:sz="0"/>
+              <w:bottom w:val="single" w:color="111111" w:sz="4"/>
+              <w:right w:val="none" w:color="FFFFFF" w:sz="0"/>
+            </w:tcBorders>
+            <w:shd w:fill="F2F2F2" w:color="auto" w:val="clear"/>
+            <w:tcMar>
+              <w:top w:type="dxa" w:w="70"/>
+              <w:left w:type="dxa" w:w="110"/>
+              <w:bottom w:type="dxa" w:w="70"/>
+              <w:right w:type="dxa" w:w="110"/>
+            </w:tcMar>
+          </w:tcPr>
+          <w:p>
+            <w:pPr>
+              <w:spacing w:after="0" w:line="260"/>
+            </w:pPr>
+            <w:r>
+              <w:rPr>
+                <w:rFonts w:ascii="Calibri" w:cs="Calibri" w:eastAsia="Calibri" w:hAnsi="Calibri"/>
+                <w:b/>
+                <w:bCs/>
+                <w:color w:val="111111"/>
+                <w:sz w:val="18"/>
+                <w:szCs w:val="18"/>
+              </w:rPr>
+              <w:t xml:space="preserve">Standardisers are fitted on training rows only.</w:t>
+            </w:r>
+          </w:p>
+        </w:tc>
+      </w:tr>
+      <w:tr>
+        <w:trPr>
+          <w:cantSplit/>
+          <w:tblHeader/>
+        </w:trPr>
+        <w:tc>
+          <w:tcPr>
+            <w:tcW w:type="dxa" w:w="2400"/>
+            <w:tcBorders>
+              <w:top w:val="single" w:color="111111" w:sz="4"/>
+              <w:left w:val="none" w:color="FFFFFF" w:sz="0"/>
+              <w:bottom w:val="single" w:color="111111" w:sz="4"/>
+              <w:right w:val="none" w:color="FFFFFF" w:sz="0"/>
+            </w:tcBorders>
+            <w:shd w:fill="F2F2F2" w:color="auto" w:val="clear"/>
+            <w:tcMar>
+              <w:top w:type="dxa" w:w="70"/>
+              <w:left w:type="dxa" w:w="110"/>
+              <w:bottom w:type="dxa" w:w="70"/>
+              <w:right w:type="dxa" w:w="110"/>
+            </w:tcMar>
+          </w:tcPr>
+          <w:p>
+            <w:pPr>
+              <w:spacing w:after="0" w:line="260"/>
+            </w:pPr>
+            <w:r>
+              <w:rPr>
+                <w:rFonts w:ascii="Calibri" w:cs="Calibri" w:eastAsia="Calibri" w:hAnsi="Calibri"/>
+                <w:b/>
+                <w:bCs/>
+                <w:color w:val="111111"/>
+                <w:sz w:val="18"/>
+                <w:szCs w:val="18"/>
+              </w:rPr>
+              <w:t xml:space="preserve">Leakage control 2</w:t>
+            </w:r>
+          </w:p>
+        </w:tc>
+        <w:tc>
+          <w:tcPr>
+            <w:tcW w:type="dxa" w:w="6626"/>
+            <w:tcBorders>
+              <w:top w:val="single" w:color="111111" w:sz="4"/>
+              <w:left w:val="none" w:color="FFFFFF" w:sz="0"/>
+              <w:bottom w:val="single" w:color="111111" w:sz="4"/>
+              <w:right w:val="none" w:color="FFFFFF" w:sz="0"/>
+            </w:tcBorders>
+            <w:shd w:fill="F2F2F2" w:color="auto" w:val="clear"/>
+            <w:tcMar>
+              <w:top w:type="dxa" w:w="70"/>
+              <w:left w:type="dxa" w:w="110"/>
+              <w:bottom w:type="dxa" w:w="70"/>
+              <w:right w:type="dxa" w:w="110"/>
+            </w:tcMar>
+          </w:tcPr>
+          <w:p>
+            <w:pPr>
+              <w:spacing w:after="0" w:line="260"/>
+            </w:pPr>
+            <w:r>
+              <w:rPr>
+                <w:rFonts w:ascii="Calibri" w:cs="Calibri" w:eastAsia="Calibri" w:hAnsi="Calibri"/>
+                <w:b/>
+                <w:bCs/>
+                <w:color w:val="111111"/>
+                <w:sz w:val="18"/>
+                <w:szCs w:val="18"/>
+              </w:rPr>
+              <w:t xml:space="preserve">Every input window ends strictly before the date it predicts.</w:t>
+            </w:r>
+          </w:p>
+        </w:tc>
+      </w:tr>
+      <w:tr>
+        <w:trPr>
+          <w:cantSplit/>
+          <w:tblHeader/>
+        </w:trPr>
+        <w:tc>
+          <w:tcPr>
+            <w:tcW w:type="dxa" w:w="2400"/>
+            <w:tcBorders>
+              <w:top w:val="single" w:color="111111" w:sz="4"/>
+              <w:left w:val="none" w:color="FFFFFF" w:sz="0"/>
+              <w:bottom w:val="single" w:color="111111" w:sz="4"/>
+              <w:right w:val="none" w:color="FFFFFF" w:sz="0"/>
+            </w:tcBorders>
+            <w:shd w:fill="F2F2F2" w:color="auto" w:val="clear"/>
+            <w:tcMar>
+              <w:top w:type="dxa" w:w="70"/>
+              <w:left w:type="dxa" w:w="110"/>
+              <w:bottom w:type="dxa" w:w="70"/>
+              <w:right w:type="dxa" w:w="110"/>
+            </w:tcMar>
+          </w:tcPr>
+          <w:p>
+            <w:pPr>
+              <w:spacing w:after="0" w:line="260"/>
+            </w:pPr>
+            <w:r>
+              <w:rPr>
+                <w:rFonts w:ascii="Calibri" w:cs="Calibri" w:eastAsia="Calibri" w:hAnsi="Calibri"/>
+                <w:b/>
+                <w:bCs/>
+                <w:color w:val="111111"/>
+                <w:sz w:val="18"/>
+                <w:szCs w:val="18"/>
+              </w:rPr>
+              <w:t xml:space="preserve">Leakage control 3</w:t>
+            </w:r>
+          </w:p>
+        </w:tc>
+        <w:tc>
+          <w:tcPr>
+            <w:tcW w:type="dxa" w:w="6626"/>
+            <w:tcBorders>
+              <w:top w:val="single" w:color="111111" w:sz="4"/>
+              <w:left w:val="none" w:color="FFFFFF" w:sz="0"/>
+              <w:bottom w:val="single" w:color="111111" w:sz="4"/>
+              <w:right w:val="none" w:color="FFFFFF" w:sz="0"/>
+            </w:tcBorders>
+            <w:shd w:fill="F2F2F2" w:color="auto" w:val="clear"/>
+            <w:tcMar>
+              <w:top w:type="dxa" w:w="70"/>
+              <w:left w:type="dxa" w:w="110"/>
+              <w:bottom w:type="dxa" w:w="70"/>
+              <w:right w:type="dxa" w:w="110"/>
+            </w:tcMar>
+          </w:tcPr>
+          <w:p>
+            <w:pPr>
+              <w:spacing w:after="0" w:line="260"/>
+            </w:pPr>
+            <w:r>
+              <w:rPr>
+                <w:rFonts w:ascii="Calibri" w:cs="Calibri" w:eastAsia="Calibri" w:hAnsi="Calibri"/>
+                <w:b/>
+                <w:bCs/>
+                <w:color w:val="111111"/>
+                <w:sz w:val="18"/>
+                <w:szCs w:val="18"/>
+              </w:rPr>
+              <w:t xml:space="preserve">Each fold's training window ends the day before its first forecast.</w:t>
+            </w:r>
+          </w:p>
+        </w:tc>
+      </w:tr>
+      <w:tr>
+        <w:trPr>
+          <w:cantSplit/>
+          <w:tblHeader/>
+        </w:trPr>
+        <w:tc>
+          <w:tcPr>
+            <w:tcW w:type="dxa" w:w="2400"/>
+            <w:tcBorders>
+              <w:top w:val="single" w:color="111111" w:sz="4"/>
+              <w:left w:val="none" w:color="FFFFFF" w:sz="0"/>
+              <w:bottom w:val="single" w:color="111111" w:sz="4"/>
+              <w:right w:val="none" w:color="FFFFFF" w:sz="0"/>
+            </w:tcBorders>
+            <w:shd w:fill="F2F2F2" w:color="auto" w:val="clear"/>
+            <w:tcMar>
+              <w:top w:type="dxa" w:w="70"/>
+              <w:left w:type="dxa" w:w="110"/>
+              <w:bottom w:type="dxa" w:w="70"/>
+              <w:right w:type="dxa" w:w="110"/>
+            </w:tcMar>
+          </w:tcPr>
+          <w:p>
+            <w:pPr>
+              <w:spacing w:after="0" w:line="260"/>
+            </w:pPr>
+            <w:r>
+              <w:rPr>
+                <w:rFonts w:ascii="Calibri" w:cs="Calibri" w:eastAsia="Calibri" w:hAnsi="Calibri"/>
+                <w:b/>
+                <w:bCs/>
+                <w:color w:val="111111"/>
+                <w:sz w:val="18"/>
+                <w:szCs w:val="18"/>
+              </w:rPr>
+              <w:t xml:space="preserve">Leakage control 4</w:t>
+            </w:r>
+          </w:p>
+        </w:tc>
+        <w:tc>
+          <w:tcPr>
+            <w:tcW w:type="dxa" w:w="6626"/>
+            <w:tcBorders>
+              <w:top w:val="single" w:color="111111" w:sz="4"/>
+              <w:left w:val="none" w:color="FFFFFF" w:sz="0"/>
+              <w:bottom w:val="single" w:color="111111" w:sz="4"/>
+              <w:right w:val="none" w:color="FFFFFF" w:sz="0"/>
+            </w:tcBorders>
+            <w:shd w:fill="F2F2F2" w:color="auto" w:val="clear"/>
+            <w:tcMar>
+              <w:top w:type="dxa" w:w="70"/>
+              <w:left w:type="dxa" w:w="110"/>
+              <w:bottom w:type="dxa" w:w="70"/>
+              <w:right w:type="dxa" w:w="110"/>
+            </w:tcMar>
+          </w:tcPr>
+          <w:p>
+            <w:pPr>
+              <w:spacing w:after="0" w:line="260"/>
+            </w:pPr>
+            <w:r>
+              <w:rPr>
+                <w:rFonts w:ascii="Calibri" w:cs="Calibri" w:eastAsia="Calibri" w:hAnsi="Calibri"/>
+                <w:b/>
+                <w:bCs/>
+                <w:color w:val="111111"/>
+                <w:sz w:val="18"/>
+                <w:szCs w:val="18"/>
+              </w:rPr>
+              <w:t xml:space="preserve">The state model sees training rows only.</w:t>
+            </w:r>
+          </w:p>
+        </w:tc>
+      </w:tr>
+      <w:tr>
+        <w:trPr>
+          <w:cantSplit/>
+          <w:tblHeader/>
+        </w:trPr>
+        <w:tc>
+          <w:tcPr>
+            <w:tcW w:type="dxa" w:w="2400"/>
+            <w:tcBorders>
+              <w:top w:val="single" w:color="111111" w:sz="4"/>
+              <w:left w:val="none" w:color="FFFFFF" w:sz="0"/>
+              <w:bottom w:val="single" w:color="111111" w:sz="4"/>
+              <w:right w:val="none" w:color="FFFFFF" w:sz="0"/>
+            </w:tcBorders>
+            <w:shd w:fill="F2F2F2" w:color="auto" w:val="clear"/>
+            <w:tcMar>
+              <w:top w:type="dxa" w:w="70"/>
+              <w:left w:type="dxa" w:w="110"/>
+              <w:bottom w:type="dxa" w:w="70"/>
+              <w:right w:type="dxa" w:w="110"/>
+            </w:tcMar>
+          </w:tcPr>
+          <w:p>
+            <w:pPr>
+              <w:spacing w:after="0" w:line="260"/>
+            </w:pPr>
+            <w:r>
+              <w:rPr>
+                <w:rFonts w:ascii="Calibri" w:cs="Calibri" w:eastAsia="Calibri" w:hAnsi="Calibri"/>
+                <w:b/>
+                <w:bCs/>
+                <w:color w:val="111111"/>
+                <w:sz w:val="18"/>
+                <w:szCs w:val="18"/>
+              </w:rPr>
+              <w:t xml:space="preserve">Leakage control 5</w:t>
+            </w:r>
+          </w:p>
+        </w:tc>
+        <w:tc>
+          <w:tcPr>
+            <w:tcW w:type="dxa" w:w="6626"/>
+            <w:tcBorders>
+              <w:top w:val="single" w:color="111111" w:sz="4"/>
+              <w:left w:val="none" w:color="FFFFFF" w:sz="0"/>
+              <w:bottom w:val="single" w:color="111111" w:sz="4"/>
+              <w:right w:val="none" w:color="FFFFFF" w:sz="0"/>
+            </w:tcBorders>
+            <w:shd w:fill="F2F2F2" w:color="auto" w:val="clear"/>
+            <w:tcMar>
+              <w:top w:type="dxa" w:w="70"/>
+              <w:left w:type="dxa" w:w="110"/>
+              <w:bottom w:type="dxa" w:w="70"/>
+              <w:right w:type="dxa" w:w="110"/>
+            </w:tcMar>
+          </w:tcPr>
+          <w:p>
+            <w:pPr>
+              <w:spacing w:after="0" w:line="260"/>
+            </w:pPr>
+            <w:r>
+              <w:rPr>
+                <w:rFonts w:ascii="Calibri" w:cs="Calibri" w:eastAsia="Calibri" w:hAnsi="Calibri"/>
+                <w:b/>
+                <w:bCs/>
+                <w:color w:val="111111"/>
+                <w:sz w:val="18"/>
+                <w:szCs w:val="18"/>
+              </w:rPr>
+              <w:t xml:space="preserve">The posterior used downstream is filtered rather than smoothed.</w:t>
+            </w:r>
+          </w:p>
+        </w:tc>
+      </w:tr>
+      <w:tr>
+        <w:trPr>
+          <w:cantSplit/>
+          <w:tblHeader/>
+        </w:trPr>
+        <w:tc>
+          <w:tcPr>
+            <w:tcW w:type="dxa" w:w="2400"/>
+            <w:tcBorders>
+              <w:top w:val="single" w:color="111111" w:sz="4"/>
+              <w:left w:val="none" w:color="FFFFFF" w:sz="0"/>
+              <w:bottom w:val="single" w:color="111111" w:sz="4"/>
+              <w:right w:val="none" w:color="FFFFFF" w:sz="0"/>
+            </w:tcBorders>
+            <w:shd w:fill="F2F2F2" w:color="auto" w:val="clear"/>
+            <w:tcMar>
+              <w:top w:type="dxa" w:w="70"/>
+              <w:left w:type="dxa" w:w="110"/>
+              <w:bottom w:type="dxa" w:w="70"/>
+              <w:right w:type="dxa" w:w="110"/>
+            </w:tcMar>
+          </w:tcPr>
+          <w:p>
+            <w:pPr>
+              <w:spacing w:after="0" w:line="260"/>
+            </w:pPr>
+            <w:r>
+              <w:rPr>
+                <w:rFonts w:ascii="Calibri" w:cs="Calibri" w:eastAsia="Calibri" w:hAnsi="Calibri"/>
+                <w:b/>
+                <w:bCs/>
+                <w:color w:val="111111"/>
+                <w:sz w:val="18"/>
+                <w:szCs w:val="18"/>
+              </w:rPr>
+              <w:t xml:space="preserve">Leakage control 6</w:t>
+            </w:r>
+          </w:p>
+        </w:tc>
+        <w:tc>
+          <w:tcPr>
+            <w:tcW w:type="dxa" w:w="6626"/>
+            <w:tcBorders>
+              <w:top w:val="single" w:color="111111" w:sz="4"/>
+              <w:left w:val="none" w:color="FFFFFF" w:sz="0"/>
+              <w:bottom w:val="single" w:color="111111" w:sz="4"/>
+              <w:right w:val="none" w:color="FFFFFF" w:sz="0"/>
+            </w:tcBorders>
+            <w:shd w:fill="F2F2F2" w:color="auto" w:val="clear"/>
+            <w:tcMar>
+              <w:top w:type="dxa" w:w="70"/>
+              <w:left w:type="dxa" w:w="110"/>
+              <w:bottom w:type="dxa" w:w="70"/>
+              <w:right w:type="dxa" w:w="110"/>
+            </w:tcMar>
+          </w:tcPr>
+          <w:p>
+            <w:pPr>
+              <w:spacing w:after="0" w:line="260"/>
+            </w:pPr>
+            <w:r>
+              <w:rPr>
+                <w:rFonts w:ascii="Calibri" w:cs="Calibri" w:eastAsia="Calibri" w:hAnsi="Calibri"/>
+                <w:b/>
+                <w:bCs/>
+                <w:color w:val="111111"/>
+                <w:sz w:val="18"/>
+                <w:szCs w:val="18"/>
+              </w:rPr>
+              <w:t xml:space="preserve">The regime signal is lagged one day wherever it enters a forecasting model.</w:t>
+            </w:r>
+          </w:p>
+        </w:tc>
+      </w:tr>
+      <w:tr>
+        <w:trPr>
+          <w:cantSplit/>
+          <w:tblHeader/>
+        </w:trPr>
+        <w:tc>
+          <w:tcPr>
+            <w:tcW w:type="dxa" w:w="2400"/>
+            <w:tcBorders>
+              <w:top w:val="single" w:color="111111" w:sz="4"/>
+              <w:left w:val="none" w:color="FFFFFF" w:sz="0"/>
+              <w:bottom w:val="single" w:color="111111" w:sz="4"/>
+              <w:right w:val="none" w:color="FFFFFF" w:sz="0"/>
+            </w:tcBorders>
+            <w:shd w:fill="F2F2F2" w:color="auto" w:val="clear"/>
+            <w:tcMar>
+              <w:top w:type="dxa" w:w="70"/>
+              <w:left w:type="dxa" w:w="110"/>
+              <w:bottom w:type="dxa" w:w="70"/>
+              <w:right w:type="dxa" w:w="110"/>
+            </w:tcMar>
+          </w:tcPr>
+          <w:p>
+            <w:pPr>
+              <w:spacing w:after="0" w:line="260"/>
+            </w:pPr>
+            <w:r>
+              <w:rPr>
+                <w:rFonts w:ascii="Calibri" w:cs="Calibri" w:eastAsia="Calibri" w:hAnsi="Calibri"/>
+                <w:b/>
+                <w:bCs/>
+                <w:color w:val="111111"/>
+                <w:sz w:val="18"/>
+                <w:szCs w:val="18"/>
+              </w:rPr>
+              <w:t xml:space="preserve">Early stopping</w:t>
+            </w:r>
+          </w:p>
+        </w:tc>
+        <w:tc>
+          <w:tcPr>
+            <w:tcW w:type="dxa" w:w="6626"/>
+            <w:tcBorders>
+              <w:top w:val="single" w:color="111111" w:sz="4"/>
+              <w:left w:val="none" w:color="FFFFFF" w:sz="0"/>
+              <w:bottom w:val="single" w:color="111111" w:sz="4"/>
+              <w:right w:val="none" w:color="FFFFFF" w:sz="0"/>
+            </w:tcBorders>
+            <w:shd w:fill="F2F2F2" w:color="auto" w:val="clear"/>
+            <w:tcMar>
+              <w:top w:type="dxa" w:w="70"/>
+              <w:left w:type="dxa" w:w="110"/>
+              <w:bottom w:type="dxa" w:w="70"/>
+              <w:right w:type="dxa" w:w="110"/>
+            </w:tcMar>
+          </w:tcPr>
+          <w:p>
+            <w:pPr>
+              <w:spacing w:after="0" w:line="260"/>
+            </w:pPr>
+            <w:r>
+              <w:rPr>
+                <w:rFonts w:ascii="Calibri" w:cs="Calibri" w:eastAsia="Calibri" w:hAnsi="Calibri"/>
+                <w:b/>
+                <w:bCs/>
+                <w:color w:val="111111"/>
+                <w:sz w:val="18"/>
+                <w:szCs w:val="18"/>
+              </w:rPr>
+              <w:t xml:space="preserve">Monitors a time-ordered tail rather than a random subset, shuffling reintroducing the leakage the outer split prevents.</w:t>
+            </w:r>
+          </w:p>
+        </w:tc>
+      </w:tr>
+      <w:tr>
+        <w:trPr>
+          <w:cantSplit/>
+          <w:tblHeader/>
+        </w:trPr>
+        <w:tc>
+          <w:tcPr>
+            <w:tcW w:type="dxa" w:w="2400"/>
+            <w:tcBorders>
+              <w:top w:val="single" w:color="111111" w:sz="4"/>
+              <w:left w:val="none" w:color="FFFFFF" w:sz="0"/>
+              <w:bottom w:val="single" w:color="111111" w:sz="4"/>
+              <w:right w:val="none" w:color="FFFFFF" w:sz="0"/>
+            </w:tcBorders>
+            <w:shd w:fill="F2F2F2" w:color="auto" w:val="clear"/>
+            <w:tcMar>
+              <w:top w:type="dxa" w:w="70"/>
+              <w:left w:type="dxa" w:w="110"/>
+              <w:bottom w:type="dxa" w:w="70"/>
+              <w:right w:type="dxa" w:w="110"/>
+            </w:tcMar>
+          </w:tcPr>
+          <w:p>
+            <w:pPr>
+              <w:spacing w:after="0" w:line="260"/>
+            </w:pPr>
+            <w:r>
+              <w:rPr>
+                <w:rFonts w:ascii="Calibri" w:cs="Calibri" w:eastAsia="Calibri" w:hAnsi="Calibri"/>
+                <w:b/>
+                <w:bCs/>
+                <w:color w:val="111111"/>
+                <w:sz w:val="18"/>
+                <w:szCs w:val="18"/>
+              </w:rPr>
+              <w:t xml:space="preserve">Selected architecture</w:t>
+            </w:r>
+          </w:p>
+        </w:tc>
+        <w:tc>
+          <w:tcPr>
+            <w:tcW w:type="dxa" w:w="6626"/>
+            <w:tcBorders>
+              <w:top w:val="single" w:color="111111" w:sz="4"/>
+              <w:left w:val="none" w:color="FFFFFF" w:sz="0"/>
+              <w:bottom w:val="single" w:color="111111" w:sz="4"/>
+              <w:right w:val="none" w:color="FFFFFF" w:sz="0"/>
+            </w:tcBorders>
+            <w:shd w:fill="F2F2F2" w:color="auto" w:val="clear"/>
+            <w:tcMar>
+              <w:top w:type="dxa" w:w="70"/>
+              <w:left w:type="dxa" w:w="110"/>
+              <w:bottom w:type="dxa" w:w="70"/>
+              <w:right w:type="dxa" w:w="110"/>
+            </w:tcMar>
+          </w:tcPr>
+          <w:p>
+            <w:pPr>
+              <w:spacing w:after="0" w:line="260"/>
+            </w:pPr>
+            <w:r>
+              <w:rPr>
+                <w:rFonts w:ascii="Calibri" w:cs="Calibri" w:eastAsia="Calibri" w:hAnsi="Calibri"/>
+                <w:b/>
+                <w:bCs/>
+                <w:color w:val="111111"/>
+                <w:sz w:val="18"/>
+                <w:szCs w:val="18"/>
+              </w:rPr>
+              <w:t xml:space="preserve">Held fixed for every variant; re-searching each would confound a component's effect with that of a fresh search.</w:t>
+            </w:r>
+          </w:p>
+        </w:tc>
+      </w:tr>
+      <w:tr>
+        <w:trPr>
+          <w:cantSplit/>
+          <w:tblHeader/>
+        </w:trPr>
+        <w:tc>
+          <w:tcPr>
+            <w:tcW w:type="dxa" w:w="2400"/>
+            <w:tcBorders>
+              <w:top w:val="single" w:color="111111" w:sz="4"/>
+              <w:left w:val="none" w:color="FFFFFF" w:sz="0"/>
+              <w:bottom w:val="single" w:color="111111" w:sz="4"/>
+              <w:right w:val="none" w:color="FFFFFF" w:sz="0"/>
+            </w:tcBorders>
+            <w:shd w:fill="F2F2F2" w:color="auto" w:val="clear"/>
+            <w:tcMar>
+              <w:top w:type="dxa" w:w="70"/>
+              <w:left w:type="dxa" w:w="110"/>
+              <w:bottom w:type="dxa" w:w="70"/>
+              <w:right w:type="dxa" w:w="110"/>
+            </w:tcMar>
+          </w:tcPr>
+          <w:p>
+            <w:pPr>
+              <w:spacing w:after="0" w:line="260"/>
+            </w:pPr>
+            <w:r>
+              <w:rPr>
+                <w:rFonts w:ascii="Calibri" w:cs="Calibri" w:eastAsia="Calibri" w:hAnsi="Calibri"/>
+                <w:b/>
+                <w:bCs/>
+                <w:color w:val="111111"/>
+                <w:sz w:val="18"/>
+                <w:szCs w:val="18"/>
+              </w:rPr>
+              <w:t xml:space="preserve">Transfer: regime model</w:t>
+            </w:r>
+          </w:p>
+        </w:tc>
+        <w:tc>
+          <w:tcPr>
+            <w:tcW w:type="dxa" w:w="6626"/>
+            <w:tcBorders>
+              <w:top w:val="single" w:color="111111" w:sz="4"/>
+              <w:left w:val="none" w:color="FFFFFF" w:sz="0"/>
+              <w:bottom w:val="single" w:color="111111" w:sz="4"/>
+              <w:right w:val="none" w:color="FFFFFF" w:sz="0"/>
+            </w:tcBorders>
+            <w:shd w:fill="F2F2F2" w:color="auto" w:val="clear"/>
+            <w:tcMar>
+              <w:top w:type="dxa" w:w="70"/>
+              <w:left w:type="dxa" w:w="110"/>
+              <w:bottom w:type="dxa" w:w="70"/>
+              <w:right w:type="dxa" w:w="110"/>
+            </w:tcMar>
+          </w:tcPr>
+          <w:p>
+            <w:pPr>
+              <w:spacing w:after="0" w:line="260"/>
+            </w:pPr>
+            <w:r>
+              <w:rPr>
+                <w:rFonts w:ascii="Calibri" w:cs="Calibri" w:eastAsia="Calibri" w:hAnsi="Calibri"/>
+                <w:b/>
+                <w:bCs/>
+                <w:color w:val="111111"/>
+                <w:sz w:val="18"/>
+                <w:szCs w:val="18"/>
+              </w:rPr>
+              <w:t xml:space="preserve">Re-estimated on each asset rather than carried across, a state path fitted to one market's return distribution not being a description of another's.</w:t>
+            </w:r>
+          </w:p>
+        </w:tc>
+      </w:tr>
+      <w:tr>
+        <w:trPr>
+          <w:cantSplit/>
+          <w:tblHeader/>
+        </w:trPr>
+        <w:tc>
+          <w:tcPr>
+            <w:tcW w:type="dxa" w:w="2400"/>
+            <w:tcBorders>
+              <w:top w:val="single" w:color="111111" w:sz="4"/>
+              <w:left w:val="none" w:color="FFFFFF" w:sz="0"/>
+              <w:bottom w:val="single" w:color="111111" w:sz="4"/>
+              <w:right w:val="none" w:color="FFFFFF" w:sz="0"/>
+            </w:tcBorders>
+            <w:shd w:fill="F2F2F2" w:color="auto" w:val="clear"/>
+            <w:tcMar>
+              <w:top w:type="dxa" w:w="70"/>
+              <w:left w:type="dxa" w:w="110"/>
+              <w:bottom w:type="dxa" w:w="70"/>
+              <w:right w:type="dxa" w:w="110"/>
+            </w:tcMar>
+          </w:tcPr>
+          <w:p>
+            <w:pPr>
+              <w:spacing w:after="0" w:line="260"/>
+            </w:pPr>
+            <w:r>
+              <w:rPr>
+                <w:rFonts w:ascii="Calibri" w:cs="Calibri" w:eastAsia="Calibri" w:hAnsi="Calibri"/>
+                <w:b/>
+                <w:bCs/>
+                <w:color w:val="111111"/>
+                <w:sz w:val="18"/>
+                <w:szCs w:val="18"/>
+              </w:rPr>
+              <w:t xml:space="preserve">Transfer: auxiliary input</w:t>
+            </w:r>
+          </w:p>
+        </w:tc>
+        <w:tc>
+          <w:tcPr>
+            <w:tcW w:type="dxa" w:w="6626"/>
+            <w:tcBorders>
+              <w:top w:val="single" w:color="111111" w:sz="4"/>
+              <w:left w:val="none" w:color="FFFFFF" w:sz="0"/>
+              <w:bottom w:val="single" w:color="111111" w:sz="4"/>
+              <w:right w:val="none" w:color="FFFFFF" w:sz="0"/>
+            </w:tcBorders>
+            <w:shd w:fill="F2F2F2" w:color="auto" w:val="clear"/>
+            <w:tcMar>
+              <w:top w:type="dxa" w:w="70"/>
+              <w:left w:type="dxa" w:w="110"/>
+              <w:bottom w:type="dxa" w:w="70"/>
+              <w:right w:type="dxa" w:w="110"/>
+            </w:tcMar>
+          </w:tcPr>
+          <w:p>
+            <w:pPr>
+              <w:spacing w:after="0" w:line="260"/>
+            </w:pPr>
+            <w:r>
+              <w:rPr>
+                <w:rFonts w:ascii="Calibri" w:cs="Calibri" w:eastAsia="Calibri" w:hAnsi="Calibri"/>
+                <w:b/>
+                <w:bCs/>
+                <w:color w:val="111111"/>
+                <w:sz w:val="18"/>
+                <w:szCs w:val="18"/>
+              </w:rPr>
+              <w:t xml:space="preserve">Dropped wherever the available index prices options on a different market, which would be a spillover experiment rather than the feature ablation of Section 3.4.</w:t>
+            </w:r>
+          </w:p>
+        </w:tc>
+      </w:tr>
+      <w:tr>
+        <w:trPr>
+          <w:cantSplit/>
+          <w:tblHeader/>
+        </w:trPr>
+        <w:tc>
+          <w:tcPr>
+            <w:tcW w:type="dxa" w:w="2400"/>
+            <w:tcBorders>
+              <w:top w:val="single" w:color="111111" w:sz="4"/>
+              <w:left w:val="none" w:color="FFFFFF" w:sz="0"/>
+              <w:bottom w:val="single" w:color="111111" w:sz="4"/>
+              <w:right w:val="none" w:color="FFFFFF" w:sz="0"/>
+            </w:tcBorders>
+            <w:shd w:fill="F2F2F2" w:color="auto" w:val="clear"/>
+            <w:tcMar>
+              <w:top w:type="dxa" w:w="70"/>
+              <w:left w:type="dxa" w:w="110"/>
+              <w:bottom w:type="dxa" w:w="70"/>
+              <w:right w:type="dxa" w:w="110"/>
+            </w:tcMar>
+          </w:tcPr>
+          <w:p>
+            <w:pPr>
+              <w:spacing w:after="0" w:line="260"/>
+            </w:pPr>
+            <w:r>
+              <w:rPr>
+                <w:rFonts w:ascii="Calibri" w:cs="Calibri" w:eastAsia="Calibri" w:hAnsi="Calibri"/>
+                <w:b/>
+                <w:bCs/>
+                <w:color w:val="111111"/>
+                <w:sz w:val="18"/>
+                <w:szCs w:val="18"/>
+              </w:rPr>
+              <w:t xml:space="preserve">Transfer: calendar</w:t>
+            </w:r>
+          </w:p>
+        </w:tc>
+        <w:tc>
+          <w:tcPr>
+            <w:tcW w:type="dxa" w:w="6626"/>
+            <w:tcBorders>
+              <w:top w:val="single" w:color="111111" w:sz="4"/>
+              <w:left w:val="none" w:color="FFFFFF" w:sz="0"/>
+              <w:bottom w:val="single" w:color="111111" w:sz="4"/>
+              <w:right w:val="none" w:color="FFFFFF" w:sz="0"/>
+            </w:tcBorders>
+            <w:shd w:fill="F2F2F2" w:color="auto" w:val="clear"/>
+            <w:tcMar>
+              <w:top w:type="dxa" w:w="70"/>
+              <w:left w:type="dxa" w:w="110"/>
+              <w:bottom w:type="dxa" w:w="70"/>
+              <w:right w:type="dxa" w:w="110"/>
+            </w:tcMar>
+          </w:tcPr>
+          <w:p>
+            <w:pPr>
+              <w:spacing w:after="0" w:line="260"/>
+            </w:pPr>
+            <w:r>
+              <w:rPr>
+                <w:rFonts w:ascii="Calibri" w:cs="Calibri" w:eastAsia="Calibri" w:hAnsi="Calibri"/>
+                <w:b/>
+                <w:bCs/>
+                <w:color w:val="111111"/>
+                <w:sz w:val="18"/>
+                <w:szCs w:val="18"/>
+              </w:rPr>
+              <w:t xml:space="preserve">An asset trading on a different exchange calendar yields a different sample; the rows lost are reported.</w:t>
             </w:r>
           </w:p>
         </w:tc>
